--- a/CMA_W_B1_Ch05_AnswerKeys.docx
+++ b/CMA_W_B1_Ch05_AnswerKeys.docx
@@ -97,73 +97,73 @@
                 <w:sz w:val="17"/>
                 <w:szCs w:val="17"/>
               </w:rPr>
-              <w:t xml:space="preserve">B</w:t>
-            </w:r>
-          </w:p>
-        </w:tc>
-        <w:tc>
-          <w:tcPr>
-            <w:tcW w:type="pct" w:w="1667"/>
-            <w:tcMar>
-              <w:top w:type="dxa" w:w="40"/>
-              <w:left w:type="dxa" w:w="100"/>
-              <w:bottom w:type="dxa" w:w="40"/>
-              <w:right w:type="dxa" w:w="100"/>
-            </w:tcMar>
-          </w:tcPr>
-          <w:p>
-            <w:pPr>
-              <w:spacing w:before="22" w:after="22"/>
-            </w:pPr>
-            <w:r>
-              <w:rPr>
-                <w:b/>
-                <w:bCs/>
-                <w:color w:val="8186EF"/>
-                <w:sz w:val="16"/>
-                <w:szCs w:val="16"/>
-              </w:rPr>
-              <w:t xml:space="preserve">11  </w:t>
-            </w:r>
-            <w:r>
-              <w:rPr>
-                <w:sz w:val="17"/>
-                <w:szCs w:val="17"/>
-              </w:rPr>
-              <w:t xml:space="preserve">A</w:t>
-            </w:r>
-          </w:p>
-        </w:tc>
-        <w:tc>
-          <w:tcPr>
-            <w:tcW w:type="pct" w:w="1667"/>
-            <w:tcMar>
-              <w:top w:type="dxa" w:w="40"/>
-              <w:left w:type="dxa" w:w="100"/>
-              <w:bottom w:type="dxa" w:w="40"/>
-              <w:right w:type="dxa" w:w="100"/>
-            </w:tcMar>
-          </w:tcPr>
-          <w:p>
-            <w:pPr>
-              <w:spacing w:before="22" w:after="22"/>
-            </w:pPr>
-            <w:r>
-              <w:rPr>
-                <w:b/>
-                <w:bCs/>
-                <w:color w:val="8186EF"/>
-                <w:sz w:val="16"/>
-                <w:szCs w:val="16"/>
-              </w:rPr>
-              <w:t xml:space="preserve">21  </w:t>
-            </w:r>
-            <w:r>
-              <w:rPr>
-                <w:sz w:val="17"/>
-                <w:szCs w:val="17"/>
-              </w:rPr>
-              <w:t xml:space="preserve">B</w:t>
+              <w:t xml:space="preserve">statement of cash flows · cash equivalents</w:t>
+            </w:r>
+          </w:p>
+        </w:tc>
+        <w:tc>
+          <w:tcPr>
+            <w:tcW w:type="pct" w:w="1667"/>
+            <w:tcMar>
+              <w:top w:type="dxa" w:w="40"/>
+              <w:left w:type="dxa" w:w="100"/>
+              <w:bottom w:type="dxa" w:w="40"/>
+              <w:right w:type="dxa" w:w="100"/>
+            </w:tcMar>
+          </w:tcPr>
+          <w:p>
+            <w:pPr>
+              <w:spacing w:before="22" w:after="22"/>
+            </w:pPr>
+            <w:r>
+              <w:rPr>
+                <w:b/>
+                <w:bCs/>
+                <w:color w:val="8186EF"/>
+                <w:sz w:val="16"/>
+                <w:szCs w:val="16"/>
+              </w:rPr>
+              <w:t xml:space="preserve">9  </w:t>
+            </w:r>
+            <w:r>
+              <w:rPr>
+                <w:sz w:val="17"/>
+                <w:szCs w:val="17"/>
+              </w:rPr>
+              <w:t xml:space="preserve">C</w:t>
+            </w:r>
+          </w:p>
+        </w:tc>
+        <w:tc>
+          <w:tcPr>
+            <w:tcW w:type="pct" w:w="1667"/>
+            <w:tcMar>
+              <w:top w:type="dxa" w:w="40"/>
+              <w:left w:type="dxa" w:w="100"/>
+              <w:bottom w:type="dxa" w:w="40"/>
+              <w:right w:type="dxa" w:w="100"/>
+            </w:tcMar>
+          </w:tcPr>
+          <w:p>
+            <w:pPr>
+              <w:spacing w:before="22" w:after="22"/>
+            </w:pPr>
+            <w:r>
+              <w:rPr>
+                <w:b/>
+                <w:bCs/>
+                <w:color w:val="8186EF"/>
+                <w:sz w:val="16"/>
+                <w:szCs w:val="16"/>
+              </w:rPr>
+              <w:t xml:space="preserve">17  </w:t>
+            </w:r>
+            <w:r>
+              <w:rPr>
+                <w:sz w:val="17"/>
+                <w:szCs w:val="17"/>
+              </w:rPr>
+              <w:t xml:space="preserve">C</w:t>
             </w:r>
           </w:p>
         </w:tc>
@@ -199,7 +199,7 @@
                 <w:sz w:val="17"/>
                 <w:szCs w:val="17"/>
               </w:rPr>
-              <w:t xml:space="preserve">A</w:t>
+              <w:t xml:space="preserve">Cash equivalents · operating activities · investing activities · financing activities</w:t>
             </w:r>
           </w:p>
         </w:tc>
@@ -226,14 +226,14 @@
                 <w:sz w:val="16"/>
                 <w:szCs w:val="16"/>
               </w:rPr>
-              <w:t xml:space="preserve">12  </w:t>
-            </w:r>
-            <w:r>
-              <w:rPr>
-                <w:sz w:val="17"/>
-                <w:szCs w:val="17"/>
-              </w:rPr>
-              <w:t xml:space="preserve">A</w:t>
+              <w:t xml:space="preserve">10  </w:t>
+            </w:r>
+            <w:r>
+              <w:rPr>
+                <w:sz w:val="17"/>
+                <w:szCs w:val="17"/>
+              </w:rPr>
+              <w:t xml:space="preserve">B</w:t>
             </w:r>
           </w:p>
         </w:tc>
@@ -260,7 +260,7 @@
                 <w:sz w:val="16"/>
                 <w:szCs w:val="16"/>
               </w:rPr>
-              <w:t xml:space="preserve">22  </w:t>
+              <w:t xml:space="preserve">18  </w:t>
             </w:r>
             <w:r>
               <w:rPr>
@@ -302,6 +302,39 @@
                 <w:sz w:val="17"/>
                 <w:szCs w:val="17"/>
               </w:rPr>
+              <w:t xml:space="preserve">operating activities · investing activities · financing activities</w:t>
+            </w:r>
+          </w:p>
+        </w:tc>
+        <w:tc>
+          <w:tcPr>
+            <w:tcW w:type="pct" w:w="1667"/>
+            <w:tcMar>
+              <w:top w:type="dxa" w:w="40"/>
+              <w:left w:type="dxa" w:w="100"/>
+              <w:bottom w:type="dxa" w:w="40"/>
+              <w:right w:type="dxa" w:w="100"/>
+            </w:tcMar>
+          </w:tcPr>
+          <w:p>
+            <w:pPr>
+              <w:spacing w:before="22" w:after="22"/>
+            </w:pPr>
+            <w:r>
+              <w:rPr>
+                <w:b/>
+                <w:bCs/>
+                <w:color w:val="8186EF"/>
+                <w:sz w:val="16"/>
+                <w:szCs w:val="16"/>
+              </w:rPr>
+              <w:t xml:space="preserve">11  </w:t>
+            </w:r>
+            <w:r>
+              <w:rPr>
+                <w:sz w:val="17"/>
+                <w:szCs w:val="17"/>
+              </w:rPr>
               <w:t xml:space="preserve">B</w:t>
             </w:r>
           </w:p>
@@ -328,47 +361,14 @@
                 <w:sz w:val="16"/>
                 <w:szCs w:val="16"/>
               </w:rPr>
-              <w:t xml:space="preserve">13  </w:t>
-            </w:r>
-            <w:r>
-              <w:rPr>
-                <w:sz w:val="17"/>
-                <w:szCs w:val="17"/>
-              </w:rPr>
-              <w:t xml:space="preserve">B</w:t>
-            </w:r>
-          </w:p>
-        </w:tc>
-        <w:tc>
-          <w:tcPr>
-            <w:tcW w:type="pct" w:w="1667"/>
-            <w:tcMar>
-              <w:top w:type="dxa" w:w="40"/>
-              <w:left w:type="dxa" w:w="100"/>
-              <w:bottom w:type="dxa" w:w="40"/>
-              <w:right w:type="dxa" w:w="100"/>
-            </w:tcMar>
-          </w:tcPr>
-          <w:p>
-            <w:pPr>
-              <w:spacing w:before="22" w:after="22"/>
-            </w:pPr>
-            <w:r>
-              <w:rPr>
-                <w:b/>
-                <w:bCs/>
-                <w:color w:val="8186EF"/>
-                <w:sz w:val="16"/>
-                <w:szCs w:val="16"/>
-              </w:rPr>
-              <w:t xml:space="preserve">23  </w:t>
-            </w:r>
-            <w:r>
-              <w:rPr>
-                <w:sz w:val="17"/>
-                <w:szCs w:val="17"/>
-              </w:rPr>
-              <w:t xml:space="preserve">C</w:t>
+              <w:t xml:space="preserve">19  </w:t>
+            </w:r>
+            <w:r>
+              <w:rPr>
+                <w:sz w:val="17"/>
+                <w:szCs w:val="17"/>
+              </w:rPr>
+              <w:t xml:space="preserve">A</w:t>
             </w:r>
           </w:p>
         </w:tc>
@@ -404,6 +404,40 @@
                 <w:sz w:val="17"/>
                 <w:szCs w:val="17"/>
               </w:rPr>
+              <w:t xml:space="preserve">T</w:t>
+            </w:r>
+          </w:p>
+        </w:tc>
+        <w:tc>
+          <w:tcPr>
+            <w:tcW w:type="pct" w:w="1667"/>
+            <w:shd w:fill="FBFAF6" w:val="clear"/>
+            <w:tcMar>
+              <w:top w:type="dxa" w:w="40"/>
+              <w:left w:type="dxa" w:w="100"/>
+              <w:bottom w:type="dxa" w:w="40"/>
+              <w:right w:type="dxa" w:w="100"/>
+            </w:tcMar>
+          </w:tcPr>
+          <w:p>
+            <w:pPr>
+              <w:spacing w:before="22" w:after="22"/>
+            </w:pPr>
+            <w:r>
+              <w:rPr>
+                <w:b/>
+                <w:bCs/>
+                <w:color w:val="8186EF"/>
+                <w:sz w:val="16"/>
+                <w:szCs w:val="16"/>
+              </w:rPr>
+              <w:t xml:space="preserve">12  </w:t>
+            </w:r>
+            <w:r>
+              <w:rPr>
+                <w:sz w:val="17"/>
+                <w:szCs w:val="17"/>
+              </w:rPr>
               <w:t xml:space="preserve">C</w:t>
             </w:r>
           </w:p>
@@ -431,48 +465,14 @@
                 <w:sz w:val="16"/>
                 <w:szCs w:val="16"/>
               </w:rPr>
-              <w:t xml:space="preserve">14  </w:t>
-            </w:r>
-            <w:r>
-              <w:rPr>
-                <w:sz w:val="17"/>
-                <w:szCs w:val="17"/>
-              </w:rPr>
-              <w:t xml:space="preserve">B</w:t>
-            </w:r>
-          </w:p>
-        </w:tc>
-        <w:tc>
-          <w:tcPr>
-            <w:tcW w:type="pct" w:w="1667"/>
-            <w:shd w:fill="FBFAF6" w:val="clear"/>
-            <w:tcMar>
-              <w:top w:type="dxa" w:w="40"/>
-              <w:left w:type="dxa" w:w="100"/>
-              <w:bottom w:type="dxa" w:w="40"/>
-              <w:right w:type="dxa" w:w="100"/>
-            </w:tcMar>
-          </w:tcPr>
-          <w:p>
-            <w:pPr>
-              <w:spacing w:before="22" w:after="22"/>
-            </w:pPr>
-            <w:r>
-              <w:rPr>
-                <w:b/>
-                <w:bCs/>
-                <w:color w:val="8186EF"/>
-                <w:sz w:val="16"/>
-                <w:szCs w:val="16"/>
-              </w:rPr>
-              <w:t xml:space="preserve">24  </w:t>
-            </w:r>
-            <w:r>
-              <w:rPr>
-                <w:sz w:val="17"/>
-                <w:szCs w:val="17"/>
-              </w:rPr>
-              <w:t xml:space="preserve">D</w:t>
+              <w:t xml:space="preserve">20  </w:t>
+            </w:r>
+            <w:r>
+              <w:rPr>
+                <w:sz w:val="17"/>
+                <w:szCs w:val="17"/>
+              </w:rPr>
+              <w:t xml:space="preserve">A</w:t>
             </w:r>
           </w:p>
         </w:tc>
@@ -507,6 +507,39 @@
                 <w:sz w:val="17"/>
                 <w:szCs w:val="17"/>
               </w:rPr>
+              <w:t xml:space="preserve">A</w:t>
+            </w:r>
+          </w:p>
+        </w:tc>
+        <w:tc>
+          <w:tcPr>
+            <w:tcW w:type="pct" w:w="1667"/>
+            <w:tcMar>
+              <w:top w:type="dxa" w:w="40"/>
+              <w:left w:type="dxa" w:w="100"/>
+              <w:bottom w:type="dxa" w:w="40"/>
+              <w:right w:type="dxa" w:w="100"/>
+            </w:tcMar>
+          </w:tcPr>
+          <w:p>
+            <w:pPr>
+              <w:spacing w:before="22" w:after="22"/>
+            </w:pPr>
+            <w:r>
+              <w:rPr>
+                <w:b/>
+                <w:bCs/>
+                <w:color w:val="8186EF"/>
+                <w:sz w:val="16"/>
+                <w:szCs w:val="16"/>
+              </w:rPr>
+              <w:t xml:space="preserve">13  </w:t>
+            </w:r>
+            <w:r>
+              <w:rPr>
+                <w:sz w:val="17"/>
+                <w:szCs w:val="17"/>
+              </w:rPr>
               <w:t xml:space="preserve">C</w:t>
             </w:r>
           </w:p>
@@ -533,47 +566,14 @@
                 <w:sz w:val="16"/>
                 <w:szCs w:val="16"/>
               </w:rPr>
-              <w:t xml:space="preserve">15  </w:t>
-            </w:r>
-            <w:r>
-              <w:rPr>
-                <w:sz w:val="17"/>
-                <w:szCs w:val="17"/>
-              </w:rPr>
-              <w:t xml:space="preserve">C</w:t>
-            </w:r>
-          </w:p>
-        </w:tc>
-        <w:tc>
-          <w:tcPr>
-            <w:tcW w:type="pct" w:w="1667"/>
-            <w:tcMar>
-              <w:top w:type="dxa" w:w="40"/>
-              <w:left w:type="dxa" w:w="100"/>
-              <w:bottom w:type="dxa" w:w="40"/>
-              <w:right w:type="dxa" w:w="100"/>
-            </w:tcMar>
-          </w:tcPr>
-          <w:p>
-            <w:pPr>
-              <w:spacing w:before="22" w:after="22"/>
-            </w:pPr>
-            <w:r>
-              <w:rPr>
-                <w:b/>
-                <w:bCs/>
-                <w:color w:val="8186EF"/>
-                <w:sz w:val="16"/>
-                <w:szCs w:val="16"/>
-              </w:rPr>
-              <w:t xml:space="preserve">25  </w:t>
-            </w:r>
-            <w:r>
-              <w:rPr>
-                <w:sz w:val="17"/>
-                <w:szCs w:val="17"/>
-              </w:rPr>
-              <w:t xml:space="preserve">A</w:t>
+              <w:t xml:space="preserve">21  </w:t>
+            </w:r>
+            <w:r>
+              <w:rPr>
+                <w:sz w:val="17"/>
+                <w:szCs w:val="17"/>
+              </w:rPr>
+              <w:t xml:space="preserve">Compare with the model earlier in this handout.</w:t>
             </w:r>
           </w:p>
         </w:tc>
@@ -609,7 +609,7 @@
                 <w:sz w:val="17"/>
                 <w:szCs w:val="17"/>
               </w:rPr>
-              <w:t xml:space="preserve">B</w:t>
+              <w:t xml:space="preserve">A</w:t>
             </w:r>
           </w:p>
         </w:tc>
@@ -636,14 +636,14 @@
                 <w:sz w:val="16"/>
                 <w:szCs w:val="16"/>
               </w:rPr>
-              <w:t xml:space="preserve">16  </w:t>
-            </w:r>
-            <w:r>
-              <w:rPr>
-                <w:sz w:val="17"/>
-                <w:szCs w:val="17"/>
-              </w:rPr>
-              <w:t xml:space="preserve">B</w:t>
+              <w:t xml:space="preserve">14  </w:t>
+            </w:r>
+            <w:r>
+              <w:rPr>
+                <w:sz w:val="17"/>
+                <w:szCs w:val="17"/>
+              </w:rPr>
+              <w:t xml:space="preserve">T</w:t>
             </w:r>
           </w:p>
         </w:tc>
@@ -670,14 +670,14 @@
                 <w:sz w:val="16"/>
                 <w:szCs w:val="16"/>
               </w:rPr>
-              <w:t xml:space="preserve">26  </w:t>
-            </w:r>
-            <w:r>
-              <w:rPr>
-                <w:sz w:val="17"/>
-                <w:szCs w:val="17"/>
-              </w:rPr>
-              <w:t xml:space="preserve">A</w:t>
+              <w:t xml:space="preserve">22  </w:t>
+            </w:r>
+            <w:r>
+              <w:rPr>
+                <w:sz w:val="17"/>
+                <w:szCs w:val="17"/>
+              </w:rPr>
+              <w:t xml:space="preserve">The statement of cash flows reports a company's cash receipts and cash payments for a period. Users need it because profit is not cash. It helps them judge whether the company can produce cash, pay its debts and dividends, and fund its growth without new financing.</w:t>
             </w:r>
           </w:p>
         </w:tc>
@@ -712,39 +712,6 @@
                 <w:sz w:val="17"/>
                 <w:szCs w:val="17"/>
               </w:rPr>
-              <w:t xml:space="preserve">T</w:t>
-            </w:r>
-          </w:p>
-        </w:tc>
-        <w:tc>
-          <w:tcPr>
-            <w:tcW w:type="pct" w:w="1667"/>
-            <w:tcMar>
-              <w:top w:type="dxa" w:w="40"/>
-              <w:left w:type="dxa" w:w="100"/>
-              <w:bottom w:type="dxa" w:w="40"/>
-              <w:right w:type="dxa" w:w="100"/>
-            </w:tcMar>
-          </w:tcPr>
-          <w:p>
-            <w:pPr>
-              <w:spacing w:before="22" w:after="22"/>
-            </w:pPr>
-            <w:r>
-              <w:rPr>
-                <w:b/>
-                <w:bCs/>
-                <w:color w:val="8186EF"/>
-                <w:sz w:val="16"/>
-                <w:szCs w:val="16"/>
-              </w:rPr>
-              <w:t xml:space="preserve">17  </w:t>
-            </w:r>
-            <w:r>
-              <w:rPr>
-                <w:sz w:val="17"/>
-                <w:szCs w:val="17"/>
-              </w:rPr>
               <w:t xml:space="preserve">B</w:t>
             </w:r>
           </w:p>
@@ -771,14 +738,37 @@
                 <w:sz w:val="16"/>
                 <w:szCs w:val="16"/>
               </w:rPr>
-              <w:t xml:space="preserve">27  </w:t>
-            </w:r>
-            <w:r>
-              <w:rPr>
-                <w:sz w:val="17"/>
-                <w:szCs w:val="17"/>
-              </w:rPr>
-              <w:t xml:space="preserve">Compare with the model earlier in this handout.</w:t>
+              <w:t xml:space="preserve">15  </w:t>
+            </w:r>
+            <w:r>
+              <w:rPr>
+                <w:sz w:val="17"/>
+                <w:szCs w:val="17"/>
+              </w:rPr>
+              <w:t xml:space="preserve">B</w:t>
+            </w:r>
+          </w:p>
+        </w:tc>
+        <w:tc>
+          <w:tcPr>
+            <w:tcW w:type="pct" w:w="1667"/>
+            <w:tcMar>
+              <w:top w:type="dxa" w:w="40"/>
+              <w:left w:type="dxa" w:w="100"/>
+              <w:bottom w:type="dxa" w:w="40"/>
+              <w:right w:type="dxa" w:w="100"/>
+            </w:tcMar>
+          </w:tcPr>
+          <w:p>
+            <w:pPr>
+              <w:spacing w:before="24" w:after="24"/>
+            </w:pPr>
+            <w:r>
+              <w:rPr>
+                <w:sz w:val="16"/>
+                <w:szCs w:val="16"/>
+              </w:rPr>
+              <w:t xml:space="preserve"/>
             </w:r>
           </w:p>
         </w:tc>
@@ -814,7 +804,7 @@
                 <w:sz w:val="17"/>
                 <w:szCs w:val="17"/>
               </w:rPr>
-              <w:t xml:space="preserve">F</w:t>
+              <w:t xml:space="preserve">B</w:t>
             </w:r>
           </w:p>
         </w:tc>
@@ -841,209 +831,14 @@
                 <w:sz w:val="16"/>
                 <w:szCs w:val="16"/>
               </w:rPr>
-              <w:t xml:space="preserve">18  </w:t>
-            </w:r>
-            <w:r>
-              <w:rPr>
-                <w:sz w:val="17"/>
-                <w:szCs w:val="17"/>
-              </w:rPr>
-              <w:t xml:space="preserve">C</w:t>
-            </w:r>
-          </w:p>
-        </w:tc>
-        <w:tc>
-          <w:tcPr>
-            <w:tcW w:type="pct" w:w="1667"/>
-            <w:shd w:fill="FBFAF6" w:val="clear"/>
-            <w:tcMar>
-              <w:top w:type="dxa" w:w="40"/>
-              <w:left w:type="dxa" w:w="100"/>
-              <w:bottom w:type="dxa" w:w="40"/>
-              <w:right w:type="dxa" w:w="100"/>
-            </w:tcMar>
-          </w:tcPr>
-          <w:p>
-            <w:pPr>
-              <w:spacing w:before="22" w:after="22"/>
-            </w:pPr>
-            <w:r>
-              <w:rPr>
-                <w:b/>
-                <w:bCs/>
-                <w:color w:val="8186EF"/>
-                <w:sz w:val="16"/>
-                <w:szCs w:val="16"/>
-              </w:rPr>
-              <w:t xml:space="preserve">28  </w:t>
-            </w:r>
-            <w:r>
-              <w:rPr>
-                <w:sz w:val="17"/>
-                <w:szCs w:val="17"/>
-              </w:rPr>
-              <w:t xml:space="preserve">The statement of cash flows reports a company's cash receipts and cash payments for a period. Users need it because profit is not cash. It helps them judge whether the company can produce cash, pay its debts and dividends, and fund its growth without new financing.</w:t>
-            </w:r>
-          </w:p>
-        </w:tc>
-      </w:tr>
-      <w:tr>
-        <w:tc>
-          <w:tcPr>
-            <w:tcW w:type="pct" w:w="1667"/>
-            <w:tcMar>
-              <w:top w:type="dxa" w:w="40"/>
-              <w:left w:type="dxa" w:w="100"/>
-              <w:bottom w:type="dxa" w:w="40"/>
-              <w:right w:type="dxa" w:w="100"/>
-            </w:tcMar>
-          </w:tcPr>
-          <w:p>
-            <w:pPr>
-              <w:spacing w:before="22" w:after="22"/>
-            </w:pPr>
-            <w:r>
-              <w:rPr>
-                <w:b/>
-                <w:bCs/>
-                <w:color w:val="8186EF"/>
-                <w:sz w:val="16"/>
-                <w:szCs w:val="16"/>
-              </w:rPr>
-              <w:t xml:space="preserve">9  </w:t>
-            </w:r>
-            <w:r>
-              <w:rPr>
-                <w:sz w:val="17"/>
-                <w:szCs w:val="17"/>
-              </w:rPr>
-              <w:t xml:space="preserve">T</w:t>
-            </w:r>
-          </w:p>
-        </w:tc>
-        <w:tc>
-          <w:tcPr>
-            <w:tcW w:type="pct" w:w="1667"/>
-            <w:tcMar>
-              <w:top w:type="dxa" w:w="40"/>
-              <w:left w:type="dxa" w:w="100"/>
-              <w:bottom w:type="dxa" w:w="40"/>
-              <w:right w:type="dxa" w:w="100"/>
-            </w:tcMar>
-          </w:tcPr>
-          <w:p>
-            <w:pPr>
-              <w:spacing w:before="22" w:after="22"/>
-            </w:pPr>
-            <w:r>
-              <w:rPr>
-                <w:b/>
-                <w:bCs/>
-                <w:color w:val="8186EF"/>
-                <w:sz w:val="16"/>
-                <w:szCs w:val="16"/>
-              </w:rPr>
-              <w:t xml:space="preserve">19  </w:t>
-            </w:r>
-            <w:r>
-              <w:rPr>
-                <w:sz w:val="17"/>
-                <w:szCs w:val="17"/>
-              </w:rPr>
-              <w:t xml:space="preserve">C</w:t>
-            </w:r>
-          </w:p>
-        </w:tc>
-        <w:tc>
-          <w:tcPr>
-            <w:tcW w:type="pct" w:w="1667"/>
-            <w:tcMar>
-              <w:top w:type="dxa" w:w="40"/>
-              <w:left w:type="dxa" w:w="100"/>
-              <w:bottom w:type="dxa" w:w="40"/>
-              <w:right w:type="dxa" w:w="100"/>
-            </w:tcMar>
-          </w:tcPr>
-          <w:p>
-            <w:pPr>
-              <w:spacing w:before="24" w:after="24"/>
-            </w:pPr>
-            <w:r>
-              <w:rPr>
-                <w:sz w:val="16"/>
-                <w:szCs w:val="16"/>
-              </w:rPr>
-              <w:t xml:space="preserve"/>
-            </w:r>
-          </w:p>
-        </w:tc>
-      </w:tr>
-      <w:tr>
-        <w:tc>
-          <w:tcPr>
-            <w:tcW w:type="pct" w:w="1667"/>
-            <w:shd w:fill="FBFAF6" w:val="clear"/>
-            <w:tcMar>
-              <w:top w:type="dxa" w:w="40"/>
-              <w:left w:type="dxa" w:w="100"/>
-              <w:bottom w:type="dxa" w:w="40"/>
-              <w:right w:type="dxa" w:w="100"/>
-            </w:tcMar>
-          </w:tcPr>
-          <w:p>
-            <w:pPr>
-              <w:spacing w:before="22" w:after="22"/>
-            </w:pPr>
-            <w:r>
-              <w:rPr>
-                <w:b/>
-                <w:bCs/>
-                <w:color w:val="8186EF"/>
-                <w:sz w:val="16"/>
-                <w:szCs w:val="16"/>
-              </w:rPr>
-              <w:t xml:space="preserve">10  </w:t>
-            </w:r>
-            <w:r>
-              <w:rPr>
-                <w:sz w:val="17"/>
-                <w:szCs w:val="17"/>
-              </w:rPr>
-              <w:t xml:space="preserve">T</w:t>
-            </w:r>
-          </w:p>
-        </w:tc>
-        <w:tc>
-          <w:tcPr>
-            <w:tcW w:type="pct" w:w="1667"/>
-            <w:shd w:fill="FBFAF6" w:val="clear"/>
-            <w:tcMar>
-              <w:top w:type="dxa" w:w="40"/>
-              <w:left w:type="dxa" w:w="100"/>
-              <w:bottom w:type="dxa" w:w="40"/>
-              <w:right w:type="dxa" w:w="100"/>
-            </w:tcMar>
-          </w:tcPr>
-          <w:p>
-            <w:pPr>
-              <w:spacing w:before="22" w:after="22"/>
-            </w:pPr>
-            <w:r>
-              <w:rPr>
-                <w:b/>
-                <w:bCs/>
-                <w:color w:val="8186EF"/>
-                <w:sz w:val="16"/>
-                <w:szCs w:val="16"/>
-              </w:rPr>
-              <w:t xml:space="preserve">20  </w:t>
-            </w:r>
-            <w:r>
-              <w:rPr>
-                <w:sz w:val="17"/>
-                <w:szCs w:val="17"/>
-              </w:rPr>
-              <w:t xml:space="preserve">T</w:t>
+              <w:t xml:space="preserve">16  </w:t>
+            </w:r>
+            <w:r>
+              <w:rPr>
+                <w:sz w:val="17"/>
+                <w:szCs w:val="17"/>
+              </w:rPr>
+              <w:t xml:space="preserve">D</w:t>
             </w:r>
           </w:p>
         </w:tc>
@@ -1109,7 +904,7 @@
           <w:sz w:val="16"/>
           <w:szCs w:val="16"/>
         </w:rPr>
-        <w:t xml:space="preserve">Transfers between cash and restricted cash are not cash flows. A is wrong: The statement explains cash and restricted cash together. C is wrong: No bond has been repaid yet.</w:t>
+        <w:t xml:space="preserve">The book writes: “The statement of cash flows reports a company's cash receipts and cash payments for a period. It helps them judge whether the company can produce cash, pay its debts and dividends, and fund its growth without new financing. The statement explains the change in cash, cash equivalents and restricted cash together.”</w:t>
       </w:r>
     </w:p>
     <w:p>
@@ -1132,7 +927,7 @@
           <w:sz w:val="16"/>
           <w:szCs w:val="16"/>
         </w:rPr>
-        <w:t xml:space="preserve">U.S. GAAP fixes interest paid in operating. B is wrong: Financing is an IAS 7 option only. C is wrong: Interest paid is never investing.</w:t>
+        <w:t xml:space="preserve">The book writes: “Cash equivalents are short-term, highly liquid investments with an original maturity to the holder of three months or less. Moving money between these categories is not a cash flow. Cash flows are grouped into operating activities, investing activities and financing activities.”</w:t>
       </w:r>
     </w:p>
     <w:p>
@@ -1155,6 +950,282 @@
           <w:sz w:val="16"/>
           <w:szCs w:val="16"/>
         </w:rPr>
+        <w:t xml:space="preserve">The book writes: “Moving money between these categories is not a cash flow. Cash flows are grouped into operating activities, investing activities and financing activities. Strong operating cash is a good sign, but a reader should also ask where the cash went.”</w:t>
+      </w:r>
+    </w:p>
+    <w:p>
+      <w:pPr>
+        <w:spacing w:after="18"/>
+        <w:ind w:left="300" w:hanging="300"/>
+      </w:pPr>
+      <w:r>
+        <w:rPr>
+          <w:b/>
+          <w:bCs/>
+          <w:color w:val="8186EF"/>
+          <w:sz w:val="16"/>
+          <w:szCs w:val="16"/>
+        </w:rPr>
+        <w:t xml:space="preserve">4  </w:t>
+      </w:r>
+      <w:r>
+        <w:rPr>
+          <w:sz w:val="16"/>
+          <w:szCs w:val="16"/>
+        </w:rPr>
+        <w:t xml:space="preserve">The framework defines the elements, and every amount belongs to one of them.</w:t>
+      </w:r>
+    </w:p>
+    <w:p>
+      <w:pPr>
+        <w:spacing w:after="18"/>
+        <w:ind w:left="300" w:hanging="300"/>
+      </w:pPr>
+      <w:r>
+        <w:rPr>
+          <w:b/>
+          <w:bCs/>
+          <w:color w:val="8186EF"/>
+          <w:sz w:val="16"/>
+          <w:szCs w:val="16"/>
+        </w:rPr>
+        <w:t xml:space="preserve">5  </w:t>
+      </w:r>
+      <w:r>
+        <w:rPr>
+          <w:sz w:val="16"/>
+          <w:szCs w:val="16"/>
+        </w:rPr>
+        <w:t xml:space="preserve">The book numbers “Purpose and structure of the statement of cash flows” as section 5.1.</w:t>
+      </w:r>
+    </w:p>
+    <w:p>
+      <w:pPr>
+        <w:spacing w:after="18"/>
+        <w:ind w:left="300" w:hanging="300"/>
+      </w:pPr>
+      <w:r>
+        <w:rPr>
+          <w:b/>
+          <w:bCs/>
+          <w:color w:val="8186EF"/>
+          <w:sz w:val="16"/>
+          <w:szCs w:val="16"/>
+        </w:rPr>
+        <w:t xml:space="preserve">6  </w:t>
+      </w:r>
+      <w:r>
+        <w:rPr>
+          <w:sz w:val="16"/>
+          <w:szCs w:val="16"/>
+        </w:rPr>
+        <w:t xml:space="preserve">The book numbers “Classifying cash flows” as section 5.2.</w:t>
+      </w:r>
+    </w:p>
+    <w:p>
+      <w:pPr>
+        <w:spacing w:after="18"/>
+        <w:ind w:left="300" w:hanging="300"/>
+      </w:pPr>
+      <w:r>
+        <w:rPr>
+          <w:b/>
+          <w:bCs/>
+          <w:color w:val="8186EF"/>
+          <w:sz w:val="16"/>
+          <w:szCs w:val="16"/>
+        </w:rPr>
+        <w:t xml:space="preserve">7  </w:t>
+      </w:r>
+      <w:r>
+        <w:rPr>
+          <w:sz w:val="16"/>
+          <w:szCs w:val="16"/>
+        </w:rPr>
+        <w:t xml:space="preserve">The book numbers “The indirect method” as section 5.3.</w:t>
+      </w:r>
+    </w:p>
+    <w:p>
+      <w:pPr>
+        <w:spacing w:after="18"/>
+        <w:ind w:left="300" w:hanging="300"/>
+      </w:pPr>
+      <w:r>
+        <w:rPr>
+          <w:b/>
+          <w:bCs/>
+          <w:color w:val="8186EF"/>
+          <w:sz w:val="16"/>
+          <w:szCs w:val="16"/>
+        </w:rPr>
+        <w:t xml:space="preserve">8  </w:t>
+      </w:r>
+      <w:r>
+        <w:rPr>
+          <w:sz w:val="16"/>
+          <w:szCs w:val="16"/>
+        </w:rPr>
+        <w:t xml:space="preserve">The book numbers “The direct method and required disclosures” as section 5.4.</w:t>
+      </w:r>
+    </w:p>
+    <w:p>
+      <w:pPr>
+        <w:spacing w:after="18"/>
+        <w:ind w:left="300" w:hanging="300"/>
+      </w:pPr>
+      <w:r>
+        <w:rPr>
+          <w:b/>
+          <w:bCs/>
+          <w:color w:val="8186EF"/>
+          <w:sz w:val="16"/>
+          <w:szCs w:val="16"/>
+        </w:rPr>
+        <w:t xml:space="preserve">9  </w:t>
+      </w:r>
+      <w:r>
+        <w:rPr>
+          <w:sz w:val="16"/>
+          <w:szCs w:val="16"/>
+        </w:rPr>
+        <w:t xml:space="preserve">Operating cash flow is the ongoing source of repayment. A is wrong: Investing flows come from buying and selling long-term assets. B is wrong: Financing shows the loans themselves, not the ability to repay.</w:t>
+      </w:r>
+    </w:p>
+    <w:p>
+      <w:pPr>
+        <w:spacing w:after="18"/>
+        <w:ind w:left="300" w:hanging="300"/>
+      </w:pPr>
+      <w:r>
+        <w:rPr>
+          <w:b/>
+          <w:bCs/>
+          <w:color w:val="8186EF"/>
+          <w:sz w:val="16"/>
+          <w:szCs w:val="16"/>
+        </w:rPr>
+        <w:t xml:space="preserve">10  </w:t>
+      </w:r>
+      <w:r>
+        <w:rPr>
+          <w:sz w:val="16"/>
+          <w:szCs w:val="16"/>
+        </w:rPr>
+        <w:t xml:space="preserve">Noncash expenses of $4,924,000 explain most of the difference. A is wrong: Receivables rose, which reduced operating cash. C is wrong: Borrowing is a financing inflow.</w:t>
+      </w:r>
+    </w:p>
+    <w:p>
+      <w:pPr>
+        <w:spacing w:after="18"/>
+        <w:ind w:left="300" w:hanging="300"/>
+      </w:pPr>
+      <w:r>
+        <w:rPr>
+          <w:b/>
+          <w:bCs/>
+          <w:color w:val="8186EF"/>
+          <w:sz w:val="16"/>
+          <w:szCs w:val="16"/>
+        </w:rPr>
+        <w:t xml:space="preserve">11  </w:t>
+      </w:r>
+      <w:r>
+        <w:rPr>
+          <w:sz w:val="16"/>
+          <w:szCs w:val="16"/>
+        </w:rPr>
+        <w:t xml:space="preserve">Investment outflows are funded by operations and new financing. A is wrong: Selling assets would give positive investing cash flow. C is wrong: Positive operating cash flow does not suggest this.</w:t>
+      </w:r>
+    </w:p>
+    <w:p>
+      <w:pPr>
+        <w:spacing w:after="18"/>
+        <w:ind w:left="300" w:hanging="300"/>
+      </w:pPr>
+      <w:r>
+        <w:rPr>
+          <w:b/>
+          <w:bCs/>
+          <w:color w:val="8186EF"/>
+          <w:sz w:val="16"/>
+          <w:szCs w:val="16"/>
+        </w:rPr>
+        <w:t xml:space="preserve">12  </w:t>
+      </w:r>
+      <w:r>
+        <w:rPr>
+          <w:sz w:val="16"/>
+          <w:szCs w:val="16"/>
+        </w:rPr>
+        <w:t xml:space="preserve">The cash flow statement shows the sources and uses of cash during the year. A is wrong: The balance sheet shows total assets. B is wrong: Par value is shown in equity.</w:t>
+      </w:r>
+    </w:p>
+    <w:p>
+      <w:pPr>
+        <w:spacing w:after="18"/>
+        <w:ind w:left="300" w:hanging="300"/>
+      </w:pPr>
+      <w:r>
+        <w:rPr>
+          <w:b/>
+          <w:bCs/>
+          <w:color w:val="8186EF"/>
+          <w:sz w:val="16"/>
+          <w:szCs w:val="16"/>
+        </w:rPr>
+        <w:t xml:space="preserve">13  </w:t>
+      </w:r>
+      <w:r>
+        <w:rPr>
+          <w:sz w:val="16"/>
+          <w:szCs w:val="16"/>
+        </w:rPr>
+        <w:t xml:space="preserve">Operating cash flow is the ongoing source of repayment. A is wrong: Investing flows come from buying and selling long-term assets. B is wrong: Financing shows the loans themselves, not the ability to repay.</w:t>
+      </w:r>
+    </w:p>
+    <w:p>
+      <w:pPr>
+        <w:spacing w:after="18"/>
+        <w:ind w:left="300" w:hanging="300"/>
+      </w:pPr>
+      <w:r>
+        <w:rPr>
+          <w:b/>
+          <w:bCs/>
+          <w:color w:val="8186EF"/>
+          <w:sz w:val="16"/>
+          <w:szCs w:val="16"/>
+        </w:rPr>
+        <w:t xml:space="preserve">14  </w:t>
+      </w:r>
+      <w:r>
+        <w:rPr>
+          <w:sz w:val="16"/>
+          <w:szCs w:val="16"/>
+        </w:rPr>
+        <w:t xml:space="preserve">CMA questions use exact terms, and one word can change the answer.</w:t>
+      </w:r>
+    </w:p>
+    <w:p>
+      <w:pPr>
+        <w:spacing w:after="18"/>
+        <w:ind w:left="300" w:hanging="300"/>
+      </w:pPr>
+      <w:r>
+        <w:rPr>
+          <w:b/>
+          <w:bCs/>
+          <w:color w:val="8186EF"/>
+          <w:sz w:val="16"/>
+          <w:szCs w:val="16"/>
+        </w:rPr>
+        <w:t xml:space="preserve">15  </w:t>
+      </w:r>
+      <w:r>
+        <w:rPr>
+          <w:sz w:val="16"/>
+          <w:szCs w:val="16"/>
+        </w:rPr>
         <w:t xml:space="preserve">The book’s own table gives Operating (U.S. GAAP gives no choice). as the answer of Interest paid on a bank loan.</w:t>
       </w:r>
     </w:p>
@@ -1171,7 +1242,7 @@
           <w:sz w:val="16"/>
           <w:szCs w:val="16"/>
         </w:rPr>
-        <w:t xml:space="preserve">4  </w:t>
+        <w:t xml:space="preserve">16  </w:t>
       </w:r>
       <w:r>
         <w:rPr>
@@ -1194,7 +1265,7 @@
           <w:sz w:val="16"/>
           <w:szCs w:val="16"/>
         </w:rPr>
-        <w:t xml:space="preserve">5  </w:t>
+        <w:t xml:space="preserve">17  </w:t>
       </w:r>
       <w:r>
         <w:rPr>
@@ -1217,282 +1288,6 @@
           <w:sz w:val="16"/>
           <w:szCs w:val="16"/>
         </w:rPr>
-        <w:t xml:space="preserve">6  </w:t>
-      </w:r>
-      <w:r>
-        <w:rPr>
-          <w:sz w:val="16"/>
-          <w:szCs w:val="16"/>
-        </w:rPr>
-        <w:t xml:space="preserve">The book’s own table gives Financing: a transaction with owners. as the answer of Buying back own shares.</w:t>
-      </w:r>
-    </w:p>
-    <w:p>
-      <w:pPr>
-        <w:spacing w:after="18"/>
-        <w:ind w:left="300" w:hanging="300"/>
-      </w:pPr>
-      <w:r>
-        <w:rPr>
-          <w:b/>
-          <w:bCs/>
-          <w:color w:val="8186EF"/>
-          <w:sz w:val="16"/>
-          <w:szCs w:val="16"/>
-        </w:rPr>
-        <w:t xml:space="preserve">7  </w:t>
-      </w:r>
-      <w:r>
-        <w:rPr>
-          <w:sz w:val="16"/>
-          <w:szCs w:val="16"/>
-        </w:rPr>
-        <w:t xml:space="preserve">The book pairs Interest paid on a bank loan with “Operating (U.S. GAAP gives no choice).”.</w:t>
-      </w:r>
-    </w:p>
-    <w:p>
-      <w:pPr>
-        <w:spacing w:after="18"/>
-        <w:ind w:left="300" w:hanging="300"/>
-      </w:pPr>
-      <w:r>
-        <w:rPr>
-          <w:b/>
-          <w:bCs/>
-          <w:color w:val="8186EF"/>
-          <w:sz w:val="16"/>
-          <w:szCs w:val="16"/>
-        </w:rPr>
-        <w:t xml:space="preserve">8  </w:t>
-      </w:r>
-      <w:r>
-        <w:rPr>
-          <w:sz w:val="16"/>
-          <w:szCs w:val="16"/>
-        </w:rPr>
-        <w:t xml:space="preserve">The book pairs Selling Jordan Glass shares with “Investing: another company's securities.”, not with “Operating (U.S. GAAP gives no choice).”.</w:t>
-      </w:r>
-    </w:p>
-    <w:p>
-      <w:pPr>
-        <w:spacing w:after="18"/>
-        <w:ind w:left="300" w:hanging="300"/>
-      </w:pPr>
-      <w:r>
-        <w:rPr>
-          <w:b/>
-          <w:bCs/>
-          <w:color w:val="8186EF"/>
-          <w:sz w:val="16"/>
-          <w:szCs w:val="16"/>
-        </w:rPr>
-        <w:t xml:space="preserve">9  </w:t>
-      </w:r>
-      <w:r>
-        <w:rPr>
-          <w:sz w:val="16"/>
-          <w:szCs w:val="16"/>
-        </w:rPr>
-        <w:t xml:space="preserve">The book pairs Land for a long-term note with “Noncash investing and financing activity: disclosed, not in the body.”.</w:t>
-      </w:r>
-    </w:p>
-    <w:p>
-      <w:pPr>
-        <w:spacing w:after="18"/>
-        <w:ind w:left="300" w:hanging="300"/>
-      </w:pPr>
-      <w:r>
-        <w:rPr>
-          <w:b/>
-          <w:bCs/>
-          <w:color w:val="8186EF"/>
-          <w:sz w:val="16"/>
-          <w:szCs w:val="16"/>
-        </w:rPr>
-        <w:t xml:space="preserve">10  </w:t>
-      </w:r>
-      <w:r>
-        <w:rPr>
-          <w:sz w:val="16"/>
-          <w:szCs w:val="16"/>
-        </w:rPr>
-        <w:t xml:space="preserve">The framework defines the elements, and every amount belongs to one of them.</w:t>
-      </w:r>
-    </w:p>
-    <w:p>
-      <w:pPr>
-        <w:spacing w:after="18"/>
-        <w:ind w:left="300" w:hanging="300"/>
-      </w:pPr>
-      <w:r>
-        <w:rPr>
-          <w:b/>
-          <w:bCs/>
-          <w:color w:val="8186EF"/>
-          <w:sz w:val="16"/>
-          <w:szCs w:val="16"/>
-        </w:rPr>
-        <w:t xml:space="preserve">11  </w:t>
-      </w:r>
-      <w:r>
-        <w:rPr>
-          <w:sz w:val="16"/>
-          <w:szCs w:val="16"/>
-        </w:rPr>
-        <w:t xml:space="preserve">The book numbers “Purpose and structure of the statement of cash flows” as section 5.1.</w:t>
-      </w:r>
-    </w:p>
-    <w:p>
-      <w:pPr>
-        <w:spacing w:after="18"/>
-        <w:ind w:left="300" w:hanging="300"/>
-      </w:pPr>
-      <w:r>
-        <w:rPr>
-          <w:b/>
-          <w:bCs/>
-          <w:color w:val="8186EF"/>
-          <w:sz w:val="16"/>
-          <w:szCs w:val="16"/>
-        </w:rPr>
-        <w:t xml:space="preserve">12  </w:t>
-      </w:r>
-      <w:r>
-        <w:rPr>
-          <w:sz w:val="16"/>
-          <w:szCs w:val="16"/>
-        </w:rPr>
-        <w:t xml:space="preserve">The book numbers “Classifying cash flows” as section 5.2.</w:t>
-      </w:r>
-    </w:p>
-    <w:p>
-      <w:pPr>
-        <w:spacing w:after="18"/>
-        <w:ind w:left="300" w:hanging="300"/>
-      </w:pPr>
-      <w:r>
-        <w:rPr>
-          <w:b/>
-          <w:bCs/>
-          <w:color w:val="8186EF"/>
-          <w:sz w:val="16"/>
-          <w:szCs w:val="16"/>
-        </w:rPr>
-        <w:t xml:space="preserve">13  </w:t>
-      </w:r>
-      <w:r>
-        <w:rPr>
-          <w:sz w:val="16"/>
-          <w:szCs w:val="16"/>
-        </w:rPr>
-        <w:t xml:space="preserve">The book numbers “The indirect method” as section 5.3.</w:t>
-      </w:r>
-    </w:p>
-    <w:p>
-      <w:pPr>
-        <w:spacing w:after="18"/>
-        <w:ind w:left="300" w:hanging="300"/>
-      </w:pPr>
-      <w:r>
-        <w:rPr>
-          <w:b/>
-          <w:bCs/>
-          <w:color w:val="8186EF"/>
-          <w:sz w:val="16"/>
-          <w:szCs w:val="16"/>
-        </w:rPr>
-        <w:t xml:space="preserve">14  </w:t>
-      </w:r>
-      <w:r>
-        <w:rPr>
-          <w:sz w:val="16"/>
-          <w:szCs w:val="16"/>
-        </w:rPr>
-        <w:t xml:space="preserve">The book numbers “The direct method and required disclosures” as section 5.4.</w:t>
-      </w:r>
-    </w:p>
-    <w:p>
-      <w:pPr>
-        <w:spacing w:after="18"/>
-        <w:ind w:left="300" w:hanging="300"/>
-      </w:pPr>
-      <w:r>
-        <w:rPr>
-          <w:b/>
-          <w:bCs/>
-          <w:color w:val="8186EF"/>
-          <w:sz w:val="16"/>
-          <w:szCs w:val="16"/>
-        </w:rPr>
-        <w:t xml:space="preserve">15  </w:t>
-      </w:r>
-      <w:r>
-        <w:rPr>
-          <w:sz w:val="16"/>
-          <w:szCs w:val="16"/>
-        </w:rPr>
-        <w:t xml:space="preserve">Operating cash flow is the ongoing source of repayment. A is wrong: Investing flows come from buying and selling long-term assets. B is wrong: Financing shows the loans themselves, not the ability to repay.</w:t>
-      </w:r>
-    </w:p>
-    <w:p>
-      <w:pPr>
-        <w:spacing w:after="18"/>
-        <w:ind w:left="300" w:hanging="300"/>
-      </w:pPr>
-      <w:r>
-        <w:rPr>
-          <w:b/>
-          <w:bCs/>
-          <w:color w:val="8186EF"/>
-          <w:sz w:val="16"/>
-          <w:szCs w:val="16"/>
-        </w:rPr>
-        <w:t xml:space="preserve">16  </w:t>
-      </w:r>
-      <w:r>
-        <w:rPr>
-          <w:sz w:val="16"/>
-          <w:szCs w:val="16"/>
-        </w:rPr>
-        <w:t xml:space="preserve">Noncash expenses of $4,924,000 explain most of the difference. A is wrong: Receivables rose, which reduced operating cash. C is wrong: Borrowing is a financing inflow.</w:t>
-      </w:r>
-    </w:p>
-    <w:p>
-      <w:pPr>
-        <w:spacing w:after="18"/>
-        <w:ind w:left="300" w:hanging="300"/>
-      </w:pPr>
-      <w:r>
-        <w:rPr>
-          <w:b/>
-          <w:bCs/>
-          <w:color w:val="8186EF"/>
-          <w:sz w:val="16"/>
-          <w:szCs w:val="16"/>
-        </w:rPr>
-        <w:t xml:space="preserve">17  </w:t>
-      </w:r>
-      <w:r>
-        <w:rPr>
-          <w:sz w:val="16"/>
-          <w:szCs w:val="16"/>
-        </w:rPr>
-        <w:t xml:space="preserve">Investment outflows are funded by operations and new financing. A is wrong: Selling assets would give positive investing cash flow. C is wrong: Positive operating cash flow does not suggest this.</w:t>
-      </w:r>
-    </w:p>
-    <w:p>
-      <w:pPr>
-        <w:spacing w:after="18"/>
-        <w:ind w:left="300" w:hanging="300"/>
-      </w:pPr>
-      <w:r>
-        <w:rPr>
-          <w:b/>
-          <w:bCs/>
-          <w:color w:val="8186EF"/>
-          <w:sz w:val="16"/>
-          <w:szCs w:val="16"/>
-        </w:rPr>
         <w:t xml:space="preserve">18  </w:t>
       </w:r>
       <w:r>
@@ -1500,7 +1295,7 @@
           <w:sz w:val="16"/>
           <w:szCs w:val="16"/>
         </w:rPr>
-        <w:t xml:space="preserve">The cash flow statement shows the sources and uses of cash during the year. A is wrong: The balance sheet shows total assets. B is wrong: Par value is shown in equity.</w:t>
+        <w:t xml:space="preserve">Distributions to owners are financing. A is wrong: This is an IAS 7 option, not U.S. GAAP. B is wrong: Dividends paid are not investing.</w:t>
       </w:r>
     </w:p>
     <w:p>
@@ -1523,7 +1318,7 @@
           <w:sz w:val="16"/>
           <w:szCs w:val="16"/>
         </w:rPr>
-        <w:t xml:space="preserve">Operating cash flow is the ongoing source of repayment. A is wrong: Investing flows come from buying and selling long-term assets. B is wrong: Financing shows the loans themselves, not the ability to repay.</w:t>
+        <w:t xml:space="preserve">Dividends received up to cumulative equity earnings are operating. B is wrong: This is an IAS 7 option; U.S. GAAP puts them in operating. C is wrong: Dividends received are never financing.</w:t>
       </w:r>
     </w:p>
     <w:p>
@@ -1546,7 +1341,7 @@
           <w:sz w:val="16"/>
           <w:szCs w:val="16"/>
         </w:rPr>
-        <w:t xml:space="preserve">CMA questions use exact terms, and one word can change the answer.</w:t>
+        <w:t xml:space="preserve">Every item on a Workshop sheet is settled by something printed on the same sheet.</w:t>
       </w:r>
     </w:p>
     <w:p/>
@@ -1656,73 +1451,73 @@
                 <w:sz w:val="17"/>
                 <w:szCs w:val="17"/>
               </w:rPr>
-              <w:t xml:space="preserve">B</w:t>
-            </w:r>
-          </w:p>
-        </w:tc>
-        <w:tc>
-          <w:tcPr>
-            <w:tcW w:type="pct" w:w="1667"/>
-            <w:tcMar>
-              <w:top w:type="dxa" w:w="40"/>
-              <w:left w:type="dxa" w:w="100"/>
-              <w:bottom w:type="dxa" w:w="40"/>
-              <w:right w:type="dxa" w:w="100"/>
-            </w:tcMar>
-          </w:tcPr>
-          <w:p>
-            <w:pPr>
-              <w:spacing w:before="22" w:after="22"/>
-            </w:pPr>
-            <w:r>
-              <w:rPr>
-                <w:b/>
-                <w:bCs/>
-                <w:color w:val="8186EF"/>
-                <w:sz w:val="16"/>
-                <w:szCs w:val="16"/>
-              </w:rPr>
-              <w:t xml:space="preserve">12  </w:t>
-            </w:r>
-            <w:r>
-              <w:rPr>
-                <w:sz w:val="17"/>
-                <w:szCs w:val="17"/>
-              </w:rPr>
-              <w:t xml:space="preserve">C</w:t>
-            </w:r>
-          </w:p>
-        </w:tc>
-        <w:tc>
-          <w:tcPr>
-            <w:tcW w:type="pct" w:w="1667"/>
-            <w:tcMar>
-              <w:top w:type="dxa" w:w="40"/>
-              <w:left w:type="dxa" w:w="100"/>
-              <w:bottom w:type="dxa" w:w="40"/>
-              <w:right w:type="dxa" w:w="100"/>
-            </w:tcMar>
-          </w:tcPr>
-          <w:p>
-            <w:pPr>
-              <w:spacing w:before="22" w:after="22"/>
-            </w:pPr>
-            <w:r>
-              <w:rPr>
-                <w:b/>
-                <w:bCs/>
-                <w:color w:val="8186EF"/>
-                <w:sz w:val="16"/>
-                <w:szCs w:val="16"/>
-              </w:rPr>
-              <w:t xml:space="preserve">23  </w:t>
-            </w:r>
-            <w:r>
-              <w:rPr>
-                <w:sz w:val="17"/>
-                <w:szCs w:val="17"/>
-              </w:rPr>
-              <w:t xml:space="preserve">B</w:t>
+              <w:t xml:space="preserve">Operating activities · Financing activities</w:t>
+            </w:r>
+          </w:p>
+        </w:tc>
+        <w:tc>
+          <w:tcPr>
+            <w:tcW w:type="pct" w:w="1667"/>
+            <w:tcMar>
+              <w:top w:type="dxa" w:w="40"/>
+              <w:left w:type="dxa" w:w="100"/>
+              <w:bottom w:type="dxa" w:w="40"/>
+              <w:right w:type="dxa" w:w="100"/>
+            </w:tcMar>
+          </w:tcPr>
+          <w:p>
+            <w:pPr>
+              <w:spacing w:before="22" w:after="22"/>
+            </w:pPr>
+            <w:r>
+              <w:rPr>
+                <w:b/>
+                <w:bCs/>
+                <w:color w:val="8186EF"/>
+                <w:sz w:val="16"/>
+                <w:szCs w:val="16"/>
+              </w:rPr>
+              <w:t xml:space="preserve">10  </w:t>
+            </w:r>
+            <w:r>
+              <w:rPr>
+                <w:sz w:val="17"/>
+                <w:szCs w:val="17"/>
+              </w:rPr>
+              <w:t xml:space="preserve">F</w:t>
+            </w:r>
+          </w:p>
+        </w:tc>
+        <w:tc>
+          <w:tcPr>
+            <w:tcW w:type="pct" w:w="1667"/>
+            <w:tcMar>
+              <w:top w:type="dxa" w:w="40"/>
+              <w:left w:type="dxa" w:w="100"/>
+              <w:bottom w:type="dxa" w:w="40"/>
+              <w:right w:type="dxa" w:w="100"/>
+            </w:tcMar>
+          </w:tcPr>
+          <w:p>
+            <w:pPr>
+              <w:spacing w:before="22" w:after="22"/>
+            </w:pPr>
+            <w:r>
+              <w:rPr>
+                <w:b/>
+                <w:bCs/>
+                <w:color w:val="8186EF"/>
+                <w:sz w:val="16"/>
+                <w:szCs w:val="16"/>
+              </w:rPr>
+              <w:t xml:space="preserve">19  </w:t>
+            </w:r>
+            <w:r>
+              <w:rPr>
+                <w:sz w:val="17"/>
+                <w:szCs w:val="17"/>
+              </w:rPr>
+              <w:t xml:space="preserve">T</w:t>
             </w:r>
           </w:p>
         </w:tc>
@@ -1758,7 +1553,7 @@
                 <w:sz w:val="17"/>
                 <w:szCs w:val="17"/>
               </w:rPr>
-              <w:t xml:space="preserve">C</w:t>
+              <w:t xml:space="preserve">dividends · operating · Classifying</w:t>
             </w:r>
           </w:p>
         </w:tc>
@@ -1785,14 +1580,14 @@
                 <w:sz w:val="16"/>
                 <w:szCs w:val="16"/>
               </w:rPr>
-              <w:t xml:space="preserve">13  </w:t>
-            </w:r>
-            <w:r>
-              <w:rPr>
-                <w:sz w:val="17"/>
-                <w:szCs w:val="17"/>
-              </w:rPr>
-              <w:t xml:space="preserve">C</w:t>
+              <w:t xml:space="preserve">11  </w:t>
+            </w:r>
+            <w:r>
+              <w:rPr>
+                <w:sz w:val="17"/>
+                <w:szCs w:val="17"/>
+              </w:rPr>
+              <w:t xml:space="preserve">Financing: Dividends paid</w:t>
             </w:r>
           </w:p>
         </w:tc>
@@ -1819,14 +1614,14 @@
                 <w:sz w:val="16"/>
                 <w:szCs w:val="16"/>
               </w:rPr>
-              <w:t xml:space="preserve">24  </w:t>
-            </w:r>
-            <w:r>
-              <w:rPr>
-                <w:sz w:val="17"/>
-                <w:szCs w:val="17"/>
-              </w:rPr>
-              <w:t xml:space="preserve">B</w:t>
+              <w:t xml:space="preserve">20  </w:t>
+            </w:r>
+            <w:r>
+              <w:rPr>
+                <w:sz w:val="17"/>
+                <w:szCs w:val="17"/>
+              </w:rPr>
+              <w:t xml:space="preserve">A</w:t>
             </w:r>
           </w:p>
         </w:tc>
@@ -1861,73 +1656,73 @@
                 <w:sz w:val="17"/>
                 <w:szCs w:val="17"/>
               </w:rPr>
-              <w:t xml:space="preserve">C</w:t>
-            </w:r>
-          </w:p>
-        </w:tc>
-        <w:tc>
-          <w:tcPr>
-            <w:tcW w:type="pct" w:w="1667"/>
-            <w:tcMar>
-              <w:top w:type="dxa" w:w="40"/>
-              <w:left w:type="dxa" w:w="100"/>
-              <w:bottom w:type="dxa" w:w="40"/>
-              <w:right w:type="dxa" w:w="100"/>
-            </w:tcMar>
-          </w:tcPr>
-          <w:p>
-            <w:pPr>
-              <w:spacing w:before="22" w:after="22"/>
-            </w:pPr>
-            <w:r>
-              <w:rPr>
-                <w:b/>
-                <w:bCs/>
-                <w:color w:val="8186EF"/>
-                <w:sz w:val="16"/>
-                <w:szCs w:val="16"/>
-              </w:rPr>
-              <w:t xml:space="preserve">14  </w:t>
-            </w:r>
-            <w:r>
-              <w:rPr>
-                <w:sz w:val="17"/>
-                <w:szCs w:val="17"/>
-              </w:rPr>
-              <w:t xml:space="preserve">A</w:t>
-            </w:r>
-          </w:p>
-        </w:tc>
-        <w:tc>
-          <w:tcPr>
-            <w:tcW w:type="pct" w:w="1667"/>
-            <w:tcMar>
-              <w:top w:type="dxa" w:w="40"/>
-              <w:left w:type="dxa" w:w="100"/>
-              <w:bottom w:type="dxa" w:w="40"/>
-              <w:right w:type="dxa" w:w="100"/>
-            </w:tcMar>
-          </w:tcPr>
-          <w:p>
-            <w:pPr>
-              <w:spacing w:before="22" w:after="22"/>
-            </w:pPr>
-            <w:r>
-              <w:rPr>
-                <w:b/>
-                <w:bCs/>
-                <w:color w:val="8186EF"/>
-                <w:sz w:val="16"/>
-                <w:szCs w:val="16"/>
-              </w:rPr>
-              <w:t xml:space="preserve">25  </w:t>
-            </w:r>
-            <w:r>
-              <w:rPr>
-                <w:sz w:val="17"/>
-                <w:szCs w:val="17"/>
-              </w:rPr>
-              <w:t xml:space="preserve">T</w:t>
+              <w:t xml:space="preserve">investing · financing · activities</w:t>
+            </w:r>
+          </w:p>
+        </w:tc>
+        <w:tc>
+          <w:tcPr>
+            <w:tcW w:type="pct" w:w="1667"/>
+            <w:tcMar>
+              <w:top w:type="dxa" w:w="40"/>
+              <w:left w:type="dxa" w:w="100"/>
+              <w:bottom w:type="dxa" w:w="40"/>
+              <w:right w:type="dxa" w:w="100"/>
+            </w:tcMar>
+          </w:tcPr>
+          <w:p>
+            <w:pPr>
+              <w:spacing w:before="22" w:after="22"/>
+            </w:pPr>
+            <w:r>
+              <w:rPr>
+                <w:b/>
+                <w:bCs/>
+                <w:color w:val="8186EF"/>
+                <w:sz w:val="16"/>
+                <w:szCs w:val="16"/>
+              </w:rPr>
+              <w:t xml:space="preserve">12  </w:t>
+            </w:r>
+            <w:r>
+              <w:rPr>
+                <w:sz w:val="17"/>
+                <w:szCs w:val="17"/>
+              </w:rPr>
+              <w:t xml:space="preserve">Net income: Indirect method starts from</w:t>
+            </w:r>
+          </w:p>
+        </w:tc>
+        <w:tc>
+          <w:tcPr>
+            <w:tcW w:type="pct" w:w="1667"/>
+            <w:tcMar>
+              <w:top w:type="dxa" w:w="40"/>
+              <w:left w:type="dxa" w:w="100"/>
+              <w:bottom w:type="dxa" w:w="40"/>
+              <w:right w:type="dxa" w:w="100"/>
+            </w:tcMar>
+          </w:tcPr>
+          <w:p>
+            <w:pPr>
+              <w:spacing w:before="22" w:after="22"/>
+            </w:pPr>
+            <w:r>
+              <w:rPr>
+                <w:b/>
+                <w:bCs/>
+                <w:color w:val="8186EF"/>
+                <w:sz w:val="16"/>
+                <w:szCs w:val="16"/>
+              </w:rPr>
+              <w:t xml:space="preserve">21  </w:t>
+            </w:r>
+            <w:r>
+              <w:rPr>
+                <w:sz w:val="17"/>
+                <w:szCs w:val="17"/>
+              </w:rPr>
+              <w:t xml:space="preserve">B</w:t>
             </w:r>
           </w:p>
         </w:tc>
@@ -1963,7 +1758,7 @@
                 <w:sz w:val="17"/>
                 <w:szCs w:val="17"/>
               </w:rPr>
-              <w:t xml:space="preserve">B</w:t>
+              <w:t xml:space="preserve">T</w:t>
             </w:r>
           </w:p>
         </w:tc>
@@ -1990,14 +1785,14 @@
                 <w:sz w:val="16"/>
                 <w:szCs w:val="16"/>
               </w:rPr>
-              <w:t xml:space="preserve">15  </w:t>
-            </w:r>
-            <w:r>
-              <w:rPr>
-                <w:sz w:val="17"/>
-                <w:szCs w:val="17"/>
-              </w:rPr>
-              <w:t xml:space="preserve">T</w:t>
+              <w:t xml:space="preserve">13  </w:t>
+            </w:r>
+            <w:r>
+              <w:rPr>
+                <w:sz w:val="17"/>
+                <w:szCs w:val="17"/>
+              </w:rPr>
+              <w:t xml:space="preserve">Operating: Interest paid, Interest received, Dividends received, Income taxes paid</w:t>
             </w:r>
           </w:p>
         </w:tc>
@@ -2024,7 +1819,7 @@
                 <w:sz w:val="16"/>
                 <w:szCs w:val="16"/>
               </w:rPr>
-              <w:t xml:space="preserve">26  </w:t>
+              <w:t xml:space="preserve">22  </w:t>
             </w:r>
             <w:r>
               <w:rPr>
@@ -2066,66 +1861,33 @@
                 <w:sz w:val="17"/>
                 <w:szCs w:val="17"/>
               </w:rPr>
-              <w:t xml:space="preserve">D</w:t>
-            </w:r>
-          </w:p>
-        </w:tc>
-        <w:tc>
-          <w:tcPr>
-            <w:tcW w:type="pct" w:w="1667"/>
-            <w:tcMar>
-              <w:top w:type="dxa" w:w="40"/>
-              <w:left w:type="dxa" w:w="100"/>
-              <w:bottom w:type="dxa" w:w="40"/>
-              <w:right w:type="dxa" w:w="100"/>
-            </w:tcMar>
-          </w:tcPr>
-          <w:p>
-            <w:pPr>
-              <w:spacing w:before="22" w:after="22"/>
-            </w:pPr>
-            <w:r>
-              <w:rPr>
-                <w:b/>
-                <w:bCs/>
-                <w:color w:val="8186EF"/>
-                <w:sz w:val="16"/>
-                <w:szCs w:val="16"/>
-              </w:rPr>
-              <w:t xml:space="preserve">16  </w:t>
-            </w:r>
-            <w:r>
-              <w:rPr>
-                <w:sz w:val="17"/>
-                <w:szCs w:val="17"/>
-              </w:rPr>
-              <w:t xml:space="preserve">F</w:t>
-            </w:r>
-          </w:p>
-        </w:tc>
-        <w:tc>
-          <w:tcPr>
-            <w:tcW w:type="pct" w:w="1667"/>
-            <w:tcMar>
-              <w:top w:type="dxa" w:w="40"/>
-              <w:left w:type="dxa" w:w="100"/>
-              <w:bottom w:type="dxa" w:w="40"/>
-              <w:right w:type="dxa" w:w="100"/>
-            </w:tcMar>
-          </w:tcPr>
-          <w:p>
-            <w:pPr>
-              <w:spacing w:before="22" w:after="22"/>
-            </w:pPr>
-            <w:r>
-              <w:rPr>
-                <w:b/>
-                <w:bCs/>
-                <w:color w:val="8186EF"/>
-                <w:sz w:val="16"/>
-                <w:szCs w:val="16"/>
-              </w:rPr>
-              <w:t xml:space="preserve">27  </w:t>
+              <w:t xml:space="preserve">A</w:t>
+            </w:r>
+          </w:p>
+        </w:tc>
+        <w:tc>
+          <w:tcPr>
+            <w:tcW w:type="pct" w:w="1667"/>
+            <w:tcMar>
+              <w:top w:type="dxa" w:w="40"/>
+              <w:left w:type="dxa" w:w="100"/>
+              <w:bottom w:type="dxa" w:w="40"/>
+              <w:right w:type="dxa" w:w="100"/>
+            </w:tcMar>
+          </w:tcPr>
+          <w:p>
+            <w:pPr>
+              <w:spacing w:before="22" w:after="22"/>
+            </w:pPr>
+            <w:r>
+              <w:rPr>
+                <w:b/>
+                <w:bCs/>
+                <w:color w:val="8186EF"/>
+                <w:sz w:val="16"/>
+                <w:szCs w:val="16"/>
+              </w:rPr>
+              <w:t xml:space="preserve">14  </w:t>
             </w:r>
             <w:r>
               <w:rPr>
@@ -2133,6 +1895,39 @@
                 <w:szCs w:val="17"/>
               </w:rPr>
               <w:t xml:space="preserve">B</w:t>
+            </w:r>
+          </w:p>
+        </w:tc>
+        <w:tc>
+          <w:tcPr>
+            <w:tcW w:type="pct" w:w="1667"/>
+            <w:tcMar>
+              <w:top w:type="dxa" w:w="40"/>
+              <w:left w:type="dxa" w:w="100"/>
+              <w:bottom w:type="dxa" w:w="40"/>
+              <w:right w:type="dxa" w:w="100"/>
+            </w:tcMar>
+          </w:tcPr>
+          <w:p>
+            <w:pPr>
+              <w:spacing w:before="22" w:after="22"/>
+            </w:pPr>
+            <w:r>
+              <w:rPr>
+                <w:b/>
+                <w:bCs/>
+                <w:color w:val="8186EF"/>
+                <w:sz w:val="16"/>
+                <w:szCs w:val="16"/>
+              </w:rPr>
+              <w:t xml:space="preserve">23  </w:t>
+            </w:r>
+            <w:r>
+              <w:rPr>
+                <w:sz w:val="17"/>
+                <w:szCs w:val="17"/>
+              </w:rPr>
+              <w:t xml:space="preserve">A</w:t>
             </w:r>
           </w:p>
         </w:tc>
@@ -2168,7 +1963,7 @@
                 <w:sz w:val="17"/>
                 <w:szCs w:val="17"/>
               </w:rPr>
-              <w:t xml:space="preserve">B</w:t>
+              <w:t xml:space="preserve">C</w:t>
             </w:r>
           </w:p>
         </w:tc>
@@ -2195,14 +1990,14 @@
                 <w:sz w:val="16"/>
                 <w:szCs w:val="16"/>
               </w:rPr>
-              <w:t xml:space="preserve">17  </w:t>
-            </w:r>
-            <w:r>
-              <w:rPr>
-                <w:sz w:val="17"/>
-                <w:szCs w:val="17"/>
-              </w:rPr>
-              <w:t xml:space="preserve">Financing: Dividends paid</w:t>
+              <w:t xml:space="preserve">15  </w:t>
+            </w:r>
+            <w:r>
+              <w:rPr>
+                <w:sz w:val="17"/>
+                <w:szCs w:val="17"/>
+              </w:rPr>
+              <w:t xml:space="preserve">A</w:t>
             </w:r>
           </w:p>
         </w:tc>
@@ -2229,7 +2024,7 @@
                 <w:sz w:val="16"/>
                 <w:szCs w:val="16"/>
               </w:rPr>
-              <w:t xml:space="preserve">28  </w:t>
+              <w:t xml:space="preserve">24  </w:t>
             </w:r>
             <w:r>
               <w:rPr>
@@ -2271,6 +2066,39 @@
                 <w:sz w:val="17"/>
                 <w:szCs w:val="17"/>
               </w:rPr>
+              <w:t xml:space="preserve">C</w:t>
+            </w:r>
+          </w:p>
+        </w:tc>
+        <w:tc>
+          <w:tcPr>
+            <w:tcW w:type="pct" w:w="1667"/>
+            <w:tcMar>
+              <w:top w:type="dxa" w:w="40"/>
+              <w:left w:type="dxa" w:w="100"/>
+              <w:bottom w:type="dxa" w:w="40"/>
+              <w:right w:type="dxa" w:w="100"/>
+            </w:tcMar>
+          </w:tcPr>
+          <w:p>
+            <w:pPr>
+              <w:spacing w:before="22" w:after="22"/>
+            </w:pPr>
+            <w:r>
+              <w:rPr>
+                <w:b/>
+                <w:bCs/>
+                <w:color w:val="8186EF"/>
+                <w:sz w:val="16"/>
+                <w:szCs w:val="16"/>
+              </w:rPr>
+              <w:t xml:space="preserve">16  </w:t>
+            </w:r>
+            <w:r>
+              <w:rPr>
+                <w:sz w:val="17"/>
+                <w:szCs w:val="17"/>
+              </w:rPr>
               <w:t xml:space="preserve">D</w:t>
             </w:r>
           </w:p>
@@ -2297,40 +2125,7 @@
                 <w:sz w:val="16"/>
                 <w:szCs w:val="16"/>
               </w:rPr>
-              <w:t xml:space="preserve">18  </w:t>
-            </w:r>
-            <w:r>
-              <w:rPr>
-                <w:sz w:val="17"/>
-                <w:szCs w:val="17"/>
-              </w:rPr>
-              <w:t xml:space="preserve">Net income: Indirect method starts from</w:t>
-            </w:r>
-          </w:p>
-        </w:tc>
-        <w:tc>
-          <w:tcPr>
-            <w:tcW w:type="pct" w:w="1667"/>
-            <w:tcMar>
-              <w:top w:type="dxa" w:w="40"/>
-              <w:left w:type="dxa" w:w="100"/>
-              <w:bottom w:type="dxa" w:w="40"/>
-              <w:right w:type="dxa" w:w="100"/>
-            </w:tcMar>
-          </w:tcPr>
-          <w:p>
-            <w:pPr>
-              <w:spacing w:before="22" w:after="22"/>
-            </w:pPr>
-            <w:r>
-              <w:rPr>
-                <w:b/>
-                <w:bCs/>
-                <w:color w:val="8186EF"/>
-                <w:sz w:val="16"/>
-                <w:szCs w:val="16"/>
-              </w:rPr>
-              <w:t xml:space="preserve">29  </w:t>
+              <w:t xml:space="preserve">25  </w:t>
             </w:r>
             <w:r>
               <w:rPr>
@@ -2373,7 +2168,7 @@
                 <w:sz w:val="17"/>
                 <w:szCs w:val="17"/>
               </w:rPr>
-              <w:t xml:space="preserve">D</w:t>
+              <w:t xml:space="preserve">A</w:t>
             </w:r>
           </w:p>
         </w:tc>
@@ -2400,14 +2195,14 @@
                 <w:sz w:val="16"/>
                 <w:szCs w:val="16"/>
               </w:rPr>
-              <w:t xml:space="preserve">19  </w:t>
-            </w:r>
-            <w:r>
-              <w:rPr>
-                <w:sz w:val="17"/>
-                <w:szCs w:val="17"/>
-              </w:rPr>
-              <w:t xml:space="preserve">Operating: Interest paid, Interest received, Dividends received, Income taxes paid</w:t>
+              <w:t xml:space="preserve">17  </w:t>
+            </w:r>
+            <w:r>
+              <w:rPr>
+                <w:sz w:val="17"/>
+                <w:szCs w:val="17"/>
+              </w:rPr>
+              <w:t xml:space="preserve">B</w:t>
             </w:r>
           </w:p>
         </w:tc>
@@ -2434,14 +2229,14 @@
                 <w:sz w:val="16"/>
                 <w:szCs w:val="16"/>
               </w:rPr>
-              <w:t xml:space="preserve">30  </w:t>
-            </w:r>
-            <w:r>
-              <w:rPr>
-                <w:sz w:val="17"/>
-                <w:szCs w:val="17"/>
-              </w:rPr>
-              <w:t xml:space="preserve">A</w:t>
+              <w:t xml:space="preserve">26  </w:t>
+            </w:r>
+            <w:r>
+              <w:rPr>
+                <w:sz w:val="17"/>
+                <w:szCs w:val="17"/>
+              </w:rPr>
+              <w:t xml:space="preserve">Compare with the model earlier in this handout.</w:t>
             </w:r>
           </w:p>
         </w:tc>
@@ -2476,33 +2271,33 @@
                 <w:sz w:val="17"/>
                 <w:szCs w:val="17"/>
               </w:rPr>
-              <w:t xml:space="preserve">C</w:t>
-            </w:r>
-          </w:p>
-        </w:tc>
-        <w:tc>
-          <w:tcPr>
-            <w:tcW w:type="pct" w:w="1667"/>
-            <w:tcMar>
-              <w:top w:type="dxa" w:w="40"/>
-              <w:left w:type="dxa" w:w="100"/>
-              <w:bottom w:type="dxa" w:w="40"/>
-              <w:right w:type="dxa" w:w="100"/>
-            </w:tcMar>
-          </w:tcPr>
-          <w:p>
-            <w:pPr>
-              <w:spacing w:before="22" w:after="22"/>
-            </w:pPr>
-            <w:r>
-              <w:rPr>
-                <w:b/>
-                <w:bCs/>
-                <w:color w:val="8186EF"/>
-                <w:sz w:val="16"/>
-                <w:szCs w:val="16"/>
-              </w:rPr>
-              <w:t xml:space="preserve">20  </w:t>
+              <w:t xml:space="preserve">T</w:t>
+            </w:r>
+          </w:p>
+        </w:tc>
+        <w:tc>
+          <w:tcPr>
+            <w:tcW w:type="pct" w:w="1667"/>
+            <w:tcMar>
+              <w:top w:type="dxa" w:w="40"/>
+              <w:left w:type="dxa" w:w="100"/>
+              <w:bottom w:type="dxa" w:w="40"/>
+              <w:right w:type="dxa" w:w="100"/>
+            </w:tcMar>
+          </w:tcPr>
+          <w:p>
+            <w:pPr>
+              <w:spacing w:before="22" w:after="22"/>
+            </w:pPr>
+            <w:r>
+              <w:rPr>
+                <w:b/>
+                <w:bCs/>
+                <w:color w:val="8186EF"/>
+                <w:sz w:val="16"/>
+                <w:szCs w:val="16"/>
+              </w:rPr>
+              <w:t xml:space="preserve">18  </w:t>
             </w:r>
             <w:r>
               <w:rPr>
@@ -2535,212 +2330,7 @@
                 <w:sz w:val="16"/>
                 <w:szCs w:val="16"/>
               </w:rPr>
-              <w:t xml:space="preserve">31  </w:t>
-            </w:r>
-            <w:r>
-              <w:rPr>
-                <w:sz w:val="17"/>
-                <w:szCs w:val="17"/>
-              </w:rPr>
-              <w:t xml:space="preserve">A</w:t>
-            </w:r>
-          </w:p>
-        </w:tc>
-      </w:tr>
-      <w:tr>
-        <w:tc>
-          <w:tcPr>
-            <w:tcW w:type="pct" w:w="1667"/>
-            <w:shd w:fill="FBFAF6" w:val="clear"/>
-            <w:tcMar>
-              <w:top w:type="dxa" w:w="40"/>
-              <w:left w:type="dxa" w:w="100"/>
-              <w:bottom w:type="dxa" w:w="40"/>
-              <w:right w:type="dxa" w:w="100"/>
-            </w:tcMar>
-          </w:tcPr>
-          <w:p>
-            <w:pPr>
-              <w:spacing w:before="22" w:after="22"/>
-            </w:pPr>
-            <w:r>
-              <w:rPr>
-                <w:b/>
-                <w:bCs/>
-                <w:color w:val="8186EF"/>
-                <w:sz w:val="16"/>
-                <w:szCs w:val="16"/>
-              </w:rPr>
-              <w:t xml:space="preserve">10  </w:t>
-            </w:r>
-            <w:r>
-              <w:rPr>
-                <w:sz w:val="17"/>
-                <w:szCs w:val="17"/>
-              </w:rPr>
-              <w:t xml:space="preserve">T</w:t>
-            </w:r>
-          </w:p>
-        </w:tc>
-        <w:tc>
-          <w:tcPr>
-            <w:tcW w:type="pct" w:w="1667"/>
-            <w:shd w:fill="FBFAF6" w:val="clear"/>
-            <w:tcMar>
-              <w:top w:type="dxa" w:w="40"/>
-              <w:left w:type="dxa" w:w="100"/>
-              <w:bottom w:type="dxa" w:w="40"/>
-              <w:right w:type="dxa" w:w="100"/>
-            </w:tcMar>
-          </w:tcPr>
-          <w:p>
-            <w:pPr>
-              <w:spacing w:before="22" w:after="22"/>
-            </w:pPr>
-            <w:r>
-              <w:rPr>
-                <w:b/>
-                <w:bCs/>
-                <w:color w:val="8186EF"/>
-                <w:sz w:val="16"/>
-                <w:szCs w:val="16"/>
-              </w:rPr>
-              <w:t xml:space="preserve">21  </w:t>
-            </w:r>
-            <w:r>
-              <w:rPr>
-                <w:sz w:val="17"/>
-                <w:szCs w:val="17"/>
-              </w:rPr>
-              <w:t xml:space="preserve">A</w:t>
-            </w:r>
-          </w:p>
-        </w:tc>
-        <w:tc>
-          <w:tcPr>
-            <w:tcW w:type="pct" w:w="1667"/>
-            <w:shd w:fill="FBFAF6" w:val="clear"/>
-            <w:tcMar>
-              <w:top w:type="dxa" w:w="40"/>
-              <w:left w:type="dxa" w:w="100"/>
-              <w:bottom w:type="dxa" w:w="40"/>
-              <w:right w:type="dxa" w:w="100"/>
-            </w:tcMar>
-          </w:tcPr>
-          <w:p>
-            <w:pPr>
-              <w:spacing w:before="22" w:after="22"/>
-            </w:pPr>
-            <w:r>
-              <w:rPr>
-                <w:b/>
-                <w:bCs/>
-                <w:color w:val="8186EF"/>
-                <w:sz w:val="16"/>
-                <w:szCs w:val="16"/>
-              </w:rPr>
-              <w:t xml:space="preserve">32  </w:t>
-            </w:r>
-            <w:r>
-              <w:rPr>
-                <w:sz w:val="17"/>
-                <w:szCs w:val="17"/>
-              </w:rPr>
-              <w:t xml:space="preserve">Compare with the model earlier in this handout.</w:t>
-            </w:r>
-          </w:p>
-        </w:tc>
-      </w:tr>
-      <w:tr>
-        <w:tc>
-          <w:tcPr>
-            <w:tcW w:type="pct" w:w="1667"/>
-            <w:tcMar>
-              <w:top w:type="dxa" w:w="40"/>
-              <w:left w:type="dxa" w:w="100"/>
-              <w:bottom w:type="dxa" w:w="40"/>
-              <w:right w:type="dxa" w:w="100"/>
-            </w:tcMar>
-          </w:tcPr>
-          <w:p>
-            <w:pPr>
-              <w:spacing w:before="22" w:after="22"/>
-            </w:pPr>
-            <w:r>
-              <w:rPr>
-                <w:b/>
-                <w:bCs/>
-                <w:color w:val="8186EF"/>
-                <w:sz w:val="16"/>
-                <w:szCs w:val="16"/>
-              </w:rPr>
-              <w:t xml:space="preserve">11  </w:t>
-            </w:r>
-            <w:r>
-              <w:rPr>
-                <w:sz w:val="17"/>
-                <w:szCs w:val="17"/>
-              </w:rPr>
-              <w:t xml:space="preserve">A</w:t>
-            </w:r>
-          </w:p>
-        </w:tc>
-        <w:tc>
-          <w:tcPr>
-            <w:tcW w:type="pct" w:w="1667"/>
-            <w:tcMar>
-              <w:top w:type="dxa" w:w="40"/>
-              <w:left w:type="dxa" w:w="100"/>
-              <w:bottom w:type="dxa" w:w="40"/>
-              <w:right w:type="dxa" w:w="100"/>
-            </w:tcMar>
-          </w:tcPr>
-          <w:p>
-            <w:pPr>
-              <w:spacing w:before="22" w:after="22"/>
-            </w:pPr>
-            <w:r>
-              <w:rPr>
-                <w:b/>
-                <w:bCs/>
-                <w:color w:val="8186EF"/>
-                <w:sz w:val="16"/>
-                <w:szCs w:val="16"/>
-              </w:rPr>
-              <w:t xml:space="preserve">22  </w:t>
-            </w:r>
-            <w:r>
-              <w:rPr>
-                <w:sz w:val="17"/>
-                <w:szCs w:val="17"/>
-              </w:rPr>
-              <w:t xml:space="preserve">D</w:t>
-            </w:r>
-          </w:p>
-        </w:tc>
-        <w:tc>
-          <w:tcPr>
-            <w:tcW w:type="pct" w:w="1667"/>
-            <w:tcMar>
-              <w:top w:type="dxa" w:w="40"/>
-              <w:left w:type="dxa" w:w="100"/>
-              <w:bottom w:type="dxa" w:w="40"/>
-              <w:right w:type="dxa" w:w="100"/>
-            </w:tcMar>
-          </w:tcPr>
-          <w:p>
-            <w:pPr>
-              <w:spacing w:before="22" w:after="22"/>
-            </w:pPr>
-            <w:r>
-              <w:rPr>
-                <w:b/>
-                <w:bCs/>
-                <w:color w:val="8186EF"/>
-                <w:sz w:val="16"/>
-                <w:szCs w:val="16"/>
-              </w:rPr>
-              <w:t xml:space="preserve">33  </w:t>
+              <w:t xml:space="preserve">27  </w:t>
             </w:r>
             <w:r>
               <w:rPr>
@@ -2789,7 +2379,7 @@
           <w:sz w:val="16"/>
           <w:szCs w:val="16"/>
         </w:rPr>
-        <w:t xml:space="preserve">Only operating working capital is adjusted in operating activities. A is wrong: Dividends payable is not an operating liability. C is wrong: It does not belong in operating at all.</w:t>
+        <w:t xml:space="preserve">The book writes: “Operating activities are the main revenue activities: cash from customers and cash paid to suppliers and employees. Anything that is not investing or financing is also operating. Financing activities are with owners and lenders.”</w:t>
       </w:r>
     </w:p>
     <w:p>
@@ -2812,7 +2402,7 @@
           <w:sz w:val="16"/>
           <w:szCs w:val="16"/>
         </w:rPr>
-        <w:t xml:space="preserve">The reconciliation starts from net income. A is wrong: Starting from operating profit is the amended IAS 7 approach. B is wrong: Taxes must be included, so start after tax.</w:t>
+        <w:t xml:space="preserve">The book writes: “GAAP fixes four items that students often get wrong. Interest paid, interest received, dividends received and income taxes are all operating. Classifying interest, dividends and taxes: U.S.”</w:t>
       </w:r>
     </w:p>
     <w:p>
@@ -2835,6 +2425,52 @@
           <w:sz w:val="16"/>
           <w:szCs w:val="16"/>
         </w:rPr>
+        <w:t xml:space="preserve">The book writes: “These noncash investing and financing activities are not shown in the body of the statement. Under IAS 7 today, interest paid can be operating or financing, and interest and dividends received can be operating or investing. Interest paid is operating, not financing, under U.S.”</w:t>
+      </w:r>
+    </w:p>
+    <w:p>
+      <w:pPr>
+        <w:spacing w:after="18"/>
+        <w:ind w:left="300" w:hanging="300"/>
+      </w:pPr>
+      <w:r>
+        <w:rPr>
+          <w:b/>
+          <w:bCs/>
+          <w:color w:val="8186EF"/>
+          <w:sz w:val="16"/>
+          <w:szCs w:val="16"/>
+        </w:rPr>
+        <w:t xml:space="preserve">4  </w:t>
+      </w:r>
+      <w:r>
+        <w:rPr>
+          <w:sz w:val="16"/>
+          <w:szCs w:val="16"/>
+        </w:rPr>
+        <w:t xml:space="preserve">The book pairs Interest paid with “Operating”.</w:t>
+      </w:r>
+    </w:p>
+    <w:p>
+      <w:pPr>
+        <w:spacing w:after="18"/>
+        <w:ind w:left="300" w:hanging="300"/>
+      </w:pPr>
+      <w:r>
+        <w:rPr>
+          <w:b/>
+          <w:bCs/>
+          <w:color w:val="8186EF"/>
+          <w:sz w:val="16"/>
+          <w:szCs w:val="16"/>
+        </w:rPr>
+        <w:t xml:space="preserve">5  </w:t>
+      </w:r>
+      <w:r>
+        <w:rPr>
+          <w:sz w:val="16"/>
+          <w:szCs w:val="16"/>
+        </w:rPr>
         <w:t xml:space="preserve">The book’s own table pairs Interest paid with “Operating”.</w:t>
       </w:r>
     </w:p>
@@ -2851,7 +2487,53 @@
           <w:sz w:val="16"/>
           <w:szCs w:val="16"/>
         </w:rPr>
-        <w:t xml:space="preserve">4  </w:t>
+        <w:t xml:space="preserve">6  </w:t>
+      </w:r>
+      <w:r>
+        <w:rPr>
+          <w:sz w:val="16"/>
+          <w:szCs w:val="16"/>
+        </w:rPr>
+        <w:t xml:space="preserve">The book’s own table pairs Interest received with “Operating”.</w:t>
+      </w:r>
+    </w:p>
+    <w:p>
+      <w:pPr>
+        <w:spacing w:after="18"/>
+        <w:ind w:left="300" w:hanging="300"/>
+      </w:pPr>
+      <w:r>
+        <w:rPr>
+          <w:b/>
+          <w:bCs/>
+          <w:color w:val="8186EF"/>
+          <w:sz w:val="16"/>
+          <w:szCs w:val="16"/>
+        </w:rPr>
+        <w:t xml:space="preserve">7  </w:t>
+      </w:r>
+      <w:r>
+        <w:rPr>
+          <w:sz w:val="16"/>
+          <w:szCs w:val="16"/>
+        </w:rPr>
+        <w:t xml:space="preserve">The book’s own table pairs Dividends received with “Operating”.</w:t>
+      </w:r>
+    </w:p>
+    <w:p>
+      <w:pPr>
+        <w:spacing w:after="18"/>
+        <w:ind w:left="300" w:hanging="300"/>
+      </w:pPr>
+      <w:r>
+        <w:rPr>
+          <w:b/>
+          <w:bCs/>
+          <w:color w:val="8186EF"/>
+          <w:sz w:val="16"/>
+          <w:szCs w:val="16"/>
+        </w:rPr>
+        <w:t xml:space="preserve">8  </w:t>
       </w:r>
       <w:r>
         <w:rPr>
@@ -2874,98 +2556,6 @@
           <w:sz w:val="16"/>
           <w:szCs w:val="16"/>
         </w:rPr>
-        <w:t xml:space="preserve">5  </w:t>
-      </w:r>
-      <w:r>
-        <w:rPr>
-          <w:sz w:val="16"/>
-          <w:szCs w:val="16"/>
-        </w:rPr>
-        <w:t xml:space="preserve">The book’s own table pairs Indirect method starts from with “Net income”.</w:t>
-      </w:r>
-    </w:p>
-    <w:p>
-      <w:pPr>
-        <w:spacing w:after="18"/>
-        <w:ind w:left="300" w:hanging="300"/>
-      </w:pPr>
-      <w:r>
-        <w:rPr>
-          <w:b/>
-          <w:bCs/>
-          <w:color w:val="8186EF"/>
-          <w:sz w:val="16"/>
-          <w:szCs w:val="16"/>
-        </w:rPr>
-        <w:t xml:space="preserve">6  </w:t>
-      </w:r>
-      <w:r>
-        <w:rPr>
-          <w:sz w:val="16"/>
-          <w:szCs w:val="16"/>
-        </w:rPr>
-        <w:t xml:space="preserve">The book’s own table pairs Interest paid with “Operating or financing”.</w:t>
-      </w:r>
-    </w:p>
-    <w:p>
-      <w:pPr>
-        <w:spacing w:after="18"/>
-        <w:ind w:left="300" w:hanging="300"/>
-      </w:pPr>
-      <w:r>
-        <w:rPr>
-          <w:b/>
-          <w:bCs/>
-          <w:color w:val="8186EF"/>
-          <w:sz w:val="16"/>
-          <w:szCs w:val="16"/>
-        </w:rPr>
-        <w:t xml:space="preserve">7  </w:t>
-      </w:r>
-      <w:r>
-        <w:rPr>
-          <w:sz w:val="16"/>
-          <w:szCs w:val="16"/>
-        </w:rPr>
-        <w:t xml:space="preserve">The book’s own table pairs Interest received with “Operating or investing”.</w:t>
-      </w:r>
-    </w:p>
-    <w:p>
-      <w:pPr>
-        <w:spacing w:after="18"/>
-        <w:ind w:left="300" w:hanging="300"/>
-      </w:pPr>
-      <w:r>
-        <w:rPr>
-          <w:b/>
-          <w:bCs/>
-          <w:color w:val="8186EF"/>
-          <w:sz w:val="16"/>
-          <w:szCs w:val="16"/>
-        </w:rPr>
-        <w:t xml:space="preserve">8  </w:t>
-      </w:r>
-      <w:r>
-        <w:rPr>
-          <w:sz w:val="16"/>
-          <w:szCs w:val="16"/>
-        </w:rPr>
-        <w:t xml:space="preserve">The book’s own table pairs Income taxes paid with “Operating, unless tied to investing or financing”.</w:t>
-      </w:r>
-    </w:p>
-    <w:p>
-      <w:pPr>
-        <w:spacing w:after="18"/>
-        <w:ind w:left="300" w:hanging="300"/>
-      </w:pPr>
-      <w:r>
-        <w:rPr>
-          <w:b/>
-          <w:bCs/>
-          <w:color w:val="8186EF"/>
-          <w:sz w:val="16"/>
-          <w:szCs w:val="16"/>
-        </w:rPr>
         <w:t xml:space="preserve">9  </w:t>
       </w:r>
       <w:r>
@@ -2973,7 +2563,7 @@
           <w:sz w:val="16"/>
           <w:szCs w:val="16"/>
         </w:rPr>
-        <w:t xml:space="preserve">The book’s own table pairs Indirect method starts from with “Profit or loss”.</w:t>
+        <w:t xml:space="preserve">The book pairs Interest paid with “Follows the category of the expense; often financing”.</w:t>
       </w:r>
     </w:p>
     <w:p>
@@ -2996,76 +2586,7 @@
           <w:sz w:val="16"/>
           <w:szCs w:val="16"/>
         </w:rPr>
-        <w:t xml:space="preserve">The book pairs Interest paid with “Operating”.</w:t>
-      </w:r>
-    </w:p>
-    <w:p>
-      <w:pPr>
-        <w:spacing w:after="18"/>
-        <w:ind w:left="300" w:hanging="300"/>
-      </w:pPr>
-      <w:r>
-        <w:rPr>
-          <w:b/>
-          <w:bCs/>
-          <w:color w:val="8186EF"/>
-          <w:sz w:val="16"/>
-          <w:szCs w:val="16"/>
-        </w:rPr>
-        <w:t xml:space="preserve">11  </w:t>
-      </w:r>
-      <w:r>
-        <w:rPr>
-          <w:sz w:val="16"/>
-          <w:szCs w:val="16"/>
-        </w:rPr>
-        <w:t xml:space="preserve">The book’s own table pairs Interest paid with “Operating”.</w:t>
-      </w:r>
-    </w:p>
-    <w:p>
-      <w:pPr>
-        <w:spacing w:after="18"/>
-        <w:ind w:left="300" w:hanging="300"/>
-      </w:pPr>
-      <w:r>
-        <w:rPr>
-          <w:b/>
-          <w:bCs/>
-          <w:color w:val="8186EF"/>
-          <w:sz w:val="16"/>
-          <w:szCs w:val="16"/>
-        </w:rPr>
-        <w:t xml:space="preserve">12  </w:t>
-      </w:r>
-      <w:r>
-        <w:rPr>
-          <w:sz w:val="16"/>
-          <w:szCs w:val="16"/>
-        </w:rPr>
-        <w:t xml:space="preserve">The book’s own table pairs Interest received with “Operating”.</w:t>
-      </w:r>
-    </w:p>
-    <w:p>
-      <w:pPr>
-        <w:spacing w:after="18"/>
-        <w:ind w:left="300" w:hanging="300"/>
-      </w:pPr>
-      <w:r>
-        <w:rPr>
-          <w:b/>
-          <w:bCs/>
-          <w:color w:val="8186EF"/>
-          <w:sz w:val="16"/>
-          <w:szCs w:val="16"/>
-        </w:rPr>
-        <w:t xml:space="preserve">13  </w:t>
-      </w:r>
-      <w:r>
-        <w:rPr>
-          <w:sz w:val="16"/>
-          <w:szCs w:val="16"/>
-        </w:rPr>
-        <w:t xml:space="preserve">The book’s own table pairs Dividends received with “Operating”.</w:t>
+        <w:t xml:space="preserve">The book pairs Interest received with “Often investing”, not with “Follows the category of the expense; often financing”.</w:t>
       </w:r>
     </w:p>
     <w:p>
@@ -3088,7 +2609,7 @@
           <w:sz w:val="16"/>
           <w:szCs w:val="16"/>
         </w:rPr>
-        <w:t xml:space="preserve">The book’s own table pairs Dividends paid with “Financing”.</w:t>
+        <w:t xml:space="preserve">Transfers between cash and restricted cash are not cash flows. A is wrong: The statement explains cash and restricted cash together. C is wrong: No bond has been repaid yet.</w:t>
       </w:r>
     </w:p>
     <w:p>
@@ -3111,7 +2632,7 @@
           <w:sz w:val="16"/>
           <w:szCs w:val="16"/>
         </w:rPr>
-        <w:t xml:space="preserve">The book pairs Interest paid with “Follows the category of the expense; often financing”.</w:t>
+        <w:t xml:space="preserve">U.S. GAAP fixes interest paid in operating. B is wrong: Financing is an IAS 7 option only. C is wrong: Interest paid is never investing.</w:t>
       </w:r>
     </w:p>
     <w:p>
@@ -3134,7 +2655,76 @@
           <w:sz w:val="16"/>
           <w:szCs w:val="16"/>
         </w:rPr>
-        <w:t xml:space="preserve">The book pairs Interest received with “Often investing”, not with “Follows the category of the expense; often financing”.</w:t>
+        <w:t xml:space="preserve">Buying other companies' securities (not trading) is investing. A is wrong: Buying back own shares is financing. B is wrong: Interest received is operating.</w:t>
+      </w:r>
+    </w:p>
+    <w:p>
+      <w:pPr>
+        <w:spacing w:after="18"/>
+        <w:ind w:left="300" w:hanging="300"/>
+      </w:pPr>
+      <w:r>
+        <w:rPr>
+          <w:b/>
+          <w:bCs/>
+          <w:color w:val="8186EF"/>
+          <w:sz w:val="16"/>
+          <w:szCs w:val="16"/>
+        </w:rPr>
+        <w:t xml:space="preserve">17  </w:t>
+      </w:r>
+      <w:r>
+        <w:rPr>
+          <w:sz w:val="16"/>
+          <w:szCs w:val="16"/>
+        </w:rPr>
+        <w:t xml:space="preserve">Net income adjusted for noncash items, gains, equity-method items and working capital. A is wrong: This forgets to add back the impairment losses. C is wrong: This leaves equity-method income in operating cash flow.</w:t>
+      </w:r>
+    </w:p>
+    <w:p>
+      <w:pPr>
+        <w:spacing w:after="18"/>
+        <w:ind w:left="300" w:hanging="300"/>
+      </w:pPr>
+      <w:r>
+        <w:rPr>
+          <w:b/>
+          <w:bCs/>
+          <w:color w:val="8186EF"/>
+          <w:sz w:val="16"/>
+          <w:szCs w:val="16"/>
+        </w:rPr>
+        <w:t xml:space="preserve">18  </w:t>
+      </w:r>
+      <w:r>
+        <w:rPr>
+          <w:sz w:val="16"/>
+          <w:szCs w:val="16"/>
+        </w:rPr>
+        <w:t xml:space="preserve">Transfers between cash and restricted cash are not cash flows. A is wrong: The statement explains cash and restricted cash together. C is wrong: No bond has been repaid yet.</w:t>
+      </w:r>
+    </w:p>
+    <w:p>
+      <w:pPr>
+        <w:spacing w:after="18"/>
+        <w:ind w:left="300" w:hanging="300"/>
+      </w:pPr>
+      <w:r>
+        <w:rPr>
+          <w:b/>
+          <w:bCs/>
+          <w:color w:val="8186EF"/>
+          <w:sz w:val="16"/>
+          <w:szCs w:val="16"/>
+        </w:rPr>
+        <w:t xml:space="preserve">19  </w:t>
+      </w:r>
+      <w:r>
+        <w:rPr>
+          <w:sz w:val="16"/>
+          <w:szCs w:val="16"/>
+        </w:rPr>
+        <w:t xml:space="preserve">CMA questions use exact terms, and one word can change the answer.</w:t>
       </w:r>
     </w:p>
     <w:p>
@@ -3157,7 +2747,7 @@
           <w:sz w:val="16"/>
           <w:szCs w:val="16"/>
         </w:rPr>
-        <w:t xml:space="preserve">Transfers between cash and restricted cash are not cash flows. A is wrong: The statement explains cash and restricted cash together. C is wrong: No bond has been repaid yet.</w:t>
+        <w:t xml:space="preserve">The book’s own table gives Investing as the activity of Cash paid to buy a delivery truck.</w:t>
       </w:r>
     </w:p>
     <w:p>
@@ -3180,7 +2770,7 @@
           <w:sz w:val="16"/>
           <w:szCs w:val="16"/>
         </w:rPr>
-        <w:t xml:space="preserve">U.S. GAAP fixes interest paid in operating. B is wrong: Financing is an IAS 7 option only. C is wrong: Interest paid is never investing.</w:t>
+        <w:t xml:space="preserve">The book’s own table gives Financing as the activity of Cash dividends paid to shareholders.</w:t>
       </w:r>
     </w:p>
     <w:p>
@@ -3203,7 +2793,7 @@
           <w:sz w:val="16"/>
           <w:szCs w:val="16"/>
         </w:rPr>
-        <w:t xml:space="preserve">Buying other companies' securities (not trading) is investing. A is wrong: Buying back own shares is financing. B is wrong: Interest received is operating.</w:t>
+        <w:t xml:space="preserve">The book’s own table gives ________ as the activity of Interest paid on a bank loan.</w:t>
       </w:r>
     </w:p>
     <w:p>
@@ -3226,7 +2816,7 @@
           <w:sz w:val="16"/>
           <w:szCs w:val="16"/>
         </w:rPr>
-        <w:t xml:space="preserve">Net income adjusted for noncash items, gains, equity-method items and working capital. A is wrong: This forgets to add back the impairment losses. C is wrong: This leaves equity-method income in operating cash flow.</w:t>
+        <w:t xml:space="preserve">200,000 + 50,000 − 10,000 − 30,000 − 5,000. B is wrong: This adds the decrease in payables. C is wrong: This adds the gain instead of subtracting it.</w:t>
       </w:r>
     </w:p>
     <w:p/>
@@ -3336,73 +2926,73 @@
                 <w:sz w:val="17"/>
                 <w:szCs w:val="17"/>
               </w:rPr>
-              <w:t xml:space="preserve">A</w:t>
-            </w:r>
-          </w:p>
-        </w:tc>
-        <w:tc>
-          <w:tcPr>
-            <w:tcW w:type="pct" w:w="1667"/>
-            <w:tcMar>
-              <w:top w:type="dxa" w:w="40"/>
-              <w:left w:type="dxa" w:w="100"/>
-              <w:bottom w:type="dxa" w:w="40"/>
-              <w:right w:type="dxa" w:w="100"/>
-            </w:tcMar>
-          </w:tcPr>
-          <w:p>
-            <w:pPr>
-              <w:spacing w:before="22" w:after="22"/>
-            </w:pPr>
-            <w:r>
-              <w:rPr>
-                <w:b/>
-                <w:bCs/>
-                <w:color w:val="8186EF"/>
-                <w:sz w:val="16"/>
-                <w:szCs w:val="16"/>
-              </w:rPr>
-              <w:t xml:space="preserve">12  </w:t>
-            </w:r>
-            <w:r>
-              <w:rPr>
-                <w:sz w:val="17"/>
-                <w:szCs w:val="17"/>
-              </w:rPr>
-              <w:t xml:space="preserve">C</w:t>
-            </w:r>
-          </w:p>
-        </w:tc>
-        <w:tc>
-          <w:tcPr>
-            <w:tcW w:type="pct" w:w="1667"/>
-            <w:tcMar>
-              <w:top w:type="dxa" w:w="40"/>
-              <w:left w:type="dxa" w:w="100"/>
-              <w:bottom w:type="dxa" w:w="40"/>
-              <w:right w:type="dxa" w:w="100"/>
-            </w:tcMar>
-          </w:tcPr>
-          <w:p>
-            <w:pPr>
-              <w:spacing w:before="22" w:after="22"/>
-            </w:pPr>
-            <w:r>
-              <w:rPr>
-                <w:b/>
-                <w:bCs/>
-                <w:color w:val="8186EF"/>
-                <w:sz w:val="16"/>
-                <w:szCs w:val="16"/>
-              </w:rPr>
-              <w:t xml:space="preserve">23  </w:t>
-            </w:r>
-            <w:r>
-              <w:rPr>
-                <w:sz w:val="17"/>
-                <w:szCs w:val="17"/>
-              </w:rPr>
-              <w:t xml:space="preserve">A</w:t>
+              <w:t xml:space="preserve">depreciation · impairments · liabilities</w:t>
+            </w:r>
+          </w:p>
+        </w:tc>
+        <w:tc>
+          <w:tcPr>
+            <w:tcW w:type="pct" w:w="1667"/>
+            <w:tcMar>
+              <w:top w:type="dxa" w:w="40"/>
+              <w:left w:type="dxa" w:w="100"/>
+              <w:bottom w:type="dxa" w:w="40"/>
+              <w:right w:type="dxa" w:w="100"/>
+            </w:tcMar>
+          </w:tcPr>
+          <w:p>
+            <w:pPr>
+              <w:spacing w:before="22" w:after="22"/>
+            </w:pPr>
+            <w:r>
+              <w:rPr>
+                <w:b/>
+                <w:bCs/>
+                <w:color w:val="8186EF"/>
+                <w:sz w:val="16"/>
+                <w:szCs w:val="16"/>
+              </w:rPr>
+              <w:t xml:space="preserve">10  </w:t>
+            </w:r>
+            <w:r>
+              <w:rPr>
+                <w:sz w:val="17"/>
+                <w:szCs w:val="17"/>
+              </w:rPr>
+              <w:t xml:space="preserve">F</w:t>
+            </w:r>
+          </w:p>
+        </w:tc>
+        <w:tc>
+          <w:tcPr>
+            <w:tcW w:type="pct" w:w="1667"/>
+            <w:tcMar>
+              <w:top w:type="dxa" w:w="40"/>
+              <w:left w:type="dxa" w:w="100"/>
+              <w:bottom w:type="dxa" w:w="40"/>
+              <w:right w:type="dxa" w:w="100"/>
+            </w:tcMar>
+          </w:tcPr>
+          <w:p>
+            <w:pPr>
+              <w:spacing w:before="22" w:after="22"/>
+            </w:pPr>
+            <w:r>
+              <w:rPr>
+                <w:b/>
+                <w:bCs/>
+                <w:color w:val="8186EF"/>
+                <w:sz w:val="16"/>
+                <w:szCs w:val="16"/>
+              </w:rPr>
+              <w:t xml:space="preserve">19  </w:t>
+            </w:r>
+            <w:r>
+              <w:rPr>
+                <w:sz w:val="17"/>
+                <w:szCs w:val="17"/>
+              </w:rPr>
+              <w:t xml:space="preserve">T</w:t>
             </w:r>
           </w:p>
         </w:tc>
@@ -3438,7 +3028,7 @@
                 <w:sz w:val="17"/>
                 <w:szCs w:val="17"/>
               </w:rPr>
-              <w:t xml:space="preserve">C</w:t>
+              <w:t xml:space="preserve">equity-method · liabilities · receivables</w:t>
             </w:r>
           </w:p>
         </w:tc>
@@ -3465,14 +3055,14 @@
                 <w:sz w:val="16"/>
                 <w:szCs w:val="16"/>
               </w:rPr>
-              <w:t xml:space="preserve">13  </w:t>
-            </w:r>
-            <w:r>
-              <w:rPr>
-                <w:sz w:val="17"/>
-                <w:szCs w:val="17"/>
-              </w:rPr>
-              <w:t xml:space="preserve">A</w:t>
+              <w:t xml:space="preserve">11  </w:t>
+            </w:r>
+            <w:r>
+              <w:rPr>
+                <w:sz w:val="17"/>
+                <w:szCs w:val="17"/>
+              </w:rPr>
+              <w:t xml:space="preserve">Financing: Treasury stock bought, Dividend paid</w:t>
             </w:r>
           </w:p>
         </w:tc>
@@ -3499,14 +3089,14 @@
                 <w:sz w:val="16"/>
                 <w:szCs w:val="16"/>
               </w:rPr>
-              <w:t xml:space="preserve">24  </w:t>
-            </w:r>
-            <w:r>
-              <w:rPr>
-                <w:sz w:val="17"/>
-                <w:szCs w:val="17"/>
-              </w:rPr>
-              <w:t xml:space="preserve">A</w:t>
+              <w:t xml:space="preserve">20  </w:t>
+            </w:r>
+            <w:r>
+              <w:rPr>
+                <w:sz w:val="17"/>
+                <w:szCs w:val="17"/>
+              </w:rPr>
+              <w:t xml:space="preserve">T</w:t>
             </w:r>
           </w:p>
         </w:tc>
@@ -3541,66 +3131,66 @@
                 <w:sz w:val="17"/>
                 <w:szCs w:val="17"/>
               </w:rPr>
-              <w:t xml:space="preserve">B</w:t>
-            </w:r>
-          </w:p>
-        </w:tc>
-        <w:tc>
-          <w:tcPr>
-            <w:tcW w:type="pct" w:w="1667"/>
-            <w:tcMar>
-              <w:top w:type="dxa" w:w="40"/>
-              <w:left w:type="dxa" w:w="100"/>
-              <w:bottom w:type="dxa" w:w="40"/>
-              <w:right w:type="dxa" w:w="100"/>
-            </w:tcMar>
-          </w:tcPr>
-          <w:p>
-            <w:pPr>
-              <w:spacing w:before="22" w:after="22"/>
-            </w:pPr>
-            <w:r>
-              <w:rPr>
-                <w:b/>
-                <w:bCs/>
-                <w:color w:val="8186EF"/>
-                <w:sz w:val="16"/>
-                <w:szCs w:val="16"/>
-              </w:rPr>
-              <w:t xml:space="preserve">14  </w:t>
-            </w:r>
-            <w:r>
-              <w:rPr>
-                <w:sz w:val="17"/>
-                <w:szCs w:val="17"/>
-              </w:rPr>
-              <w:t xml:space="preserve">B</w:t>
-            </w:r>
-          </w:p>
-        </w:tc>
-        <w:tc>
-          <w:tcPr>
-            <w:tcW w:type="pct" w:w="1667"/>
-            <w:tcMar>
-              <w:top w:type="dxa" w:w="40"/>
-              <w:left w:type="dxa" w:w="100"/>
-              <w:bottom w:type="dxa" w:w="40"/>
-              <w:right w:type="dxa" w:w="100"/>
-            </w:tcMar>
-          </w:tcPr>
-          <w:p>
-            <w:pPr>
-              <w:spacing w:before="22" w:after="22"/>
-            </w:pPr>
-            <w:r>
-              <w:rPr>
-                <w:b/>
-                <w:bCs/>
-                <w:color w:val="8186EF"/>
-                <w:sz w:val="16"/>
-                <w:szCs w:val="16"/>
-              </w:rPr>
-              <w:t xml:space="preserve">25  </w:t>
+              <w:t xml:space="preserve">operating · Dividends · financing</w:t>
+            </w:r>
+          </w:p>
+        </w:tc>
+        <w:tc>
+          <w:tcPr>
+            <w:tcW w:type="pct" w:w="1667"/>
+            <w:tcMar>
+              <w:top w:type="dxa" w:w="40"/>
+              <w:left w:type="dxa" w:w="100"/>
+              <w:bottom w:type="dxa" w:w="40"/>
+              <w:right w:type="dxa" w:w="100"/>
+            </w:tcMar>
+          </w:tcPr>
+          <w:p>
+            <w:pPr>
+              <w:spacing w:before="22" w:after="22"/>
+            </w:pPr>
+            <w:r>
+              <w:rPr>
+                <w:b/>
+                <w:bCs/>
+                <w:color w:val="8186EF"/>
+                <w:sz w:val="16"/>
+                <w:szCs w:val="16"/>
+              </w:rPr>
+              <w:t xml:space="preserve">12  </w:t>
+            </w:r>
+            <w:r>
+              <w:rPr>
+                <w:sz w:val="17"/>
+                <w:szCs w:val="17"/>
+              </w:rPr>
+              <w:t xml:space="preserve">Investing: Proceeds from sale of the division</w:t>
+            </w:r>
+          </w:p>
+        </w:tc>
+        <w:tc>
+          <w:tcPr>
+            <w:tcW w:type="pct" w:w="1667"/>
+            <w:tcMar>
+              <w:top w:type="dxa" w:w="40"/>
+              <w:left w:type="dxa" w:w="100"/>
+              <w:bottom w:type="dxa" w:w="40"/>
+              <w:right w:type="dxa" w:w="100"/>
+            </w:tcMar>
+          </w:tcPr>
+          <w:p>
+            <w:pPr>
+              <w:spacing w:before="22" w:after="22"/>
+            </w:pPr>
+            <w:r>
+              <w:rPr>
+                <w:b/>
+                <w:bCs/>
+                <w:color w:val="8186EF"/>
+                <w:sz w:val="16"/>
+                <w:szCs w:val="16"/>
+              </w:rPr>
+              <w:t xml:space="preserve">21  </w:t>
             </w:r>
             <w:r>
               <w:rPr>
@@ -3643,7 +3233,7 @@
                 <w:sz w:val="17"/>
                 <w:szCs w:val="17"/>
               </w:rPr>
-              <w:t xml:space="preserve">B</w:t>
+              <w:t xml:space="preserve">T</w:t>
             </w:r>
           </w:p>
         </w:tc>
@@ -3670,14 +3260,14 @@
                 <w:sz w:val="16"/>
                 <w:szCs w:val="16"/>
               </w:rPr>
-              <w:t xml:space="preserve">15  </w:t>
-            </w:r>
-            <w:r>
-              <w:rPr>
-                <w:sz w:val="17"/>
-                <w:szCs w:val="17"/>
-              </w:rPr>
-              <w:t xml:space="preserve">A</w:t>
+              <w:t xml:space="preserve">13  </w:t>
+            </w:r>
+            <w:r>
+              <w:rPr>
+                <w:sz w:val="17"/>
+                <w:szCs w:val="17"/>
+              </w:rPr>
+              <w:t xml:space="preserve">Operating: Lawsuit settlement paid, Interest paid</w:t>
             </w:r>
           </w:p>
         </w:tc>
@@ -3704,14 +3294,14 @@
                 <w:sz w:val="16"/>
                 <w:szCs w:val="16"/>
               </w:rPr>
-              <w:t xml:space="preserve">26  </w:t>
-            </w:r>
-            <w:r>
-              <w:rPr>
-                <w:sz w:val="17"/>
-                <w:szCs w:val="17"/>
-              </w:rPr>
-              <w:t xml:space="preserve">T</w:t>
+              <w:t xml:space="preserve">22  </w:t>
+            </w:r>
+            <w:r>
+              <w:rPr>
+                <w:sz w:val="17"/>
+                <w:szCs w:val="17"/>
+              </w:rPr>
+              <w:t xml:space="preserve">D</w:t>
             </w:r>
           </w:p>
         </w:tc>
@@ -3746,73 +3336,73 @@
                 <w:sz w:val="17"/>
                 <w:szCs w:val="17"/>
               </w:rPr>
+              <w:t xml:space="preserve">C</w:t>
+            </w:r>
+          </w:p>
+        </w:tc>
+        <w:tc>
+          <w:tcPr>
+            <w:tcW w:type="pct" w:w="1667"/>
+            <w:tcMar>
+              <w:top w:type="dxa" w:w="40"/>
+              <w:left w:type="dxa" w:w="100"/>
+              <w:bottom w:type="dxa" w:w="40"/>
+              <w:right w:type="dxa" w:w="100"/>
+            </w:tcMar>
+          </w:tcPr>
+          <w:p>
+            <w:pPr>
+              <w:spacing w:before="22" w:after="22"/>
+            </w:pPr>
+            <w:r>
+              <w:rPr>
+                <w:b/>
+                <w:bCs/>
+                <w:color w:val="8186EF"/>
+                <w:sz w:val="16"/>
+                <w:szCs w:val="16"/>
+              </w:rPr>
+              <w:t xml:space="preserve">14  </w:t>
+            </w:r>
+            <w:r>
+              <w:rPr>
+                <w:sz w:val="17"/>
+                <w:szCs w:val="17"/>
+              </w:rPr>
+              <w:t xml:space="preserve">B</w:t>
+            </w:r>
+          </w:p>
+        </w:tc>
+        <w:tc>
+          <w:tcPr>
+            <w:tcW w:type="pct" w:w="1667"/>
+            <w:tcMar>
+              <w:top w:type="dxa" w:w="40"/>
+              <w:left w:type="dxa" w:w="100"/>
+              <w:bottom w:type="dxa" w:w="40"/>
+              <w:right w:type="dxa" w:w="100"/>
+            </w:tcMar>
+          </w:tcPr>
+          <w:p>
+            <w:pPr>
+              <w:spacing w:before="22" w:after="22"/>
+            </w:pPr>
+            <w:r>
+              <w:rPr>
+                <w:b/>
+                <w:bCs/>
+                <w:color w:val="8186EF"/>
+                <w:sz w:val="16"/>
+                <w:szCs w:val="16"/>
+              </w:rPr>
+              <w:t xml:space="preserve">23  </w:t>
+            </w:r>
+            <w:r>
+              <w:rPr>
+                <w:sz w:val="17"/>
+                <w:szCs w:val="17"/>
+              </w:rPr>
               <w:t xml:space="preserve">A</w:t>
-            </w:r>
-          </w:p>
-        </w:tc>
-        <w:tc>
-          <w:tcPr>
-            <w:tcW w:type="pct" w:w="1667"/>
-            <w:tcMar>
-              <w:top w:type="dxa" w:w="40"/>
-              <w:left w:type="dxa" w:w="100"/>
-              <w:bottom w:type="dxa" w:w="40"/>
-              <w:right w:type="dxa" w:w="100"/>
-            </w:tcMar>
-          </w:tcPr>
-          <w:p>
-            <w:pPr>
-              <w:spacing w:before="22" w:after="22"/>
-            </w:pPr>
-            <w:r>
-              <w:rPr>
-                <w:b/>
-                <w:bCs/>
-                <w:color w:val="8186EF"/>
-                <w:sz w:val="16"/>
-                <w:szCs w:val="16"/>
-              </w:rPr>
-              <w:t xml:space="preserve">16  </w:t>
-            </w:r>
-            <w:r>
-              <w:rPr>
-                <w:sz w:val="17"/>
-                <w:szCs w:val="17"/>
-              </w:rPr>
-              <w:t xml:space="preserve">T</w:t>
-            </w:r>
-          </w:p>
-        </w:tc>
-        <w:tc>
-          <w:tcPr>
-            <w:tcW w:type="pct" w:w="1667"/>
-            <w:tcMar>
-              <w:top w:type="dxa" w:w="40"/>
-              <w:left w:type="dxa" w:w="100"/>
-              <w:bottom w:type="dxa" w:w="40"/>
-              <w:right w:type="dxa" w:w="100"/>
-            </w:tcMar>
-          </w:tcPr>
-          <w:p>
-            <w:pPr>
-              <w:spacing w:before="22" w:after="22"/>
-            </w:pPr>
-            <w:r>
-              <w:rPr>
-                <w:b/>
-                <w:bCs/>
-                <w:color w:val="8186EF"/>
-                <w:sz w:val="16"/>
-                <w:szCs w:val="16"/>
-              </w:rPr>
-              <w:t xml:space="preserve">27  </w:t>
-            </w:r>
-            <w:r>
-              <w:rPr>
-                <w:sz w:val="17"/>
-                <w:szCs w:val="17"/>
-              </w:rPr>
-              <w:t xml:space="preserve">T</w:t>
             </w:r>
           </w:p>
         </w:tc>
@@ -3875,14 +3465,14 @@
                 <w:sz w:val="16"/>
                 <w:szCs w:val="16"/>
               </w:rPr>
-              <w:t xml:space="preserve">17  </w:t>
-            </w:r>
-            <w:r>
-              <w:rPr>
-                <w:sz w:val="17"/>
-                <w:szCs w:val="17"/>
-              </w:rPr>
-              <w:t xml:space="preserve">F</w:t>
+              <w:t xml:space="preserve">15  </w:t>
+            </w:r>
+            <w:r>
+              <w:rPr>
+                <w:sz w:val="17"/>
+                <w:szCs w:val="17"/>
+              </w:rPr>
+              <w:t xml:space="preserve">C</w:t>
             </w:r>
           </w:p>
         </w:tc>
@@ -3909,14 +3499,14 @@
                 <w:sz w:val="16"/>
                 <w:szCs w:val="16"/>
               </w:rPr>
-              <w:t xml:space="preserve">28  </w:t>
-            </w:r>
-            <w:r>
-              <w:rPr>
-                <w:sz w:val="17"/>
-                <w:szCs w:val="17"/>
-              </w:rPr>
-              <w:t xml:space="preserve">B</w:t>
+              <w:t xml:space="preserve">24  </w:t>
+            </w:r>
+            <w:r>
+              <w:rPr>
+                <w:sz w:val="17"/>
+                <w:szCs w:val="17"/>
+              </w:rPr>
+              <w:t xml:space="preserve">Compare with the model earlier in this handout.</w:t>
             </w:r>
           </w:p>
         </w:tc>
@@ -3951,73 +3541,73 @@
                 <w:sz w:val="17"/>
                 <w:szCs w:val="17"/>
               </w:rPr>
-              <w:t xml:space="preserve">C</w:t>
-            </w:r>
-          </w:p>
-        </w:tc>
-        <w:tc>
-          <w:tcPr>
-            <w:tcW w:type="pct" w:w="1667"/>
-            <w:tcMar>
-              <w:top w:type="dxa" w:w="40"/>
-              <w:left w:type="dxa" w:w="100"/>
-              <w:bottom w:type="dxa" w:w="40"/>
-              <w:right w:type="dxa" w:w="100"/>
-            </w:tcMar>
-          </w:tcPr>
-          <w:p>
-            <w:pPr>
-              <w:spacing w:before="22" w:after="22"/>
-            </w:pPr>
-            <w:r>
-              <w:rPr>
-                <w:b/>
-                <w:bCs/>
-                <w:color w:val="8186EF"/>
-                <w:sz w:val="16"/>
-                <w:szCs w:val="16"/>
-              </w:rPr>
-              <w:t xml:space="preserve">18  </w:t>
-            </w:r>
-            <w:r>
-              <w:rPr>
-                <w:sz w:val="17"/>
-                <w:szCs w:val="17"/>
-              </w:rPr>
-              <w:t xml:space="preserve">Financing: Treasury stock bought, Dividend paid</w:t>
-            </w:r>
-          </w:p>
-        </w:tc>
-        <w:tc>
-          <w:tcPr>
-            <w:tcW w:type="pct" w:w="1667"/>
-            <w:tcMar>
-              <w:top w:type="dxa" w:w="40"/>
-              <w:left w:type="dxa" w:w="100"/>
-              <w:bottom w:type="dxa" w:w="40"/>
-              <w:right w:type="dxa" w:w="100"/>
-            </w:tcMar>
-          </w:tcPr>
-          <w:p>
-            <w:pPr>
-              <w:spacing w:before="22" w:after="22"/>
-            </w:pPr>
-            <w:r>
-              <w:rPr>
-                <w:b/>
-                <w:bCs/>
-                <w:color w:val="8186EF"/>
-                <w:sz w:val="16"/>
-                <w:szCs w:val="16"/>
-              </w:rPr>
-              <w:t xml:space="preserve">29  </w:t>
-            </w:r>
-            <w:r>
-              <w:rPr>
-                <w:sz w:val="17"/>
-                <w:szCs w:val="17"/>
-              </w:rPr>
-              <w:t xml:space="preserve">D</w:t>
+              <w:t xml:space="preserve">B</w:t>
+            </w:r>
+          </w:p>
+        </w:tc>
+        <w:tc>
+          <w:tcPr>
+            <w:tcW w:type="pct" w:w="1667"/>
+            <w:tcMar>
+              <w:top w:type="dxa" w:w="40"/>
+              <w:left w:type="dxa" w:w="100"/>
+              <w:bottom w:type="dxa" w:w="40"/>
+              <w:right w:type="dxa" w:w="100"/>
+            </w:tcMar>
+          </w:tcPr>
+          <w:p>
+            <w:pPr>
+              <w:spacing w:before="22" w:after="22"/>
+            </w:pPr>
+            <w:r>
+              <w:rPr>
+                <w:b/>
+                <w:bCs/>
+                <w:color w:val="8186EF"/>
+                <w:sz w:val="16"/>
+                <w:szCs w:val="16"/>
+              </w:rPr>
+              <w:t xml:space="preserve">16  </w:t>
+            </w:r>
+            <w:r>
+              <w:rPr>
+                <w:sz w:val="17"/>
+                <w:szCs w:val="17"/>
+              </w:rPr>
+              <w:t xml:space="preserve">A</w:t>
+            </w:r>
+          </w:p>
+        </w:tc>
+        <w:tc>
+          <w:tcPr>
+            <w:tcW w:type="pct" w:w="1667"/>
+            <w:tcMar>
+              <w:top w:type="dxa" w:w="40"/>
+              <w:left w:type="dxa" w:w="100"/>
+              <w:bottom w:type="dxa" w:w="40"/>
+              <w:right w:type="dxa" w:w="100"/>
+            </w:tcMar>
+          </w:tcPr>
+          <w:p>
+            <w:pPr>
+              <w:spacing w:before="22" w:after="22"/>
+            </w:pPr>
+            <w:r>
+              <w:rPr>
+                <w:b/>
+                <w:bCs/>
+                <w:color w:val="8186EF"/>
+                <w:sz w:val="16"/>
+                <w:szCs w:val="16"/>
+              </w:rPr>
+              <w:t xml:space="preserve">25  </w:t>
+            </w:r>
+            <w:r>
+              <w:rPr>
+                <w:sz w:val="17"/>
+                <w:szCs w:val="17"/>
+              </w:rPr>
+              <w:t xml:space="preserve">Most U.S. companies use the indirect method for operating activities. It starts with net income and removes everything that is not an operating cash flow. First, add back noncash expenses and losses, such as depreciation, impairments and an increase in deferred tax liabilities.</w:t>
             </w:r>
           </w:p>
         </w:tc>
@@ -4053,7 +3643,7 @@
                 <w:sz w:val="17"/>
                 <w:szCs w:val="17"/>
               </w:rPr>
-              <w:t xml:space="preserve">T</w:t>
+              <w:t xml:space="preserve">A</w:t>
             </w:r>
           </w:p>
         </w:tc>
@@ -4080,14 +3670,14 @@
                 <w:sz w:val="16"/>
                 <w:szCs w:val="16"/>
               </w:rPr>
-              <w:t xml:space="preserve">19  </w:t>
-            </w:r>
-            <w:r>
-              <w:rPr>
-                <w:sz w:val="17"/>
-                <w:szCs w:val="17"/>
-              </w:rPr>
-              <w:t xml:space="preserve">Investing: Proceeds from sale of the division</w:t>
+              <w:t xml:space="preserve">17  </w:t>
+            </w:r>
+            <w:r>
+              <w:rPr>
+                <w:sz w:val="17"/>
+                <w:szCs w:val="17"/>
+              </w:rPr>
+              <w:t xml:space="preserve">A</w:t>
             </w:r>
           </w:p>
         </w:tc>
@@ -4104,24 +3694,14 @@
           </w:tcPr>
           <w:p>
             <w:pPr>
-              <w:spacing w:before="22" w:after="22"/>
-            </w:pPr>
-            <w:r>
-              <w:rPr>
-                <w:b/>
-                <w:bCs/>
-                <w:color w:val="8186EF"/>
-                <w:sz w:val="16"/>
-                <w:szCs w:val="16"/>
-              </w:rPr>
-              <w:t xml:space="preserve">30  </w:t>
-            </w:r>
-            <w:r>
-              <w:rPr>
-                <w:sz w:val="17"/>
-                <w:szCs w:val="17"/>
-              </w:rPr>
-              <w:t xml:space="preserve">A</w:t>
+              <w:spacing w:before="24" w:after="24"/>
+            </w:pPr>
+            <w:r>
+              <w:rPr>
+                <w:sz w:val="16"/>
+                <w:szCs w:val="16"/>
+              </w:rPr>
+              <w:t xml:space="preserve"/>
             </w:r>
           </w:p>
         </w:tc>
@@ -4156,108 +3736,6 @@
                 <w:sz w:val="17"/>
                 <w:szCs w:val="17"/>
               </w:rPr>
-              <w:t xml:space="preserve">F</w:t>
-            </w:r>
-          </w:p>
-        </w:tc>
-        <w:tc>
-          <w:tcPr>
-            <w:tcW w:type="pct" w:w="1667"/>
-            <w:tcMar>
-              <w:top w:type="dxa" w:w="40"/>
-              <w:left w:type="dxa" w:w="100"/>
-              <w:bottom w:type="dxa" w:w="40"/>
-              <w:right w:type="dxa" w:w="100"/>
-            </w:tcMar>
-          </w:tcPr>
-          <w:p>
-            <w:pPr>
-              <w:spacing w:before="22" w:after="22"/>
-            </w:pPr>
-            <w:r>
-              <w:rPr>
-                <w:b/>
-                <w:bCs/>
-                <w:color w:val="8186EF"/>
-                <w:sz w:val="16"/>
-                <w:szCs w:val="16"/>
-              </w:rPr>
-              <w:t xml:space="preserve">20  </w:t>
-            </w:r>
-            <w:r>
-              <w:rPr>
-                <w:sz w:val="17"/>
-                <w:szCs w:val="17"/>
-              </w:rPr>
-              <w:t xml:space="preserve">Operating: Lawsuit settlement paid, Interest paid</w:t>
-            </w:r>
-          </w:p>
-        </w:tc>
-        <w:tc>
-          <w:tcPr>
-            <w:tcW w:type="pct" w:w="1667"/>
-            <w:tcMar>
-              <w:top w:type="dxa" w:w="40"/>
-              <w:left w:type="dxa" w:w="100"/>
-              <w:bottom w:type="dxa" w:w="40"/>
-              <w:right w:type="dxa" w:w="100"/>
-            </w:tcMar>
-          </w:tcPr>
-          <w:p>
-            <w:pPr>
-              <w:spacing w:before="22" w:after="22"/>
-            </w:pPr>
-            <w:r>
-              <w:rPr>
-                <w:b/>
-                <w:bCs/>
-                <w:color w:val="8186EF"/>
-                <w:sz w:val="16"/>
-                <w:szCs w:val="16"/>
-              </w:rPr>
-              <w:t xml:space="preserve">31  </w:t>
-            </w:r>
-            <w:r>
-              <w:rPr>
-                <w:sz w:val="17"/>
-                <w:szCs w:val="17"/>
-              </w:rPr>
-              <w:t xml:space="preserve">Compare with the model earlier in this handout.</w:t>
-            </w:r>
-          </w:p>
-        </w:tc>
-      </w:tr>
-      <w:tr>
-        <w:tc>
-          <w:tcPr>
-            <w:tcW w:type="pct" w:w="1667"/>
-            <w:shd w:fill="FBFAF6" w:val="clear"/>
-            <w:tcMar>
-              <w:top w:type="dxa" w:w="40"/>
-              <w:left w:type="dxa" w:w="100"/>
-              <w:bottom w:type="dxa" w:w="40"/>
-              <w:right w:type="dxa" w:w="100"/>
-            </w:tcMar>
-          </w:tcPr>
-          <w:p>
-            <w:pPr>
-              <w:spacing w:before="22" w:after="22"/>
-            </w:pPr>
-            <w:r>
-              <w:rPr>
-                <w:b/>
-                <w:bCs/>
-                <w:color w:val="8186EF"/>
-                <w:sz w:val="16"/>
-                <w:szCs w:val="16"/>
-              </w:rPr>
-              <w:t xml:space="preserve">10  </w:t>
-            </w:r>
-            <w:r>
-              <w:rPr>
-                <w:sz w:val="17"/>
-                <w:szCs w:val="17"/>
-              </w:rPr>
               <w:t xml:space="preserve">T</w:t>
             </w:r>
           </w:p>
@@ -4265,27 +3743,26 @@
         <w:tc>
           <w:tcPr>
             <w:tcW w:type="pct" w:w="1667"/>
-            <w:shd w:fill="FBFAF6" w:val="clear"/>
-            <w:tcMar>
-              <w:top w:type="dxa" w:w="40"/>
-              <w:left w:type="dxa" w:w="100"/>
-              <w:bottom w:type="dxa" w:w="40"/>
-              <w:right w:type="dxa" w:w="100"/>
-            </w:tcMar>
-          </w:tcPr>
-          <w:p>
-            <w:pPr>
-              <w:spacing w:before="22" w:after="22"/>
-            </w:pPr>
-            <w:r>
-              <w:rPr>
-                <w:b/>
-                <w:bCs/>
-                <w:color w:val="8186EF"/>
-                <w:sz w:val="16"/>
-                <w:szCs w:val="16"/>
-              </w:rPr>
-              <w:t xml:space="preserve">21  </w:t>
+            <w:tcMar>
+              <w:top w:type="dxa" w:w="40"/>
+              <w:left w:type="dxa" w:w="100"/>
+              <w:bottom w:type="dxa" w:w="40"/>
+              <w:right w:type="dxa" w:w="100"/>
+            </w:tcMar>
+          </w:tcPr>
+          <w:p>
+            <w:pPr>
+              <w:spacing w:before="22" w:after="22"/>
+            </w:pPr>
+            <w:r>
+              <w:rPr>
+                <w:b/>
+                <w:bCs/>
+                <w:color w:val="8186EF"/>
+                <w:sz w:val="16"/>
+                <w:szCs w:val="16"/>
+              </w:rPr>
+              <w:t xml:space="preserve">18  </w:t>
             </w:r>
             <w:r>
               <w:rPr>
@@ -4293,108 +3770,6 @@
                 <w:szCs w:val="17"/>
               </w:rPr>
               <w:t xml:space="preserve">B</w:t>
-            </w:r>
-          </w:p>
-        </w:tc>
-        <w:tc>
-          <w:tcPr>
-            <w:tcW w:type="pct" w:w="1667"/>
-            <w:shd w:fill="FBFAF6" w:val="clear"/>
-            <w:tcMar>
-              <w:top w:type="dxa" w:w="40"/>
-              <w:left w:type="dxa" w:w="100"/>
-              <w:bottom w:type="dxa" w:w="40"/>
-              <w:right w:type="dxa" w:w="100"/>
-            </w:tcMar>
-          </w:tcPr>
-          <w:p>
-            <w:pPr>
-              <w:spacing w:before="22" w:after="22"/>
-            </w:pPr>
-            <w:r>
-              <w:rPr>
-                <w:b/>
-                <w:bCs/>
-                <w:color w:val="8186EF"/>
-                <w:sz w:val="16"/>
-                <w:szCs w:val="16"/>
-              </w:rPr>
-              <w:t xml:space="preserve">32  </w:t>
-            </w:r>
-            <w:r>
-              <w:rPr>
-                <w:sz w:val="17"/>
-                <w:szCs w:val="17"/>
-              </w:rPr>
-              <w:t xml:space="preserve">Most U.S. companies use the indirect method for operating activities. It starts with net income and removes everything that is not an operating cash flow. First, add back noncash expenses and losses, such as depreciation, impairments and an increase in deferred tax liabilities.</w:t>
-            </w:r>
-          </w:p>
-        </w:tc>
-      </w:tr>
-      <w:tr>
-        <w:tc>
-          <w:tcPr>
-            <w:tcW w:type="pct" w:w="1667"/>
-            <w:tcMar>
-              <w:top w:type="dxa" w:w="40"/>
-              <w:left w:type="dxa" w:w="100"/>
-              <w:bottom w:type="dxa" w:w="40"/>
-              <w:right w:type="dxa" w:w="100"/>
-            </w:tcMar>
-          </w:tcPr>
-          <w:p>
-            <w:pPr>
-              <w:spacing w:before="22" w:after="22"/>
-            </w:pPr>
-            <w:r>
-              <w:rPr>
-                <w:b/>
-                <w:bCs/>
-                <w:color w:val="8186EF"/>
-                <w:sz w:val="16"/>
-                <w:szCs w:val="16"/>
-              </w:rPr>
-              <w:t xml:space="preserve">11  </w:t>
-            </w:r>
-            <w:r>
-              <w:rPr>
-                <w:sz w:val="17"/>
-                <w:szCs w:val="17"/>
-              </w:rPr>
-              <w:t xml:space="preserve">T</w:t>
-            </w:r>
-          </w:p>
-        </w:tc>
-        <w:tc>
-          <w:tcPr>
-            <w:tcW w:type="pct" w:w="1667"/>
-            <w:tcMar>
-              <w:top w:type="dxa" w:w="40"/>
-              <w:left w:type="dxa" w:w="100"/>
-              <w:bottom w:type="dxa" w:w="40"/>
-              <w:right w:type="dxa" w:w="100"/>
-            </w:tcMar>
-          </w:tcPr>
-          <w:p>
-            <w:pPr>
-              <w:spacing w:before="22" w:after="22"/>
-            </w:pPr>
-            <w:r>
-              <w:rPr>
-                <w:b/>
-                <w:bCs/>
-                <w:color w:val="8186EF"/>
-                <w:sz w:val="16"/>
-                <w:szCs w:val="16"/>
-              </w:rPr>
-              <w:t xml:space="preserve">22  </w:t>
-            </w:r>
-            <w:r>
-              <w:rPr>
-                <w:sz w:val="17"/>
-                <w:szCs w:val="17"/>
-              </w:rPr>
-              <w:t xml:space="preserve">C</w:t>
             </w:r>
           </w:p>
         </w:tc>
@@ -4459,7 +3834,7 @@
           <w:sz w:val="16"/>
           <w:szCs w:val="16"/>
         </w:rPr>
-        <w:t xml:space="preserve">The same payment can land in different sections. B is wrong: No estimate is involved. C is wrong: Interest paid is a cash flow.</w:t>
+        <w:t xml:space="preserve">The book writes: “It starts with net income and removes everything that is not an operating cash flow. First, add back noncash expenses and losses, such as depreciation, impairments and an increase in deferred tax liabilities. Second, remove gains and losses on investing and financing items; the cash from those sales belongs in investing.”</w:t>
       </w:r>
     </w:p>
     <w:p>
@@ -4482,7 +3857,7 @@
           <w:sz w:val="16"/>
           <w:szCs w:val="16"/>
         </w:rPr>
-        <w:t xml:space="preserve">One year of cash flows can hide underinvestment. A is wrong: Operations are not directly affected at first. B is wrong: No financing is involved.</w:t>
+        <w:t xml:space="preserve">The book writes: “Also subtract equity-method income, which is not cash, and add the dividends received from the investee. Third, adjust for changes in current operating assets and liabilities from the balance sheet. When receivables rise, the company has recorded revenue it has not yet collected, so the increase is subtracted.”</w:t>
       </w:r>
     </w:p>
     <w:p>
@@ -4505,6 +3880,52 @@
           <w:sz w:val="16"/>
           <w:szCs w:val="16"/>
         </w:rPr>
+        <w:t xml:space="preserve">The book writes: “Sign rules for the indirect method, with Orontes examples. Start from net income, never from operating income. Dividends payable and notes payable are financing items.”</w:t>
+      </w:r>
+    </w:p>
+    <w:p>
+      <w:pPr>
+        <w:spacing w:after="18"/>
+        <w:ind w:left="300" w:hanging="300"/>
+      </w:pPr>
+      <w:r>
+        <w:rPr>
+          <w:b/>
+          <w:bCs/>
+          <w:color w:val="8186EF"/>
+          <w:sz w:val="16"/>
+          <w:szCs w:val="16"/>
+        </w:rPr>
+        <w:t xml:space="preserve">4  </w:t>
+      </w:r>
+      <w:r>
+        <w:rPr>
+          <w:sz w:val="16"/>
+          <w:szCs w:val="16"/>
+        </w:rPr>
+        <w:t xml:space="preserve">The book pairs Lawsuit settlement paid with “Operating”.</w:t>
+      </w:r>
+    </w:p>
+    <w:p>
+      <w:pPr>
+        <w:spacing w:after="18"/>
+        <w:ind w:left="300" w:hanging="300"/>
+      </w:pPr>
+      <w:r>
+        <w:rPr>
+          <w:b/>
+          <w:bCs/>
+          <w:color w:val="8186EF"/>
+          <w:sz w:val="16"/>
+          <w:szCs w:val="16"/>
+        </w:rPr>
+        <w:t xml:space="preserve">5  </w:t>
+      </w:r>
+      <w:r>
+        <w:rPr>
+          <w:sz w:val="16"/>
+          <w:szCs w:val="16"/>
+        </w:rPr>
         <w:t xml:space="preserve">The book’s own table gives Operating as the category of Lawsuit settlement paid.</w:t>
       </w:r>
     </w:p>
@@ -4521,7 +3942,7 @@
           <w:sz w:val="16"/>
           <w:szCs w:val="16"/>
         </w:rPr>
-        <w:t xml:space="preserve">4  </w:t>
+        <w:t xml:space="preserve">6  </w:t>
       </w:r>
       <w:r>
         <w:rPr>
@@ -4544,7 +3965,7 @@
           <w:sz w:val="16"/>
           <w:szCs w:val="16"/>
         </w:rPr>
-        <w:t xml:space="preserve">5  </w:t>
+        <w:t xml:space="preserve">7  </w:t>
       </w:r>
       <w:r>
         <w:rPr>
@@ -4567,7 +3988,7 @@
           <w:sz w:val="16"/>
           <w:szCs w:val="16"/>
         </w:rPr>
-        <w:t xml:space="preserve">6  </w:t>
+        <w:t xml:space="preserve">8  </w:t>
       </w:r>
       <w:r>
         <w:rPr>
@@ -4590,30 +4011,7 @@
           <w:sz w:val="16"/>
           <w:szCs w:val="16"/>
         </w:rPr>
-        <w:t xml:space="preserve">7  </w:t>
-      </w:r>
-      <w:r>
-        <w:rPr>
-          <w:sz w:val="16"/>
-          <w:szCs w:val="16"/>
-        </w:rPr>
-        <w:t xml:space="preserve">The book’s own table gives Financing as the category of Dividend paid.</w:t>
-      </w:r>
-    </w:p>
-    <w:p>
-      <w:pPr>
-        <w:spacing w:after="18"/>
-        <w:ind w:left="300" w:hanging="300"/>
-      </w:pPr>
-      <w:r>
-        <w:rPr>
-          <w:b/>
-          <w:bCs/>
-          <w:color w:val="8186EF"/>
-          <w:sz w:val="16"/>
-          <w:szCs w:val="16"/>
-        </w:rPr>
-        <w:t xml:space="preserve">8  </w:t>
+        <w:t xml:space="preserve">9  </w:t>
       </w:r>
       <w:r>
         <w:rPr>
@@ -4636,29 +4034,6 @@
           <w:sz w:val="16"/>
           <w:szCs w:val="16"/>
         </w:rPr>
-        <w:t xml:space="preserve">9  </w:t>
-      </w:r>
-      <w:r>
-        <w:rPr>
-          <w:sz w:val="16"/>
-          <w:szCs w:val="16"/>
-        </w:rPr>
-        <w:t xml:space="preserve">The book pairs Proceeds from sale of the division with “Investing”, not with “Financing”.</w:t>
-      </w:r>
-    </w:p>
-    <w:p>
-      <w:pPr>
-        <w:spacing w:after="18"/>
-        <w:ind w:left="300" w:hanging="300"/>
-      </w:pPr>
-      <w:r>
-        <w:rPr>
-          <w:b/>
-          <w:bCs/>
-          <w:color w:val="8186EF"/>
-          <w:sz w:val="16"/>
-          <w:szCs w:val="16"/>
-        </w:rPr>
         <w:t xml:space="preserve">10  </w:t>
       </w:r>
       <w:r>
@@ -4666,76 +4041,7 @@
           <w:sz w:val="16"/>
           <w:szCs w:val="16"/>
         </w:rPr>
-        <w:t xml:space="preserve">The book pairs Treasury stock bought with “Financing”.</w:t>
-      </w:r>
-    </w:p>
-    <w:p>
-      <w:pPr>
-        <w:spacing w:after="18"/>
-        <w:ind w:left="300" w:hanging="300"/>
-      </w:pPr>
-      <w:r>
-        <w:rPr>
-          <w:b/>
-          <w:bCs/>
-          <w:color w:val="8186EF"/>
-          <w:sz w:val="16"/>
-          <w:szCs w:val="16"/>
-        </w:rPr>
-        <w:t xml:space="preserve">11  </w:t>
-      </w:r>
-      <w:r>
-        <w:rPr>
-          <w:sz w:val="16"/>
-          <w:szCs w:val="16"/>
-        </w:rPr>
-        <w:t xml:space="preserve">The book pairs Lawsuit settlement paid with “Operating”.</w:t>
-      </w:r>
-    </w:p>
-    <w:p>
-      <w:pPr>
-        <w:spacing w:after="18"/>
-        <w:ind w:left="300" w:hanging="300"/>
-      </w:pPr>
-      <w:r>
-        <w:rPr>
-          <w:b/>
-          <w:bCs/>
-          <w:color w:val="8186EF"/>
-          <w:sz w:val="16"/>
-          <w:szCs w:val="16"/>
-        </w:rPr>
-        <w:t xml:space="preserve">12  </w:t>
-      </w:r>
-      <w:r>
-        <w:rPr>
-          <w:sz w:val="16"/>
-          <w:szCs w:val="16"/>
-        </w:rPr>
-        <w:t xml:space="preserve">The book’s own table gives Operating as the category of Lawsuit settlement paid.</w:t>
-      </w:r>
-    </w:p>
-    <w:p>
-      <w:pPr>
-        <w:spacing w:after="18"/>
-        <w:ind w:left="300" w:hanging="300"/>
-      </w:pPr>
-      <w:r>
-        <w:rPr>
-          <w:b/>
-          <w:bCs/>
-          <w:color w:val="8186EF"/>
-          <w:sz w:val="16"/>
-          <w:szCs w:val="16"/>
-        </w:rPr>
-        <w:t xml:space="preserve">13  </w:t>
-      </w:r>
-      <w:r>
-        <w:rPr>
-          <w:sz w:val="16"/>
-          <w:szCs w:val="16"/>
-        </w:rPr>
-        <w:t xml:space="preserve">The book’s own table gives Investing as the category of Proceeds from sale of the division.</w:t>
+        <w:t xml:space="preserve">The book pairs Proceeds from sale of the division with “Investing”, not with “Operating”.</w:t>
       </w:r>
     </w:p>
     <w:p>
@@ -4758,7 +4064,7 @@
           <w:sz w:val="16"/>
           <w:szCs w:val="16"/>
         </w:rPr>
-        <w:t xml:space="preserve">The book’s own table gives Financing as the category of Treasury stock bought.</w:t>
+        <w:t xml:space="preserve">Only operating working capital is adjusted in operating activities. A is wrong: Dividends payable is not an operating liability. C is wrong: It does not belong in operating at all.</w:t>
       </w:r>
     </w:p>
     <w:p>
@@ -4781,7 +4087,7 @@
           <w:sz w:val="16"/>
           <w:szCs w:val="16"/>
         </w:rPr>
-        <w:t xml:space="preserve">The book’s own table gives Operating as the category of Interest paid.</w:t>
+        <w:t xml:space="preserve">The reconciliation starts from net income. A is wrong: Starting from operating profit is the amended IAS 7 approach. B is wrong: Taxes must be included, so start after tax.</w:t>
       </w:r>
     </w:p>
     <w:p>
@@ -4804,7 +4110,7 @@
           <w:sz w:val="16"/>
           <w:szCs w:val="16"/>
         </w:rPr>
-        <w:t xml:space="preserve">The book pairs Lawsuit settlement paid with “Operating”.</w:t>
+        <w:t xml:space="preserve">Part of the current tax was still unpaid at year-end. B is wrong: This ignores the unpaid amount. C is wrong: An increase in taxes payable means less was paid.</w:t>
       </w:r>
     </w:p>
     <w:p>
@@ -4827,7 +4133,76 @@
           <w:sz w:val="16"/>
           <w:szCs w:val="16"/>
         </w:rPr>
-        <w:t xml:space="preserve">The book pairs Proceeds from sale of the division with “Investing”, not with “Operating”.</w:t>
+        <w:t xml:space="preserve">Add back the noncash loss; show the actual proceeds in investing. B is wrong: A loss is added back, not subtracted. C is wrong: Investing shows the cash received.</w:t>
+      </w:r>
+    </w:p>
+    <w:p>
+      <w:pPr>
+        <w:spacing w:after="18"/>
+        <w:ind w:left="300" w:hanging="300"/>
+      </w:pPr>
+      <w:r>
+        <w:rPr>
+          <w:b/>
+          <w:bCs/>
+          <w:color w:val="8186EF"/>
+          <w:sz w:val="16"/>
+          <w:szCs w:val="16"/>
+        </w:rPr>
+        <w:t xml:space="preserve">18  </w:t>
+      </w:r>
+      <w:r>
+        <w:rPr>
+          <w:sz w:val="16"/>
+          <w:szCs w:val="16"/>
+        </w:rPr>
+        <w:t xml:space="preserve">Only operating working capital is adjusted in operating activities. A is wrong: Dividends payable is not an operating liability. C is wrong: It does not belong in operating at all.</w:t>
+      </w:r>
+    </w:p>
+    <w:p>
+      <w:pPr>
+        <w:spacing w:after="18"/>
+        <w:ind w:left="300" w:hanging="300"/>
+      </w:pPr>
+      <w:r>
+        <w:rPr>
+          <w:b/>
+          <w:bCs/>
+          <w:color w:val="8186EF"/>
+          <w:sz w:val="16"/>
+          <w:szCs w:val="16"/>
+        </w:rPr>
+        <w:t xml:space="preserve">19  </w:t>
+      </w:r>
+      <w:r>
+        <w:rPr>
+          <w:sz w:val="16"/>
+          <w:szCs w:val="16"/>
+        </w:rPr>
+        <w:t xml:space="preserve">CMA questions use exact terms, and one word can change the answer.</w:t>
+      </w:r>
+    </w:p>
+    <w:p>
+      <w:pPr>
+        <w:spacing w:after="18"/>
+        <w:ind w:left="300" w:hanging="300"/>
+      </w:pPr>
+      <w:r>
+        <w:rPr>
+          <w:b/>
+          <w:bCs/>
+          <w:color w:val="8186EF"/>
+          <w:sz w:val="16"/>
+          <w:szCs w:val="16"/>
+        </w:rPr>
+        <w:t xml:space="preserve">20  </w:t>
+      </w:r>
+      <w:r>
+        <w:rPr>
+          <w:sz w:val="16"/>
+          <w:szCs w:val="16"/>
+        </w:rPr>
+        <w:t xml:space="preserve">The term tables in each section are the book’s own.</w:t>
       </w:r>
     </w:p>
     <w:p>
@@ -4850,7 +4225,7 @@
           <w:sz w:val="16"/>
           <w:szCs w:val="16"/>
         </w:rPr>
-        <w:t xml:space="preserve">Only operating working capital is adjusted in operating activities. A is wrong: Dividends payable is not an operating liability. C is wrong: It does not belong in operating at all.</w:t>
+        <w:t xml:space="preserve">A building bought with a mortgage never appears in the body. A is wrong: It is a cash-basis statement. C is wrong: Interest paid is included in operating.</w:t>
       </w:r>
     </w:p>
     <w:p>
@@ -4873,7 +4248,7 @@
           <w:sz w:val="16"/>
           <w:szCs w:val="16"/>
         </w:rPr>
-        <w:t xml:space="preserve">The reconciliation starts from net income. A is wrong: Starting from operating profit is the amended IAS 7 approach. B is wrong: Taxes must be included, so start after tax.</w:t>
+        <w:t xml:space="preserve">Profitability is measured on the accrual basis. A is wrong: Cash flows involve few estimates. B is wrong: Cash flows are not fair values.</w:t>
       </w:r>
     </w:p>
     <w:p>
@@ -4896,7 +4271,7 @@
           <w:sz w:val="16"/>
           <w:szCs w:val="16"/>
         </w:rPr>
-        <w:t xml:space="preserve">Part of the current tax was still unpaid at year-end. B is wrong: This ignores the unpaid amount. C is wrong: An increase in taxes payable means less was paid.</w:t>
+        <w:t xml:space="preserve">Every item on a Workshop sheet is settled by something printed on the same sheet.</w:t>
       </w:r>
     </w:p>
     <w:p/>
@@ -5006,73 +4381,73 @@
                 <w:sz w:val="17"/>
                 <w:szCs w:val="17"/>
               </w:rPr>
-              <w:t xml:space="preserve">A</w:t>
-            </w:r>
-          </w:p>
-        </w:tc>
-        <w:tc>
-          <w:tcPr>
-            <w:tcW w:type="pct" w:w="1667"/>
-            <w:tcMar>
-              <w:top w:type="dxa" w:w="40"/>
-              <w:left w:type="dxa" w:w="100"/>
-              <w:bottom w:type="dxa" w:w="40"/>
-              <w:right w:type="dxa" w:w="100"/>
-            </w:tcMar>
-          </w:tcPr>
-          <w:p>
-            <w:pPr>
-              <w:spacing w:before="22" w:after="22"/>
-            </w:pPr>
-            <w:r>
-              <w:rPr>
-                <w:b/>
-                <w:bCs/>
-                <w:color w:val="8186EF"/>
-                <w:sz w:val="16"/>
-                <w:szCs w:val="16"/>
-              </w:rPr>
-              <w:t xml:space="preserve">9  </w:t>
-            </w:r>
-            <w:r>
-              <w:rPr>
-                <w:sz w:val="17"/>
-                <w:szCs w:val="17"/>
-              </w:rPr>
-              <w:t xml:space="preserve">A</w:t>
-            </w:r>
-          </w:p>
-        </w:tc>
-        <w:tc>
-          <w:tcPr>
-            <w:tcW w:type="pct" w:w="1667"/>
-            <w:tcMar>
-              <w:top w:type="dxa" w:w="40"/>
-              <w:left w:type="dxa" w:w="100"/>
-              <w:bottom w:type="dxa" w:w="40"/>
-              <w:right w:type="dxa" w:w="100"/>
-            </w:tcMar>
-          </w:tcPr>
-          <w:p>
-            <w:pPr>
-              <w:spacing w:before="22" w:after="22"/>
-            </w:pPr>
-            <w:r>
-              <w:rPr>
-                <w:b/>
-                <w:bCs/>
-                <w:color w:val="8186EF"/>
-                <w:sz w:val="16"/>
-                <w:szCs w:val="16"/>
-              </w:rPr>
-              <w:t xml:space="preserve">17  </w:t>
-            </w:r>
-            <w:r>
-              <w:rPr>
-                <w:sz w:val="17"/>
-                <w:szCs w:val="17"/>
-              </w:rPr>
-              <w:t xml:space="preserve">A</w:t>
+              <w:t xml:space="preserve">operating · customers · encourages</w:t>
+            </w:r>
+          </w:p>
+        </w:tc>
+        <w:tc>
+          <w:tcPr>
+            <w:tcW w:type="pct" w:w="1667"/>
+            <w:tcMar>
+              <w:top w:type="dxa" w:w="40"/>
+              <w:left w:type="dxa" w:w="100"/>
+              <w:bottom w:type="dxa" w:w="40"/>
+              <w:right w:type="dxa" w:w="100"/>
+            </w:tcMar>
+          </w:tcPr>
+          <w:p>
+            <w:pPr>
+              <w:spacing w:before="22" w:after="22"/>
+            </w:pPr>
+            <w:r>
+              <w:rPr>
+                <w:b/>
+                <w:bCs/>
+                <w:color w:val="8186EF"/>
+                <w:sz w:val="16"/>
+                <w:szCs w:val="16"/>
+              </w:rPr>
+              <w:t xml:space="preserve">8  </w:t>
+            </w:r>
+            <w:r>
+              <w:rPr>
+                <w:sz w:val="17"/>
+                <w:szCs w:val="17"/>
+              </w:rPr>
+              <w:t xml:space="preserve">B</w:t>
+            </w:r>
+          </w:p>
+        </w:tc>
+        <w:tc>
+          <w:tcPr>
+            <w:tcW w:type="pct" w:w="1667"/>
+            <w:tcMar>
+              <w:top w:type="dxa" w:w="40"/>
+              <w:left w:type="dxa" w:w="100"/>
+              <w:bottom w:type="dxa" w:w="40"/>
+              <w:right w:type="dxa" w:w="100"/>
+            </w:tcMar>
+          </w:tcPr>
+          <w:p>
+            <w:pPr>
+              <w:spacing w:before="22" w:after="22"/>
+            </w:pPr>
+            <w:r>
+              <w:rPr>
+                <w:b/>
+                <w:bCs/>
+                <w:color w:val="8186EF"/>
+                <w:sz w:val="16"/>
+                <w:szCs w:val="16"/>
+              </w:rPr>
+              <w:t xml:space="preserve">15  </w:t>
+            </w:r>
+            <w:r>
+              <w:rPr>
+                <w:sz w:val="17"/>
+                <w:szCs w:val="17"/>
+              </w:rPr>
+              <w:t xml:space="preserve">T</w:t>
             </w:r>
           </w:p>
         </w:tc>
@@ -5108,6 +4483,40 @@
                 <w:sz w:val="17"/>
                 <w:szCs w:val="17"/>
               </w:rPr>
+              <w:t xml:space="preserve">reconciliation · operating · receivables</w:t>
+            </w:r>
+          </w:p>
+        </w:tc>
+        <w:tc>
+          <w:tcPr>
+            <w:tcW w:type="pct" w:w="1667"/>
+            <w:shd w:fill="FBFAF6" w:val="clear"/>
+            <w:tcMar>
+              <w:top w:type="dxa" w:w="40"/>
+              <w:left w:type="dxa" w:w="100"/>
+              <w:bottom w:type="dxa" w:w="40"/>
+              <w:right w:type="dxa" w:w="100"/>
+            </w:tcMar>
+          </w:tcPr>
+          <w:p>
+            <w:pPr>
+              <w:spacing w:before="22" w:after="22"/>
+            </w:pPr>
+            <w:r>
+              <w:rPr>
+                <w:b/>
+                <w:bCs/>
+                <w:color w:val="8186EF"/>
+                <w:sz w:val="16"/>
+                <w:szCs w:val="16"/>
+              </w:rPr>
+              <w:t xml:space="preserve">9  </w:t>
+            </w:r>
+            <w:r>
+              <w:rPr>
+                <w:sz w:val="17"/>
+                <w:szCs w:val="17"/>
+              </w:rPr>
               <w:t xml:space="preserve">A</w:t>
             </w:r>
           </w:p>
@@ -5135,7 +4544,7 @@
                 <w:sz w:val="16"/>
                 <w:szCs w:val="16"/>
               </w:rPr>
-              <w:t xml:space="preserve">10  </w:t>
+              <w:t xml:space="preserve">16  </w:t>
             </w:r>
             <w:r>
               <w:rPr>
@@ -5143,40 +4552,6 @@
                 <w:szCs w:val="17"/>
               </w:rPr>
               <w:t xml:space="preserve">A</w:t>
-            </w:r>
-          </w:p>
-        </w:tc>
-        <w:tc>
-          <w:tcPr>
-            <w:tcW w:type="pct" w:w="1667"/>
-            <w:shd w:fill="FBFAF6" w:val="clear"/>
-            <w:tcMar>
-              <w:top w:type="dxa" w:w="40"/>
-              <w:left w:type="dxa" w:w="100"/>
-              <w:bottom w:type="dxa" w:w="40"/>
-              <w:right w:type="dxa" w:w="100"/>
-            </w:tcMar>
-          </w:tcPr>
-          <w:p>
-            <w:pPr>
-              <w:spacing w:before="22" w:after="22"/>
-            </w:pPr>
-            <w:r>
-              <w:rPr>
-                <w:b/>
-                <w:bCs/>
-                <w:color w:val="8186EF"/>
-                <w:sz w:val="16"/>
-                <w:szCs w:val="16"/>
-              </w:rPr>
-              <w:t xml:space="preserve">18  </w:t>
-            </w:r>
-            <w:r>
-              <w:rPr>
-                <w:sz w:val="17"/>
-                <w:szCs w:val="17"/>
-              </w:rPr>
-              <w:t xml:space="preserve">T</w:t>
             </w:r>
           </w:p>
         </w:tc>
@@ -5211,73 +4586,73 @@
                 <w:sz w:val="17"/>
                 <w:szCs w:val="17"/>
               </w:rPr>
-              <w:t xml:space="preserve">B</w:t>
-            </w:r>
-          </w:p>
-        </w:tc>
-        <w:tc>
-          <w:tcPr>
-            <w:tcW w:type="pct" w:w="1667"/>
-            <w:tcMar>
-              <w:top w:type="dxa" w:w="40"/>
-              <w:left w:type="dxa" w:w="100"/>
-              <w:bottom w:type="dxa" w:w="40"/>
-              <w:right w:type="dxa" w:w="100"/>
-            </w:tcMar>
-          </w:tcPr>
-          <w:p>
-            <w:pPr>
-              <w:spacing w:before="22" w:after="22"/>
-            </w:pPr>
-            <w:r>
-              <w:rPr>
-                <w:b/>
-                <w:bCs/>
-                <w:color w:val="8186EF"/>
-                <w:sz w:val="16"/>
-                <w:szCs w:val="16"/>
-              </w:rPr>
-              <w:t xml:space="preserve">11  </w:t>
-            </w:r>
-            <w:r>
-              <w:rPr>
-                <w:sz w:val="17"/>
-                <w:szCs w:val="17"/>
-              </w:rPr>
-              <w:t xml:space="preserve">B</w:t>
-            </w:r>
-          </w:p>
-        </w:tc>
-        <w:tc>
-          <w:tcPr>
-            <w:tcW w:type="pct" w:w="1667"/>
-            <w:tcMar>
-              <w:top w:type="dxa" w:w="40"/>
-              <w:left w:type="dxa" w:w="100"/>
-              <w:bottom w:type="dxa" w:w="40"/>
-              <w:right w:type="dxa" w:w="100"/>
-            </w:tcMar>
-          </w:tcPr>
-          <w:p>
-            <w:pPr>
-              <w:spacing w:before="22" w:after="22"/>
-            </w:pPr>
-            <w:r>
-              <w:rPr>
-                <w:b/>
-                <w:bCs/>
-                <w:color w:val="8186EF"/>
-                <w:sz w:val="16"/>
-                <w:szCs w:val="16"/>
-              </w:rPr>
-              <w:t xml:space="preserve">19  </w:t>
-            </w:r>
-            <w:r>
-              <w:rPr>
-                <w:sz w:val="17"/>
-                <w:szCs w:val="17"/>
-              </w:rPr>
-              <w:t xml:space="preserve">T</w:t>
+              <w:t xml:space="preserve">indirect · disclose · interest</w:t>
+            </w:r>
+          </w:p>
+        </w:tc>
+        <w:tc>
+          <w:tcPr>
+            <w:tcW w:type="pct" w:w="1667"/>
+            <w:tcMar>
+              <w:top w:type="dxa" w:w="40"/>
+              <w:left w:type="dxa" w:w="100"/>
+              <w:bottom w:type="dxa" w:w="40"/>
+              <w:right w:type="dxa" w:w="100"/>
+            </w:tcMar>
+          </w:tcPr>
+          <w:p>
+            <w:pPr>
+              <w:spacing w:before="22" w:after="22"/>
+            </w:pPr>
+            <w:r>
+              <w:rPr>
+                <w:b/>
+                <w:bCs/>
+                <w:color w:val="8186EF"/>
+                <w:sz w:val="16"/>
+                <w:szCs w:val="16"/>
+              </w:rPr>
+              <w:t xml:space="preserve">10  </w:t>
+            </w:r>
+            <w:r>
+              <w:rPr>
+                <w:sz w:val="17"/>
+                <w:szCs w:val="17"/>
+              </w:rPr>
+              <w:t xml:space="preserve">C</w:t>
+            </w:r>
+          </w:p>
+        </w:tc>
+        <w:tc>
+          <w:tcPr>
+            <w:tcW w:type="pct" w:w="1667"/>
+            <w:tcMar>
+              <w:top w:type="dxa" w:w="40"/>
+              <w:left w:type="dxa" w:w="100"/>
+              <w:bottom w:type="dxa" w:w="40"/>
+              <w:right w:type="dxa" w:w="100"/>
+            </w:tcMar>
+          </w:tcPr>
+          <w:p>
+            <w:pPr>
+              <w:spacing w:before="22" w:after="22"/>
+            </w:pPr>
+            <w:r>
+              <w:rPr>
+                <w:b/>
+                <w:bCs/>
+                <w:color w:val="8186EF"/>
+                <w:sz w:val="16"/>
+                <w:szCs w:val="16"/>
+              </w:rPr>
+              <w:t xml:space="preserve">17  </w:t>
+            </w:r>
+            <w:r>
+              <w:rPr>
+                <w:sz w:val="17"/>
+                <w:szCs w:val="17"/>
+              </w:rPr>
+              <w:t xml:space="preserve">A</w:t>
             </w:r>
           </w:p>
         </w:tc>
@@ -5313,7 +4688,7 @@
                 <w:sz w:val="17"/>
                 <w:szCs w:val="17"/>
               </w:rPr>
-              <w:t xml:space="preserve">B</w:t>
+              <w:t xml:space="preserve">T</w:t>
             </w:r>
           </w:p>
         </w:tc>
@@ -5340,14 +4715,14 @@
                 <w:sz w:val="16"/>
                 <w:szCs w:val="16"/>
               </w:rPr>
-              <w:t xml:space="preserve">12  </w:t>
-            </w:r>
-            <w:r>
-              <w:rPr>
-                <w:sz w:val="17"/>
-                <w:szCs w:val="17"/>
-              </w:rPr>
-              <w:t xml:space="preserve">B</w:t>
+              <w:t xml:space="preserve">11  </w:t>
+            </w:r>
+            <w:r>
+              <w:rPr>
+                <w:sz w:val="17"/>
+                <w:szCs w:val="17"/>
+              </w:rPr>
+              <w:t xml:space="preserve">A</w:t>
             </w:r>
           </w:p>
         </w:tc>
@@ -5374,14 +4749,14 @@
                 <w:sz w:val="16"/>
                 <w:szCs w:val="16"/>
               </w:rPr>
-              <w:t xml:space="preserve">20  </w:t>
-            </w:r>
-            <w:r>
-              <w:rPr>
-                <w:sz w:val="17"/>
-                <w:szCs w:val="17"/>
-              </w:rPr>
-              <w:t xml:space="preserve">A</w:t>
+              <w:t xml:space="preserve">18  </w:t>
+            </w:r>
+            <w:r>
+              <w:rPr>
+                <w:sz w:val="17"/>
+                <w:szCs w:val="17"/>
+              </w:rPr>
+              <w:t xml:space="preserve">Compare with the model earlier in this handout.</w:t>
             </w:r>
           </w:p>
         </w:tc>
@@ -5416,39 +4791,6 @@
                 <w:sz w:val="17"/>
                 <w:szCs w:val="17"/>
               </w:rPr>
-              <w:t xml:space="preserve">C</w:t>
-            </w:r>
-          </w:p>
-        </w:tc>
-        <w:tc>
-          <w:tcPr>
-            <w:tcW w:type="pct" w:w="1667"/>
-            <w:tcMar>
-              <w:top w:type="dxa" w:w="40"/>
-              <w:left w:type="dxa" w:w="100"/>
-              <w:bottom w:type="dxa" w:w="40"/>
-              <w:right w:type="dxa" w:w="100"/>
-            </w:tcMar>
-          </w:tcPr>
-          <w:p>
-            <w:pPr>
-              <w:spacing w:before="22" w:after="22"/>
-            </w:pPr>
-            <w:r>
-              <w:rPr>
-                <w:b/>
-                <w:bCs/>
-                <w:color w:val="8186EF"/>
-                <w:sz w:val="16"/>
-                <w:szCs w:val="16"/>
-              </w:rPr>
-              <w:t xml:space="preserve">13  </w:t>
-            </w:r>
-            <w:r>
-              <w:rPr>
-                <w:sz w:val="17"/>
-                <w:szCs w:val="17"/>
-              </w:rPr>
               <w:t xml:space="preserve">A</w:t>
             </w:r>
           </w:p>
@@ -5475,14 +4817,47 @@
                 <w:sz w:val="16"/>
                 <w:szCs w:val="16"/>
               </w:rPr>
-              <w:t xml:space="preserve">21  </w:t>
-            </w:r>
-            <w:r>
-              <w:rPr>
-                <w:sz w:val="17"/>
-                <w:szCs w:val="17"/>
-              </w:rPr>
-              <w:t xml:space="preserve">A</w:t>
+              <w:t xml:space="preserve">12  </w:t>
+            </w:r>
+            <w:r>
+              <w:rPr>
+                <w:sz w:val="17"/>
+                <w:szCs w:val="17"/>
+              </w:rPr>
+              <w:t xml:space="preserve">D</w:t>
+            </w:r>
+          </w:p>
+        </w:tc>
+        <w:tc>
+          <w:tcPr>
+            <w:tcW w:type="pct" w:w="1667"/>
+            <w:tcMar>
+              <w:top w:type="dxa" w:w="40"/>
+              <w:left w:type="dxa" w:w="100"/>
+              <w:bottom w:type="dxa" w:w="40"/>
+              <w:right w:type="dxa" w:w="100"/>
+            </w:tcMar>
+          </w:tcPr>
+          <w:p>
+            <w:pPr>
+              <w:spacing w:before="22" w:after="22"/>
+            </w:pPr>
+            <w:r>
+              <w:rPr>
+                <w:b/>
+                <w:bCs/>
+                <w:color w:val="8186EF"/>
+                <w:sz w:val="16"/>
+                <w:szCs w:val="16"/>
+              </w:rPr>
+              <w:t xml:space="preserve">19  </w:t>
+            </w:r>
+            <w:r>
+              <w:rPr>
+                <w:sz w:val="17"/>
+                <w:szCs w:val="17"/>
+              </w:rPr>
+              <w:t xml:space="preserve">The direct method shows the main classes of operating receipts and payments, such as cash from customers and cash paid to suppliers. The FASB encourages it, but few companies use it. A company that uses it must still show the reconciliation of net income to operating cash flow.</w:t>
             </w:r>
           </w:p>
         </w:tc>
@@ -5518,7 +4893,7 @@
                 <w:sz w:val="17"/>
                 <w:szCs w:val="17"/>
               </w:rPr>
-              <w:t xml:space="preserve">C</w:t>
+              <w:t xml:space="preserve">A</w:t>
             </w:r>
           </w:p>
         </w:tc>
@@ -5545,14 +4920,14 @@
                 <w:sz w:val="16"/>
                 <w:szCs w:val="16"/>
               </w:rPr>
-              <w:t xml:space="preserve">14  </w:t>
-            </w:r>
-            <w:r>
-              <w:rPr>
-                <w:sz w:val="17"/>
-                <w:szCs w:val="17"/>
-              </w:rPr>
-              <w:t xml:space="preserve">C</w:t>
+              <w:t xml:space="preserve">13  </w:t>
+            </w:r>
+            <w:r>
+              <w:rPr>
+                <w:sz w:val="17"/>
+                <w:szCs w:val="17"/>
+              </w:rPr>
+              <w:t xml:space="preserve">A</w:t>
             </w:r>
           </w:p>
         </w:tc>
@@ -5569,24 +4944,14 @@
           </w:tcPr>
           <w:p>
             <w:pPr>
-              <w:spacing w:before="22" w:after="22"/>
-            </w:pPr>
-            <w:r>
-              <w:rPr>
-                <w:b/>
-                <w:bCs/>
-                <w:color w:val="8186EF"/>
-                <w:sz w:val="16"/>
-                <w:szCs w:val="16"/>
-              </w:rPr>
-              <w:t xml:space="preserve">22  </w:t>
-            </w:r>
-            <w:r>
-              <w:rPr>
-                <w:sz w:val="17"/>
-                <w:szCs w:val="17"/>
-              </w:rPr>
-              <w:t xml:space="preserve">Compare with the model earlier in this handout.</w:t>
+              <w:spacing w:before="24" w:after="24"/>
+            </w:pPr>
+            <w:r>
+              <w:rPr>
+                <w:sz w:val="16"/>
+                <w:szCs w:val="16"/>
+              </w:rPr>
+              <w:t xml:space="preserve"/>
             </w:r>
           </w:p>
         </w:tc>
@@ -5621,102 +4986,33 @@
                 <w:sz w:val="17"/>
                 <w:szCs w:val="17"/>
               </w:rPr>
-              <w:t xml:space="preserve">A</w:t>
-            </w:r>
-          </w:p>
-        </w:tc>
-        <w:tc>
-          <w:tcPr>
-            <w:tcW w:type="pct" w:w="1667"/>
-            <w:tcMar>
-              <w:top w:type="dxa" w:w="40"/>
-              <w:left w:type="dxa" w:w="100"/>
-              <w:bottom w:type="dxa" w:w="40"/>
-              <w:right w:type="dxa" w:w="100"/>
-            </w:tcMar>
-          </w:tcPr>
-          <w:p>
-            <w:pPr>
-              <w:spacing w:before="22" w:after="22"/>
-            </w:pPr>
-            <w:r>
-              <w:rPr>
-                <w:b/>
-                <w:bCs/>
-                <w:color w:val="8186EF"/>
-                <w:sz w:val="16"/>
-                <w:szCs w:val="16"/>
-              </w:rPr>
-              <w:t xml:space="preserve">15  </w:t>
-            </w:r>
-            <w:r>
-              <w:rPr>
-                <w:sz w:val="17"/>
-                <w:szCs w:val="17"/>
-              </w:rPr>
-              <w:t xml:space="preserve">A</w:t>
-            </w:r>
-          </w:p>
-        </w:tc>
-        <w:tc>
-          <w:tcPr>
-            <w:tcW w:type="pct" w:w="1667"/>
-            <w:tcMar>
-              <w:top w:type="dxa" w:w="40"/>
-              <w:left w:type="dxa" w:w="100"/>
-              <w:bottom w:type="dxa" w:w="40"/>
-              <w:right w:type="dxa" w:w="100"/>
-            </w:tcMar>
-          </w:tcPr>
-          <w:p>
-            <w:pPr>
-              <w:spacing w:before="22" w:after="22"/>
-            </w:pPr>
-            <w:r>
-              <w:rPr>
-                <w:b/>
-                <w:bCs/>
-                <w:color w:val="8186EF"/>
-                <w:sz w:val="16"/>
-                <w:szCs w:val="16"/>
-              </w:rPr>
-              <w:t xml:space="preserve">23  </w:t>
-            </w:r>
-            <w:r>
-              <w:rPr>
-                <w:sz w:val="17"/>
-                <w:szCs w:val="17"/>
-              </w:rPr>
-              <w:t xml:space="preserve">The direct method shows the main classes of operating receipts and payments, such as cash from customers and cash paid to suppliers. The FASB encourages it, but few companies use it. A company that uses it must still show the reconciliation of net income to operating cash flow.</w:t>
-            </w:r>
-          </w:p>
-        </w:tc>
-      </w:tr>
-      <w:tr>
-        <w:tc>
-          <w:tcPr>
-            <w:tcW w:type="pct" w:w="1667"/>
-            <w:shd w:fill="FBFAF6" w:val="clear"/>
-            <w:tcMar>
-              <w:top w:type="dxa" w:w="40"/>
-              <w:left w:type="dxa" w:w="100"/>
-              <w:bottom w:type="dxa" w:w="40"/>
-              <w:right w:type="dxa" w:w="100"/>
-            </w:tcMar>
-          </w:tcPr>
-          <w:p>
-            <w:pPr>
-              <w:spacing w:before="22" w:after="22"/>
-            </w:pPr>
-            <w:r>
-              <w:rPr>
-                <w:b/>
-                <w:bCs/>
-                <w:color w:val="8186EF"/>
-                <w:sz w:val="16"/>
-                <w:szCs w:val="16"/>
-              </w:rPr>
-              <w:t xml:space="preserve">8  </w:t>
+              <w:t xml:space="preserve">B</w:t>
+            </w:r>
+          </w:p>
+        </w:tc>
+        <w:tc>
+          <w:tcPr>
+            <w:tcW w:type="pct" w:w="1667"/>
+            <w:tcMar>
+              <w:top w:type="dxa" w:w="40"/>
+              <w:left w:type="dxa" w:w="100"/>
+              <w:bottom w:type="dxa" w:w="40"/>
+              <w:right w:type="dxa" w:w="100"/>
+            </w:tcMar>
+          </w:tcPr>
+          <w:p>
+            <w:pPr>
+              <w:spacing w:before="22" w:after="22"/>
+            </w:pPr>
+            <w:r>
+              <w:rPr>
+                <w:b/>
+                <w:bCs/>
+                <w:color w:val="8186EF"/>
+                <w:sz w:val="16"/>
+                <w:szCs w:val="16"/>
+              </w:rPr>
+              <w:t xml:space="preserve">14  </w:t>
             </w:r>
             <w:r>
               <w:rPr>
@@ -5730,41 +5026,6 @@
         <w:tc>
           <w:tcPr>
             <w:tcW w:type="pct" w:w="1667"/>
-            <w:shd w:fill="FBFAF6" w:val="clear"/>
-            <w:tcMar>
-              <w:top w:type="dxa" w:w="40"/>
-              <w:left w:type="dxa" w:w="100"/>
-              <w:bottom w:type="dxa" w:w="40"/>
-              <w:right w:type="dxa" w:w="100"/>
-            </w:tcMar>
-          </w:tcPr>
-          <w:p>
-            <w:pPr>
-              <w:spacing w:before="22" w:after="22"/>
-            </w:pPr>
-            <w:r>
-              <w:rPr>
-                <w:b/>
-                <w:bCs/>
-                <w:color w:val="8186EF"/>
-                <w:sz w:val="16"/>
-                <w:szCs w:val="16"/>
-              </w:rPr>
-              <w:t xml:space="preserve">16  </w:t>
-            </w:r>
-            <w:r>
-              <w:rPr>
-                <w:sz w:val="17"/>
-                <w:szCs w:val="17"/>
-              </w:rPr>
-              <w:t xml:space="preserve">D</w:t>
-            </w:r>
-          </w:p>
-        </w:tc>
-        <w:tc>
-          <w:tcPr>
-            <w:tcW w:type="pct" w:w="1667"/>
-            <w:shd w:fill="FBFAF6" w:val="clear"/>
             <w:tcMar>
               <w:top w:type="dxa" w:w="40"/>
               <w:left w:type="dxa" w:w="100"/>
@@ -5823,6 +5084,98 @@
           <w:sz w:val="16"/>
           <w:szCs w:val="16"/>
         </w:rPr>
+        <w:t xml:space="preserve">The book writes: “The direct method shows the main classes of operating receipts and payments, such as cash from customers and cash paid to suppliers. The FASB encourages it, but few companies use it.”</w:t>
+      </w:r>
+    </w:p>
+    <w:p>
+      <w:pPr>
+        <w:spacing w:after="18"/>
+        <w:ind w:left="300" w:hanging="300"/>
+      </w:pPr>
+      <w:r>
+        <w:rPr>
+          <w:b/>
+          <w:bCs/>
+          <w:color w:val="8186EF"/>
+          <w:sz w:val="16"/>
+          <w:szCs w:val="16"/>
+        </w:rPr>
+        <w:t xml:space="preserve">2  </w:t>
+      </w:r>
+      <w:r>
+        <w:rPr>
+          <w:sz w:val="16"/>
+          <w:szCs w:val="16"/>
+        </w:rPr>
+        <w:t xml:space="preserve">The book writes: “A company that uses it must still show the reconciliation of net income to operating cash flow. Cash from customers is sales adjusted for the change in receivables and customer deposits.”</w:t>
+      </w:r>
+    </w:p>
+    <w:p>
+      <w:pPr>
+        <w:spacing w:after="18"/>
+        <w:ind w:left="300" w:hanging="300"/>
+      </w:pPr>
+      <w:r>
+        <w:rPr>
+          <w:b/>
+          <w:bCs/>
+          <w:color w:val="8186EF"/>
+          <w:sz w:val="16"/>
+          <w:szCs w:val="16"/>
+        </w:rPr>
+        <w:t xml:space="preserve">3  </w:t>
+      </w:r>
+      <w:r>
+        <w:rPr>
+          <w:sz w:val="16"/>
+          <w:szCs w:val="16"/>
+        </w:rPr>
+        <w:t xml:space="preserve">The book writes: “A company using the indirect method must disclose interest paid and income taxes paid. SC5-8 A company uses the indirect method.”</w:t>
+      </w:r>
+    </w:p>
+    <w:p>
+      <w:pPr>
+        <w:spacing w:after="18"/>
+        <w:ind w:left="300" w:hanging="300"/>
+      </w:pPr>
+      <w:r>
+        <w:rPr>
+          <w:b/>
+          <w:bCs/>
+          <w:color w:val="8186EF"/>
+          <w:sz w:val="16"/>
+          <w:szCs w:val="16"/>
+        </w:rPr>
+        <w:t xml:space="preserve">4  </w:t>
+      </w:r>
+      <w:r>
+        <w:rPr>
+          <w:sz w:val="16"/>
+          <w:szCs w:val="16"/>
+        </w:rPr>
+        <w:t xml:space="preserve">The framework defines the elements, and every amount belongs to one of them.</w:t>
+      </w:r>
+    </w:p>
+    <w:p>
+      <w:pPr>
+        <w:spacing w:after="18"/>
+        <w:ind w:left="300" w:hanging="300"/>
+      </w:pPr>
+      <w:r>
+        <w:rPr>
+          <w:b/>
+          <w:bCs/>
+          <w:color w:val="8186EF"/>
+          <w:sz w:val="16"/>
+          <w:szCs w:val="16"/>
+        </w:rPr>
+        <w:t xml:space="preserve">5  </w:t>
+      </w:r>
+      <w:r>
+        <w:rPr>
+          <w:sz w:val="16"/>
+          <w:szCs w:val="16"/>
+        </w:rPr>
         <w:t xml:space="preserve">The book numbers “Purpose and structure of the statement of cash flows” as section 5.1.</w:t>
       </w:r>
     </w:p>
@@ -5839,7 +5192,7 @@
           <w:sz w:val="16"/>
           <w:szCs w:val="16"/>
         </w:rPr>
-        <w:t xml:space="preserve">2  </w:t>
+        <w:t xml:space="preserve">6  </w:t>
       </w:r>
       <w:r>
         <w:rPr>
@@ -5862,7 +5215,7 @@
           <w:sz w:val="16"/>
           <w:szCs w:val="16"/>
         </w:rPr>
-        <w:t xml:space="preserve">3  </w:t>
+        <w:t xml:space="preserve">7  </w:t>
       </w:r>
       <w:r>
         <w:rPr>
@@ -5885,7 +5238,7 @@
           <w:sz w:val="16"/>
           <w:szCs w:val="16"/>
         </w:rPr>
-        <w:t xml:space="preserve">4  </w:t>
+        <w:t xml:space="preserve">8  </w:t>
       </w:r>
       <w:r>
         <w:rPr>
@@ -5908,98 +5261,6 @@
           <w:sz w:val="16"/>
           <w:szCs w:val="16"/>
         </w:rPr>
-        <w:t xml:space="preserve">5  </w:t>
-      </w:r>
-      <w:r>
-        <w:rPr>
-          <w:sz w:val="16"/>
-          <w:szCs w:val="16"/>
-        </w:rPr>
-        <w:t xml:space="preserve">The book numbers “Limitations and links between the four statements” as section 5.5.</w:t>
-      </w:r>
-    </w:p>
-    <w:p>
-      <w:pPr>
-        <w:spacing w:after="18"/>
-        <w:ind w:left="300" w:hanging="300"/>
-      </w:pPr>
-      <w:r>
-        <w:rPr>
-          <w:b/>
-          <w:bCs/>
-          <w:color w:val="8186EF"/>
-          <w:sz w:val="16"/>
-          <w:szCs w:val="16"/>
-        </w:rPr>
-        <w:t xml:space="preserve">6  </w:t>
-      </w:r>
-      <w:r>
-        <w:rPr>
-          <w:sz w:val="16"/>
-          <w:szCs w:val="16"/>
-        </w:rPr>
-        <w:t xml:space="preserve">The book’s own table gives Operating (U.S. GAAP gives no choice). as the answer of Interest paid on a bank loan.</w:t>
-      </w:r>
-    </w:p>
-    <w:p>
-      <w:pPr>
-        <w:spacing w:after="18"/>
-        <w:ind w:left="300" w:hanging="300"/>
-      </w:pPr>
-      <w:r>
-        <w:rPr>
-          <w:b/>
-          <w:bCs/>
-          <w:color w:val="8186EF"/>
-          <w:sz w:val="16"/>
-          <w:szCs w:val="16"/>
-        </w:rPr>
-        <w:t xml:space="preserve">7  </w:t>
-      </w:r>
-      <w:r>
-        <w:rPr>
-          <w:sz w:val="16"/>
-          <w:szCs w:val="16"/>
-        </w:rPr>
-        <w:t xml:space="preserve">The book’s own table gives Investing: another company's securities. as the answer of Selling Jordan Glass shares.</w:t>
-      </w:r>
-    </w:p>
-    <w:p>
-      <w:pPr>
-        <w:spacing w:after="18"/>
-        <w:ind w:left="300" w:hanging="300"/>
-      </w:pPr>
-      <w:r>
-        <w:rPr>
-          <w:b/>
-          <w:bCs/>
-          <w:color w:val="8186EF"/>
-          <w:sz w:val="16"/>
-          <w:szCs w:val="16"/>
-        </w:rPr>
-        <w:t xml:space="preserve">8  </w:t>
-      </w:r>
-      <w:r>
-        <w:rPr>
-          <w:sz w:val="16"/>
-          <w:szCs w:val="16"/>
-        </w:rPr>
-        <w:t xml:space="preserve">The framework defines the elements, and every amount belongs to one of them.</w:t>
-      </w:r>
-    </w:p>
-    <w:p>
-      <w:pPr>
-        <w:spacing w:after="18"/>
-        <w:ind w:left="300" w:hanging="300"/>
-      </w:pPr>
-      <w:r>
-        <w:rPr>
-          <w:b/>
-          <w:bCs/>
-          <w:color w:val="8186EF"/>
-          <w:sz w:val="16"/>
-          <w:szCs w:val="16"/>
-        </w:rPr>
         <w:t xml:space="preserve">9  </w:t>
       </w:r>
       <w:r>
@@ -6007,7 +5268,7 @@
           <w:sz w:val="16"/>
           <w:szCs w:val="16"/>
         </w:rPr>
-        <w:t xml:space="preserve">The book numbers “Purpose and structure of the statement of cash flows” as section 5.1.</w:t>
+        <w:t xml:space="preserve">The same payment can land in different sections. B is wrong: No estimate is involved. C is wrong: Interest paid is a cash flow.</w:t>
       </w:r>
     </w:p>
     <w:p>
@@ -6030,7 +5291,7 @@
           <w:sz w:val="16"/>
           <w:szCs w:val="16"/>
         </w:rPr>
-        <w:t xml:space="preserve">The book numbers “Classifying cash flows” as section 5.2.</w:t>
+        <w:t xml:space="preserve">One year of cash flows can hide underinvestment. A is wrong: Operations are not directly affected at first. B is wrong: No financing is involved.</w:t>
       </w:r>
     </w:p>
     <w:p>
@@ -6053,7 +5314,7 @@
           <w:sz w:val="16"/>
           <w:szCs w:val="16"/>
         </w:rPr>
-        <w:t xml:space="preserve">The book numbers “The indirect method” as section 5.3.</w:t>
+        <w:t xml:space="preserve">Declared minus the increase in the unpaid amount. B is wrong: This is only the unpaid part. C is wrong: This uses dividends declared, not paid.</w:t>
       </w:r>
     </w:p>
     <w:p>
@@ -6076,7 +5337,7 @@
           <w:sz w:val="16"/>
           <w:szCs w:val="16"/>
         </w:rPr>
-        <w:t xml:space="preserve">The book numbers “The direct method and required disclosures” as section 5.4.</w:t>
+        <w:t xml:space="preserve">Balance sheet changes in operating items drive the indirect method. A is wrong: Trade receivables are operating. B is wrong: Receivables are not an equity account.</w:t>
       </w:r>
     </w:p>
     <w:p>
@@ -6122,7 +5383,7 @@
           <w:sz w:val="16"/>
           <w:szCs w:val="16"/>
         </w:rPr>
-        <w:t xml:space="preserve">One year of cash flows can hide underinvestment. A is wrong: Operations are not directly affected at first. B is wrong: No financing is involved.</w:t>
+        <w:t xml:space="preserve">CMA questions use exact terms, and one word can change the answer.</w:t>
       </w:r>
     </w:p>
     <w:p>
@@ -6145,7 +5406,7 @@
           <w:sz w:val="16"/>
           <w:szCs w:val="16"/>
         </w:rPr>
-        <w:t xml:space="preserve">Declared minus the increase in the unpaid amount. B is wrong: This is only the unpaid part. C is wrong: This uses dividends declared, not paid.</w:t>
+        <w:t xml:space="preserve">The term tables in each section are the book’s own.</w:t>
       </w:r>
     </w:p>
     <w:p>
@@ -6168,7 +5429,7 @@
           <w:sz w:val="16"/>
           <w:szCs w:val="16"/>
         </w:rPr>
-        <w:t xml:space="preserve">Balance sheet changes in operating items drive the indirect method. A is wrong: Trade receivables are operating. B is wrong: Receivables are not an equity account.</w:t>
+        <w:t xml:space="preserve">The reconciliation is still required. B is wrong: Noncash disclosures are always required. C is wrong: Interest paid stays operating.</w:t>
       </w:r>
     </w:p>
     <w:p>
@@ -6191,76 +5452,7 @@
           <w:sz w:val="16"/>
           <w:szCs w:val="16"/>
         </w:rPr>
-        <w:t xml:space="preserve">The same payment can land in different sections. B is wrong: No estimate is involved. C is wrong: Interest paid is a cash flow.</w:t>
-      </w:r>
-    </w:p>
-    <w:p>
-      <w:pPr>
-        <w:spacing w:after="18"/>
-        <w:ind w:left="300" w:hanging="300"/>
-      </w:pPr>
-      <w:r>
-        <w:rPr>
-          <w:b/>
-          <w:bCs/>
-          <w:color w:val="8186EF"/>
-          <w:sz w:val="16"/>
-          <w:szCs w:val="16"/>
-        </w:rPr>
-        <w:t xml:space="preserve">18  </w:t>
-      </w:r>
-      <w:r>
-        <w:rPr>
-          <w:sz w:val="16"/>
-          <w:szCs w:val="16"/>
-        </w:rPr>
-        <w:t xml:space="preserve">CMA questions use exact terms, and one word can change the answer.</w:t>
-      </w:r>
-    </w:p>
-    <w:p>
-      <w:pPr>
-        <w:spacing w:after="18"/>
-        <w:ind w:left="300" w:hanging="300"/>
-      </w:pPr>
-      <w:r>
-        <w:rPr>
-          <w:b/>
-          <w:bCs/>
-          <w:color w:val="8186EF"/>
-          <w:sz w:val="16"/>
-          <w:szCs w:val="16"/>
-        </w:rPr>
-        <w:t xml:space="preserve">19  </w:t>
-      </w:r>
-      <w:r>
-        <w:rPr>
-          <w:sz w:val="16"/>
-          <w:szCs w:val="16"/>
-        </w:rPr>
-        <w:t xml:space="preserve">The term tables in each section are the book’s own.</w:t>
-      </w:r>
-    </w:p>
-    <w:p>
-      <w:pPr>
-        <w:spacing w:after="18"/>
-        <w:ind w:left="300" w:hanging="300"/>
-      </w:pPr>
-      <w:r>
-        <w:rPr>
-          <w:b/>
-          <w:bCs/>
-          <w:color w:val="8186EF"/>
-          <w:sz w:val="16"/>
-          <w:szCs w:val="16"/>
-        </w:rPr>
-        <w:t xml:space="preserve">20  </w:t>
-      </w:r>
-      <w:r>
-        <w:rPr>
-          <w:sz w:val="16"/>
-          <w:szCs w:val="16"/>
-        </w:rPr>
-        <w:t xml:space="preserve">The reconciliation is still required. B is wrong: Noncash disclosures are always required. C is wrong: Interest paid stays operating.</w:t>
+        <w:t xml:space="preserve">Every item on a Workshop sheet is settled by something printed on the same sheet.</w:t>
       </w:r>
     </w:p>
     <w:p/>
@@ -6370,33 +5562,66 @@
                 <w:sz w:val="17"/>
                 <w:szCs w:val="17"/>
               </w:rPr>
-              <w:t xml:space="preserve">C</w:t>
-            </w:r>
-          </w:p>
-        </w:tc>
-        <w:tc>
-          <w:tcPr>
-            <w:tcW w:type="pct" w:w="1667"/>
-            <w:tcMar>
-              <w:top w:type="dxa" w:w="40"/>
-              <w:left w:type="dxa" w:w="100"/>
-              <w:bottom w:type="dxa" w:w="40"/>
-              <w:right w:type="dxa" w:w="100"/>
-            </w:tcMar>
-          </w:tcPr>
-          <w:p>
-            <w:pPr>
-              <w:spacing w:before="22" w:after="22"/>
-            </w:pPr>
-            <w:r>
-              <w:rPr>
-                <w:b/>
-                <w:bCs/>
-                <w:color w:val="8186EF"/>
-                <w:sz w:val="16"/>
-                <w:szCs w:val="16"/>
-              </w:rPr>
-              <w:t xml:space="preserve">8  </w:t>
+              <w:t xml:space="preserve">cash equivalents · statement of cash flows</w:t>
+            </w:r>
+          </w:p>
+        </w:tc>
+        <w:tc>
+          <w:tcPr>
+            <w:tcW w:type="pct" w:w="1667"/>
+            <w:tcMar>
+              <w:top w:type="dxa" w:w="40"/>
+              <w:left w:type="dxa" w:w="100"/>
+              <w:bottom w:type="dxa" w:w="40"/>
+              <w:right w:type="dxa" w:w="100"/>
+            </w:tcMar>
+          </w:tcPr>
+          <w:p>
+            <w:pPr>
+              <w:spacing w:before="22" w:after="22"/>
+            </w:pPr>
+            <w:r>
+              <w:rPr>
+                <w:b/>
+                <w:bCs/>
+                <w:color w:val="8186EF"/>
+                <w:sz w:val="16"/>
+                <w:szCs w:val="16"/>
+              </w:rPr>
+              <w:t xml:space="preserve">7  </w:t>
+            </w:r>
+            <w:r>
+              <w:rPr>
+                <w:sz w:val="17"/>
+                <w:szCs w:val="17"/>
+              </w:rPr>
+              <w:t xml:space="preserve">B</w:t>
+            </w:r>
+          </w:p>
+        </w:tc>
+        <w:tc>
+          <w:tcPr>
+            <w:tcW w:type="pct" w:w="1667"/>
+            <w:tcMar>
+              <w:top w:type="dxa" w:w="40"/>
+              <w:left w:type="dxa" w:w="100"/>
+              <w:bottom w:type="dxa" w:w="40"/>
+              <w:right w:type="dxa" w:w="100"/>
+            </w:tcMar>
+          </w:tcPr>
+          <w:p>
+            <w:pPr>
+              <w:spacing w:before="22" w:after="22"/>
+            </w:pPr>
+            <w:r>
+              <w:rPr>
+                <w:b/>
+                <w:bCs/>
+                <w:color w:val="8186EF"/>
+                <w:sz w:val="16"/>
+                <w:szCs w:val="16"/>
+              </w:rPr>
+              <w:t xml:space="preserve">13  </w:t>
             </w:r>
             <w:r>
               <w:rPr>
@@ -6404,39 +5629,6 @@
                 <w:szCs w:val="17"/>
               </w:rPr>
               <w:t xml:space="preserve">T</w:t>
-            </w:r>
-          </w:p>
-        </w:tc>
-        <w:tc>
-          <w:tcPr>
-            <w:tcW w:type="pct" w:w="1667"/>
-            <w:tcMar>
-              <w:top w:type="dxa" w:w="40"/>
-              <w:left w:type="dxa" w:w="100"/>
-              <w:bottom w:type="dxa" w:w="40"/>
-              <w:right w:type="dxa" w:w="100"/>
-            </w:tcMar>
-          </w:tcPr>
-          <w:p>
-            <w:pPr>
-              <w:spacing w:before="22" w:after="22"/>
-            </w:pPr>
-            <w:r>
-              <w:rPr>
-                <w:b/>
-                <w:bCs/>
-                <w:color w:val="8186EF"/>
-                <w:sz w:val="16"/>
-                <w:szCs w:val="16"/>
-              </w:rPr>
-              <w:t xml:space="preserve">15  </w:t>
-            </w:r>
-            <w:r>
-              <w:rPr>
-                <w:sz w:val="17"/>
-                <w:szCs w:val="17"/>
-              </w:rPr>
-              <w:t xml:space="preserve">C</w:t>
             </w:r>
           </w:p>
         </w:tc>
@@ -6472,75 +5664,75 @@
                 <w:sz w:val="17"/>
                 <w:szCs w:val="17"/>
               </w:rPr>
+              <w:t xml:space="preserve">cash equivalents · statement of cash flows</w:t>
+            </w:r>
+          </w:p>
+        </w:tc>
+        <w:tc>
+          <w:tcPr>
+            <w:tcW w:type="pct" w:w="1667"/>
+            <w:shd w:fill="FBFAF6" w:val="clear"/>
+            <w:tcMar>
+              <w:top w:type="dxa" w:w="40"/>
+              <w:left w:type="dxa" w:w="100"/>
+              <w:bottom w:type="dxa" w:w="40"/>
+              <w:right w:type="dxa" w:w="100"/>
+            </w:tcMar>
+          </w:tcPr>
+          <w:p>
+            <w:pPr>
+              <w:spacing w:before="22" w:after="22"/>
+            </w:pPr>
+            <w:r>
+              <w:rPr>
+                <w:b/>
+                <w:bCs/>
+                <w:color w:val="8186EF"/>
+                <w:sz w:val="16"/>
+                <w:szCs w:val="16"/>
+              </w:rPr>
+              <w:t xml:space="preserve">8  </w:t>
+            </w:r>
+            <w:r>
+              <w:rPr>
+                <w:sz w:val="17"/>
+                <w:szCs w:val="17"/>
+              </w:rPr>
+              <w:t xml:space="preserve">B</w:t>
+            </w:r>
+          </w:p>
+        </w:tc>
+        <w:tc>
+          <w:tcPr>
+            <w:tcW w:type="pct" w:w="1667"/>
+            <w:shd w:fill="FBFAF6" w:val="clear"/>
+            <w:tcMar>
+              <w:top w:type="dxa" w:w="40"/>
+              <w:left w:type="dxa" w:w="100"/>
+              <w:bottom w:type="dxa" w:w="40"/>
+              <w:right w:type="dxa" w:w="100"/>
+            </w:tcMar>
+          </w:tcPr>
+          <w:p>
+            <w:pPr>
+              <w:spacing w:before="22" w:after="22"/>
+            </w:pPr>
+            <w:r>
+              <w:rPr>
+                <w:b/>
+                <w:bCs/>
+                <w:color w:val="8186EF"/>
+                <w:sz w:val="16"/>
+                <w:szCs w:val="16"/>
+              </w:rPr>
+              <w:t xml:space="preserve">14  </w:t>
+            </w:r>
+            <w:r>
+              <w:rPr>
+                <w:sz w:val="17"/>
+                <w:szCs w:val="17"/>
+              </w:rPr>
               <w:t xml:space="preserve">D</w:t>
-            </w:r>
-          </w:p>
-        </w:tc>
-        <w:tc>
-          <w:tcPr>
-            <w:tcW w:type="pct" w:w="1667"/>
-            <w:shd w:fill="FBFAF6" w:val="clear"/>
-            <w:tcMar>
-              <w:top w:type="dxa" w:w="40"/>
-              <w:left w:type="dxa" w:w="100"/>
-              <w:bottom w:type="dxa" w:w="40"/>
-              <w:right w:type="dxa" w:w="100"/>
-            </w:tcMar>
-          </w:tcPr>
-          <w:p>
-            <w:pPr>
-              <w:spacing w:before="22" w:after="22"/>
-            </w:pPr>
-            <w:r>
-              <w:rPr>
-                <w:b/>
-                <w:bCs/>
-                <w:color w:val="8186EF"/>
-                <w:sz w:val="16"/>
-                <w:szCs w:val="16"/>
-              </w:rPr>
-              <w:t xml:space="preserve">9  </w:t>
-            </w:r>
-            <w:r>
-              <w:rPr>
-                <w:sz w:val="17"/>
-                <w:szCs w:val="17"/>
-              </w:rPr>
-              <w:t xml:space="preserve">A</w:t>
-            </w:r>
-          </w:p>
-        </w:tc>
-        <w:tc>
-          <w:tcPr>
-            <w:tcW w:type="pct" w:w="1667"/>
-            <w:shd w:fill="FBFAF6" w:val="clear"/>
-            <w:tcMar>
-              <w:top w:type="dxa" w:w="40"/>
-              <w:left w:type="dxa" w:w="100"/>
-              <w:bottom w:type="dxa" w:w="40"/>
-              <w:right w:type="dxa" w:w="100"/>
-            </w:tcMar>
-          </w:tcPr>
-          <w:p>
-            <w:pPr>
-              <w:spacing w:before="22" w:after="22"/>
-            </w:pPr>
-            <w:r>
-              <w:rPr>
-                <w:b/>
-                <w:bCs/>
-                <w:color w:val="8186EF"/>
-                <w:sz w:val="16"/>
-                <w:szCs w:val="16"/>
-              </w:rPr>
-              <w:t xml:space="preserve">16  </w:t>
-            </w:r>
-            <w:r>
-              <w:rPr>
-                <w:sz w:val="17"/>
-                <w:szCs w:val="17"/>
-              </w:rPr>
-              <w:t xml:space="preserve">T</w:t>
             </w:r>
           </w:p>
         </w:tc>
@@ -6575,73 +5767,73 @@
                 <w:sz w:val="17"/>
                 <w:szCs w:val="17"/>
               </w:rPr>
+              <w:t xml:space="preserve">cash equivalents · statement of cash flows</w:t>
+            </w:r>
+          </w:p>
+        </w:tc>
+        <w:tc>
+          <w:tcPr>
+            <w:tcW w:type="pct" w:w="1667"/>
+            <w:tcMar>
+              <w:top w:type="dxa" w:w="40"/>
+              <w:left w:type="dxa" w:w="100"/>
+              <w:bottom w:type="dxa" w:w="40"/>
+              <w:right w:type="dxa" w:w="100"/>
+            </w:tcMar>
+          </w:tcPr>
+          <w:p>
+            <w:pPr>
+              <w:spacing w:before="22" w:after="22"/>
+            </w:pPr>
+            <w:r>
+              <w:rPr>
+                <w:b/>
+                <w:bCs/>
+                <w:color w:val="8186EF"/>
+                <w:sz w:val="16"/>
+                <w:szCs w:val="16"/>
+              </w:rPr>
+              <w:t xml:space="preserve">9  </w:t>
+            </w:r>
+            <w:r>
+              <w:rPr>
+                <w:sz w:val="17"/>
+                <w:szCs w:val="17"/>
+              </w:rPr>
+              <w:t xml:space="preserve">B</w:t>
+            </w:r>
+          </w:p>
+        </w:tc>
+        <w:tc>
+          <w:tcPr>
+            <w:tcW w:type="pct" w:w="1667"/>
+            <w:tcMar>
+              <w:top w:type="dxa" w:w="40"/>
+              <w:left w:type="dxa" w:w="100"/>
+              <w:bottom w:type="dxa" w:w="40"/>
+              <w:right w:type="dxa" w:w="100"/>
+            </w:tcMar>
+          </w:tcPr>
+          <w:p>
+            <w:pPr>
+              <w:spacing w:before="22" w:after="22"/>
+            </w:pPr>
+            <w:r>
+              <w:rPr>
+                <w:b/>
+                <w:bCs/>
+                <w:color w:val="8186EF"/>
+                <w:sz w:val="16"/>
+                <w:szCs w:val="16"/>
+              </w:rPr>
+              <w:t xml:space="preserve">15  </w:t>
+            </w:r>
+            <w:r>
+              <w:rPr>
+                <w:sz w:val="17"/>
+                <w:szCs w:val="17"/>
+              </w:rPr>
               <w:t xml:space="preserve">A</w:t>
-            </w:r>
-          </w:p>
-        </w:tc>
-        <w:tc>
-          <w:tcPr>
-            <w:tcW w:type="pct" w:w="1667"/>
-            <w:tcMar>
-              <w:top w:type="dxa" w:w="40"/>
-              <w:left w:type="dxa" w:w="100"/>
-              <w:bottom w:type="dxa" w:w="40"/>
-              <w:right w:type="dxa" w:w="100"/>
-            </w:tcMar>
-          </w:tcPr>
-          <w:p>
-            <w:pPr>
-              <w:spacing w:before="22" w:after="22"/>
-            </w:pPr>
-            <w:r>
-              <w:rPr>
-                <w:b/>
-                <w:bCs/>
-                <w:color w:val="8186EF"/>
-                <w:sz w:val="16"/>
-                <w:szCs w:val="16"/>
-              </w:rPr>
-              <w:t xml:space="preserve">10  </w:t>
-            </w:r>
-            <w:r>
-              <w:rPr>
-                <w:sz w:val="17"/>
-                <w:szCs w:val="17"/>
-              </w:rPr>
-              <w:t xml:space="preserve">A</w:t>
-            </w:r>
-          </w:p>
-        </w:tc>
-        <w:tc>
-          <w:tcPr>
-            <w:tcW w:type="pct" w:w="1667"/>
-            <w:tcMar>
-              <w:top w:type="dxa" w:w="40"/>
-              <w:left w:type="dxa" w:w="100"/>
-              <w:bottom w:type="dxa" w:w="40"/>
-              <w:right w:type="dxa" w:w="100"/>
-            </w:tcMar>
-          </w:tcPr>
-          <w:p>
-            <w:pPr>
-              <w:spacing w:before="22" w:after="22"/>
-            </w:pPr>
-            <w:r>
-              <w:rPr>
-                <w:b/>
-                <w:bCs/>
-                <w:color w:val="8186EF"/>
-                <w:sz w:val="16"/>
-                <w:szCs w:val="16"/>
-              </w:rPr>
-              <w:t xml:space="preserve">17  </w:t>
-            </w:r>
-            <w:r>
-              <w:rPr>
-                <w:sz w:val="17"/>
-                <w:szCs w:val="17"/>
-              </w:rPr>
-              <w:t xml:space="preserve">T</w:t>
             </w:r>
           </w:p>
         </w:tc>
@@ -6677,6 +5869,40 @@
                 <w:sz w:val="17"/>
                 <w:szCs w:val="17"/>
               </w:rPr>
+              <w:t xml:space="preserve">T</w:t>
+            </w:r>
+          </w:p>
+        </w:tc>
+        <w:tc>
+          <w:tcPr>
+            <w:tcW w:type="pct" w:w="1667"/>
+            <w:shd w:fill="FBFAF6" w:val="clear"/>
+            <w:tcMar>
+              <w:top w:type="dxa" w:w="40"/>
+              <w:left w:type="dxa" w:w="100"/>
+              <w:bottom w:type="dxa" w:w="40"/>
+              <w:right w:type="dxa" w:w="100"/>
+            </w:tcMar>
+          </w:tcPr>
+          <w:p>
+            <w:pPr>
+              <w:spacing w:before="22" w:after="22"/>
+            </w:pPr>
+            <w:r>
+              <w:rPr>
+                <w:b/>
+                <w:bCs/>
+                <w:color w:val="8186EF"/>
+                <w:sz w:val="16"/>
+                <w:szCs w:val="16"/>
+              </w:rPr>
+              <w:t xml:space="preserve">10  </w:t>
+            </w:r>
+            <w:r>
+              <w:rPr>
+                <w:sz w:val="17"/>
+                <w:szCs w:val="17"/>
+              </w:rPr>
               <w:t xml:space="preserve">A</w:t>
             </w:r>
           </w:p>
@@ -6704,48 +5930,14 @@
                 <w:sz w:val="16"/>
                 <w:szCs w:val="16"/>
               </w:rPr>
-              <w:t xml:space="preserve">11  </w:t>
-            </w:r>
-            <w:r>
-              <w:rPr>
-                <w:sz w:val="17"/>
-                <w:szCs w:val="17"/>
-              </w:rPr>
-              <w:t xml:space="preserve">B</w:t>
-            </w:r>
-          </w:p>
-        </w:tc>
-        <w:tc>
-          <w:tcPr>
-            <w:tcW w:type="pct" w:w="1667"/>
-            <w:shd w:fill="FBFAF6" w:val="clear"/>
-            <w:tcMar>
-              <w:top w:type="dxa" w:w="40"/>
-              <w:left w:type="dxa" w:w="100"/>
-              <w:bottom w:type="dxa" w:w="40"/>
-              <w:right w:type="dxa" w:w="100"/>
-            </w:tcMar>
-          </w:tcPr>
-          <w:p>
-            <w:pPr>
-              <w:spacing w:before="22" w:after="22"/>
-            </w:pPr>
-            <w:r>
-              <w:rPr>
-                <w:b/>
-                <w:bCs/>
-                <w:color w:val="8186EF"/>
-                <w:sz w:val="16"/>
-                <w:szCs w:val="16"/>
-              </w:rPr>
-              <w:t xml:space="preserve">18  </w:t>
-            </w:r>
-            <w:r>
-              <w:rPr>
-                <w:sz w:val="17"/>
-                <w:szCs w:val="17"/>
-              </w:rPr>
-              <w:t xml:space="preserve">D</w:t>
+              <w:t xml:space="preserve">16  </w:t>
+            </w:r>
+            <w:r>
+              <w:rPr>
+                <w:sz w:val="17"/>
+                <w:szCs w:val="17"/>
+              </w:rPr>
+              <w:t xml:space="preserve">Compare with the model earlier in this handout.</w:t>
             </w:r>
           </w:p>
         </w:tc>
@@ -6780,73 +5972,73 @@
                 <w:sz w:val="17"/>
                 <w:szCs w:val="17"/>
               </w:rPr>
-              <w:t xml:space="preserve">B</w:t>
-            </w:r>
-          </w:p>
-        </w:tc>
-        <w:tc>
-          <w:tcPr>
-            <w:tcW w:type="pct" w:w="1667"/>
-            <w:tcMar>
-              <w:top w:type="dxa" w:w="40"/>
-              <w:left w:type="dxa" w:w="100"/>
-              <w:bottom w:type="dxa" w:w="40"/>
-              <w:right w:type="dxa" w:w="100"/>
-            </w:tcMar>
-          </w:tcPr>
-          <w:p>
-            <w:pPr>
-              <w:spacing w:before="22" w:after="22"/>
-            </w:pPr>
-            <w:r>
-              <w:rPr>
-                <w:b/>
-                <w:bCs/>
-                <w:color w:val="8186EF"/>
-                <w:sz w:val="16"/>
-                <w:szCs w:val="16"/>
-              </w:rPr>
-              <w:t xml:space="preserve">12  </w:t>
-            </w:r>
-            <w:r>
-              <w:rPr>
-                <w:sz w:val="17"/>
-                <w:szCs w:val="17"/>
-              </w:rPr>
-              <w:t xml:space="preserve">B</w:t>
-            </w:r>
-          </w:p>
-        </w:tc>
-        <w:tc>
-          <w:tcPr>
-            <w:tcW w:type="pct" w:w="1667"/>
-            <w:tcMar>
-              <w:top w:type="dxa" w:w="40"/>
-              <w:left w:type="dxa" w:w="100"/>
-              <w:bottom w:type="dxa" w:w="40"/>
-              <w:right w:type="dxa" w:w="100"/>
-            </w:tcMar>
-          </w:tcPr>
-          <w:p>
-            <w:pPr>
-              <w:spacing w:before="22" w:after="22"/>
-            </w:pPr>
-            <w:r>
-              <w:rPr>
-                <w:b/>
-                <w:bCs/>
-                <w:color w:val="8186EF"/>
-                <w:sz w:val="16"/>
-                <w:szCs w:val="16"/>
-              </w:rPr>
-              <w:t xml:space="preserve">19  </w:t>
-            </w:r>
-            <w:r>
-              <w:rPr>
-                <w:sz w:val="17"/>
-                <w:szCs w:val="17"/>
-              </w:rPr>
               <w:t xml:space="preserve">A</w:t>
+            </w:r>
+          </w:p>
+        </w:tc>
+        <w:tc>
+          <w:tcPr>
+            <w:tcW w:type="pct" w:w="1667"/>
+            <w:tcMar>
+              <w:top w:type="dxa" w:w="40"/>
+              <w:left w:type="dxa" w:w="100"/>
+              <w:bottom w:type="dxa" w:w="40"/>
+              <w:right w:type="dxa" w:w="100"/>
+            </w:tcMar>
+          </w:tcPr>
+          <w:p>
+            <w:pPr>
+              <w:spacing w:before="22" w:after="22"/>
+            </w:pPr>
+            <w:r>
+              <w:rPr>
+                <w:b/>
+                <w:bCs/>
+                <w:color w:val="8186EF"/>
+                <w:sz w:val="16"/>
+                <w:szCs w:val="16"/>
+              </w:rPr>
+              <w:t xml:space="preserve">11  </w:t>
+            </w:r>
+            <w:r>
+              <w:rPr>
+                <w:sz w:val="17"/>
+                <w:szCs w:val="17"/>
+              </w:rPr>
+              <w:t xml:space="preserve">C</w:t>
+            </w:r>
+          </w:p>
+        </w:tc>
+        <w:tc>
+          <w:tcPr>
+            <w:tcW w:type="pct" w:w="1667"/>
+            <w:tcMar>
+              <w:top w:type="dxa" w:w="40"/>
+              <w:left w:type="dxa" w:w="100"/>
+              <w:bottom w:type="dxa" w:w="40"/>
+              <w:right w:type="dxa" w:w="100"/>
+            </w:tcMar>
+          </w:tcPr>
+          <w:p>
+            <w:pPr>
+              <w:spacing w:before="22" w:after="22"/>
+            </w:pPr>
+            <w:r>
+              <w:rPr>
+                <w:b/>
+                <w:bCs/>
+                <w:color w:val="8186EF"/>
+                <w:sz w:val="16"/>
+                <w:szCs w:val="16"/>
+              </w:rPr>
+              <w:t xml:space="preserve">17  </w:t>
+            </w:r>
+            <w:r>
+              <w:rPr>
+                <w:sz w:val="17"/>
+                <w:szCs w:val="17"/>
+              </w:rPr>
+              <w:t xml:space="preserve">Cash flows are harder to manage than profits, but not impossible. A company can raise operating cash near year-end by delaying payments to suppliers or by selling receivables. The statement also shows only one year, and it is not a measure of profit.</w:t>
             </w:r>
           </w:p>
         </w:tc>
@@ -6882,7 +6074,7 @@
                 <w:sz w:val="17"/>
                 <w:szCs w:val="17"/>
               </w:rPr>
-              <w:t xml:space="preserve">B</w:t>
+              <w:t xml:space="preserve">A</w:t>
             </w:r>
           </w:p>
         </w:tc>
@@ -6909,14 +6101,14 @@
                 <w:sz w:val="16"/>
                 <w:szCs w:val="16"/>
               </w:rPr>
-              <w:t xml:space="preserve">13  </w:t>
-            </w:r>
-            <w:r>
-              <w:rPr>
-                <w:sz w:val="17"/>
-                <w:szCs w:val="17"/>
-              </w:rPr>
-              <w:t xml:space="preserve">B</w:t>
+              <w:t xml:space="preserve">12  </w:t>
+            </w:r>
+            <w:r>
+              <w:rPr>
+                <w:sz w:val="17"/>
+                <w:szCs w:val="17"/>
+              </w:rPr>
+              <w:t xml:space="preserve">T</w:t>
             </w:r>
           </w:p>
         </w:tc>
@@ -6933,125 +6125,14 @@
           </w:tcPr>
           <w:p>
             <w:pPr>
-              <w:spacing w:before="22" w:after="22"/>
-            </w:pPr>
-            <w:r>
-              <w:rPr>
-                <w:b/>
-                <w:bCs/>
-                <w:color w:val="8186EF"/>
-                <w:sz w:val="16"/>
-                <w:szCs w:val="16"/>
-              </w:rPr>
-              <w:t xml:space="preserve">20  </w:t>
-            </w:r>
-            <w:r>
-              <w:rPr>
-                <w:sz w:val="17"/>
-                <w:szCs w:val="17"/>
-              </w:rPr>
-              <w:t xml:space="preserve">Compare with the model earlier in this handout.</w:t>
-            </w:r>
-          </w:p>
-        </w:tc>
-      </w:tr>
-      <w:tr>
-        <w:tc>
-          <w:tcPr>
-            <w:tcW w:type="pct" w:w="1667"/>
-            <w:tcMar>
-              <w:top w:type="dxa" w:w="40"/>
-              <w:left w:type="dxa" w:w="100"/>
-              <w:bottom w:type="dxa" w:w="40"/>
-              <w:right w:type="dxa" w:w="100"/>
-            </w:tcMar>
-          </w:tcPr>
-          <w:p>
-            <w:pPr>
-              <w:spacing w:before="22" w:after="22"/>
-            </w:pPr>
-            <w:r>
-              <w:rPr>
-                <w:b/>
-                <w:bCs/>
-                <w:color w:val="8186EF"/>
-                <w:sz w:val="16"/>
-                <w:szCs w:val="16"/>
-              </w:rPr>
-              <w:t xml:space="preserve">7  </w:t>
-            </w:r>
-            <w:r>
-              <w:rPr>
-                <w:sz w:val="17"/>
-                <w:szCs w:val="17"/>
-              </w:rPr>
-              <w:t xml:space="preserve">C</w:t>
-            </w:r>
-          </w:p>
-        </w:tc>
-        <w:tc>
-          <w:tcPr>
-            <w:tcW w:type="pct" w:w="1667"/>
-            <w:tcMar>
-              <w:top w:type="dxa" w:w="40"/>
-              <w:left w:type="dxa" w:w="100"/>
-              <w:bottom w:type="dxa" w:w="40"/>
-              <w:right w:type="dxa" w:w="100"/>
-            </w:tcMar>
-          </w:tcPr>
-          <w:p>
-            <w:pPr>
-              <w:spacing w:before="22" w:after="22"/>
-            </w:pPr>
-            <w:r>
-              <w:rPr>
-                <w:b/>
-                <w:bCs/>
-                <w:color w:val="8186EF"/>
-                <w:sz w:val="16"/>
-                <w:szCs w:val="16"/>
-              </w:rPr>
-              <w:t xml:space="preserve">14  </w:t>
-            </w:r>
-            <w:r>
-              <w:rPr>
-                <w:sz w:val="17"/>
-                <w:szCs w:val="17"/>
-              </w:rPr>
-              <w:t xml:space="preserve">A</w:t>
-            </w:r>
-          </w:p>
-        </w:tc>
-        <w:tc>
-          <w:tcPr>
-            <w:tcW w:type="pct" w:w="1667"/>
-            <w:tcMar>
-              <w:top w:type="dxa" w:w="40"/>
-              <w:left w:type="dxa" w:w="100"/>
-              <w:bottom w:type="dxa" w:w="40"/>
-              <w:right w:type="dxa" w:w="100"/>
-            </w:tcMar>
-          </w:tcPr>
-          <w:p>
-            <w:pPr>
-              <w:spacing w:before="22" w:after="22"/>
-            </w:pPr>
-            <w:r>
-              <w:rPr>
-                <w:b/>
-                <w:bCs/>
-                <w:color w:val="8186EF"/>
-                <w:sz w:val="16"/>
-                <w:szCs w:val="16"/>
-              </w:rPr>
-              <w:t xml:space="preserve">21  </w:t>
-            </w:r>
-            <w:r>
-              <w:rPr>
-                <w:sz w:val="17"/>
-                <w:szCs w:val="17"/>
-              </w:rPr>
-              <w:t xml:space="preserve">Cash flows are harder to manage than profits, but not impossible. A company can raise operating cash near year-end by delaying payments to suppliers or by selling receivables. The statement also shows only one year, and it is not a measure of profit.</w:t>
+              <w:spacing w:before="24" w:after="24"/>
+            </w:pPr>
+            <w:r>
+              <w:rPr>
+                <w:sz w:val="16"/>
+                <w:szCs w:val="16"/>
+              </w:rPr>
+              <w:t xml:space="preserve"/>
             </w:r>
           </w:p>
         </w:tc>
@@ -7093,6 +6174,236 @@
           <w:sz w:val="16"/>
           <w:szCs w:val="16"/>
         </w:rPr>
+        <w:t xml:space="preserve">The book writes: “It is only a proposal; the definition of cash equivalents does not change. French tableau de financement is an older funds statement based on working capital, not a statement of cash flows. The IFRS term is tableau des flux de trésorerie.”</w:t>
+      </w:r>
+    </w:p>
+    <w:p>
+      <w:pPr>
+        <w:spacing w:after="18"/>
+        <w:ind w:left="300" w:hanging="300"/>
+      </w:pPr>
+      <w:r>
+        <w:rPr>
+          <w:b/>
+          <w:bCs/>
+          <w:color w:val="8186EF"/>
+          <w:sz w:val="16"/>
+          <w:szCs w:val="16"/>
+        </w:rPr>
+        <w:t xml:space="preserve">2  </w:t>
+      </w:r>
+      <w:r>
+        <w:rPr>
+          <w:sz w:val="16"/>
+          <w:szCs w:val="16"/>
+        </w:rPr>
+        <w:t xml:space="preserve">The book writes: “That is the amount in the financing section. It is only a proposal; the definition of cash equivalents does not change. French tableau de financement is an older funds statement based on working capital, not a statement of cash flows.”</w:t>
+      </w:r>
+    </w:p>
+    <w:p>
+      <w:pPr>
+        <w:spacing w:after="18"/>
+        <w:ind w:left="300" w:hanging="300"/>
+      </w:pPr>
+      <w:r>
+        <w:rPr>
+          <w:b/>
+          <w:bCs/>
+          <w:color w:val="8186EF"/>
+          <w:sz w:val="16"/>
+          <w:szCs w:val="16"/>
+        </w:rPr>
+        <w:t xml:space="preserve">3  </w:t>
+      </w:r>
+      <w:r>
+        <w:rPr>
+          <w:sz w:val="16"/>
+          <w:szCs w:val="16"/>
+        </w:rPr>
+        <w:t xml:space="preserve">The book writes: “That is the amount in the financing section. It is only a proposal; the definition of cash equivalents does not change. French tableau de financement is an older funds statement based on working capital, not a statement of cash flows. The IFRS term is tableau des flux de trésorerie.”</w:t>
+      </w:r>
+    </w:p>
+    <w:p>
+      <w:pPr>
+        <w:spacing w:after="18"/>
+        <w:ind w:left="300" w:hanging="300"/>
+      </w:pPr>
+      <w:r>
+        <w:rPr>
+          <w:b/>
+          <w:bCs/>
+          <w:color w:val="8186EF"/>
+          <w:sz w:val="16"/>
+          <w:szCs w:val="16"/>
+        </w:rPr>
+        <w:t xml:space="preserve">4  </w:t>
+      </w:r>
+      <w:r>
+        <w:rPr>
+          <w:sz w:val="16"/>
+          <w:szCs w:val="16"/>
+        </w:rPr>
+        <w:t xml:space="preserve">The framework defines the elements, and every amount belongs to one of them.</w:t>
+      </w:r>
+    </w:p>
+    <w:p>
+      <w:pPr>
+        <w:spacing w:after="18"/>
+        <w:ind w:left="300" w:hanging="300"/>
+      </w:pPr>
+      <w:r>
+        <w:rPr>
+          <w:b/>
+          <w:bCs/>
+          <w:color w:val="8186EF"/>
+          <w:sz w:val="16"/>
+          <w:szCs w:val="16"/>
+        </w:rPr>
+        <w:t xml:space="preserve">5  </w:t>
+      </w:r>
+      <w:r>
+        <w:rPr>
+          <w:sz w:val="16"/>
+          <w:szCs w:val="16"/>
+        </w:rPr>
+        <w:t xml:space="preserve">The book numbers “Purpose and structure of the statement of cash flows” as section 5.1.</w:t>
+      </w:r>
+    </w:p>
+    <w:p>
+      <w:pPr>
+        <w:spacing w:after="18"/>
+        <w:ind w:left="300" w:hanging="300"/>
+      </w:pPr>
+      <w:r>
+        <w:rPr>
+          <w:b/>
+          <w:bCs/>
+          <w:color w:val="8186EF"/>
+          <w:sz w:val="16"/>
+          <w:szCs w:val="16"/>
+        </w:rPr>
+        <w:t xml:space="preserve">6  </w:t>
+      </w:r>
+      <w:r>
+        <w:rPr>
+          <w:sz w:val="16"/>
+          <w:szCs w:val="16"/>
+        </w:rPr>
+        <w:t xml:space="preserve">The book numbers “Classifying cash flows” as section 5.2.</w:t>
+      </w:r>
+    </w:p>
+    <w:p>
+      <w:pPr>
+        <w:spacing w:after="18"/>
+        <w:ind w:left="300" w:hanging="300"/>
+      </w:pPr>
+      <w:r>
+        <w:rPr>
+          <w:b/>
+          <w:bCs/>
+          <w:color w:val="8186EF"/>
+          <w:sz w:val="16"/>
+          <w:szCs w:val="16"/>
+        </w:rPr>
+        <w:t xml:space="preserve">7  </w:t>
+      </w:r>
+      <w:r>
+        <w:rPr>
+          <w:sz w:val="16"/>
+          <w:szCs w:val="16"/>
+        </w:rPr>
+        <w:t xml:space="preserve">The book numbers “The indirect method” as section 5.3.</w:t>
+      </w:r>
+    </w:p>
+    <w:p>
+      <w:pPr>
+        <w:spacing w:after="18"/>
+        <w:ind w:left="300" w:hanging="300"/>
+      </w:pPr>
+      <w:r>
+        <w:rPr>
+          <w:b/>
+          <w:bCs/>
+          <w:color w:val="8186EF"/>
+          <w:sz w:val="16"/>
+          <w:szCs w:val="16"/>
+        </w:rPr>
+        <w:t xml:space="preserve">8  </w:t>
+      </w:r>
+      <w:r>
+        <w:rPr>
+          <w:sz w:val="16"/>
+          <w:szCs w:val="16"/>
+        </w:rPr>
+        <w:t xml:space="preserve">The book numbers “The direct method and required disclosures” as section 5.4.</w:t>
+      </w:r>
+    </w:p>
+    <w:p>
+      <w:pPr>
+        <w:spacing w:after="18"/>
+        <w:ind w:left="300" w:hanging="300"/>
+      </w:pPr>
+      <w:r>
+        <w:rPr>
+          <w:b/>
+          <w:bCs/>
+          <w:color w:val="8186EF"/>
+          <w:sz w:val="16"/>
+          <w:szCs w:val="16"/>
+        </w:rPr>
+        <w:t xml:space="preserve">9  </w:t>
+      </w:r>
+      <w:r>
+        <w:rPr>
+          <w:sz w:val="16"/>
+          <w:szCs w:val="16"/>
+        </w:rPr>
+        <w:t xml:space="preserve">U.S. GAAP fixes interest paid in operating activities. A is wrong: This is an IAS 7 option, not U.S. GAAP. C is wrong: Interest paid is never investing.</w:t>
+      </w:r>
+    </w:p>
+    <w:p>
+      <w:pPr>
+        <w:spacing w:after="18"/>
+        <w:ind w:left="300" w:hanging="300"/>
+      </w:pPr>
+      <w:r>
+        <w:rPr>
+          <w:b/>
+          <w:bCs/>
+          <w:color w:val="8186EF"/>
+          <w:sz w:val="16"/>
+          <w:szCs w:val="16"/>
+        </w:rPr>
+        <w:t xml:space="preserve">10  </w:t>
+      </w:r>
+      <w:r>
+        <w:rPr>
+          <w:sz w:val="16"/>
+          <w:szCs w:val="16"/>
+        </w:rPr>
+        <w:t xml:space="preserve">Noncash investing and financing deals are disclosed, not shown in the body. B is wrong: No cash moved, so no cash flows are shown. C is wrong: Buying a building is not operating.</w:t>
+      </w:r>
+    </w:p>
+    <w:p>
+      <w:pPr>
+        <w:spacing w:after="18"/>
+        <w:ind w:left="300" w:hanging="300"/>
+      </w:pPr>
+      <w:r>
+        <w:rPr>
+          <w:b/>
+          <w:bCs/>
+          <w:color w:val="8186EF"/>
+          <w:sz w:val="16"/>
+          <w:szCs w:val="16"/>
+        </w:rPr>
+        <w:t xml:space="preserve">11  </w:t>
+      </w:r>
+      <w:r>
+        <w:rPr>
+          <w:sz w:val="16"/>
+          <w:szCs w:val="16"/>
+        </w:rPr>
         <w:t xml:space="preserve">Accrual profit and cash can differ greatly. A is wrong: The income statement reports revenue. B is wrong: No statement shows the market value of the company.</w:t>
       </w:r>
     </w:p>
@@ -7109,7 +6420,53 @@
           <w:sz w:val="16"/>
           <w:szCs w:val="16"/>
         </w:rPr>
-        <w:t xml:space="preserve">2  </w:t>
+        <w:t xml:space="preserve">12  </w:t>
+      </w:r>
+      <w:r>
+        <w:rPr>
+          <w:sz w:val="16"/>
+          <w:szCs w:val="16"/>
+        </w:rPr>
+        <w:t xml:space="preserve">CMA questions use exact terms, and one word can change the answer.</w:t>
+      </w:r>
+    </w:p>
+    <w:p>
+      <w:pPr>
+        <w:spacing w:after="18"/>
+        <w:ind w:left="300" w:hanging="300"/>
+      </w:pPr>
+      <w:r>
+        <w:rPr>
+          <w:b/>
+          <w:bCs/>
+          <w:color w:val="8186EF"/>
+          <w:sz w:val="16"/>
+          <w:szCs w:val="16"/>
+        </w:rPr>
+        <w:t xml:space="preserve">13  </w:t>
+      </w:r>
+      <w:r>
+        <w:rPr>
+          <w:sz w:val="16"/>
+          <w:szCs w:val="16"/>
+        </w:rPr>
+        <w:t xml:space="preserve">The term tables in each section are the book’s own.</w:t>
+      </w:r>
+    </w:p>
+    <w:p>
+      <w:pPr>
+        <w:spacing w:after="18"/>
+        <w:ind w:left="300" w:hanging="300"/>
+      </w:pPr>
+      <w:r>
+        <w:rPr>
+          <w:b/>
+          <w:bCs/>
+          <w:color w:val="8186EF"/>
+          <w:sz w:val="16"/>
+          <w:szCs w:val="16"/>
+        </w:rPr>
+        <w:t xml:space="preserve">14  </w:t>
       </w:r>
       <w:r>
         <w:rPr>
@@ -7132,375 +6489,7 @@
           <w:sz w:val="16"/>
           <w:szCs w:val="16"/>
         </w:rPr>
-        <w:t xml:space="preserve">3  </w:t>
-      </w:r>
-      <w:r>
-        <w:rPr>
-          <w:sz w:val="16"/>
-          <w:szCs w:val="16"/>
-        </w:rPr>
-        <w:t xml:space="preserve">The book numbers “Purpose and structure of the statement of cash flows” as section 5.1.</w:t>
-      </w:r>
-    </w:p>
-    <w:p>
-      <w:pPr>
-        <w:spacing w:after="18"/>
-        <w:ind w:left="300" w:hanging="300"/>
-      </w:pPr>
-      <w:r>
-        <w:rPr>
-          <w:b/>
-          <w:bCs/>
-          <w:color w:val="8186EF"/>
-          <w:sz w:val="16"/>
-          <w:szCs w:val="16"/>
-        </w:rPr>
-        <w:t xml:space="preserve">4  </w:t>
-      </w:r>
-      <w:r>
-        <w:rPr>
-          <w:sz w:val="16"/>
-          <w:szCs w:val="16"/>
-        </w:rPr>
-        <w:t xml:space="preserve">The book numbers “Classifying cash flows” as section 5.2.</w:t>
-      </w:r>
-    </w:p>
-    <w:p>
-      <w:pPr>
-        <w:spacing w:after="18"/>
-        <w:ind w:left="300" w:hanging="300"/>
-      </w:pPr>
-      <w:r>
-        <w:rPr>
-          <w:b/>
-          <w:bCs/>
-          <w:color w:val="8186EF"/>
-          <w:sz w:val="16"/>
-          <w:szCs w:val="16"/>
-        </w:rPr>
-        <w:t xml:space="preserve">5  </w:t>
-      </w:r>
-      <w:r>
-        <w:rPr>
-          <w:sz w:val="16"/>
-          <w:szCs w:val="16"/>
-        </w:rPr>
-        <w:t xml:space="preserve">The book numbers “The indirect method” as section 5.3.</w:t>
-      </w:r>
-    </w:p>
-    <w:p>
-      <w:pPr>
-        <w:spacing w:after="18"/>
-        <w:ind w:left="300" w:hanging="300"/>
-      </w:pPr>
-      <w:r>
-        <w:rPr>
-          <w:b/>
-          <w:bCs/>
-          <w:color w:val="8186EF"/>
-          <w:sz w:val="16"/>
-          <w:szCs w:val="16"/>
-        </w:rPr>
-        <w:t xml:space="preserve">6  </w:t>
-      </w:r>
-      <w:r>
-        <w:rPr>
-          <w:sz w:val="16"/>
-          <w:szCs w:val="16"/>
-        </w:rPr>
-        <w:t xml:space="preserve">The book numbers “The direct method and required disclosures” as section 5.4.</w:t>
-      </w:r>
-    </w:p>
-    <w:p>
-      <w:pPr>
-        <w:spacing w:after="18"/>
-        <w:ind w:left="300" w:hanging="300"/>
-      </w:pPr>
-      <w:r>
-        <w:rPr>
-          <w:b/>
-          <w:bCs/>
-          <w:color w:val="8186EF"/>
-          <w:sz w:val="16"/>
-          <w:szCs w:val="16"/>
-        </w:rPr>
-        <w:t xml:space="preserve">7  </w:t>
-      </w:r>
-      <w:r>
-        <w:rPr>
-          <w:sz w:val="16"/>
-          <w:szCs w:val="16"/>
-        </w:rPr>
-        <w:t xml:space="preserve">The book numbers “Limitations and links between the four statements” as section 5.5.</w:t>
-      </w:r>
-    </w:p>
-    <w:p>
-      <w:pPr>
-        <w:spacing w:after="18"/>
-        <w:ind w:left="300" w:hanging="300"/>
-      </w:pPr>
-      <w:r>
-        <w:rPr>
-          <w:b/>
-          <w:bCs/>
-          <w:color w:val="8186EF"/>
-          <w:sz w:val="16"/>
-          <w:szCs w:val="16"/>
-        </w:rPr>
-        <w:t xml:space="preserve">8  </w:t>
-      </w:r>
-      <w:r>
-        <w:rPr>
-          <w:sz w:val="16"/>
-          <w:szCs w:val="16"/>
-        </w:rPr>
-        <w:t xml:space="preserve">The framework defines the elements, and every amount belongs to one of them.</w:t>
-      </w:r>
-    </w:p>
-    <w:p>
-      <w:pPr>
-        <w:spacing w:after="18"/>
-        <w:ind w:left="300" w:hanging="300"/>
-      </w:pPr>
-      <w:r>
-        <w:rPr>
-          <w:b/>
-          <w:bCs/>
-          <w:color w:val="8186EF"/>
-          <w:sz w:val="16"/>
-          <w:szCs w:val="16"/>
-        </w:rPr>
-        <w:t xml:space="preserve">9  </w:t>
-      </w:r>
-      <w:r>
-        <w:rPr>
-          <w:sz w:val="16"/>
-          <w:szCs w:val="16"/>
-        </w:rPr>
-        <w:t xml:space="preserve">The book numbers “Purpose and structure of the statement of cash flows” as section 5.1.</w:t>
-      </w:r>
-    </w:p>
-    <w:p>
-      <w:pPr>
-        <w:spacing w:after="18"/>
-        <w:ind w:left="300" w:hanging="300"/>
-      </w:pPr>
-      <w:r>
-        <w:rPr>
-          <w:b/>
-          <w:bCs/>
-          <w:color w:val="8186EF"/>
-          <w:sz w:val="16"/>
-          <w:szCs w:val="16"/>
-        </w:rPr>
-        <w:t xml:space="preserve">10  </w:t>
-      </w:r>
-      <w:r>
-        <w:rPr>
-          <w:sz w:val="16"/>
-          <w:szCs w:val="16"/>
-        </w:rPr>
-        <w:t xml:space="preserve">The book numbers “Classifying cash flows” as section 5.2.</w:t>
-      </w:r>
-    </w:p>
-    <w:p>
-      <w:pPr>
-        <w:spacing w:after="18"/>
-        <w:ind w:left="300" w:hanging="300"/>
-      </w:pPr>
-      <w:r>
-        <w:rPr>
-          <w:b/>
-          <w:bCs/>
-          <w:color w:val="8186EF"/>
-          <w:sz w:val="16"/>
-          <w:szCs w:val="16"/>
-        </w:rPr>
-        <w:t xml:space="preserve">11  </w:t>
-      </w:r>
-      <w:r>
-        <w:rPr>
-          <w:sz w:val="16"/>
-          <w:szCs w:val="16"/>
-        </w:rPr>
-        <w:t xml:space="preserve">The book numbers “The indirect method” as section 5.3.</w:t>
-      </w:r>
-    </w:p>
-    <w:p>
-      <w:pPr>
-        <w:spacing w:after="18"/>
-        <w:ind w:left="300" w:hanging="300"/>
-      </w:pPr>
-      <w:r>
-        <w:rPr>
-          <w:b/>
-          <w:bCs/>
-          <w:color w:val="8186EF"/>
-          <w:sz w:val="16"/>
-          <w:szCs w:val="16"/>
-        </w:rPr>
-        <w:t xml:space="preserve">12  </w:t>
-      </w:r>
-      <w:r>
-        <w:rPr>
-          <w:sz w:val="16"/>
-          <w:szCs w:val="16"/>
-        </w:rPr>
-        <w:t xml:space="preserve">The book numbers “The direct method and required disclosures” as section 5.4.</w:t>
-      </w:r>
-    </w:p>
-    <w:p>
-      <w:pPr>
-        <w:spacing w:after="18"/>
-        <w:ind w:left="300" w:hanging="300"/>
-      </w:pPr>
-      <w:r>
-        <w:rPr>
-          <w:b/>
-          <w:bCs/>
-          <w:color w:val="8186EF"/>
-          <w:sz w:val="16"/>
-          <w:szCs w:val="16"/>
-        </w:rPr>
-        <w:t xml:space="preserve">13  </w:t>
-      </w:r>
-      <w:r>
-        <w:rPr>
-          <w:sz w:val="16"/>
-          <w:szCs w:val="16"/>
-        </w:rPr>
-        <w:t xml:space="preserve">U.S. GAAP fixes interest paid in operating activities. A is wrong: This is an IAS 7 option, not U.S. GAAP. C is wrong: Interest paid is never investing.</w:t>
-      </w:r>
-    </w:p>
-    <w:p>
-      <w:pPr>
-        <w:spacing w:after="18"/>
-        <w:ind w:left="300" w:hanging="300"/>
-      </w:pPr>
-      <w:r>
-        <w:rPr>
-          <w:b/>
-          <w:bCs/>
-          <w:color w:val="8186EF"/>
-          <w:sz w:val="16"/>
-          <w:szCs w:val="16"/>
-        </w:rPr>
-        <w:t xml:space="preserve">14  </w:t>
-      </w:r>
-      <w:r>
-        <w:rPr>
-          <w:sz w:val="16"/>
-          <w:szCs w:val="16"/>
-        </w:rPr>
-        <w:t xml:space="preserve">Noncash investing and financing deals are disclosed, not shown in the body. B is wrong: No cash moved, so no cash flows are shown. C is wrong: Buying a building is not operating.</w:t>
-      </w:r>
-    </w:p>
-    <w:p>
-      <w:pPr>
-        <w:spacing w:after="18"/>
-        <w:ind w:left="300" w:hanging="300"/>
-      </w:pPr>
-      <w:r>
-        <w:rPr>
-          <w:b/>
-          <w:bCs/>
-          <w:color w:val="8186EF"/>
-          <w:sz w:val="16"/>
-          <w:szCs w:val="16"/>
-        </w:rPr>
         <w:t xml:space="preserve">15  </w:t>
-      </w:r>
-      <w:r>
-        <w:rPr>
-          <w:sz w:val="16"/>
-          <w:szCs w:val="16"/>
-        </w:rPr>
-        <w:t xml:space="preserve">Accrual profit and cash can differ greatly. A is wrong: The income statement reports revenue. B is wrong: No statement shows the market value of the company.</w:t>
-      </w:r>
-    </w:p>
-    <w:p>
-      <w:pPr>
-        <w:spacing w:after="18"/>
-        <w:ind w:left="300" w:hanging="300"/>
-      </w:pPr>
-      <w:r>
-        <w:rPr>
-          <w:b/>
-          <w:bCs/>
-          <w:color w:val="8186EF"/>
-          <w:sz w:val="16"/>
-          <w:szCs w:val="16"/>
-        </w:rPr>
-        <w:t xml:space="preserve">16  </w:t>
-      </w:r>
-      <w:r>
-        <w:rPr>
-          <w:sz w:val="16"/>
-          <w:szCs w:val="16"/>
-        </w:rPr>
-        <w:t xml:space="preserve">CMA questions use exact terms, and one word can change the answer.</w:t>
-      </w:r>
-    </w:p>
-    <w:p>
-      <w:pPr>
-        <w:spacing w:after="18"/>
-        <w:ind w:left="300" w:hanging="300"/>
-      </w:pPr>
-      <w:r>
-        <w:rPr>
-          <w:b/>
-          <w:bCs/>
-          <w:color w:val="8186EF"/>
-          <w:sz w:val="16"/>
-          <w:szCs w:val="16"/>
-        </w:rPr>
-        <w:t xml:space="preserve">17  </w:t>
-      </w:r>
-      <w:r>
-        <w:rPr>
-          <w:sz w:val="16"/>
-          <w:szCs w:val="16"/>
-        </w:rPr>
-        <w:t xml:space="preserve">The term tables in each section are the book’s own.</w:t>
-      </w:r>
-    </w:p>
-    <w:p>
-      <w:pPr>
-        <w:spacing w:after="18"/>
-        <w:ind w:left="300" w:hanging="300"/>
-      </w:pPr>
-      <w:r>
-        <w:rPr>
-          <w:b/>
-          <w:bCs/>
-          <w:color w:val="8186EF"/>
-          <w:sz w:val="16"/>
-          <w:szCs w:val="16"/>
-        </w:rPr>
-        <w:t xml:space="preserve">18  </w:t>
-      </w:r>
-      <w:r>
-        <w:rPr>
-          <w:sz w:val="16"/>
-          <w:szCs w:val="16"/>
-        </w:rPr>
-        <w:t xml:space="preserve">The test uses original maturity to the holder, not remaining maturity. A is wrong: Remaining maturity at year-end is not the test. B is wrong: Maturity decides, not the type of security.</w:t>
-      </w:r>
-    </w:p>
-    <w:p>
-      <w:pPr>
-        <w:spacing w:after="18"/>
-        <w:ind w:left="300" w:hanging="300"/>
-      </w:pPr>
-      <w:r>
-        <w:rPr>
-          <w:b/>
-          <w:bCs/>
-          <w:color w:val="8186EF"/>
-          <w:sz w:val="16"/>
-          <w:szCs w:val="16"/>
-        </w:rPr>
-        <w:t xml:space="preserve">19  </w:t>
       </w:r>
       <w:r>
         <w:rPr>
@@ -7617,6 +6606,39 @@
                 <w:sz w:val="17"/>
                 <w:szCs w:val="17"/>
               </w:rPr>
+              <w:t xml:space="preserve">Cash equivalents · operating activities · investing activities · financing activities</w:t>
+            </w:r>
+          </w:p>
+        </w:tc>
+        <w:tc>
+          <w:tcPr>
+            <w:tcW w:type="pct" w:w="1667"/>
+            <w:tcMar>
+              <w:top w:type="dxa" w:w="40"/>
+              <w:left w:type="dxa" w:w="100"/>
+              <w:bottom w:type="dxa" w:w="40"/>
+              <w:right w:type="dxa" w:w="100"/>
+            </w:tcMar>
+          </w:tcPr>
+          <w:p>
+            <w:pPr>
+              <w:spacing w:before="22" w:after="22"/>
+            </w:pPr>
+            <w:r>
+              <w:rPr>
+                <w:b/>
+                <w:bCs/>
+                <w:color w:val="8186EF"/>
+                <w:sz w:val="16"/>
+                <w:szCs w:val="16"/>
+              </w:rPr>
+              <w:t xml:space="preserve">10  </w:t>
+            </w:r>
+            <w:r>
+              <w:rPr>
+                <w:sz w:val="17"/>
+                <w:szCs w:val="17"/>
+              </w:rPr>
               <w:t xml:space="preserve">C</w:t>
             </w:r>
           </w:p>
@@ -7643,47 +6665,14 @@
                 <w:sz w:val="16"/>
                 <w:szCs w:val="16"/>
               </w:rPr>
-              <w:t xml:space="preserve">11  </w:t>
-            </w:r>
-            <w:r>
-              <w:rPr>
-                <w:sz w:val="17"/>
-                <w:szCs w:val="17"/>
-              </w:rPr>
-              <w:t xml:space="preserve">B</w:t>
-            </w:r>
-          </w:p>
-        </w:tc>
-        <w:tc>
-          <w:tcPr>
-            <w:tcW w:type="pct" w:w="1667"/>
-            <w:tcMar>
-              <w:top w:type="dxa" w:w="40"/>
-              <w:left w:type="dxa" w:w="100"/>
-              <w:bottom w:type="dxa" w:w="40"/>
-              <w:right w:type="dxa" w:w="100"/>
-            </w:tcMar>
-          </w:tcPr>
-          <w:p>
-            <w:pPr>
-              <w:spacing w:before="22" w:after="22"/>
-            </w:pPr>
-            <w:r>
-              <w:rPr>
-                <w:b/>
-                <w:bCs/>
-                <w:color w:val="8186EF"/>
-                <w:sz w:val="16"/>
-                <w:szCs w:val="16"/>
-              </w:rPr>
-              <w:t xml:space="preserve">21  </w:t>
-            </w:r>
-            <w:r>
-              <w:rPr>
-                <w:sz w:val="17"/>
-                <w:szCs w:val="17"/>
-              </w:rPr>
-              <w:t xml:space="preserve">C</w:t>
+              <w:t xml:space="preserve">19  </w:t>
+            </w:r>
+            <w:r>
+              <w:rPr>
+                <w:sz w:val="17"/>
+                <w:szCs w:val="17"/>
+              </w:rPr>
+              <w:t xml:space="preserve">D</w:t>
             </w:r>
           </w:p>
         </w:tc>
@@ -7719,7 +6708,7 @@
                 <w:sz w:val="17"/>
                 <w:szCs w:val="17"/>
               </w:rPr>
-              <w:t xml:space="preserve">B</w:t>
+              <w:t xml:space="preserve">operating activities · investing activities · financing activities</w:t>
             </w:r>
           </w:p>
         </w:tc>
@@ -7746,14 +6735,14 @@
                 <w:sz w:val="16"/>
                 <w:szCs w:val="16"/>
               </w:rPr>
-              <w:t xml:space="preserve">12  </w:t>
-            </w:r>
-            <w:r>
-              <w:rPr>
-                <w:sz w:val="17"/>
-                <w:szCs w:val="17"/>
-              </w:rPr>
-              <w:t xml:space="preserve">A</w:t>
+              <w:t xml:space="preserve">11  </w:t>
+            </w:r>
+            <w:r>
+              <w:rPr>
+                <w:sz w:val="17"/>
+                <w:szCs w:val="17"/>
+              </w:rPr>
+              <w:t xml:space="preserve">D</w:t>
             </w:r>
           </w:p>
         </w:tc>
@@ -7780,14 +6769,14 @@
                 <w:sz w:val="16"/>
                 <w:szCs w:val="16"/>
               </w:rPr>
-              <w:t xml:space="preserve">22  </w:t>
-            </w:r>
-            <w:r>
-              <w:rPr>
-                <w:sz w:val="17"/>
-                <w:szCs w:val="17"/>
-              </w:rPr>
-              <w:t xml:space="preserve">B</w:t>
+              <w:t xml:space="preserve">20  </w:t>
+            </w:r>
+            <w:r>
+              <w:rPr>
+                <w:sz w:val="17"/>
+                <w:szCs w:val="17"/>
+              </w:rPr>
+              <w:t xml:space="preserve">C</w:t>
             </w:r>
           </w:p>
         </w:tc>
@@ -7822,73 +6811,73 @@
                 <w:sz w:val="17"/>
                 <w:szCs w:val="17"/>
               </w:rPr>
-              <w:t xml:space="preserve">B</w:t>
-            </w:r>
-          </w:p>
-        </w:tc>
-        <w:tc>
-          <w:tcPr>
-            <w:tcW w:type="pct" w:w="1667"/>
-            <w:tcMar>
-              <w:top w:type="dxa" w:w="40"/>
-              <w:left w:type="dxa" w:w="100"/>
-              <w:bottom w:type="dxa" w:w="40"/>
-              <w:right w:type="dxa" w:w="100"/>
-            </w:tcMar>
-          </w:tcPr>
-          <w:p>
-            <w:pPr>
-              <w:spacing w:before="22" w:after="22"/>
-            </w:pPr>
-            <w:r>
-              <w:rPr>
-                <w:b/>
-                <w:bCs/>
-                <w:color w:val="8186EF"/>
-                <w:sz w:val="16"/>
-                <w:szCs w:val="16"/>
-              </w:rPr>
-              <w:t xml:space="preserve">13  </w:t>
-            </w:r>
-            <w:r>
-              <w:rPr>
-                <w:sz w:val="17"/>
-                <w:szCs w:val="17"/>
-              </w:rPr>
-              <w:t xml:space="preserve">B</w:t>
-            </w:r>
-          </w:p>
-        </w:tc>
-        <w:tc>
-          <w:tcPr>
-            <w:tcW w:type="pct" w:w="1667"/>
-            <w:tcMar>
-              <w:top w:type="dxa" w:w="40"/>
-              <w:left w:type="dxa" w:w="100"/>
-              <w:bottom w:type="dxa" w:w="40"/>
-              <w:right w:type="dxa" w:w="100"/>
-            </w:tcMar>
-          </w:tcPr>
-          <w:p>
-            <w:pPr>
-              <w:spacing w:before="22" w:after="22"/>
-            </w:pPr>
-            <w:r>
-              <w:rPr>
-                <w:b/>
-                <w:bCs/>
-                <w:color w:val="8186EF"/>
-                <w:sz w:val="16"/>
-                <w:szCs w:val="16"/>
-              </w:rPr>
-              <w:t xml:space="preserve">23  </w:t>
-            </w:r>
-            <w:r>
-              <w:rPr>
-                <w:sz w:val="17"/>
-                <w:szCs w:val="17"/>
-              </w:rPr>
-              <w:t xml:space="preserve">D</w:t>
+              <w:t xml:space="preserve">cash equivalents · statement of cash flows</w:t>
+            </w:r>
+          </w:p>
+        </w:tc>
+        <w:tc>
+          <w:tcPr>
+            <w:tcW w:type="pct" w:w="1667"/>
+            <w:tcMar>
+              <w:top w:type="dxa" w:w="40"/>
+              <w:left w:type="dxa" w:w="100"/>
+              <w:bottom w:type="dxa" w:w="40"/>
+              <w:right w:type="dxa" w:w="100"/>
+            </w:tcMar>
+          </w:tcPr>
+          <w:p>
+            <w:pPr>
+              <w:spacing w:before="22" w:after="22"/>
+            </w:pPr>
+            <w:r>
+              <w:rPr>
+                <w:b/>
+                <w:bCs/>
+                <w:color w:val="8186EF"/>
+                <w:sz w:val="16"/>
+                <w:szCs w:val="16"/>
+              </w:rPr>
+              <w:t xml:space="preserve">12  </w:t>
+            </w:r>
+            <w:r>
+              <w:rPr>
+                <w:sz w:val="17"/>
+                <w:szCs w:val="17"/>
+              </w:rPr>
+              <w:t xml:space="preserve">E</w:t>
+            </w:r>
+          </w:p>
+        </w:tc>
+        <w:tc>
+          <w:tcPr>
+            <w:tcW w:type="pct" w:w="1667"/>
+            <w:tcMar>
+              <w:top w:type="dxa" w:w="40"/>
+              <w:left w:type="dxa" w:w="100"/>
+              <w:bottom w:type="dxa" w:w="40"/>
+              <w:right w:type="dxa" w:w="100"/>
+            </w:tcMar>
+          </w:tcPr>
+          <w:p>
+            <w:pPr>
+              <w:spacing w:before="22" w:after="22"/>
+            </w:pPr>
+            <w:r>
+              <w:rPr>
+                <w:b/>
+                <w:bCs/>
+                <w:color w:val="8186EF"/>
+                <w:sz w:val="16"/>
+                <w:szCs w:val="16"/>
+              </w:rPr>
+              <w:t xml:space="preserve">21  </w:t>
+            </w:r>
+            <w:r>
+              <w:rPr>
+                <w:sz w:val="17"/>
+                <w:szCs w:val="17"/>
+              </w:rPr>
+              <w:t xml:space="preserve">A</w:t>
             </w:r>
           </w:p>
         </w:tc>
@@ -7924,7 +6913,7 @@
                 <w:sz w:val="17"/>
                 <w:szCs w:val="17"/>
               </w:rPr>
-              <w:t xml:space="preserve">A</w:t>
+              <w:t xml:space="preserve">T</w:t>
             </w:r>
           </w:p>
         </w:tc>
@@ -7951,14 +6940,14 @@
                 <w:sz w:val="16"/>
                 <w:szCs w:val="16"/>
               </w:rPr>
-              <w:t xml:space="preserve">14  </w:t>
-            </w:r>
-            <w:r>
-              <w:rPr>
-                <w:sz w:val="17"/>
-                <w:szCs w:val="17"/>
-              </w:rPr>
-              <w:t xml:space="preserve">C</w:t>
+              <w:t xml:space="preserve">13  </w:t>
+            </w:r>
+            <w:r>
+              <w:rPr>
+                <w:sz w:val="17"/>
+                <w:szCs w:val="17"/>
+              </w:rPr>
+              <w:t xml:space="preserve">D</w:t>
             </w:r>
           </w:p>
         </w:tc>
@@ -7985,7 +6974,7 @@
                 <w:sz w:val="16"/>
                 <w:szCs w:val="16"/>
               </w:rPr>
-              <w:t xml:space="preserve">24  </w:t>
+              <w:t xml:space="preserve">22  </w:t>
             </w:r>
             <w:r>
               <w:rPr>
@@ -8027,73 +7016,73 @@
                 <w:sz w:val="17"/>
                 <w:szCs w:val="17"/>
               </w:rPr>
-              <w:t xml:space="preserve">D</w:t>
-            </w:r>
-          </w:p>
-        </w:tc>
-        <w:tc>
-          <w:tcPr>
-            <w:tcW w:type="pct" w:w="1667"/>
-            <w:tcMar>
-              <w:top w:type="dxa" w:w="40"/>
-              <w:left w:type="dxa" w:w="100"/>
-              <w:bottom w:type="dxa" w:w="40"/>
-              <w:right w:type="dxa" w:w="100"/>
-            </w:tcMar>
-          </w:tcPr>
-          <w:p>
-            <w:pPr>
-              <w:spacing w:before="22" w:after="22"/>
-            </w:pPr>
-            <w:r>
-              <w:rPr>
-                <w:b/>
-                <w:bCs/>
-                <w:color w:val="8186EF"/>
-                <w:sz w:val="16"/>
-                <w:szCs w:val="16"/>
-              </w:rPr>
-              <w:t xml:space="preserve">15  </w:t>
-            </w:r>
-            <w:r>
-              <w:rPr>
-                <w:sz w:val="17"/>
-                <w:szCs w:val="17"/>
-              </w:rPr>
-              <w:t xml:space="preserve">D</w:t>
-            </w:r>
-          </w:p>
-        </w:tc>
-        <w:tc>
-          <w:tcPr>
-            <w:tcW w:type="pct" w:w="1667"/>
-            <w:tcMar>
-              <w:top w:type="dxa" w:w="40"/>
-              <w:left w:type="dxa" w:w="100"/>
-              <w:bottom w:type="dxa" w:w="40"/>
-              <w:right w:type="dxa" w:w="100"/>
-            </w:tcMar>
-          </w:tcPr>
-          <w:p>
-            <w:pPr>
-              <w:spacing w:before="22" w:after="22"/>
-            </w:pPr>
-            <w:r>
-              <w:rPr>
-                <w:b/>
-                <w:bCs/>
-                <w:color w:val="8186EF"/>
-                <w:sz w:val="16"/>
-                <w:szCs w:val="16"/>
-              </w:rPr>
-              <w:t xml:space="preserve">25  </w:t>
-            </w:r>
-            <w:r>
-              <w:rPr>
-                <w:sz w:val="17"/>
-                <w:szCs w:val="17"/>
-              </w:rPr>
-              <w:t xml:space="preserve">A</w:t>
+              <w:t xml:space="preserve">C</w:t>
+            </w:r>
+          </w:p>
+        </w:tc>
+        <w:tc>
+          <w:tcPr>
+            <w:tcW w:type="pct" w:w="1667"/>
+            <w:tcMar>
+              <w:top w:type="dxa" w:w="40"/>
+              <w:left w:type="dxa" w:w="100"/>
+              <w:bottom w:type="dxa" w:w="40"/>
+              <w:right w:type="dxa" w:w="100"/>
+            </w:tcMar>
+          </w:tcPr>
+          <w:p>
+            <w:pPr>
+              <w:spacing w:before="22" w:after="22"/>
+            </w:pPr>
+            <w:r>
+              <w:rPr>
+                <w:b/>
+                <w:bCs/>
+                <w:color w:val="8186EF"/>
+                <w:sz w:val="16"/>
+                <w:szCs w:val="16"/>
+              </w:rPr>
+              <w:t xml:space="preserve">14  </w:t>
+            </w:r>
+            <w:r>
+              <w:rPr>
+                <w:sz w:val="17"/>
+                <w:szCs w:val="17"/>
+              </w:rPr>
+              <w:t xml:space="preserve">C</w:t>
+            </w:r>
+          </w:p>
+        </w:tc>
+        <w:tc>
+          <w:tcPr>
+            <w:tcW w:type="pct" w:w="1667"/>
+            <w:tcMar>
+              <w:top w:type="dxa" w:w="40"/>
+              <w:left w:type="dxa" w:w="100"/>
+              <w:bottom w:type="dxa" w:w="40"/>
+              <w:right w:type="dxa" w:w="100"/>
+            </w:tcMar>
+          </w:tcPr>
+          <w:p>
+            <w:pPr>
+              <w:spacing w:before="22" w:after="22"/>
+            </w:pPr>
+            <w:r>
+              <w:rPr>
+                <w:b/>
+                <w:bCs/>
+                <w:color w:val="8186EF"/>
+                <w:sz w:val="16"/>
+                <w:szCs w:val="16"/>
+              </w:rPr>
+              <w:t xml:space="preserve">23  </w:t>
+            </w:r>
+            <w:r>
+              <w:rPr>
+                <w:sz w:val="17"/>
+                <w:szCs w:val="17"/>
+              </w:rPr>
+              <w:t xml:space="preserve">B</w:t>
             </w:r>
           </w:p>
         </w:tc>
@@ -8129,75 +7118,75 @@
                 <w:sz w:val="17"/>
                 <w:szCs w:val="17"/>
               </w:rPr>
+              <w:t xml:space="preserve">B</w:t>
+            </w:r>
+          </w:p>
+        </w:tc>
+        <w:tc>
+          <w:tcPr>
+            <w:tcW w:type="pct" w:w="1667"/>
+            <w:shd w:fill="FBFAF6" w:val="clear"/>
+            <w:tcMar>
+              <w:top w:type="dxa" w:w="40"/>
+              <w:left w:type="dxa" w:w="100"/>
+              <w:bottom w:type="dxa" w:w="40"/>
+              <w:right w:type="dxa" w:w="100"/>
+            </w:tcMar>
+          </w:tcPr>
+          <w:p>
+            <w:pPr>
+              <w:spacing w:before="22" w:after="22"/>
+            </w:pPr>
+            <w:r>
+              <w:rPr>
+                <w:b/>
+                <w:bCs/>
+                <w:color w:val="8186EF"/>
+                <w:sz w:val="16"/>
+                <w:szCs w:val="16"/>
+              </w:rPr>
+              <w:t xml:space="preserve">15  </w:t>
+            </w:r>
+            <w:r>
+              <w:rPr>
+                <w:sz w:val="17"/>
+                <w:szCs w:val="17"/>
+              </w:rPr>
+              <w:t xml:space="preserve">T</w:t>
+            </w:r>
+          </w:p>
+        </w:tc>
+        <w:tc>
+          <w:tcPr>
+            <w:tcW w:type="pct" w:w="1667"/>
+            <w:shd w:fill="FBFAF6" w:val="clear"/>
+            <w:tcMar>
+              <w:top w:type="dxa" w:w="40"/>
+              <w:left w:type="dxa" w:w="100"/>
+              <w:bottom w:type="dxa" w:w="40"/>
+              <w:right w:type="dxa" w:w="100"/>
+            </w:tcMar>
+          </w:tcPr>
+          <w:p>
+            <w:pPr>
+              <w:spacing w:before="22" w:after="22"/>
+            </w:pPr>
+            <w:r>
+              <w:rPr>
+                <w:b/>
+                <w:bCs/>
+                <w:color w:val="8186EF"/>
+                <w:sz w:val="16"/>
+                <w:szCs w:val="16"/>
+              </w:rPr>
+              <w:t xml:space="preserve">24  </w:t>
+            </w:r>
+            <w:r>
+              <w:rPr>
+                <w:sz w:val="17"/>
+                <w:szCs w:val="17"/>
+              </w:rPr>
               <w:t xml:space="preserve">A</w:t>
-            </w:r>
-          </w:p>
-        </w:tc>
-        <w:tc>
-          <w:tcPr>
-            <w:tcW w:type="pct" w:w="1667"/>
-            <w:shd w:fill="FBFAF6" w:val="clear"/>
-            <w:tcMar>
-              <w:top w:type="dxa" w:w="40"/>
-              <w:left w:type="dxa" w:w="100"/>
-              <w:bottom w:type="dxa" w:w="40"/>
-              <w:right w:type="dxa" w:w="100"/>
-            </w:tcMar>
-          </w:tcPr>
-          <w:p>
-            <w:pPr>
-              <w:spacing w:before="22" w:after="22"/>
-            </w:pPr>
-            <w:r>
-              <w:rPr>
-                <w:b/>
-                <w:bCs/>
-                <w:color w:val="8186EF"/>
-                <w:sz w:val="16"/>
-                <w:szCs w:val="16"/>
-              </w:rPr>
-              <w:t xml:space="preserve">16  </w:t>
-            </w:r>
-            <w:r>
-              <w:rPr>
-                <w:sz w:val="17"/>
-                <w:szCs w:val="17"/>
-              </w:rPr>
-              <w:t xml:space="preserve">E</w:t>
-            </w:r>
-          </w:p>
-        </w:tc>
-        <w:tc>
-          <w:tcPr>
-            <w:tcW w:type="pct" w:w="1667"/>
-            <w:shd w:fill="FBFAF6" w:val="clear"/>
-            <w:tcMar>
-              <w:top w:type="dxa" w:w="40"/>
-              <w:left w:type="dxa" w:w="100"/>
-              <w:bottom w:type="dxa" w:w="40"/>
-              <w:right w:type="dxa" w:w="100"/>
-            </w:tcMar>
-          </w:tcPr>
-          <w:p>
-            <w:pPr>
-              <w:spacing w:before="22" w:after="22"/>
-            </w:pPr>
-            <w:r>
-              <w:rPr>
-                <w:b/>
-                <w:bCs/>
-                <w:color w:val="8186EF"/>
-                <w:sz w:val="16"/>
-                <w:szCs w:val="16"/>
-              </w:rPr>
-              <w:t xml:space="preserve">26  </w:t>
-            </w:r>
-            <w:r>
-              <w:rPr>
-                <w:sz w:val="17"/>
-                <w:szCs w:val="17"/>
-              </w:rPr>
-              <w:t xml:space="preserve">C</w:t>
             </w:r>
           </w:p>
         </w:tc>
@@ -8232,73 +7221,73 @@
                 <w:sz w:val="17"/>
                 <w:szCs w:val="17"/>
               </w:rPr>
-              <w:t xml:space="preserve">A</w:t>
-            </w:r>
-          </w:p>
-        </w:tc>
-        <w:tc>
-          <w:tcPr>
-            <w:tcW w:type="pct" w:w="1667"/>
-            <w:tcMar>
-              <w:top w:type="dxa" w:w="40"/>
-              <w:left w:type="dxa" w:w="100"/>
-              <w:bottom w:type="dxa" w:w="40"/>
-              <w:right w:type="dxa" w:w="100"/>
-            </w:tcMar>
-          </w:tcPr>
-          <w:p>
-            <w:pPr>
-              <w:spacing w:before="22" w:after="22"/>
-            </w:pPr>
-            <w:r>
-              <w:rPr>
-                <w:b/>
-                <w:bCs/>
-                <w:color w:val="8186EF"/>
-                <w:sz w:val="16"/>
-                <w:szCs w:val="16"/>
-              </w:rPr>
-              <w:t xml:space="preserve">17  </w:t>
-            </w:r>
-            <w:r>
-              <w:rPr>
-                <w:sz w:val="17"/>
-                <w:szCs w:val="17"/>
-              </w:rPr>
-              <w:t xml:space="preserve">D</w:t>
-            </w:r>
-          </w:p>
-        </w:tc>
-        <w:tc>
-          <w:tcPr>
-            <w:tcW w:type="pct" w:w="1667"/>
-            <w:tcMar>
-              <w:top w:type="dxa" w:w="40"/>
-              <w:left w:type="dxa" w:w="100"/>
-              <w:bottom w:type="dxa" w:w="40"/>
-              <w:right w:type="dxa" w:w="100"/>
-            </w:tcMar>
-          </w:tcPr>
-          <w:p>
-            <w:pPr>
-              <w:spacing w:before="22" w:after="22"/>
-            </w:pPr>
-            <w:r>
-              <w:rPr>
-                <w:b/>
-                <w:bCs/>
-                <w:color w:val="8186EF"/>
-                <w:sz w:val="16"/>
-                <w:szCs w:val="16"/>
-              </w:rPr>
-              <w:t xml:space="preserve">27  </w:t>
-            </w:r>
-            <w:r>
-              <w:rPr>
-                <w:sz w:val="17"/>
-                <w:szCs w:val="17"/>
-              </w:rPr>
               <w:t xml:space="preserve">B</w:t>
+            </w:r>
+          </w:p>
+        </w:tc>
+        <w:tc>
+          <w:tcPr>
+            <w:tcW w:type="pct" w:w="1667"/>
+            <w:tcMar>
+              <w:top w:type="dxa" w:w="40"/>
+              <w:left w:type="dxa" w:w="100"/>
+              <w:bottom w:type="dxa" w:w="40"/>
+              <w:right w:type="dxa" w:w="100"/>
+            </w:tcMar>
+          </w:tcPr>
+          <w:p>
+            <w:pPr>
+              <w:spacing w:before="22" w:after="22"/>
+            </w:pPr>
+            <w:r>
+              <w:rPr>
+                <w:b/>
+                <w:bCs/>
+                <w:color w:val="8186EF"/>
+                <w:sz w:val="16"/>
+                <w:szCs w:val="16"/>
+              </w:rPr>
+              <w:t xml:space="preserve">16  </w:t>
+            </w:r>
+            <w:r>
+              <w:rPr>
+                <w:sz w:val="17"/>
+                <w:szCs w:val="17"/>
+              </w:rPr>
+              <w:t xml:space="preserve">B</w:t>
+            </w:r>
+          </w:p>
+        </w:tc>
+        <w:tc>
+          <w:tcPr>
+            <w:tcW w:type="pct" w:w="1667"/>
+            <w:tcMar>
+              <w:top w:type="dxa" w:w="40"/>
+              <w:left w:type="dxa" w:w="100"/>
+              <w:bottom w:type="dxa" w:w="40"/>
+              <w:right w:type="dxa" w:w="100"/>
+            </w:tcMar>
+          </w:tcPr>
+          <w:p>
+            <w:pPr>
+              <w:spacing w:before="22" w:after="22"/>
+            </w:pPr>
+            <w:r>
+              <w:rPr>
+                <w:b/>
+                <w:bCs/>
+                <w:color w:val="8186EF"/>
+                <w:sz w:val="16"/>
+                <w:szCs w:val="16"/>
+              </w:rPr>
+              <w:t xml:space="preserve">25  </w:t>
+            </w:r>
+            <w:r>
+              <w:rPr>
+                <w:sz w:val="17"/>
+                <w:szCs w:val="17"/>
+              </w:rPr>
+              <w:t xml:space="preserve">Compare with the model earlier in this handout.</w:t>
             </w:r>
           </w:p>
         </w:tc>
@@ -8334,7 +7323,7 @@
                 <w:sz w:val="17"/>
                 <w:szCs w:val="17"/>
               </w:rPr>
-              <w:t xml:space="preserve">T</w:t>
+              <w:t xml:space="preserve">A</w:t>
             </w:r>
           </w:p>
         </w:tc>
@@ -8361,7 +7350,7 @@
                 <w:sz w:val="16"/>
                 <w:szCs w:val="16"/>
               </w:rPr>
-              <w:t xml:space="preserve">18  </w:t>
+              <w:t xml:space="preserve">17  </w:t>
             </w:r>
             <w:r>
               <w:rPr>
@@ -8395,14 +7384,14 @@
                 <w:sz w:val="16"/>
                 <w:szCs w:val="16"/>
               </w:rPr>
-              <w:t xml:space="preserve">28  </w:t>
-            </w:r>
-            <w:r>
-              <w:rPr>
-                <w:sz w:val="17"/>
-                <w:szCs w:val="17"/>
-              </w:rPr>
-              <w:t xml:space="preserve">A</w:t>
+              <w:t xml:space="preserve">26  </w:t>
+            </w:r>
+            <w:r>
+              <w:rPr>
+                <w:sz w:val="17"/>
+                <w:szCs w:val="17"/>
+              </w:rPr>
+              <w:t xml:space="preserve">5.1: Purpose and structure of the statement of cash flows. 5.2: Classifying cash flows. 5.3: The indirect method. 5.4: The direct method and required disclosures. 5.5: Limitations and links between the four statements.</w:t>
             </w:r>
           </w:p>
         </w:tc>
@@ -8437,108 +7426,6 @@
                 <w:sz w:val="17"/>
                 <w:szCs w:val="17"/>
               </w:rPr>
-              <w:t xml:space="preserve">C</w:t>
-            </w:r>
-          </w:p>
-        </w:tc>
-        <w:tc>
-          <w:tcPr>
-            <w:tcW w:type="pct" w:w="1667"/>
-            <w:tcMar>
-              <w:top w:type="dxa" w:w="40"/>
-              <w:left w:type="dxa" w:w="100"/>
-              <w:bottom w:type="dxa" w:w="40"/>
-              <w:right w:type="dxa" w:w="100"/>
-            </w:tcMar>
-          </w:tcPr>
-          <w:p>
-            <w:pPr>
-              <w:spacing w:before="22" w:after="22"/>
-            </w:pPr>
-            <w:r>
-              <w:rPr>
-                <w:b/>
-                <w:bCs/>
-                <w:color w:val="8186EF"/>
-                <w:sz w:val="16"/>
-                <w:szCs w:val="16"/>
-              </w:rPr>
-              <w:t xml:space="preserve">19  </w:t>
-            </w:r>
-            <w:r>
-              <w:rPr>
-                <w:sz w:val="17"/>
-                <w:szCs w:val="17"/>
-              </w:rPr>
-              <w:t xml:space="preserve">T</w:t>
-            </w:r>
-          </w:p>
-        </w:tc>
-        <w:tc>
-          <w:tcPr>
-            <w:tcW w:type="pct" w:w="1667"/>
-            <w:tcMar>
-              <w:top w:type="dxa" w:w="40"/>
-              <w:left w:type="dxa" w:w="100"/>
-              <w:bottom w:type="dxa" w:w="40"/>
-              <w:right w:type="dxa" w:w="100"/>
-            </w:tcMar>
-          </w:tcPr>
-          <w:p>
-            <w:pPr>
-              <w:spacing w:before="22" w:after="22"/>
-            </w:pPr>
-            <w:r>
-              <w:rPr>
-                <w:b/>
-                <w:bCs/>
-                <w:color w:val="8186EF"/>
-                <w:sz w:val="16"/>
-                <w:szCs w:val="16"/>
-              </w:rPr>
-              <w:t xml:space="preserve">29  </w:t>
-            </w:r>
-            <w:r>
-              <w:rPr>
-                <w:sz w:val="17"/>
-                <w:szCs w:val="17"/>
-              </w:rPr>
-              <w:t xml:space="preserve">Compare with the model earlier in this handout.</w:t>
-            </w:r>
-          </w:p>
-        </w:tc>
-      </w:tr>
-      <w:tr>
-        <w:tc>
-          <w:tcPr>
-            <w:tcW w:type="pct" w:w="1667"/>
-            <w:shd w:fill="FBFAF6" w:val="clear"/>
-            <w:tcMar>
-              <w:top w:type="dxa" w:w="40"/>
-              <w:left w:type="dxa" w:w="100"/>
-              <w:bottom w:type="dxa" w:w="40"/>
-              <w:right w:type="dxa" w:w="100"/>
-            </w:tcMar>
-          </w:tcPr>
-          <w:p>
-            <w:pPr>
-              <w:spacing w:before="22" w:after="22"/>
-            </w:pPr>
-            <w:r>
-              <w:rPr>
-                <w:b/>
-                <w:bCs/>
-                <w:color w:val="8186EF"/>
-                <w:sz w:val="16"/>
-                <w:szCs w:val="16"/>
-              </w:rPr>
-              <w:t xml:space="preserve">10  </w:t>
-            </w:r>
-            <w:r>
-              <w:rPr>
-                <w:sz w:val="17"/>
-                <w:szCs w:val="17"/>
-              </w:rPr>
               <w:t xml:space="preserve">B</w:t>
             </w:r>
           </w:p>
@@ -8546,27 +7433,26 @@
         <w:tc>
           <w:tcPr>
             <w:tcW w:type="pct" w:w="1667"/>
-            <w:shd w:fill="FBFAF6" w:val="clear"/>
-            <w:tcMar>
-              <w:top w:type="dxa" w:w="40"/>
-              <w:left w:type="dxa" w:w="100"/>
-              <w:bottom w:type="dxa" w:w="40"/>
-              <w:right w:type="dxa" w:w="100"/>
-            </w:tcMar>
-          </w:tcPr>
-          <w:p>
-            <w:pPr>
-              <w:spacing w:before="22" w:after="22"/>
-            </w:pPr>
-            <w:r>
-              <w:rPr>
-                <w:b/>
-                <w:bCs/>
-                <w:color w:val="8186EF"/>
-                <w:sz w:val="16"/>
-                <w:szCs w:val="16"/>
-              </w:rPr>
-              <w:t xml:space="preserve">20  </w:t>
+            <w:tcMar>
+              <w:top w:type="dxa" w:w="40"/>
+              <w:left w:type="dxa" w:w="100"/>
+              <w:bottom w:type="dxa" w:w="40"/>
+              <w:right w:type="dxa" w:w="100"/>
+            </w:tcMar>
+          </w:tcPr>
+          <w:p>
+            <w:pPr>
+              <w:spacing w:before="22" w:after="22"/>
+            </w:pPr>
+            <w:r>
+              <w:rPr>
+                <w:b/>
+                <w:bCs/>
+                <w:color w:val="8186EF"/>
+                <w:sz w:val="16"/>
+                <w:szCs w:val="16"/>
+              </w:rPr>
+              <w:t xml:space="preserve">18  </w:t>
             </w:r>
             <w:r>
               <w:rPr>
@@ -8580,34 +7466,23 @@
         <w:tc>
           <w:tcPr>
             <w:tcW w:type="pct" w:w="1667"/>
-            <w:shd w:fill="FBFAF6" w:val="clear"/>
-            <w:tcMar>
-              <w:top w:type="dxa" w:w="40"/>
-              <w:left w:type="dxa" w:w="100"/>
-              <w:bottom w:type="dxa" w:w="40"/>
-              <w:right w:type="dxa" w:w="100"/>
-            </w:tcMar>
-          </w:tcPr>
-          <w:p>
-            <w:pPr>
-              <w:spacing w:before="22" w:after="22"/>
-            </w:pPr>
-            <w:r>
-              <w:rPr>
-                <w:b/>
-                <w:bCs/>
-                <w:color w:val="8186EF"/>
-                <w:sz w:val="16"/>
-                <w:szCs w:val="16"/>
-              </w:rPr>
-              <w:t xml:space="preserve">30  </w:t>
-            </w:r>
-            <w:r>
-              <w:rPr>
-                <w:sz w:val="17"/>
-                <w:szCs w:val="17"/>
-              </w:rPr>
-              <w:t xml:space="preserve">5.1: Purpose and structure of the statement of cash flows. 5.2: Classifying cash flows. 5.3: The indirect method. 5.4: The direct method and required disclosures. 5.5: Limitations and links between the four statements.</w:t>
+            <w:tcMar>
+              <w:top w:type="dxa" w:w="40"/>
+              <w:left w:type="dxa" w:w="100"/>
+              <w:bottom w:type="dxa" w:w="40"/>
+              <w:right w:type="dxa" w:w="100"/>
+            </w:tcMar>
+          </w:tcPr>
+          <w:p>
+            <w:pPr>
+              <w:spacing w:before="24" w:after="24"/>
+            </w:pPr>
+            <w:r>
+              <w:rPr>
+                <w:sz w:val="16"/>
+                <w:szCs w:val="16"/>
+              </w:rPr>
+              <w:t xml:space="preserve"/>
             </w:r>
           </w:p>
         </w:tc>
@@ -8649,6 +7524,190 @@
           <w:sz w:val="16"/>
           <w:szCs w:val="16"/>
         </w:rPr>
+        <w:t xml:space="preserve">The book writes: “Cash equivalents are short-term, highly liquid investments with an original maturity to the holder of three months or less. Moving money between these categories is not a cash flow. Cash flows are grouped into operating activities, investing activities and financing activities.”</w:t>
+      </w:r>
+    </w:p>
+    <w:p>
+      <w:pPr>
+        <w:spacing w:after="18"/>
+        <w:ind w:left="300" w:hanging="300"/>
+      </w:pPr>
+      <w:r>
+        <w:rPr>
+          <w:b/>
+          <w:bCs/>
+          <w:color w:val="8186EF"/>
+          <w:sz w:val="16"/>
+          <w:szCs w:val="16"/>
+        </w:rPr>
+        <w:t xml:space="preserve">2  </w:t>
+      </w:r>
+      <w:r>
+        <w:rPr>
+          <w:sz w:val="16"/>
+          <w:szCs w:val="16"/>
+        </w:rPr>
+        <w:t xml:space="preserve">The book writes: “Moving money between these categories is not a cash flow. Cash flows are grouped into operating activities, investing activities and financing activities. Strong operating cash is a good sign, but a reader should also ask where the cash went.”</w:t>
+      </w:r>
+    </w:p>
+    <w:p>
+      <w:pPr>
+        <w:spacing w:after="18"/>
+        <w:ind w:left="300" w:hanging="300"/>
+      </w:pPr>
+      <w:r>
+        <w:rPr>
+          <w:b/>
+          <w:bCs/>
+          <w:color w:val="8186EF"/>
+          <w:sz w:val="16"/>
+          <w:szCs w:val="16"/>
+        </w:rPr>
+        <w:t xml:space="preserve">3  </w:t>
+      </w:r>
+      <w:r>
+        <w:rPr>
+          <w:sz w:val="16"/>
+          <w:szCs w:val="16"/>
+        </w:rPr>
+        <w:t xml:space="preserve">The book writes: “It is only a proposal; the definition of cash equivalents does not change. French tableau de financement is an older funds statement based on working capital, not a statement of cash flows. The IFRS term is tableau des flux de trésorerie.”</w:t>
+      </w:r>
+    </w:p>
+    <w:p>
+      <w:pPr>
+        <w:spacing w:after="18"/>
+        <w:ind w:left="300" w:hanging="300"/>
+      </w:pPr>
+      <w:r>
+        <w:rPr>
+          <w:b/>
+          <w:bCs/>
+          <w:color w:val="8186EF"/>
+          <w:sz w:val="16"/>
+          <w:szCs w:val="16"/>
+        </w:rPr>
+        <w:t xml:space="preserve">4  </w:t>
+      </w:r>
+      <w:r>
+        <w:rPr>
+          <w:sz w:val="16"/>
+          <w:szCs w:val="16"/>
+        </w:rPr>
+        <w:t xml:space="preserve">The map shows the order the decisions have to be taken in.</w:t>
+      </w:r>
+    </w:p>
+    <w:p>
+      <w:pPr>
+        <w:spacing w:after="18"/>
+        <w:ind w:left="300" w:hanging="300"/>
+      </w:pPr>
+      <w:r>
+        <w:rPr>
+          <w:b/>
+          <w:bCs/>
+          <w:color w:val="8186EF"/>
+          <w:sz w:val="16"/>
+          <w:szCs w:val="16"/>
+        </w:rPr>
+        <w:t xml:space="preserve">5  </w:t>
+      </w:r>
+      <w:r>
+        <w:rPr>
+          <w:sz w:val="16"/>
+          <w:szCs w:val="16"/>
+        </w:rPr>
+        <w:t xml:space="preserve">The book numbers it 5.1.</w:t>
+      </w:r>
+    </w:p>
+    <w:p>
+      <w:pPr>
+        <w:spacing w:after="18"/>
+        <w:ind w:left="300" w:hanging="300"/>
+      </w:pPr>
+      <w:r>
+        <w:rPr>
+          <w:b/>
+          <w:bCs/>
+          <w:color w:val="8186EF"/>
+          <w:sz w:val="16"/>
+          <w:szCs w:val="16"/>
+        </w:rPr>
+        <w:t xml:space="preserve">6  </w:t>
+      </w:r>
+      <w:r>
+        <w:rPr>
+          <w:sz w:val="16"/>
+          <w:szCs w:val="16"/>
+        </w:rPr>
+        <w:t xml:space="preserve">The book numbers it 5.2.</w:t>
+      </w:r>
+    </w:p>
+    <w:p>
+      <w:pPr>
+        <w:spacing w:after="18"/>
+        <w:ind w:left="300" w:hanging="300"/>
+      </w:pPr>
+      <w:r>
+        <w:rPr>
+          <w:b/>
+          <w:bCs/>
+          <w:color w:val="8186EF"/>
+          <w:sz w:val="16"/>
+          <w:szCs w:val="16"/>
+        </w:rPr>
+        <w:t xml:space="preserve">7  </w:t>
+      </w:r>
+      <w:r>
+        <w:rPr>
+          <w:sz w:val="16"/>
+          <w:szCs w:val="16"/>
+        </w:rPr>
+        <w:t xml:space="preserve">The book numbers it 5.3.</w:t>
+      </w:r>
+    </w:p>
+    <w:p>
+      <w:pPr>
+        <w:spacing w:after="18"/>
+        <w:ind w:left="300" w:hanging="300"/>
+      </w:pPr>
+      <w:r>
+        <w:rPr>
+          <w:b/>
+          <w:bCs/>
+          <w:color w:val="8186EF"/>
+          <w:sz w:val="16"/>
+          <w:szCs w:val="16"/>
+        </w:rPr>
+        <w:t xml:space="preserve">13  </w:t>
+      </w:r>
+      <w:r>
+        <w:rPr>
+          <w:sz w:val="16"/>
+          <w:szCs w:val="16"/>
+        </w:rPr>
+        <w:t xml:space="preserve">Timing of payments shifts operating cash between years. A is wrong: Depreciation is noncash; it does not change cash flow. B is wrong: Share issues are financing inflows.</w:t>
+      </w:r>
+    </w:p>
+    <w:p>
+      <w:pPr>
+        <w:spacing w:after="18"/>
+        <w:ind w:left="300" w:hanging="300"/>
+      </w:pPr>
+      <w:r>
+        <w:rPr>
+          <w:b/>
+          <w:bCs/>
+          <w:color w:val="8186EF"/>
+          <w:sz w:val="16"/>
+          <w:szCs w:val="16"/>
+        </w:rPr>
+        <w:t xml:space="preserve">14  </w:t>
+      </w:r>
+      <w:r>
+        <w:rPr>
+          <w:sz w:val="16"/>
+          <w:szCs w:val="16"/>
+        </w:rPr>
         <w:t xml:space="preserve">Revenue was recorded but not yet collected. A is wrong: An increase in an operating asset is subtracted. B is wrong: Trade receivables are operating.</w:t>
       </w:r>
     </w:p>
@@ -8665,7 +7724,191 @@
           <w:sz w:val="16"/>
           <w:szCs w:val="16"/>
         </w:rPr>
-        <w:t xml:space="preserve">2  </w:t>
+        <w:t xml:space="preserve">15  </w:t>
+      </w:r>
+      <w:r>
+        <w:rPr>
+          <w:sz w:val="16"/>
+          <w:szCs w:val="16"/>
+        </w:rPr>
+        <w:t xml:space="preserve">Every later answer depends on the adjusted exhibit.</w:t>
+      </w:r>
+    </w:p>
+    <w:p>
+      <w:pPr>
+        <w:spacing w:after="18"/>
+        <w:ind w:left="300" w:hanging="300"/>
+      </w:pPr>
+      <w:r>
+        <w:rPr>
+          <w:b/>
+          <w:bCs/>
+          <w:color w:val="8186EF"/>
+          <w:sz w:val="16"/>
+          <w:szCs w:val="16"/>
+        </w:rPr>
+        <w:t xml:space="preserve">16  </w:t>
+      </w:r>
+      <w:r>
+        <w:rPr>
+          <w:sz w:val="16"/>
+          <w:szCs w:val="16"/>
+        </w:rPr>
+        <w:t xml:space="preserve">The book states item C5-1 in those words.</w:t>
+      </w:r>
+    </w:p>
+    <w:p>
+      <w:pPr>
+        <w:spacing w:after="18"/>
+        <w:ind w:left="300" w:hanging="300"/>
+      </w:pPr>
+      <w:r>
+        <w:rPr>
+          <w:b/>
+          <w:bCs/>
+          <w:color w:val="8186EF"/>
+          <w:sz w:val="16"/>
+          <w:szCs w:val="16"/>
+        </w:rPr>
+        <w:t xml:space="preserve">17  </w:t>
+      </w:r>
+      <w:r>
+        <w:rPr>
+          <w:sz w:val="16"/>
+          <w:szCs w:val="16"/>
+        </w:rPr>
+        <w:t xml:space="preserve">The book states item C5-2 in those words.</w:t>
+      </w:r>
+    </w:p>
+    <w:p>
+      <w:pPr>
+        <w:spacing w:after="18"/>
+        <w:ind w:left="300" w:hanging="300"/>
+      </w:pPr>
+      <w:r>
+        <w:rPr>
+          <w:b/>
+          <w:bCs/>
+          <w:color w:val="8186EF"/>
+          <w:sz w:val="16"/>
+          <w:szCs w:val="16"/>
+        </w:rPr>
+        <w:t xml:space="preserve">18  </w:t>
+      </w:r>
+      <w:r>
+        <w:rPr>
+          <w:sz w:val="16"/>
+          <w:szCs w:val="16"/>
+        </w:rPr>
+        <w:t xml:space="preserve">The book states item C5-3 in those words.</w:t>
+      </w:r>
+    </w:p>
+    <w:p>
+      <w:pPr>
+        <w:spacing w:after="18"/>
+        <w:ind w:left="300" w:hanging="300"/>
+      </w:pPr>
+      <w:r>
+        <w:rPr>
+          <w:b/>
+          <w:bCs/>
+          <w:color w:val="8186EF"/>
+          <w:sz w:val="16"/>
+          <w:szCs w:val="16"/>
+        </w:rPr>
+        <w:t xml:space="preserve">19  </w:t>
+      </w:r>
+      <w:r>
+        <w:rPr>
+          <w:sz w:val="16"/>
+          <w:szCs w:val="16"/>
+        </w:rPr>
+        <w:t xml:space="preserve">The book states item C5-4 in those words.</w:t>
+      </w:r>
+    </w:p>
+    <w:p>
+      <w:pPr>
+        <w:spacing w:after="18"/>
+        <w:ind w:left="300" w:hanging="300"/>
+      </w:pPr>
+      <w:r>
+        <w:rPr>
+          <w:b/>
+          <w:bCs/>
+          <w:color w:val="8186EF"/>
+          <w:sz w:val="16"/>
+          <w:szCs w:val="16"/>
+        </w:rPr>
+        <w:t xml:space="preserve">20  </w:t>
+      </w:r>
+      <w:r>
+        <w:rPr>
+          <w:sz w:val="16"/>
+          <w:szCs w:val="16"/>
+        </w:rPr>
+        <w:t xml:space="preserve">The book states item C5-5 in those words.</w:t>
+      </w:r>
+    </w:p>
+    <w:p>
+      <w:pPr>
+        <w:spacing w:after="18"/>
+        <w:ind w:left="300" w:hanging="300"/>
+      </w:pPr>
+      <w:r>
+        <w:rPr>
+          <w:b/>
+          <w:bCs/>
+          <w:color w:val="8186EF"/>
+          <w:sz w:val="16"/>
+          <w:szCs w:val="16"/>
+        </w:rPr>
+        <w:t xml:space="preserve">21  </w:t>
+      </w:r>
+      <w:r>
+        <w:rPr>
+          <w:sz w:val="16"/>
+          <w:szCs w:val="16"/>
+        </w:rPr>
+        <w:t xml:space="preserve">The book states item C5-6 in those words.</w:t>
+      </w:r>
+    </w:p>
+    <w:p>
+      <w:pPr>
+        <w:spacing w:after="18"/>
+        <w:ind w:left="300" w:hanging="300"/>
+      </w:pPr>
+      <w:r>
+        <w:rPr>
+          <w:b/>
+          <w:bCs/>
+          <w:color w:val="8186EF"/>
+          <w:sz w:val="16"/>
+          <w:szCs w:val="16"/>
+        </w:rPr>
+        <w:t xml:space="preserve">22  </w:t>
+      </w:r>
+      <w:r>
+        <w:rPr>
+          <w:sz w:val="16"/>
+          <w:szCs w:val="16"/>
+        </w:rPr>
+        <w:t xml:space="preserve">Revenue was recorded but not yet collected. A is wrong: An increase in an operating asset is subtracted. B is wrong: Trade receivables are operating.</w:t>
+      </w:r>
+    </w:p>
+    <w:p>
+      <w:pPr>
+        <w:spacing w:after="18"/>
+        <w:ind w:left="300" w:hanging="300"/>
+      </w:pPr>
+      <w:r>
+        <w:rPr>
+          <w:b/>
+          <w:bCs/>
+          <w:color w:val="8186EF"/>
+          <w:sz w:val="16"/>
+          <w:szCs w:val="16"/>
+        </w:rPr>
+        <w:t xml:space="preserve">23  </w:t>
       </w:r>
       <w:r>
         <w:rPr>
@@ -8688,260 +7931,7 @@
           <w:sz w:val="16"/>
           <w:szCs w:val="16"/>
         </w:rPr>
-        <w:t xml:space="preserve">3  </w:t>
-      </w:r>
-      <w:r>
-        <w:rPr>
-          <w:sz w:val="16"/>
-          <w:szCs w:val="16"/>
-        </w:rPr>
-        <w:t xml:space="preserve">Part of the sales has not yet been collected. A is wrong: This is only the change in receivables. C is wrong: Sales are not all collected in cash.</w:t>
-      </w:r>
-    </w:p>
-    <w:p>
-      <w:pPr>
-        <w:spacing w:after="18"/>
-        <w:ind w:left="300" w:hanging="300"/>
-      </w:pPr>
-      <w:r>
-        <w:rPr>
-          <w:b/>
-          <w:bCs/>
-          <w:color w:val="8186EF"/>
-          <w:sz w:val="16"/>
-          <w:szCs w:val="16"/>
-        </w:rPr>
-        <w:t xml:space="preserve">4  </w:t>
-      </w:r>
-      <w:r>
-        <w:rPr>
-          <w:sz w:val="16"/>
-          <w:szCs w:val="16"/>
-        </w:rPr>
-        <w:t xml:space="preserve">These are required supplemental disclosures under the indirect method. B is wrong: This is part of the direct method, not a required disclosure. C is wrong: This is part of the direct method.</w:t>
-      </w:r>
-    </w:p>
-    <w:p>
-      <w:pPr>
-        <w:spacing w:after="18"/>
-        <w:ind w:left="300" w:hanging="300"/>
-      </w:pPr>
-      <w:r>
-        <w:rPr>
-          <w:b/>
-          <w:bCs/>
-          <w:color w:val="8186EF"/>
-          <w:sz w:val="16"/>
-          <w:szCs w:val="16"/>
-        </w:rPr>
-        <w:t xml:space="preserve">5  </w:t>
-      </w:r>
-      <w:r>
-        <w:rPr>
-          <w:sz w:val="16"/>
-          <w:szCs w:val="16"/>
-        </w:rPr>
-        <w:t xml:space="preserve">Timing of payments shifts operating cash between years. A is wrong: Depreciation is noncash; it does not change cash flow. B is wrong: Share issues are financing inflows.</w:t>
-      </w:r>
-    </w:p>
-    <w:p>
-      <w:pPr>
-        <w:spacing w:after="18"/>
-        <w:ind w:left="300" w:hanging="300"/>
-      </w:pPr>
-      <w:r>
-        <w:rPr>
-          <w:b/>
-          <w:bCs/>
-          <w:color w:val="8186EF"/>
-          <w:sz w:val="16"/>
-          <w:szCs w:val="16"/>
-        </w:rPr>
-        <w:t xml:space="preserve">6  </w:t>
-      </w:r>
-      <w:r>
-        <w:rPr>
-          <w:sz w:val="16"/>
-          <w:szCs w:val="16"/>
-        </w:rPr>
-        <w:t xml:space="preserve">The book numbers “Purpose and structure of the statement of cash flows” as section 5.1.</w:t>
-      </w:r>
-    </w:p>
-    <w:p>
-      <w:pPr>
-        <w:spacing w:after="18"/>
-        <w:ind w:left="300" w:hanging="300"/>
-      </w:pPr>
-      <w:r>
-        <w:rPr>
-          <w:b/>
-          <w:bCs/>
-          <w:color w:val="8186EF"/>
-          <w:sz w:val="16"/>
-          <w:szCs w:val="16"/>
-        </w:rPr>
-        <w:t xml:space="preserve">7  </w:t>
-      </w:r>
-      <w:r>
-        <w:rPr>
-          <w:sz w:val="16"/>
-          <w:szCs w:val="16"/>
-        </w:rPr>
-        <w:t xml:space="preserve">The book numbers “Classifying cash flows” as section 5.2.</w:t>
-      </w:r>
-    </w:p>
-    <w:p>
-      <w:pPr>
-        <w:spacing w:after="18"/>
-        <w:ind w:left="300" w:hanging="300"/>
-      </w:pPr>
-      <w:r>
-        <w:rPr>
-          <w:b/>
-          <w:bCs/>
-          <w:color w:val="8186EF"/>
-          <w:sz w:val="16"/>
-          <w:szCs w:val="16"/>
-        </w:rPr>
-        <w:t xml:space="preserve">8  </w:t>
-      </w:r>
-      <w:r>
-        <w:rPr>
-          <w:sz w:val="16"/>
-          <w:szCs w:val="16"/>
-        </w:rPr>
-        <w:t xml:space="preserve">The map shows the order the decisions have to be taken in.</w:t>
-      </w:r>
-    </w:p>
-    <w:p>
-      <w:pPr>
-        <w:spacing w:after="18"/>
-        <w:ind w:left="300" w:hanging="300"/>
-      </w:pPr>
-      <w:r>
-        <w:rPr>
-          <w:b/>
-          <w:bCs/>
-          <w:color w:val="8186EF"/>
-          <w:sz w:val="16"/>
-          <w:szCs w:val="16"/>
-        </w:rPr>
-        <w:t xml:space="preserve">9  </w:t>
-      </w:r>
-      <w:r>
-        <w:rPr>
-          <w:sz w:val="16"/>
-          <w:szCs w:val="16"/>
-        </w:rPr>
-        <w:t xml:space="preserve">The book numbers it 5.1.</w:t>
-      </w:r>
-    </w:p>
-    <w:p>
-      <w:pPr>
-        <w:spacing w:after="18"/>
-        <w:ind w:left="300" w:hanging="300"/>
-      </w:pPr>
-      <w:r>
-        <w:rPr>
-          <w:b/>
-          <w:bCs/>
-          <w:color w:val="8186EF"/>
-          <w:sz w:val="16"/>
-          <w:szCs w:val="16"/>
-        </w:rPr>
-        <w:t xml:space="preserve">10  </w:t>
-      </w:r>
-      <w:r>
-        <w:rPr>
-          <w:sz w:val="16"/>
-          <w:szCs w:val="16"/>
-        </w:rPr>
-        <w:t xml:space="preserve">The book numbers it 5.2.</w:t>
-      </w:r>
-    </w:p>
-    <w:p>
-      <w:pPr>
-        <w:spacing w:after="18"/>
-        <w:ind w:left="300" w:hanging="300"/>
-      </w:pPr>
-      <w:r>
-        <w:rPr>
-          <w:b/>
-          <w:bCs/>
-          <w:color w:val="8186EF"/>
-          <w:sz w:val="16"/>
-          <w:szCs w:val="16"/>
-        </w:rPr>
-        <w:t xml:space="preserve">11  </w:t>
-      </w:r>
-      <w:r>
-        <w:rPr>
-          <w:sz w:val="16"/>
-          <w:szCs w:val="16"/>
-        </w:rPr>
-        <w:t xml:space="preserve">The book numbers it 5.3.</w:t>
-      </w:r>
-    </w:p>
-    <w:p>
-      <w:pPr>
-        <w:spacing w:after="18"/>
-        <w:ind w:left="300" w:hanging="300"/>
-      </w:pPr>
-      <w:r>
-        <w:rPr>
-          <w:b/>
-          <w:bCs/>
-          <w:color w:val="8186EF"/>
-          <w:sz w:val="16"/>
-          <w:szCs w:val="16"/>
-        </w:rPr>
-        <w:t xml:space="preserve">17  </w:t>
-      </w:r>
-      <w:r>
-        <w:rPr>
-          <w:sz w:val="16"/>
-          <w:szCs w:val="16"/>
-        </w:rPr>
-        <w:t xml:space="preserve">Timing of payments shifts operating cash between years. A is wrong: Depreciation is noncash; it does not change cash flow. B is wrong: Share issues are financing inflows.</w:t>
-      </w:r>
-    </w:p>
-    <w:p>
-      <w:pPr>
-        <w:spacing w:after="18"/>
-        <w:ind w:left="300" w:hanging="300"/>
-      </w:pPr>
-      <w:r>
-        <w:rPr>
-          <w:b/>
-          <w:bCs/>
-          <w:color w:val="8186EF"/>
-          <w:sz w:val="16"/>
-          <w:szCs w:val="16"/>
-        </w:rPr>
-        <w:t xml:space="preserve">18  </w:t>
-      </w:r>
-      <w:r>
-        <w:rPr>
-          <w:sz w:val="16"/>
-          <w:szCs w:val="16"/>
-        </w:rPr>
-        <w:t xml:space="preserve">Revenue was recorded but not yet collected. A is wrong: An increase in an operating asset is subtracted. B is wrong: Trade receivables are operating.</w:t>
-      </w:r>
-    </w:p>
-    <w:p>
-      <w:pPr>
-        <w:spacing w:after="18"/>
-        <w:ind w:left="300" w:hanging="300"/>
-      </w:pPr>
-      <w:r>
-        <w:rPr>
-          <w:b/>
-          <w:bCs/>
-          <w:color w:val="8186EF"/>
-          <w:sz w:val="16"/>
-          <w:szCs w:val="16"/>
-        </w:rPr>
-        <w:t xml:space="preserve">19  </w:t>
+        <w:t xml:space="preserve">24  </w:t>
       </w:r>
       <w:r>
         <w:rPr>
@@ -8949,144 +7939,6 @@
           <w:szCs w:val="16"/>
         </w:rPr>
         <w:t xml:space="preserve">Every later answer depends on the adjusted exhibit.</w:t>
-      </w:r>
-    </w:p>
-    <w:p>
-      <w:pPr>
-        <w:spacing w:after="18"/>
-        <w:ind w:left="300" w:hanging="300"/>
-      </w:pPr>
-      <w:r>
-        <w:rPr>
-          <w:b/>
-          <w:bCs/>
-          <w:color w:val="8186EF"/>
-          <w:sz w:val="16"/>
-          <w:szCs w:val="16"/>
-        </w:rPr>
-        <w:t xml:space="preserve">20  </w:t>
-      </w:r>
-      <w:r>
-        <w:rPr>
-          <w:sz w:val="16"/>
-          <w:szCs w:val="16"/>
-        </w:rPr>
-        <w:t xml:space="preserve">The book states item C5-1 in those words.</w:t>
-      </w:r>
-    </w:p>
-    <w:p>
-      <w:pPr>
-        <w:spacing w:after="18"/>
-        <w:ind w:left="300" w:hanging="300"/>
-      </w:pPr>
-      <w:r>
-        <w:rPr>
-          <w:b/>
-          <w:bCs/>
-          <w:color w:val="8186EF"/>
-          <w:sz w:val="16"/>
-          <w:szCs w:val="16"/>
-        </w:rPr>
-        <w:t xml:space="preserve">21  </w:t>
-      </w:r>
-      <w:r>
-        <w:rPr>
-          <w:sz w:val="16"/>
-          <w:szCs w:val="16"/>
-        </w:rPr>
-        <w:t xml:space="preserve">The book states item C5-2 in those words.</w:t>
-      </w:r>
-    </w:p>
-    <w:p>
-      <w:pPr>
-        <w:spacing w:after="18"/>
-        <w:ind w:left="300" w:hanging="300"/>
-      </w:pPr>
-      <w:r>
-        <w:rPr>
-          <w:b/>
-          <w:bCs/>
-          <w:color w:val="8186EF"/>
-          <w:sz w:val="16"/>
-          <w:szCs w:val="16"/>
-        </w:rPr>
-        <w:t xml:space="preserve">22  </w:t>
-      </w:r>
-      <w:r>
-        <w:rPr>
-          <w:sz w:val="16"/>
-          <w:szCs w:val="16"/>
-        </w:rPr>
-        <w:t xml:space="preserve">The book states item C5-3 in those words.</w:t>
-      </w:r>
-    </w:p>
-    <w:p>
-      <w:pPr>
-        <w:spacing w:after="18"/>
-        <w:ind w:left="300" w:hanging="300"/>
-      </w:pPr>
-      <w:r>
-        <w:rPr>
-          <w:b/>
-          <w:bCs/>
-          <w:color w:val="8186EF"/>
-          <w:sz w:val="16"/>
-          <w:szCs w:val="16"/>
-        </w:rPr>
-        <w:t xml:space="preserve">23  </w:t>
-      </w:r>
-      <w:r>
-        <w:rPr>
-          <w:sz w:val="16"/>
-          <w:szCs w:val="16"/>
-        </w:rPr>
-        <w:t xml:space="preserve">The book states item C5-4 in those words.</w:t>
-      </w:r>
-    </w:p>
-    <w:p>
-      <w:pPr>
-        <w:spacing w:after="18"/>
-        <w:ind w:left="300" w:hanging="300"/>
-      </w:pPr>
-      <w:r>
-        <w:rPr>
-          <w:b/>
-          <w:bCs/>
-          <w:color w:val="8186EF"/>
-          <w:sz w:val="16"/>
-          <w:szCs w:val="16"/>
-        </w:rPr>
-        <w:t xml:space="preserve">24  </w:t>
-      </w:r>
-      <w:r>
-        <w:rPr>
-          <w:sz w:val="16"/>
-          <w:szCs w:val="16"/>
-        </w:rPr>
-        <w:t xml:space="preserve">The book states item C5-5 in those words.</w:t>
-      </w:r>
-    </w:p>
-    <w:p>
-      <w:pPr>
-        <w:spacing w:after="18"/>
-        <w:ind w:left="300" w:hanging="300"/>
-      </w:pPr>
-      <w:r>
-        <w:rPr>
-          <w:b/>
-          <w:bCs/>
-          <w:color w:val="8186EF"/>
-          <w:sz w:val="16"/>
-          <w:szCs w:val="16"/>
-        </w:rPr>
-        <w:t xml:space="preserve">25  </w:t>
-      </w:r>
-      <w:r>
-        <w:rPr>
-          <w:sz w:val="16"/>
-          <w:szCs w:val="16"/>
-        </w:rPr>
-        <w:t xml:space="preserve">The book states item C5-6 in those words.</w:t>
       </w:r>
     </w:p>
     <w:p/>

--- a/CMA_W_B1_Ch05_AnswerKeys.docx
+++ b/CMA_W_B1_Ch05_AnswerKeys.docx
@@ -7616,7 +7616,7 @@
           <w:sz w:val="16"/>
           <w:szCs w:val="16"/>
         </w:rPr>
-        <w:t xml:space="preserve">The book numbers it 5.1.</w:t>
+        <w:t xml:space="preserve">The book numbers “Purpose and structure of the statement of cash flows” as section 5.1.</w:t>
       </w:r>
     </w:p>
     <w:p>
@@ -7639,7 +7639,7 @@
           <w:sz w:val="16"/>
           <w:szCs w:val="16"/>
         </w:rPr>
-        <w:t xml:space="preserve">The book numbers it 5.2.</w:t>
+        <w:t xml:space="preserve">The book numbers “Classifying cash flows” as section 5.2.</w:t>
       </w:r>
     </w:p>
     <w:p>
@@ -7662,7 +7662,7 @@
           <w:sz w:val="16"/>
           <w:szCs w:val="16"/>
         </w:rPr>
-        <w:t xml:space="preserve">The book numbers it 5.3.</w:t>
+        <w:t xml:space="preserve">The book numbers “The indirect method” as section 5.3.</w:t>
       </w:r>
     </w:p>
     <w:p>

--- a/CMA_W_B1_Ch05_AnswerKeys.docx
+++ b/CMA_W_B1_Ch05_AnswerKeys.docx
@@ -97,7 +97,7 @@
                 <w:sz w:val="17"/>
                 <w:szCs w:val="17"/>
               </w:rPr>
-              <w:t xml:space="preserve">statement of cash flows · cash equivalents</w:t>
+              <w:t xml:space="preserve">statement of cash flows · company's</w:t>
             </w:r>
           </w:p>
         </w:tc>
@@ -130,7 +130,7 @@
                 <w:sz w:val="17"/>
                 <w:szCs w:val="17"/>
               </w:rPr>
-              <w:t xml:space="preserve">C</w:t>
+              <w:t xml:space="preserve">A</w:t>
             </w:r>
           </w:p>
         </w:tc>
@@ -199,7 +199,7 @@
                 <w:sz w:val="17"/>
                 <w:szCs w:val="17"/>
               </w:rPr>
-              <w:t xml:space="preserve">Cash equivalents · operating activities · investing activities · financing activities</w:t>
+              <w:t xml:space="preserve">cash equivalents · investments</w:t>
             </w:r>
           </w:p>
         </w:tc>
@@ -233,41 +233,41 @@
                 <w:sz w:val="17"/>
                 <w:szCs w:val="17"/>
               </w:rPr>
+              <w:t xml:space="preserve">A</w:t>
+            </w:r>
+          </w:p>
+        </w:tc>
+        <w:tc>
+          <w:tcPr>
+            <w:tcW w:type="pct" w:w="1667"/>
+            <w:shd w:fill="FBFAF6" w:val="clear"/>
+            <w:tcMar>
+              <w:top w:type="dxa" w:w="40"/>
+              <w:left w:type="dxa" w:w="100"/>
+              <w:bottom w:type="dxa" w:w="40"/>
+              <w:right w:type="dxa" w:w="100"/>
+            </w:tcMar>
+          </w:tcPr>
+          <w:p>
+            <w:pPr>
+              <w:spacing w:before="22" w:after="22"/>
+            </w:pPr>
+            <w:r>
+              <w:rPr>
+                <w:b/>
+                <w:bCs/>
+                <w:color w:val="8186EF"/>
+                <w:sz w:val="16"/>
+                <w:szCs w:val="16"/>
+              </w:rPr>
+              <w:t xml:space="preserve">18  </w:t>
+            </w:r>
+            <w:r>
+              <w:rPr>
+                <w:sz w:val="17"/>
+                <w:szCs w:val="17"/>
+              </w:rPr>
               <w:t xml:space="preserve">B</w:t>
-            </w:r>
-          </w:p>
-        </w:tc>
-        <w:tc>
-          <w:tcPr>
-            <w:tcW w:type="pct" w:w="1667"/>
-            <w:shd w:fill="FBFAF6" w:val="clear"/>
-            <w:tcMar>
-              <w:top w:type="dxa" w:w="40"/>
-              <w:left w:type="dxa" w:w="100"/>
-              <w:bottom w:type="dxa" w:w="40"/>
-              <w:right w:type="dxa" w:w="100"/>
-            </w:tcMar>
-          </w:tcPr>
-          <w:p>
-            <w:pPr>
-              <w:spacing w:before="22" w:after="22"/>
-            </w:pPr>
-            <w:r>
-              <w:rPr>
-                <w:b/>
-                <w:bCs/>
-                <w:color w:val="8186EF"/>
-                <w:sz w:val="16"/>
-                <w:szCs w:val="16"/>
-              </w:rPr>
-              <w:t xml:space="preserve">18  </w:t>
-            </w:r>
-            <w:r>
-              <w:rPr>
-                <w:sz w:val="17"/>
-                <w:szCs w:val="17"/>
-              </w:rPr>
-              <w:t xml:space="preserve">D</w:t>
             </w:r>
           </w:p>
         </w:tc>
@@ -335,7 +335,7 @@
                 <w:sz w:val="17"/>
                 <w:szCs w:val="17"/>
               </w:rPr>
-              <w:t xml:space="preserve">B</w:t>
+              <w:t xml:space="preserve">T</w:t>
             </w:r>
           </w:p>
         </w:tc>
@@ -438,7 +438,7 @@
                 <w:sz w:val="17"/>
                 <w:szCs w:val="17"/>
               </w:rPr>
-              <w:t xml:space="preserve">C</w:t>
+              <w:t xml:space="preserve">T</w:t>
             </w:r>
           </w:p>
         </w:tc>
@@ -472,7 +472,7 @@
                 <w:sz w:val="17"/>
                 <w:szCs w:val="17"/>
               </w:rPr>
-              <w:t xml:space="preserve">A</w:t>
+              <w:t xml:space="preserve">D</w:t>
             </w:r>
           </w:p>
         </w:tc>
@@ -540,7 +540,7 @@
                 <w:sz w:val="17"/>
                 <w:szCs w:val="17"/>
               </w:rPr>
-              <w:t xml:space="preserve">C</w:t>
+              <w:t xml:space="preserve">A</w:t>
             </w:r>
           </w:p>
         </w:tc>
@@ -573,7 +573,7 @@
                 <w:sz w:val="17"/>
                 <w:szCs w:val="17"/>
               </w:rPr>
-              <w:t xml:space="preserve">Compare with the model earlier in this handout.</w:t>
+              <w:t xml:space="preserve">A</w:t>
             </w:r>
           </w:p>
         </w:tc>
@@ -609,7 +609,7 @@
                 <w:sz w:val="17"/>
                 <w:szCs w:val="17"/>
               </w:rPr>
-              <w:t xml:space="preserve">A</w:t>
+              <w:t xml:space="preserve">C</w:t>
             </w:r>
           </w:p>
         </w:tc>
@@ -643,7 +643,7 @@
                 <w:sz w:val="17"/>
                 <w:szCs w:val="17"/>
               </w:rPr>
-              <w:t xml:space="preserve">T</w:t>
+              <w:t xml:space="preserve">C</w:t>
             </w:r>
           </w:p>
         </w:tc>
@@ -677,7 +677,7 @@
                 <w:sz w:val="17"/>
                 <w:szCs w:val="17"/>
               </w:rPr>
-              <w:t xml:space="preserve">The statement of cash flows reports a company's cash receipts and cash payments for a period. Users need it because profit is not cash. It helps them judge whether the company can produce cash, pay its debts and dividends, and fund its growth without new financing.</w:t>
+              <w:t xml:space="preserve">Compare with the model earlier in this handout.</w:t>
             </w:r>
           </w:p>
         </w:tc>
@@ -761,14 +761,24 @@
           </w:tcPr>
           <w:p>
             <w:pPr>
-              <w:spacing w:before="24" w:after="24"/>
-            </w:pPr>
-            <w:r>
-              <w:rPr>
-                <w:sz w:val="16"/>
-                <w:szCs w:val="16"/>
-              </w:rPr>
-              <w:t xml:space="preserve"/>
+              <w:spacing w:before="22" w:after="22"/>
+            </w:pPr>
+            <w:r>
+              <w:rPr>
+                <w:b/>
+                <w:bCs/>
+                <w:color w:val="8186EF"/>
+                <w:sz w:val="16"/>
+                <w:szCs w:val="16"/>
+              </w:rPr>
+              <w:t xml:space="preserve">23  </w:t>
+            </w:r>
+            <w:r>
+              <w:rPr>
+                <w:sz w:val="17"/>
+                <w:szCs w:val="17"/>
+              </w:rPr>
+              <w:t xml:space="preserve">The statement of cash flows reports a company's cash receipts and cash payments for a period. Users need it because profit is not cash. It helps them judge whether the company can produce cash, pay its debts and dividends, and fund its growth without new financing.</w:t>
             </w:r>
           </w:p>
         </w:tc>
@@ -804,7 +814,7 @@
                 <w:sz w:val="17"/>
                 <w:szCs w:val="17"/>
               </w:rPr>
-              <w:t xml:space="preserve">B</w:t>
+              <w:t xml:space="preserve">D</w:t>
             </w:r>
           </w:p>
         </w:tc>
@@ -904,7 +914,7 @@
           <w:sz w:val="16"/>
           <w:szCs w:val="16"/>
         </w:rPr>
-        <w:t xml:space="preserve">The book writes: “The statement of cash flows reports a company's cash receipts and cash payments for a period. It helps them judge whether the company can produce cash, pay its debts and dividends, and fund its growth without new financing. The statement explains the change in cash, cash equivalents and restricted cash together.”</w:t>
+        <w:t xml:space="preserve">The book writes: “The statement of cash flows reports a company's cash receipts and cash payments for a period. It helps them judge whether the company can produce cash, pay its debts and dividends, and fund its growth without new financing.”</w:t>
       </w:r>
     </w:p>
     <w:p>
@@ -927,7 +937,7 @@
           <w:sz w:val="16"/>
           <w:szCs w:val="16"/>
         </w:rPr>
-        <w:t xml:space="preserve">The book writes: “Cash equivalents are short-term, highly liquid investments with an original maturity to the holder of three months or less. Moving money between these categories is not a cash flow. Cash flows are grouped into operating activities, investing activities and financing activities.”</w:t>
+        <w:t xml:space="preserve">The book writes: “The statement explains the change in cash, cash equivalents and restricted cash together. Cash equivalents are short-term, highly liquid investments with an original maturity to the holder of three months or less.”</w:t>
       </w:r>
     </w:p>
     <w:p>
@@ -950,7 +960,7 @@
           <w:sz w:val="16"/>
           <w:szCs w:val="16"/>
         </w:rPr>
-        <w:t xml:space="preserve">The book writes: “Moving money between these categories is not a cash flow. Cash flows are grouped into operating activities, investing activities and financing activities. Strong operating cash is a good sign, but a reader should also ask where the cash went.”</w:t>
+        <w:t xml:space="preserve">The book writes: “Moving money between these categories is not a cash flow. Cash flows are grouped into operating activities, investing activities and financing activities.”</w:t>
       </w:r>
     </w:p>
     <w:p>
@@ -1019,7 +1029,7 @@
           <w:sz w:val="16"/>
           <w:szCs w:val="16"/>
         </w:rPr>
-        <w:t xml:space="preserve">The book numbers “Classifying cash flows” as section 5.2.</w:t>
+        <w:t xml:space="preserve">Operating cash flow is the ongoing source of repayment. A is wrong: Investing flows come from buying and selling long-term assets. B is wrong: Financing shows the loans themselves, not the ability to repay.</w:t>
       </w:r>
     </w:p>
     <w:p>
@@ -1042,7 +1052,7 @@
           <w:sz w:val="16"/>
           <w:szCs w:val="16"/>
         </w:rPr>
-        <w:t xml:space="preserve">The book numbers “The indirect method” as section 5.3.</w:t>
+        <w:t xml:space="preserve">Investment outflows are funded by operations and new financing. A is wrong: Selling assets would give positive investing cash flow. C is wrong: Positive operating cash flow does not suggest this.</w:t>
       </w:r>
     </w:p>
     <w:p>
@@ -1065,7 +1075,7 @@
           <w:sz w:val="16"/>
           <w:szCs w:val="16"/>
         </w:rPr>
-        <w:t xml:space="preserve">The book numbers “The direct method and required disclosures” as section 5.4.</w:t>
+        <w:t xml:space="preserve">Distributions to owners are financing. A is wrong: This is an IAS 7 option, not U.S. GAAP. B is wrong: Dividends paid are not investing.</w:t>
       </w:r>
     </w:p>
     <w:p>
@@ -1088,7 +1098,7 @@
           <w:sz w:val="16"/>
           <w:szCs w:val="16"/>
         </w:rPr>
-        <w:t xml:space="preserve">Operating cash flow is the ongoing source of repayment. A is wrong: Investing flows come from buying and selling long-term assets. B is wrong: Financing shows the loans themselves, not the ability to repay.</w:t>
+        <w:t xml:space="preserve">U.S. GAAP fixes interest paid in operating. B is wrong: Financing is an IAS 7 option only. C is wrong: Interest paid is never investing.</w:t>
       </w:r>
     </w:p>
     <w:p>
@@ -1111,7 +1121,7 @@
           <w:sz w:val="16"/>
           <w:szCs w:val="16"/>
         </w:rPr>
-        <w:t xml:space="preserve">Noncash expenses of $4,924,000 explain most of the difference. A is wrong: Receivables rose, which reduced operating cash. C is wrong: Borrowing is a financing inflow.</w:t>
+        <w:t xml:space="preserve">Every cycle settles one rule and shows where it comes from.</w:t>
       </w:r>
     </w:p>
     <w:p>
@@ -1134,7 +1144,7 @@
           <w:sz w:val="16"/>
           <w:szCs w:val="16"/>
         </w:rPr>
-        <w:t xml:space="preserve">Investment outflows are funded by operations and new financing. A is wrong: Selling assets would give positive investing cash flow. C is wrong: Positive operating cash flow does not suggest this.</w:t>
+        <w:t xml:space="preserve">CMA questions use exact terms, and one word can change the answer.</w:t>
       </w:r>
     </w:p>
     <w:p>
@@ -1157,7 +1167,7 @@
           <w:sz w:val="16"/>
           <w:szCs w:val="16"/>
         </w:rPr>
-        <w:t xml:space="preserve">The cash flow statement shows the sources and uses of cash during the year. A is wrong: The balance sheet shows total assets. B is wrong: Par value is shown in equity.</w:t>
+        <w:t xml:space="preserve">The term tables in each section are the book’s own.</w:t>
       </w:r>
     </w:p>
     <w:p>
@@ -1180,7 +1190,7 @@
           <w:sz w:val="16"/>
           <w:szCs w:val="16"/>
         </w:rPr>
-        <w:t xml:space="preserve">Operating cash flow is the ongoing source of repayment. A is wrong: Investing flows come from buying and selling long-term assets. B is wrong: Financing shows the loans themselves, not the ability to repay.</w:t>
+        <w:t xml:space="preserve">Deferred tax expense reduced net income but was not paid in cash. B is wrong: Noncash expenses are added back. C is wrong: Deferred taxes are not financing.</w:t>
       </w:r>
     </w:p>
     <w:p>
@@ -1203,7 +1213,7 @@
           <w:sz w:val="16"/>
           <w:szCs w:val="16"/>
         </w:rPr>
-        <w:t xml:space="preserve">CMA questions use exact terms, and one word can change the answer.</w:t>
+        <w:t xml:space="preserve">The reconciliation starts from net income. A is wrong: Starting from operating profit is the amended IAS 7 approach. B is wrong: Taxes must be included, so start after tax.</w:t>
       </w:r>
     </w:p>
     <w:p>
@@ -1226,7 +1236,7 @@
           <w:sz w:val="16"/>
           <w:szCs w:val="16"/>
         </w:rPr>
-        <w:t xml:space="preserve">The book’s own table gives Operating (U.S. GAAP gives no choice). as the answer of Interest paid on a bank loan.</w:t>
+        <w:t xml:space="preserve">A building bought with a mortgage never appears in the body. A is wrong: It is a cash-basis statement. C is wrong: Interest paid is included in operating.</w:t>
       </w:r>
     </w:p>
     <w:p>
@@ -1249,92 +1259,23 @@
           <w:sz w:val="16"/>
           <w:szCs w:val="16"/>
         </w:rPr>
-        <w:t xml:space="preserve">The book’s own table gives Investing: another company's securities. as the answer of Selling Jordan Glass shares.</w:t>
-      </w:r>
-    </w:p>
-    <w:p>
-      <w:pPr>
-        <w:spacing w:after="18"/>
-        <w:ind w:left="300" w:hanging="300"/>
-      </w:pPr>
-      <w:r>
-        <w:rPr>
-          <w:b/>
-          <w:bCs/>
-          <w:color w:val="8186EF"/>
-          <w:sz w:val="16"/>
-          <w:szCs w:val="16"/>
-        </w:rPr>
-        <w:t xml:space="preserve">17  </w:t>
-      </w:r>
-      <w:r>
-        <w:rPr>
-          <w:sz w:val="16"/>
-          <w:szCs w:val="16"/>
-        </w:rPr>
-        <w:t xml:space="preserve">The book’s own table gives Noncash investing and financing activity: disclosed, not in the body. as the answer of Land for a long-term note.</w:t>
-      </w:r>
-    </w:p>
-    <w:p>
-      <w:pPr>
-        <w:spacing w:after="18"/>
-        <w:ind w:left="300" w:hanging="300"/>
-      </w:pPr>
-      <w:r>
-        <w:rPr>
-          <w:b/>
-          <w:bCs/>
-          <w:color w:val="8186EF"/>
-          <w:sz w:val="16"/>
-          <w:szCs w:val="16"/>
-        </w:rPr>
-        <w:t xml:space="preserve">18  </w:t>
-      </w:r>
-      <w:r>
-        <w:rPr>
-          <w:sz w:val="16"/>
-          <w:szCs w:val="16"/>
-        </w:rPr>
-        <w:t xml:space="preserve">Distributions to owners are financing. A is wrong: This is an IAS 7 option, not U.S. GAAP. B is wrong: Dividends paid are not investing.</w:t>
-      </w:r>
-    </w:p>
-    <w:p>
-      <w:pPr>
-        <w:spacing w:after="18"/>
-        <w:ind w:left="300" w:hanging="300"/>
-      </w:pPr>
-      <w:r>
-        <w:rPr>
-          <w:b/>
-          <w:bCs/>
-          <w:color w:val="8186EF"/>
-          <w:sz w:val="16"/>
-          <w:szCs w:val="16"/>
-        </w:rPr>
-        <w:t xml:space="preserve">19  </w:t>
-      </w:r>
-      <w:r>
-        <w:rPr>
-          <w:sz w:val="16"/>
-          <w:szCs w:val="16"/>
-        </w:rPr>
-        <w:t xml:space="preserve">Dividends received up to cumulative equity earnings are operating. B is wrong: This is an IAS 7 option; U.S. GAAP puts them in operating. C is wrong: Dividends received are never financing.</w:t>
-      </w:r>
-    </w:p>
-    <w:p>
-      <w:pPr>
-        <w:spacing w:after="18"/>
-        <w:ind w:left="300" w:hanging="300"/>
-      </w:pPr>
-      <w:r>
-        <w:rPr>
-          <w:b/>
-          <w:bCs/>
-          <w:color w:val="8186EF"/>
-          <w:sz w:val="16"/>
-          <w:szCs w:val="16"/>
-        </w:rPr>
-        <w:t xml:space="preserve">20  </w:t>
+        <w:t xml:space="preserve">Profitability is measured on the accrual basis. A is wrong: Cash flows involve few estimates. B is wrong: Cash flows are not fair values.</w:t>
+      </w:r>
+    </w:p>
+    <w:p>
+      <w:pPr>
+        <w:spacing w:after="18"/>
+        <w:ind w:left="300" w:hanging="300"/>
+      </w:pPr>
+      <w:r>
+        <w:rPr>
+          <w:b/>
+          <w:bCs/>
+          <w:color w:val="8186EF"/>
+          <w:sz w:val="16"/>
+          <w:szCs w:val="16"/>
+        </w:rPr>
+        <w:t xml:space="preserve">21  </w:t>
       </w:r>
       <w:r>
         <w:rPr>
@@ -1451,73 +1392,73 @@
                 <w:sz w:val="17"/>
                 <w:szCs w:val="17"/>
               </w:rPr>
-              <w:t xml:space="preserve">Operating activities · Financing activities</w:t>
-            </w:r>
-          </w:p>
-        </w:tc>
-        <w:tc>
-          <w:tcPr>
-            <w:tcW w:type="pct" w:w="1667"/>
-            <w:tcMar>
-              <w:top w:type="dxa" w:w="40"/>
-              <w:left w:type="dxa" w:w="100"/>
-              <w:bottom w:type="dxa" w:w="40"/>
-              <w:right w:type="dxa" w:w="100"/>
-            </w:tcMar>
-          </w:tcPr>
-          <w:p>
-            <w:pPr>
-              <w:spacing w:before="22" w:after="22"/>
-            </w:pPr>
-            <w:r>
-              <w:rPr>
-                <w:b/>
-                <w:bCs/>
-                <w:color w:val="8186EF"/>
-                <w:sz w:val="16"/>
-                <w:szCs w:val="16"/>
-              </w:rPr>
-              <w:t xml:space="preserve">10  </w:t>
-            </w:r>
-            <w:r>
-              <w:rPr>
-                <w:sz w:val="17"/>
-                <w:szCs w:val="17"/>
-              </w:rPr>
-              <w:t xml:space="preserve">F</w:t>
-            </w:r>
-          </w:p>
-        </w:tc>
-        <w:tc>
-          <w:tcPr>
-            <w:tcW w:type="pct" w:w="1667"/>
-            <w:tcMar>
-              <w:top w:type="dxa" w:w="40"/>
-              <w:left w:type="dxa" w:w="100"/>
-              <w:bottom w:type="dxa" w:w="40"/>
-              <w:right w:type="dxa" w:w="100"/>
-            </w:tcMar>
-          </w:tcPr>
-          <w:p>
-            <w:pPr>
-              <w:spacing w:before="22" w:after="22"/>
-            </w:pPr>
-            <w:r>
-              <w:rPr>
-                <w:b/>
-                <w:bCs/>
-                <w:color w:val="8186EF"/>
-                <w:sz w:val="16"/>
-                <w:szCs w:val="16"/>
-              </w:rPr>
-              <w:t xml:space="preserve">19  </w:t>
-            </w:r>
-            <w:r>
-              <w:rPr>
-                <w:sz w:val="17"/>
-                <w:szCs w:val="17"/>
-              </w:rPr>
-              <w:t xml:space="preserve">T</w:t>
+              <w:t xml:space="preserve">Investing activities · companies'</w:t>
+            </w:r>
+          </w:p>
+        </w:tc>
+        <w:tc>
+          <w:tcPr>
+            <w:tcW w:type="pct" w:w="1667"/>
+            <w:tcMar>
+              <w:top w:type="dxa" w:w="40"/>
+              <w:left w:type="dxa" w:w="100"/>
+              <w:bottom w:type="dxa" w:w="40"/>
+              <w:right w:type="dxa" w:w="100"/>
+            </w:tcMar>
+          </w:tcPr>
+          <w:p>
+            <w:pPr>
+              <w:spacing w:before="22" w:after="22"/>
+            </w:pPr>
+            <w:r>
+              <w:rPr>
+                <w:b/>
+                <w:bCs/>
+                <w:color w:val="8186EF"/>
+                <w:sz w:val="16"/>
+                <w:szCs w:val="16"/>
+              </w:rPr>
+              <w:t xml:space="preserve">8  </w:t>
+            </w:r>
+            <w:r>
+              <w:rPr>
+                <w:sz w:val="17"/>
+                <w:szCs w:val="17"/>
+              </w:rPr>
+              <w:t xml:space="preserve">Operating: Interest paid, Interest received, Dividends received, Income taxes paid</w:t>
+            </w:r>
+          </w:p>
+        </w:tc>
+        <w:tc>
+          <w:tcPr>
+            <w:tcW w:type="pct" w:w="1667"/>
+            <w:tcMar>
+              <w:top w:type="dxa" w:w="40"/>
+              <w:left w:type="dxa" w:w="100"/>
+              <w:bottom w:type="dxa" w:w="40"/>
+              <w:right w:type="dxa" w:w="100"/>
+            </w:tcMar>
+          </w:tcPr>
+          <w:p>
+            <w:pPr>
+              <w:spacing w:before="22" w:after="22"/>
+            </w:pPr>
+            <w:r>
+              <w:rPr>
+                <w:b/>
+                <w:bCs/>
+                <w:color w:val="8186EF"/>
+                <w:sz w:val="16"/>
+                <w:szCs w:val="16"/>
+              </w:rPr>
+              <w:t xml:space="preserve">15  </w:t>
+            </w:r>
+            <w:r>
+              <w:rPr>
+                <w:sz w:val="17"/>
+                <w:szCs w:val="17"/>
+              </w:rPr>
+              <w:t xml:space="preserve">A</w:t>
             </w:r>
           </w:p>
         </w:tc>
@@ -1553,7 +1494,7 @@
                 <w:sz w:val="17"/>
                 <w:szCs w:val="17"/>
               </w:rPr>
-              <w:t xml:space="preserve">dividends · operating · Classifying</w:t>
+              <w:t xml:space="preserve">dividends · operating · transactions</w:t>
             </w:r>
           </w:p>
         </w:tc>
@@ -1580,14 +1521,14 @@
                 <w:sz w:val="16"/>
                 <w:szCs w:val="16"/>
               </w:rPr>
-              <w:t xml:space="preserve">11  </w:t>
-            </w:r>
-            <w:r>
-              <w:rPr>
-                <w:sz w:val="17"/>
-                <w:szCs w:val="17"/>
-              </w:rPr>
-              <w:t xml:space="preserve">Financing: Dividends paid</w:t>
+              <w:t xml:space="preserve">9  </w:t>
+            </w:r>
+            <w:r>
+              <w:rPr>
+                <w:sz w:val="17"/>
+                <w:szCs w:val="17"/>
+              </w:rPr>
+              <w:t xml:space="preserve">B</w:t>
             </w:r>
           </w:p>
         </w:tc>
@@ -1614,14 +1555,14 @@
                 <w:sz w:val="16"/>
                 <w:szCs w:val="16"/>
               </w:rPr>
-              <w:t xml:space="preserve">20  </w:t>
-            </w:r>
-            <w:r>
-              <w:rPr>
-                <w:sz w:val="17"/>
-                <w:szCs w:val="17"/>
-              </w:rPr>
-              <w:t xml:space="preserve">A</w:t>
+              <w:t xml:space="preserve">16  </w:t>
+            </w:r>
+            <w:r>
+              <w:rPr>
+                <w:sz w:val="17"/>
+                <w:szCs w:val="17"/>
+              </w:rPr>
+              <w:t xml:space="preserve">B</w:t>
             </w:r>
           </w:p>
         </w:tc>
@@ -1656,66 +1597,33 @@
                 <w:sz w:val="17"/>
                 <w:szCs w:val="17"/>
               </w:rPr>
-              <w:t xml:space="preserve">investing · financing · activities</w:t>
-            </w:r>
-          </w:p>
-        </w:tc>
-        <w:tc>
-          <w:tcPr>
-            <w:tcW w:type="pct" w:w="1667"/>
-            <w:tcMar>
-              <w:top w:type="dxa" w:w="40"/>
-              <w:left w:type="dxa" w:w="100"/>
-              <w:bottom w:type="dxa" w:w="40"/>
-              <w:right w:type="dxa" w:w="100"/>
-            </w:tcMar>
-          </w:tcPr>
-          <w:p>
-            <w:pPr>
-              <w:spacing w:before="22" w:after="22"/>
-            </w:pPr>
-            <w:r>
-              <w:rPr>
-                <w:b/>
-                <w:bCs/>
-                <w:color w:val="8186EF"/>
-                <w:sz w:val="16"/>
-                <w:szCs w:val="16"/>
-              </w:rPr>
-              <w:t xml:space="preserve">12  </w:t>
-            </w:r>
-            <w:r>
-              <w:rPr>
-                <w:sz w:val="17"/>
-                <w:szCs w:val="17"/>
-              </w:rPr>
-              <w:t xml:space="preserve">Net income: Indirect method starts from</w:t>
-            </w:r>
-          </w:p>
-        </w:tc>
-        <w:tc>
-          <w:tcPr>
-            <w:tcW w:type="pct" w:w="1667"/>
-            <w:tcMar>
-              <w:top w:type="dxa" w:w="40"/>
-              <w:left w:type="dxa" w:w="100"/>
-              <w:bottom w:type="dxa" w:w="40"/>
-              <w:right w:type="dxa" w:w="100"/>
-            </w:tcMar>
-          </w:tcPr>
-          <w:p>
-            <w:pPr>
-              <w:spacing w:before="22" w:after="22"/>
-            </w:pPr>
-            <w:r>
-              <w:rPr>
-                <w:b/>
-                <w:bCs/>
-                <w:color w:val="8186EF"/>
-                <w:sz w:val="16"/>
-                <w:szCs w:val="16"/>
-              </w:rPr>
-              <w:t xml:space="preserve">21  </w:t>
+              <w:t xml:space="preserve">operating · financing · amendments</w:t>
+            </w:r>
+          </w:p>
+        </w:tc>
+        <w:tc>
+          <w:tcPr>
+            <w:tcW w:type="pct" w:w="1667"/>
+            <w:tcMar>
+              <w:top w:type="dxa" w:w="40"/>
+              <w:left w:type="dxa" w:w="100"/>
+              <w:bottom w:type="dxa" w:w="40"/>
+              <w:right w:type="dxa" w:w="100"/>
+            </w:tcMar>
+          </w:tcPr>
+          <w:p>
+            <w:pPr>
+              <w:spacing w:before="22" w:after="22"/>
+            </w:pPr>
+            <w:r>
+              <w:rPr>
+                <w:b/>
+                <w:bCs/>
+                <w:color w:val="8186EF"/>
+                <w:sz w:val="16"/>
+                <w:szCs w:val="16"/>
+              </w:rPr>
+              <w:t xml:space="preserve">10  </w:t>
             </w:r>
             <w:r>
               <w:rPr>
@@ -1723,6 +1631,39 @@
                 <w:szCs w:val="17"/>
               </w:rPr>
               <w:t xml:space="preserve">B</w:t>
+            </w:r>
+          </w:p>
+        </w:tc>
+        <w:tc>
+          <w:tcPr>
+            <w:tcW w:type="pct" w:w="1667"/>
+            <w:tcMar>
+              <w:top w:type="dxa" w:w="40"/>
+              <w:left w:type="dxa" w:w="100"/>
+              <w:bottom w:type="dxa" w:w="40"/>
+              <w:right w:type="dxa" w:w="100"/>
+            </w:tcMar>
+          </w:tcPr>
+          <w:p>
+            <w:pPr>
+              <w:spacing w:before="22" w:after="22"/>
+            </w:pPr>
+            <w:r>
+              <w:rPr>
+                <w:b/>
+                <w:bCs/>
+                <w:color w:val="8186EF"/>
+                <w:sz w:val="16"/>
+                <w:szCs w:val="16"/>
+              </w:rPr>
+              <w:t xml:space="preserve">17  </w:t>
+            </w:r>
+            <w:r>
+              <w:rPr>
+                <w:sz w:val="17"/>
+                <w:szCs w:val="17"/>
+              </w:rPr>
+              <w:t xml:space="preserve">A</w:t>
             </w:r>
           </w:p>
         </w:tc>
@@ -1785,14 +1726,14 @@
                 <w:sz w:val="16"/>
                 <w:szCs w:val="16"/>
               </w:rPr>
-              <w:t xml:space="preserve">13  </w:t>
-            </w:r>
-            <w:r>
-              <w:rPr>
-                <w:sz w:val="17"/>
-                <w:szCs w:val="17"/>
-              </w:rPr>
-              <w:t xml:space="preserve">Operating: Interest paid, Interest received, Dividends received, Income taxes paid</w:t>
+              <w:t xml:space="preserve">11  </w:t>
+            </w:r>
+            <w:r>
+              <w:rPr>
+                <w:sz w:val="17"/>
+                <w:szCs w:val="17"/>
+              </w:rPr>
+              <w:t xml:space="preserve">D</w:t>
             </w:r>
           </w:p>
         </w:tc>
@@ -1819,7 +1760,7 @@
                 <w:sz w:val="16"/>
                 <w:szCs w:val="16"/>
               </w:rPr>
-              <w:t xml:space="preserve">22  </w:t>
+              <w:t xml:space="preserve">18  </w:t>
             </w:r>
             <w:r>
               <w:rPr>
@@ -1887,40 +1828,40 @@
                 <w:sz w:val="16"/>
                 <w:szCs w:val="16"/>
               </w:rPr>
-              <w:t xml:space="preserve">14  </w:t>
-            </w:r>
-            <w:r>
-              <w:rPr>
-                <w:sz w:val="17"/>
-                <w:szCs w:val="17"/>
-              </w:rPr>
-              <w:t xml:space="preserve">B</w:t>
-            </w:r>
-          </w:p>
-        </w:tc>
-        <w:tc>
-          <w:tcPr>
-            <w:tcW w:type="pct" w:w="1667"/>
-            <w:tcMar>
-              <w:top w:type="dxa" w:w="40"/>
-              <w:left w:type="dxa" w:w="100"/>
-              <w:bottom w:type="dxa" w:w="40"/>
-              <w:right w:type="dxa" w:w="100"/>
-            </w:tcMar>
-          </w:tcPr>
-          <w:p>
-            <w:pPr>
-              <w:spacing w:before="22" w:after="22"/>
-            </w:pPr>
-            <w:r>
-              <w:rPr>
-                <w:b/>
-                <w:bCs/>
-                <w:color w:val="8186EF"/>
-                <w:sz w:val="16"/>
-                <w:szCs w:val="16"/>
-              </w:rPr>
-              <w:t xml:space="preserve">23  </w:t>
+              <w:t xml:space="preserve">12  </w:t>
+            </w:r>
+            <w:r>
+              <w:rPr>
+                <w:sz w:val="17"/>
+                <w:szCs w:val="17"/>
+              </w:rPr>
+              <w:t xml:space="preserve">A</w:t>
+            </w:r>
+          </w:p>
+        </w:tc>
+        <w:tc>
+          <w:tcPr>
+            <w:tcW w:type="pct" w:w="1667"/>
+            <w:tcMar>
+              <w:top w:type="dxa" w:w="40"/>
+              <w:left w:type="dxa" w:w="100"/>
+              <w:bottom w:type="dxa" w:w="40"/>
+              <w:right w:type="dxa" w:w="100"/>
+            </w:tcMar>
+          </w:tcPr>
+          <w:p>
+            <w:pPr>
+              <w:spacing w:before="22" w:after="22"/>
+            </w:pPr>
+            <w:r>
+              <w:rPr>
+                <w:b/>
+                <w:bCs/>
+                <w:color w:val="8186EF"/>
+                <w:sz w:val="16"/>
+                <w:szCs w:val="16"/>
+              </w:rPr>
+              <w:t xml:space="preserve">19  </w:t>
             </w:r>
             <w:r>
               <w:rPr>
@@ -1963,7 +1904,7 @@
                 <w:sz w:val="17"/>
                 <w:szCs w:val="17"/>
               </w:rPr>
-              <w:t xml:space="preserve">C</w:t>
+              <w:t xml:space="preserve">Financing: Dividends paid</w:t>
             </w:r>
           </w:p>
         </w:tc>
@@ -1990,7 +1931,7 @@
                 <w:sz w:val="16"/>
                 <w:szCs w:val="16"/>
               </w:rPr>
-              <w:t xml:space="preserve">15  </w:t>
+              <w:t xml:space="preserve">13  </w:t>
             </w:r>
             <w:r>
               <w:rPr>
@@ -2024,14 +1965,14 @@
                 <w:sz w:val="16"/>
                 <w:szCs w:val="16"/>
               </w:rPr>
-              <w:t xml:space="preserve">24  </w:t>
-            </w:r>
-            <w:r>
-              <w:rPr>
-                <w:sz w:val="17"/>
-                <w:szCs w:val="17"/>
-              </w:rPr>
-              <w:t xml:space="preserve">A</w:t>
+              <w:t xml:space="preserve">20  </w:t>
+            </w:r>
+            <w:r>
+              <w:rPr>
+                <w:sz w:val="17"/>
+                <w:szCs w:val="17"/>
+              </w:rPr>
+              <w:t xml:space="preserve">Compare with the model earlier in this handout.</w:t>
             </w:r>
           </w:p>
         </w:tc>
@@ -2066,205 +2007,33 @@
                 <w:sz w:val="17"/>
                 <w:szCs w:val="17"/>
               </w:rPr>
-              <w:t xml:space="preserve">C</w:t>
-            </w:r>
-          </w:p>
-        </w:tc>
-        <w:tc>
-          <w:tcPr>
-            <w:tcW w:type="pct" w:w="1667"/>
-            <w:tcMar>
-              <w:top w:type="dxa" w:w="40"/>
-              <w:left w:type="dxa" w:w="100"/>
-              <w:bottom w:type="dxa" w:w="40"/>
-              <w:right w:type="dxa" w:w="100"/>
-            </w:tcMar>
-          </w:tcPr>
-          <w:p>
-            <w:pPr>
-              <w:spacing w:before="22" w:after="22"/>
-            </w:pPr>
-            <w:r>
-              <w:rPr>
-                <w:b/>
-                <w:bCs/>
-                <w:color w:val="8186EF"/>
-                <w:sz w:val="16"/>
-                <w:szCs w:val="16"/>
-              </w:rPr>
-              <w:t xml:space="preserve">16  </w:t>
-            </w:r>
-            <w:r>
-              <w:rPr>
-                <w:sz w:val="17"/>
-                <w:szCs w:val="17"/>
-              </w:rPr>
-              <w:t xml:space="preserve">D</w:t>
-            </w:r>
-          </w:p>
-        </w:tc>
-        <w:tc>
-          <w:tcPr>
-            <w:tcW w:type="pct" w:w="1667"/>
-            <w:tcMar>
-              <w:top w:type="dxa" w:w="40"/>
-              <w:left w:type="dxa" w:w="100"/>
-              <w:bottom w:type="dxa" w:w="40"/>
-              <w:right w:type="dxa" w:w="100"/>
-            </w:tcMar>
-          </w:tcPr>
-          <w:p>
-            <w:pPr>
-              <w:spacing w:before="22" w:after="22"/>
-            </w:pPr>
-            <w:r>
-              <w:rPr>
-                <w:b/>
-                <w:bCs/>
-                <w:color w:val="8186EF"/>
-                <w:sz w:val="16"/>
-                <w:szCs w:val="16"/>
-              </w:rPr>
-              <w:t xml:space="preserve">25  </w:t>
-            </w:r>
-            <w:r>
-              <w:rPr>
-                <w:sz w:val="17"/>
-                <w:szCs w:val="17"/>
-              </w:rPr>
-              <w:t xml:space="preserve">A</w:t>
-            </w:r>
-          </w:p>
-        </w:tc>
-      </w:tr>
-      <w:tr>
-        <w:tc>
-          <w:tcPr>
-            <w:tcW w:type="pct" w:w="1667"/>
-            <w:shd w:fill="FBFAF6" w:val="clear"/>
-            <w:tcMar>
-              <w:top w:type="dxa" w:w="40"/>
-              <w:left w:type="dxa" w:w="100"/>
-              <w:bottom w:type="dxa" w:w="40"/>
-              <w:right w:type="dxa" w:w="100"/>
-            </w:tcMar>
-          </w:tcPr>
-          <w:p>
-            <w:pPr>
-              <w:spacing w:before="22" w:after="22"/>
-            </w:pPr>
-            <w:r>
-              <w:rPr>
-                <w:b/>
-                <w:bCs/>
-                <w:color w:val="8186EF"/>
-                <w:sz w:val="16"/>
-                <w:szCs w:val="16"/>
-              </w:rPr>
-              <w:t xml:space="preserve">8  </w:t>
-            </w:r>
-            <w:r>
-              <w:rPr>
-                <w:sz w:val="17"/>
-                <w:szCs w:val="17"/>
-              </w:rPr>
-              <w:t xml:space="preserve">A</w:t>
-            </w:r>
-          </w:p>
-        </w:tc>
-        <w:tc>
-          <w:tcPr>
-            <w:tcW w:type="pct" w:w="1667"/>
-            <w:shd w:fill="FBFAF6" w:val="clear"/>
-            <w:tcMar>
-              <w:top w:type="dxa" w:w="40"/>
-              <w:left w:type="dxa" w:w="100"/>
-              <w:bottom w:type="dxa" w:w="40"/>
-              <w:right w:type="dxa" w:w="100"/>
-            </w:tcMar>
-          </w:tcPr>
-          <w:p>
-            <w:pPr>
-              <w:spacing w:before="22" w:after="22"/>
-            </w:pPr>
-            <w:r>
-              <w:rPr>
-                <w:b/>
-                <w:bCs/>
-                <w:color w:val="8186EF"/>
-                <w:sz w:val="16"/>
-                <w:szCs w:val="16"/>
-              </w:rPr>
-              <w:t xml:space="preserve">17  </w:t>
-            </w:r>
-            <w:r>
-              <w:rPr>
-                <w:sz w:val="17"/>
-                <w:szCs w:val="17"/>
-              </w:rPr>
-              <w:t xml:space="preserve">B</w:t>
-            </w:r>
-          </w:p>
-        </w:tc>
-        <w:tc>
-          <w:tcPr>
-            <w:tcW w:type="pct" w:w="1667"/>
-            <w:shd w:fill="FBFAF6" w:val="clear"/>
-            <w:tcMar>
-              <w:top w:type="dxa" w:w="40"/>
-              <w:left w:type="dxa" w:w="100"/>
-              <w:bottom w:type="dxa" w:w="40"/>
-              <w:right w:type="dxa" w:w="100"/>
-            </w:tcMar>
-          </w:tcPr>
-          <w:p>
-            <w:pPr>
-              <w:spacing w:before="22" w:after="22"/>
-            </w:pPr>
-            <w:r>
-              <w:rPr>
-                <w:b/>
-                <w:bCs/>
-                <w:color w:val="8186EF"/>
-                <w:sz w:val="16"/>
-                <w:szCs w:val="16"/>
-              </w:rPr>
-              <w:t xml:space="preserve">26  </w:t>
-            </w:r>
-            <w:r>
-              <w:rPr>
-                <w:sz w:val="17"/>
-                <w:szCs w:val="17"/>
-              </w:rPr>
-              <w:t xml:space="preserve">Compare with the model earlier in this handout.</w:t>
-            </w:r>
-          </w:p>
-        </w:tc>
-      </w:tr>
-      <w:tr>
-        <w:tc>
-          <w:tcPr>
-            <w:tcW w:type="pct" w:w="1667"/>
-            <w:tcMar>
-              <w:top w:type="dxa" w:w="40"/>
-              <w:left w:type="dxa" w:w="100"/>
-              <w:bottom w:type="dxa" w:w="40"/>
-              <w:right w:type="dxa" w:w="100"/>
-            </w:tcMar>
-          </w:tcPr>
-          <w:p>
-            <w:pPr>
-              <w:spacing w:before="22" w:after="22"/>
-            </w:pPr>
-            <w:r>
-              <w:rPr>
-                <w:b/>
-                <w:bCs/>
-                <w:color w:val="8186EF"/>
-                <w:sz w:val="16"/>
-                <w:szCs w:val="16"/>
-              </w:rPr>
-              <w:t xml:space="preserve">9  </w:t>
+              <w:t xml:space="preserve">Net income: Indirect method starts from</w:t>
+            </w:r>
+          </w:p>
+        </w:tc>
+        <w:tc>
+          <w:tcPr>
+            <w:tcW w:type="pct" w:w="1667"/>
+            <w:tcMar>
+              <w:top w:type="dxa" w:w="40"/>
+              <w:left w:type="dxa" w:w="100"/>
+              <w:bottom w:type="dxa" w:w="40"/>
+              <w:right w:type="dxa" w:w="100"/>
+            </w:tcMar>
+          </w:tcPr>
+          <w:p>
+            <w:pPr>
+              <w:spacing w:before="22" w:after="22"/>
+            </w:pPr>
+            <w:r>
+              <w:rPr>
+                <w:b/>
+                <w:bCs/>
+                <w:color w:val="8186EF"/>
+                <w:sz w:val="16"/>
+                <w:szCs w:val="16"/>
+              </w:rPr>
+              <w:t xml:space="preserve">14  </w:t>
             </w:r>
             <w:r>
               <w:rPr>
@@ -2297,40 +2066,7 @@
                 <w:sz w:val="16"/>
                 <w:szCs w:val="16"/>
               </w:rPr>
-              <w:t xml:space="preserve">18  </w:t>
-            </w:r>
-            <w:r>
-              <w:rPr>
-                <w:sz w:val="17"/>
-                <w:szCs w:val="17"/>
-              </w:rPr>
-              <w:t xml:space="preserve">B</w:t>
-            </w:r>
-          </w:p>
-        </w:tc>
-        <w:tc>
-          <w:tcPr>
-            <w:tcW w:type="pct" w:w="1667"/>
-            <w:tcMar>
-              <w:top w:type="dxa" w:w="40"/>
-              <w:left w:type="dxa" w:w="100"/>
-              <w:bottom w:type="dxa" w:w="40"/>
-              <w:right w:type="dxa" w:w="100"/>
-            </w:tcMar>
-          </w:tcPr>
-          <w:p>
-            <w:pPr>
-              <w:spacing w:before="22" w:after="22"/>
-            </w:pPr>
-            <w:r>
-              <w:rPr>
-                <w:b/>
-                <w:bCs/>
-                <w:color w:val="8186EF"/>
-                <w:sz w:val="16"/>
-                <w:szCs w:val="16"/>
-              </w:rPr>
-              <w:t xml:space="preserve">27  </w:t>
+              <w:t xml:space="preserve">21  </w:t>
             </w:r>
             <w:r>
               <w:rPr>
@@ -2379,7 +2115,7 @@
           <w:sz w:val="16"/>
           <w:szCs w:val="16"/>
         </w:rPr>
-        <w:t xml:space="preserve">The book writes: “Operating activities are the main revenue activities: cash from customers and cash paid to suppliers and employees. Anything that is not investing or financing is also operating. Financing activities are with owners and lenders.”</w:t>
+        <w:t xml:space="preserve">The book writes: “Anything that is not investing or financing is also operating. Investing activities involve long-term assets and other companies' securities: Orontes paid $3,000,000 for equipment and $1,200,000 for its Jordan Glass shares.”</w:t>
       </w:r>
     </w:p>
     <w:p>
@@ -2402,7 +2138,7 @@
           <w:sz w:val="16"/>
           <w:szCs w:val="16"/>
         </w:rPr>
-        <w:t xml:space="preserve">The book writes: “GAAP fixes four items that students often get wrong. Interest paid, interest received, dividends received and income taxes are all operating. Classifying interest, dividends and taxes: U.S.”</w:t>
+        <w:t xml:space="preserve">The book writes: “Interest paid, interest received, dividends received and income taxes are all operating. Only dividends paid are financing. Some investing and financing transactions involve no cash at all, such as buying land by issuing shares or a note.”</w:t>
       </w:r>
     </w:p>
     <w:p>
@@ -2425,7 +2161,7 @@
           <w:sz w:val="16"/>
           <w:szCs w:val="16"/>
         </w:rPr>
-        <w:t xml:space="preserve">The book writes: “These noncash investing and financing activities are not shown in the body of the statement. Under IAS 7 today, interest paid can be operating or financing, and interest and dividends received can be operating or investing. Interest paid is operating, not financing, under U.S.”</w:t>
+        <w:t xml:space="preserve">The book writes: “Under IAS 7 today, interest paid can be operating or financing, and interest and dividends received can be operating or investing. The amendments that come with IFRS 18 remove some choices from 2027, but they are not testable before about January 2028.”</w:t>
       </w:r>
     </w:p>
     <w:p>
@@ -2448,7 +2184,7 @@
           <w:sz w:val="16"/>
           <w:szCs w:val="16"/>
         </w:rPr>
-        <w:t xml:space="preserve">The book pairs Interest paid with “Operating”.</w:t>
+        <w:t xml:space="preserve">The framework defines the elements, and every amount belongs to one of them.</w:t>
       </w:r>
     </w:p>
     <w:p>
@@ -2487,75 +2223,6 @@
           <w:sz w:val="16"/>
           <w:szCs w:val="16"/>
         </w:rPr>
-        <w:t xml:space="preserve">6  </w:t>
-      </w:r>
-      <w:r>
-        <w:rPr>
-          <w:sz w:val="16"/>
-          <w:szCs w:val="16"/>
-        </w:rPr>
-        <w:t xml:space="preserve">The book’s own table pairs Interest received with “Operating”.</w:t>
-      </w:r>
-    </w:p>
-    <w:p>
-      <w:pPr>
-        <w:spacing w:after="18"/>
-        <w:ind w:left="300" w:hanging="300"/>
-      </w:pPr>
-      <w:r>
-        <w:rPr>
-          <w:b/>
-          <w:bCs/>
-          <w:color w:val="8186EF"/>
-          <w:sz w:val="16"/>
-          <w:szCs w:val="16"/>
-        </w:rPr>
-        <w:t xml:space="preserve">7  </w:t>
-      </w:r>
-      <w:r>
-        <w:rPr>
-          <w:sz w:val="16"/>
-          <w:szCs w:val="16"/>
-        </w:rPr>
-        <w:t xml:space="preserve">The book’s own table pairs Dividends received with “Operating”.</w:t>
-      </w:r>
-    </w:p>
-    <w:p>
-      <w:pPr>
-        <w:spacing w:after="18"/>
-        <w:ind w:left="300" w:hanging="300"/>
-      </w:pPr>
-      <w:r>
-        <w:rPr>
-          <w:b/>
-          <w:bCs/>
-          <w:color w:val="8186EF"/>
-          <w:sz w:val="16"/>
-          <w:szCs w:val="16"/>
-        </w:rPr>
-        <w:t xml:space="preserve">8  </w:t>
-      </w:r>
-      <w:r>
-        <w:rPr>
-          <w:sz w:val="16"/>
-          <w:szCs w:val="16"/>
-        </w:rPr>
-        <w:t xml:space="preserve">The book’s own table pairs Dividends paid with “Financing”.</w:t>
-      </w:r>
-    </w:p>
-    <w:p>
-      <w:pPr>
-        <w:spacing w:after="18"/>
-        <w:ind w:left="300" w:hanging="300"/>
-      </w:pPr>
-      <w:r>
-        <w:rPr>
-          <w:b/>
-          <w:bCs/>
-          <w:color w:val="8186EF"/>
-          <w:sz w:val="16"/>
-          <w:szCs w:val="16"/>
-        </w:rPr>
         <w:t xml:space="preserve">9  </w:t>
       </w:r>
       <w:r>
@@ -2563,7 +2230,7 @@
           <w:sz w:val="16"/>
           <w:szCs w:val="16"/>
         </w:rPr>
-        <w:t xml:space="preserve">The book pairs Interest paid with “Follows the category of the expense; often financing”.</w:t>
+        <w:t xml:space="preserve">Noncash expenses of $4,924,000 explain most of the difference. A is wrong: Receivables rose, which reduced operating cash. C is wrong: Borrowing is a financing inflow.</w:t>
       </w:r>
     </w:p>
     <w:p>
@@ -2586,7 +2253,76 @@
           <w:sz w:val="16"/>
           <w:szCs w:val="16"/>
         </w:rPr>
-        <w:t xml:space="preserve">The book pairs Interest received with “Often investing”, not with “Follows the category of the expense; often financing”.</w:t>
+        <w:t xml:space="preserve">A building bought with a mortgage never appears in the body. A is wrong: It is a cash-basis statement. C is wrong: Interest paid is included in operating.</w:t>
+      </w:r>
+    </w:p>
+    <w:p>
+      <w:pPr>
+        <w:spacing w:after="18"/>
+        <w:ind w:left="300" w:hanging="300"/>
+      </w:pPr>
+      <w:r>
+        <w:rPr>
+          <w:b/>
+          <w:bCs/>
+          <w:color w:val="8186EF"/>
+          <w:sz w:val="16"/>
+          <w:szCs w:val="16"/>
+        </w:rPr>
+        <w:t xml:space="preserve">11  </w:t>
+      </w:r>
+      <w:r>
+        <w:rPr>
+          <w:sz w:val="16"/>
+          <w:szCs w:val="16"/>
+        </w:rPr>
+        <w:t xml:space="preserve">Profitability is measured on the accrual basis. A is wrong: Cash flows involve few estimates. B is wrong: Cash flows are not fair values.</w:t>
+      </w:r>
+    </w:p>
+    <w:p>
+      <w:pPr>
+        <w:spacing w:after="18"/>
+        <w:ind w:left="300" w:hanging="300"/>
+      </w:pPr>
+      <w:r>
+        <w:rPr>
+          <w:b/>
+          <w:bCs/>
+          <w:color w:val="8186EF"/>
+          <w:sz w:val="16"/>
+          <w:szCs w:val="16"/>
+        </w:rPr>
+        <w:t xml:space="preserve">12  </w:t>
+      </w:r>
+      <w:r>
+        <w:rPr>
+          <w:sz w:val="16"/>
+          <w:szCs w:val="16"/>
+        </w:rPr>
+        <w:t xml:space="preserve">The same payment can land in different sections. B is wrong: No estimate is involved. C is wrong: Interest paid is a cash flow.</w:t>
+      </w:r>
+    </w:p>
+    <w:p>
+      <w:pPr>
+        <w:spacing w:after="18"/>
+        <w:ind w:left="300" w:hanging="300"/>
+      </w:pPr>
+      <w:r>
+        <w:rPr>
+          <w:b/>
+          <w:bCs/>
+          <w:color w:val="8186EF"/>
+          <w:sz w:val="16"/>
+          <w:szCs w:val="16"/>
+        </w:rPr>
+        <w:t xml:space="preserve">13  </w:t>
+      </w:r>
+      <w:r>
+        <w:rPr>
+          <w:sz w:val="16"/>
+          <w:szCs w:val="16"/>
+        </w:rPr>
+        <w:t xml:space="preserve">Every cycle settles one rule and shows where it comes from.</w:t>
       </w:r>
     </w:p>
     <w:p>
@@ -2609,7 +2345,7 @@
           <w:sz w:val="16"/>
           <w:szCs w:val="16"/>
         </w:rPr>
-        <w:t xml:space="preserve">Transfers between cash and restricted cash are not cash flows. A is wrong: The statement explains cash and restricted cash together. C is wrong: No bond has been repaid yet.</w:t>
+        <w:t xml:space="preserve">CMA questions use exact terms, and one word can change the answer.</w:t>
       </w:r>
     </w:p>
     <w:p>
@@ -2632,7 +2368,7 @@
           <w:sz w:val="16"/>
           <w:szCs w:val="16"/>
         </w:rPr>
-        <w:t xml:space="preserve">U.S. GAAP fixes interest paid in operating. B is wrong: Financing is an IAS 7 option only. C is wrong: Interest paid is never investing.</w:t>
+        <w:t xml:space="preserve">The book’s own table gives Investing as the activity of Cash paid to buy a delivery truck.</w:t>
       </w:r>
     </w:p>
     <w:p>
@@ -2655,7 +2391,7 @@
           <w:sz w:val="16"/>
           <w:szCs w:val="16"/>
         </w:rPr>
-        <w:t xml:space="preserve">Buying other companies' securities (not trading) is investing. A is wrong: Buying back own shares is financing. B is wrong: Interest received is operating.</w:t>
+        <w:t xml:space="preserve">The book’s own table gives Financing as the activity of Cash dividends paid to shareholders.</w:t>
       </w:r>
     </w:p>
     <w:p>
@@ -2678,7 +2414,7 @@
           <w:sz w:val="16"/>
           <w:szCs w:val="16"/>
         </w:rPr>
-        <w:t xml:space="preserve">Net income adjusted for noncash items, gains, equity-method items and working capital. A is wrong: This forgets to add back the impairment losses. C is wrong: This leaves equity-method income in operating cash flow.</w:t>
+        <w:t xml:space="preserve">The book’s own table gives ________ as the activity of Interest paid on a bank loan.</w:t>
       </w:r>
     </w:p>
     <w:p>
@@ -2701,7 +2437,7 @@
           <w:sz w:val="16"/>
           <w:szCs w:val="16"/>
         </w:rPr>
-        <w:t xml:space="preserve">Transfers between cash and restricted cash are not cash flows. A is wrong: The statement explains cash and restricted cash together. C is wrong: No bond has been repaid yet.</w:t>
+        <w:t xml:space="preserve">CMA questions use exact terms, and the glossary on the page is what defines them here.</w:t>
       </w:r>
     </w:p>
     <w:p>
@@ -2724,99 +2460,7 @@
           <w:sz w:val="16"/>
           <w:szCs w:val="16"/>
         </w:rPr>
-        <w:t xml:space="preserve">CMA questions use exact terms, and one word can change the answer.</w:t>
-      </w:r>
-    </w:p>
-    <w:p>
-      <w:pPr>
-        <w:spacing w:after="18"/>
-        <w:ind w:left="300" w:hanging="300"/>
-      </w:pPr>
-      <w:r>
-        <w:rPr>
-          <w:b/>
-          <w:bCs/>
-          <w:color w:val="8186EF"/>
-          <w:sz w:val="16"/>
-          <w:szCs w:val="16"/>
-        </w:rPr>
-        <w:t xml:space="preserve">20  </w:t>
-      </w:r>
-      <w:r>
-        <w:rPr>
-          <w:sz w:val="16"/>
-          <w:szCs w:val="16"/>
-        </w:rPr>
-        <w:t xml:space="preserve">The book’s own table gives Investing as the activity of Cash paid to buy a delivery truck.</w:t>
-      </w:r>
-    </w:p>
-    <w:p>
-      <w:pPr>
-        <w:spacing w:after="18"/>
-        <w:ind w:left="300" w:hanging="300"/>
-      </w:pPr>
-      <w:r>
-        <w:rPr>
-          <w:b/>
-          <w:bCs/>
-          <w:color w:val="8186EF"/>
-          <w:sz w:val="16"/>
-          <w:szCs w:val="16"/>
-        </w:rPr>
-        <w:t xml:space="preserve">21  </w:t>
-      </w:r>
-      <w:r>
-        <w:rPr>
-          <w:sz w:val="16"/>
-          <w:szCs w:val="16"/>
-        </w:rPr>
-        <w:t xml:space="preserve">The book’s own table gives Financing as the activity of Cash dividends paid to shareholders.</w:t>
-      </w:r>
-    </w:p>
-    <w:p>
-      <w:pPr>
-        <w:spacing w:after="18"/>
-        <w:ind w:left="300" w:hanging="300"/>
-      </w:pPr>
-      <w:r>
-        <w:rPr>
-          <w:b/>
-          <w:bCs/>
-          <w:color w:val="8186EF"/>
-          <w:sz w:val="16"/>
-          <w:szCs w:val="16"/>
-        </w:rPr>
-        <w:t xml:space="preserve">22  </w:t>
-      </w:r>
-      <w:r>
-        <w:rPr>
-          <w:sz w:val="16"/>
-          <w:szCs w:val="16"/>
-        </w:rPr>
-        <w:t xml:space="preserve">The book’s own table gives ________ as the activity of Interest paid on a bank loan.</w:t>
-      </w:r>
-    </w:p>
-    <w:p>
-      <w:pPr>
-        <w:spacing w:after="18"/>
-        <w:ind w:left="300" w:hanging="300"/>
-      </w:pPr>
-      <w:r>
-        <w:rPr>
-          <w:b/>
-          <w:bCs/>
-          <w:color w:val="8186EF"/>
-          <w:sz w:val="16"/>
-          <w:szCs w:val="16"/>
-        </w:rPr>
-        <w:t xml:space="preserve">23  </w:t>
-      </w:r>
-      <w:r>
-        <w:rPr>
-          <w:sz w:val="16"/>
-          <w:szCs w:val="16"/>
-        </w:rPr>
-        <w:t xml:space="preserve">200,000 + 50,000 − 10,000 − 30,000 − 5,000. B is wrong: This adds the decrease in payables. C is wrong: This adds the gain instead of subtracting it.</w:t>
+        <w:t xml:space="preserve">Every item on a Workshop sheet is settled by something printed on the same sheet.</w:t>
       </w:r>
     </w:p>
     <w:p/>
@@ -2952,47 +2596,47 @@
                 <w:sz w:val="16"/>
                 <w:szCs w:val="16"/>
               </w:rPr>
-              <w:t xml:space="preserve">10  </w:t>
-            </w:r>
-            <w:r>
-              <w:rPr>
-                <w:sz w:val="17"/>
-                <w:szCs w:val="17"/>
-              </w:rPr>
-              <w:t xml:space="preserve">F</w:t>
-            </w:r>
-          </w:p>
-        </w:tc>
-        <w:tc>
-          <w:tcPr>
-            <w:tcW w:type="pct" w:w="1667"/>
-            <w:tcMar>
-              <w:top w:type="dxa" w:w="40"/>
-              <w:left w:type="dxa" w:w="100"/>
-              <w:bottom w:type="dxa" w:w="40"/>
-              <w:right w:type="dxa" w:w="100"/>
-            </w:tcMar>
-          </w:tcPr>
-          <w:p>
-            <w:pPr>
-              <w:spacing w:before="22" w:after="22"/>
-            </w:pPr>
-            <w:r>
-              <w:rPr>
-                <w:b/>
-                <w:bCs/>
-                <w:color w:val="8186EF"/>
-                <w:sz w:val="16"/>
-                <w:szCs w:val="16"/>
-              </w:rPr>
-              <w:t xml:space="preserve">19  </w:t>
-            </w:r>
-            <w:r>
-              <w:rPr>
-                <w:sz w:val="17"/>
-                <w:szCs w:val="17"/>
-              </w:rPr>
-              <w:t xml:space="preserve">T</w:t>
+              <w:t xml:space="preserve">7  </w:t>
+            </w:r>
+            <w:r>
+              <w:rPr>
+                <w:sz w:val="17"/>
+                <w:szCs w:val="17"/>
+              </w:rPr>
+              <w:t xml:space="preserve">Investing: Proceeds from sale of the division</w:t>
+            </w:r>
+          </w:p>
+        </w:tc>
+        <w:tc>
+          <w:tcPr>
+            <w:tcW w:type="pct" w:w="1667"/>
+            <w:tcMar>
+              <w:top w:type="dxa" w:w="40"/>
+              <w:left w:type="dxa" w:w="100"/>
+              <w:bottom w:type="dxa" w:w="40"/>
+              <w:right w:type="dxa" w:w="100"/>
+            </w:tcMar>
+          </w:tcPr>
+          <w:p>
+            <w:pPr>
+              <w:spacing w:before="22" w:after="22"/>
+            </w:pPr>
+            <w:r>
+              <w:rPr>
+                <w:b/>
+                <w:bCs/>
+                <w:color w:val="8186EF"/>
+                <w:sz w:val="16"/>
+                <w:szCs w:val="16"/>
+              </w:rPr>
+              <w:t xml:space="preserve">13  </w:t>
+            </w:r>
+            <w:r>
+              <w:rPr>
+                <w:sz w:val="17"/>
+                <w:szCs w:val="17"/>
+              </w:rPr>
+              <w:t xml:space="preserve">A</w:t>
             </w:r>
           </w:p>
         </w:tc>
@@ -3028,7 +2672,7 @@
                 <w:sz w:val="17"/>
                 <w:szCs w:val="17"/>
               </w:rPr>
-              <w:t xml:space="preserve">equity-method · liabilities · receivables</w:t>
+              <w:t xml:space="preserve">liabilities · receivables · subtracted</w:t>
             </w:r>
           </w:p>
         </w:tc>
@@ -3055,14 +2699,14 @@
                 <w:sz w:val="16"/>
                 <w:szCs w:val="16"/>
               </w:rPr>
-              <w:t xml:space="preserve">11  </w:t>
-            </w:r>
-            <w:r>
-              <w:rPr>
-                <w:sz w:val="17"/>
-                <w:szCs w:val="17"/>
-              </w:rPr>
-              <w:t xml:space="preserve">Financing: Treasury stock bought, Dividend paid</w:t>
+              <w:t xml:space="preserve">8  </w:t>
+            </w:r>
+            <w:r>
+              <w:rPr>
+                <w:sz w:val="17"/>
+                <w:szCs w:val="17"/>
+              </w:rPr>
+              <w:t xml:space="preserve">Operating: Lawsuit settlement paid, Interest paid</w:t>
             </w:r>
           </w:p>
         </w:tc>
@@ -3089,14 +2733,14 @@
                 <w:sz w:val="16"/>
                 <w:szCs w:val="16"/>
               </w:rPr>
-              <w:t xml:space="preserve">20  </w:t>
-            </w:r>
-            <w:r>
-              <w:rPr>
-                <w:sz w:val="17"/>
-                <w:szCs w:val="17"/>
-              </w:rPr>
-              <w:t xml:space="preserve">T</w:t>
+              <w:t xml:space="preserve">14  </w:t>
+            </w:r>
+            <w:r>
+              <w:rPr>
+                <w:sz w:val="17"/>
+                <w:szCs w:val="17"/>
+              </w:rPr>
+              <w:t xml:space="preserve">A</w:t>
             </w:r>
           </w:p>
         </w:tc>
@@ -3157,47 +2801,47 @@
                 <w:sz w:val="16"/>
                 <w:szCs w:val="16"/>
               </w:rPr>
-              <w:t xml:space="preserve">12  </w:t>
-            </w:r>
-            <w:r>
-              <w:rPr>
-                <w:sz w:val="17"/>
-                <w:szCs w:val="17"/>
-              </w:rPr>
-              <w:t xml:space="preserve">Investing: Proceeds from sale of the division</w:t>
-            </w:r>
-          </w:p>
-        </w:tc>
-        <w:tc>
-          <w:tcPr>
-            <w:tcW w:type="pct" w:w="1667"/>
-            <w:tcMar>
-              <w:top w:type="dxa" w:w="40"/>
-              <w:left w:type="dxa" w:w="100"/>
-              <w:bottom w:type="dxa" w:w="40"/>
-              <w:right w:type="dxa" w:w="100"/>
-            </w:tcMar>
-          </w:tcPr>
-          <w:p>
-            <w:pPr>
-              <w:spacing w:before="22" w:after="22"/>
-            </w:pPr>
-            <w:r>
-              <w:rPr>
-                <w:b/>
-                <w:bCs/>
-                <w:color w:val="8186EF"/>
-                <w:sz w:val="16"/>
-                <w:szCs w:val="16"/>
-              </w:rPr>
-              <w:t xml:space="preserve">21  </w:t>
-            </w:r>
-            <w:r>
-              <w:rPr>
-                <w:sz w:val="17"/>
-                <w:szCs w:val="17"/>
-              </w:rPr>
-              <w:t xml:space="preserve">B</w:t>
+              <w:t xml:space="preserve">9  </w:t>
+            </w:r>
+            <w:r>
+              <w:rPr>
+                <w:sz w:val="17"/>
+                <w:szCs w:val="17"/>
+              </w:rPr>
+              <w:t xml:space="preserve">C</w:t>
+            </w:r>
+          </w:p>
+        </w:tc>
+        <w:tc>
+          <w:tcPr>
+            <w:tcW w:type="pct" w:w="1667"/>
+            <w:tcMar>
+              <w:top w:type="dxa" w:w="40"/>
+              <w:left w:type="dxa" w:w="100"/>
+              <w:bottom w:type="dxa" w:w="40"/>
+              <w:right w:type="dxa" w:w="100"/>
+            </w:tcMar>
+          </w:tcPr>
+          <w:p>
+            <w:pPr>
+              <w:spacing w:before="22" w:after="22"/>
+            </w:pPr>
+            <w:r>
+              <w:rPr>
+                <w:b/>
+                <w:bCs/>
+                <w:color w:val="8186EF"/>
+                <w:sz w:val="16"/>
+                <w:szCs w:val="16"/>
+              </w:rPr>
+              <w:t xml:space="preserve">15  </w:t>
+            </w:r>
+            <w:r>
+              <w:rPr>
+                <w:sz w:val="17"/>
+                <w:szCs w:val="17"/>
+              </w:rPr>
+              <w:t xml:space="preserve">Compare with the model earlier in this handout.</w:t>
             </w:r>
           </w:p>
         </w:tc>
@@ -3260,14 +2904,14 @@
                 <w:sz w:val="16"/>
                 <w:szCs w:val="16"/>
               </w:rPr>
-              <w:t xml:space="preserve">13  </w:t>
-            </w:r>
-            <w:r>
-              <w:rPr>
-                <w:sz w:val="17"/>
-                <w:szCs w:val="17"/>
-              </w:rPr>
-              <w:t xml:space="preserve">Operating: Lawsuit settlement paid, Interest paid</w:t>
+              <w:t xml:space="preserve">10  </w:t>
+            </w:r>
+            <w:r>
+              <w:rPr>
+                <w:sz w:val="17"/>
+                <w:szCs w:val="17"/>
+              </w:rPr>
+              <w:t xml:space="preserve">A</w:t>
             </w:r>
           </w:p>
         </w:tc>
@@ -3294,14 +2938,14 @@
                 <w:sz w:val="16"/>
                 <w:szCs w:val="16"/>
               </w:rPr>
-              <w:t xml:space="preserve">22  </w:t>
-            </w:r>
-            <w:r>
-              <w:rPr>
-                <w:sz w:val="17"/>
-                <w:szCs w:val="17"/>
-              </w:rPr>
-              <w:t xml:space="preserve">D</w:t>
+              <w:t xml:space="preserve">16  </w:t>
+            </w:r>
+            <w:r>
+              <w:rPr>
+                <w:sz w:val="17"/>
+                <w:szCs w:val="17"/>
+              </w:rPr>
+              <w:t xml:space="preserve">Most U.S. companies use the indirect method for operating activities. It starts with net income and removes everything that is not an operating cash flow. First, add back noncash expenses and losses, such as depreciation, impairments and an increase in deferred tax liabilities.</w:t>
             </w:r>
           </w:p>
         </w:tc>
@@ -3362,47 +3006,37 @@
                 <w:sz w:val="16"/>
                 <w:szCs w:val="16"/>
               </w:rPr>
-              <w:t xml:space="preserve">14  </w:t>
-            </w:r>
-            <w:r>
-              <w:rPr>
-                <w:sz w:val="17"/>
-                <w:szCs w:val="17"/>
-              </w:rPr>
-              <w:t xml:space="preserve">B</w:t>
-            </w:r>
-          </w:p>
-        </w:tc>
-        <w:tc>
-          <w:tcPr>
-            <w:tcW w:type="pct" w:w="1667"/>
-            <w:tcMar>
-              <w:top w:type="dxa" w:w="40"/>
-              <w:left w:type="dxa" w:w="100"/>
-              <w:bottom w:type="dxa" w:w="40"/>
-              <w:right w:type="dxa" w:w="100"/>
-            </w:tcMar>
-          </w:tcPr>
-          <w:p>
-            <w:pPr>
-              <w:spacing w:before="22" w:after="22"/>
-            </w:pPr>
-            <w:r>
-              <w:rPr>
-                <w:b/>
-                <w:bCs/>
-                <w:color w:val="8186EF"/>
-                <w:sz w:val="16"/>
-                <w:szCs w:val="16"/>
-              </w:rPr>
-              <w:t xml:space="preserve">23  </w:t>
-            </w:r>
-            <w:r>
-              <w:rPr>
-                <w:sz w:val="17"/>
-                <w:szCs w:val="17"/>
-              </w:rPr>
-              <w:t xml:space="preserve">A</w:t>
+              <w:t xml:space="preserve">11  </w:t>
+            </w:r>
+            <w:r>
+              <w:rPr>
+                <w:sz w:val="17"/>
+                <w:szCs w:val="17"/>
+              </w:rPr>
+              <w:t xml:space="preserve">T</w:t>
+            </w:r>
+          </w:p>
+        </w:tc>
+        <w:tc>
+          <w:tcPr>
+            <w:tcW w:type="pct" w:w="1667"/>
+            <w:tcMar>
+              <w:top w:type="dxa" w:w="40"/>
+              <w:left w:type="dxa" w:w="100"/>
+              <w:bottom w:type="dxa" w:w="40"/>
+              <w:right w:type="dxa" w:w="100"/>
+            </w:tcMar>
+          </w:tcPr>
+          <w:p>
+            <w:pPr>
+              <w:spacing w:before="24" w:after="24"/>
+            </w:pPr>
+            <w:r>
+              <w:rPr>
+                <w:sz w:val="16"/>
+                <w:szCs w:val="16"/>
+              </w:rPr>
+              <w:t xml:space="preserve"/>
             </w:r>
           </w:p>
         </w:tc>
@@ -3438,7 +3072,7 @@
                 <w:sz w:val="17"/>
                 <w:szCs w:val="17"/>
               </w:rPr>
-              <w:t xml:space="preserve">A</w:t>
+              <w:t xml:space="preserve">Financing: Treasury stock bought, Dividend paid</w:t>
             </w:r>
           </w:p>
         </w:tc>
@@ -3465,14 +3099,14 @@
                 <w:sz w:val="16"/>
                 <w:szCs w:val="16"/>
               </w:rPr>
-              <w:t xml:space="preserve">15  </w:t>
-            </w:r>
-            <w:r>
-              <w:rPr>
-                <w:sz w:val="17"/>
-                <w:szCs w:val="17"/>
-              </w:rPr>
-              <w:t xml:space="preserve">C</w:t>
+              <w:t xml:space="preserve">12  </w:t>
+            </w:r>
+            <w:r>
+              <w:rPr>
+                <w:sz w:val="17"/>
+                <w:szCs w:val="17"/>
+              </w:rPr>
+              <w:t xml:space="preserve">T</w:t>
             </w:r>
           </w:p>
         </w:tc>
@@ -3480,302 +3114,6 @@
           <w:tcPr>
             <w:tcW w:type="pct" w:w="1667"/>
             <w:shd w:fill="FBFAF6" w:val="clear"/>
-            <w:tcMar>
-              <w:top w:type="dxa" w:w="40"/>
-              <w:left w:type="dxa" w:w="100"/>
-              <w:bottom w:type="dxa" w:w="40"/>
-              <w:right w:type="dxa" w:w="100"/>
-            </w:tcMar>
-          </w:tcPr>
-          <w:p>
-            <w:pPr>
-              <w:spacing w:before="22" w:after="22"/>
-            </w:pPr>
-            <w:r>
-              <w:rPr>
-                <w:b/>
-                <w:bCs/>
-                <w:color w:val="8186EF"/>
-                <w:sz w:val="16"/>
-                <w:szCs w:val="16"/>
-              </w:rPr>
-              <w:t xml:space="preserve">24  </w:t>
-            </w:r>
-            <w:r>
-              <w:rPr>
-                <w:sz w:val="17"/>
-                <w:szCs w:val="17"/>
-              </w:rPr>
-              <w:t xml:space="preserve">Compare with the model earlier in this handout.</w:t>
-            </w:r>
-          </w:p>
-        </w:tc>
-      </w:tr>
-      <w:tr>
-        <w:tc>
-          <w:tcPr>
-            <w:tcW w:type="pct" w:w="1667"/>
-            <w:tcMar>
-              <w:top w:type="dxa" w:w="40"/>
-              <w:left w:type="dxa" w:w="100"/>
-              <w:bottom w:type="dxa" w:w="40"/>
-              <w:right w:type="dxa" w:w="100"/>
-            </w:tcMar>
-          </w:tcPr>
-          <w:p>
-            <w:pPr>
-              <w:spacing w:before="22" w:after="22"/>
-            </w:pPr>
-            <w:r>
-              <w:rPr>
-                <w:b/>
-                <w:bCs/>
-                <w:color w:val="8186EF"/>
-                <w:sz w:val="16"/>
-                <w:szCs w:val="16"/>
-              </w:rPr>
-              <w:t xml:space="preserve">7  </w:t>
-            </w:r>
-            <w:r>
-              <w:rPr>
-                <w:sz w:val="17"/>
-                <w:szCs w:val="17"/>
-              </w:rPr>
-              <w:t xml:space="preserve">B</w:t>
-            </w:r>
-          </w:p>
-        </w:tc>
-        <w:tc>
-          <w:tcPr>
-            <w:tcW w:type="pct" w:w="1667"/>
-            <w:tcMar>
-              <w:top w:type="dxa" w:w="40"/>
-              <w:left w:type="dxa" w:w="100"/>
-              <w:bottom w:type="dxa" w:w="40"/>
-              <w:right w:type="dxa" w:w="100"/>
-            </w:tcMar>
-          </w:tcPr>
-          <w:p>
-            <w:pPr>
-              <w:spacing w:before="22" w:after="22"/>
-            </w:pPr>
-            <w:r>
-              <w:rPr>
-                <w:b/>
-                <w:bCs/>
-                <w:color w:val="8186EF"/>
-                <w:sz w:val="16"/>
-                <w:szCs w:val="16"/>
-              </w:rPr>
-              <w:t xml:space="preserve">16  </w:t>
-            </w:r>
-            <w:r>
-              <w:rPr>
-                <w:sz w:val="17"/>
-                <w:szCs w:val="17"/>
-              </w:rPr>
-              <w:t xml:space="preserve">A</w:t>
-            </w:r>
-          </w:p>
-        </w:tc>
-        <w:tc>
-          <w:tcPr>
-            <w:tcW w:type="pct" w:w="1667"/>
-            <w:tcMar>
-              <w:top w:type="dxa" w:w="40"/>
-              <w:left w:type="dxa" w:w="100"/>
-              <w:bottom w:type="dxa" w:w="40"/>
-              <w:right w:type="dxa" w:w="100"/>
-            </w:tcMar>
-          </w:tcPr>
-          <w:p>
-            <w:pPr>
-              <w:spacing w:before="22" w:after="22"/>
-            </w:pPr>
-            <w:r>
-              <w:rPr>
-                <w:b/>
-                <w:bCs/>
-                <w:color w:val="8186EF"/>
-                <w:sz w:val="16"/>
-                <w:szCs w:val="16"/>
-              </w:rPr>
-              <w:t xml:space="preserve">25  </w:t>
-            </w:r>
-            <w:r>
-              <w:rPr>
-                <w:sz w:val="17"/>
-                <w:szCs w:val="17"/>
-              </w:rPr>
-              <w:t xml:space="preserve">Most U.S. companies use the indirect method for operating activities. It starts with net income and removes everything that is not an operating cash flow. First, add back noncash expenses and losses, such as depreciation, impairments and an increase in deferred tax liabilities.</w:t>
-            </w:r>
-          </w:p>
-        </w:tc>
-      </w:tr>
-      <w:tr>
-        <w:tc>
-          <w:tcPr>
-            <w:tcW w:type="pct" w:w="1667"/>
-            <w:shd w:fill="FBFAF6" w:val="clear"/>
-            <w:tcMar>
-              <w:top w:type="dxa" w:w="40"/>
-              <w:left w:type="dxa" w:w="100"/>
-              <w:bottom w:type="dxa" w:w="40"/>
-              <w:right w:type="dxa" w:w="100"/>
-            </w:tcMar>
-          </w:tcPr>
-          <w:p>
-            <w:pPr>
-              <w:spacing w:before="22" w:after="22"/>
-            </w:pPr>
-            <w:r>
-              <w:rPr>
-                <w:b/>
-                <w:bCs/>
-                <w:color w:val="8186EF"/>
-                <w:sz w:val="16"/>
-                <w:szCs w:val="16"/>
-              </w:rPr>
-              <w:t xml:space="preserve">8  </w:t>
-            </w:r>
-            <w:r>
-              <w:rPr>
-                <w:sz w:val="17"/>
-                <w:szCs w:val="17"/>
-              </w:rPr>
-              <w:t xml:space="preserve">A</w:t>
-            </w:r>
-          </w:p>
-        </w:tc>
-        <w:tc>
-          <w:tcPr>
-            <w:tcW w:type="pct" w:w="1667"/>
-            <w:shd w:fill="FBFAF6" w:val="clear"/>
-            <w:tcMar>
-              <w:top w:type="dxa" w:w="40"/>
-              <w:left w:type="dxa" w:w="100"/>
-              <w:bottom w:type="dxa" w:w="40"/>
-              <w:right w:type="dxa" w:w="100"/>
-            </w:tcMar>
-          </w:tcPr>
-          <w:p>
-            <w:pPr>
-              <w:spacing w:before="22" w:after="22"/>
-            </w:pPr>
-            <w:r>
-              <w:rPr>
-                <w:b/>
-                <w:bCs/>
-                <w:color w:val="8186EF"/>
-                <w:sz w:val="16"/>
-                <w:szCs w:val="16"/>
-              </w:rPr>
-              <w:t xml:space="preserve">17  </w:t>
-            </w:r>
-            <w:r>
-              <w:rPr>
-                <w:sz w:val="17"/>
-                <w:szCs w:val="17"/>
-              </w:rPr>
-              <w:t xml:space="preserve">A</w:t>
-            </w:r>
-          </w:p>
-        </w:tc>
-        <w:tc>
-          <w:tcPr>
-            <w:tcW w:type="pct" w:w="1667"/>
-            <w:shd w:fill="FBFAF6" w:val="clear"/>
-            <w:tcMar>
-              <w:top w:type="dxa" w:w="40"/>
-              <w:left w:type="dxa" w:w="100"/>
-              <w:bottom w:type="dxa" w:w="40"/>
-              <w:right w:type="dxa" w:w="100"/>
-            </w:tcMar>
-          </w:tcPr>
-          <w:p>
-            <w:pPr>
-              <w:spacing w:before="24" w:after="24"/>
-            </w:pPr>
-            <w:r>
-              <w:rPr>
-                <w:sz w:val="16"/>
-                <w:szCs w:val="16"/>
-              </w:rPr>
-              <w:t xml:space="preserve"/>
-            </w:r>
-          </w:p>
-        </w:tc>
-      </w:tr>
-      <w:tr>
-        <w:tc>
-          <w:tcPr>
-            <w:tcW w:type="pct" w:w="1667"/>
-            <w:tcMar>
-              <w:top w:type="dxa" w:w="40"/>
-              <w:left w:type="dxa" w:w="100"/>
-              <w:bottom w:type="dxa" w:w="40"/>
-              <w:right w:type="dxa" w:w="100"/>
-            </w:tcMar>
-          </w:tcPr>
-          <w:p>
-            <w:pPr>
-              <w:spacing w:before="22" w:after="22"/>
-            </w:pPr>
-            <w:r>
-              <w:rPr>
-                <w:b/>
-                <w:bCs/>
-                <w:color w:val="8186EF"/>
-                <w:sz w:val="16"/>
-                <w:szCs w:val="16"/>
-              </w:rPr>
-              <w:t xml:space="preserve">9  </w:t>
-            </w:r>
-            <w:r>
-              <w:rPr>
-                <w:sz w:val="17"/>
-                <w:szCs w:val="17"/>
-              </w:rPr>
-              <w:t xml:space="preserve">T</w:t>
-            </w:r>
-          </w:p>
-        </w:tc>
-        <w:tc>
-          <w:tcPr>
-            <w:tcW w:type="pct" w:w="1667"/>
-            <w:tcMar>
-              <w:top w:type="dxa" w:w="40"/>
-              <w:left w:type="dxa" w:w="100"/>
-              <w:bottom w:type="dxa" w:w="40"/>
-              <w:right w:type="dxa" w:w="100"/>
-            </w:tcMar>
-          </w:tcPr>
-          <w:p>
-            <w:pPr>
-              <w:spacing w:before="22" w:after="22"/>
-            </w:pPr>
-            <w:r>
-              <w:rPr>
-                <w:b/>
-                <w:bCs/>
-                <w:color w:val="8186EF"/>
-                <w:sz w:val="16"/>
-                <w:szCs w:val="16"/>
-              </w:rPr>
-              <w:t xml:space="preserve">18  </w:t>
-            </w:r>
-            <w:r>
-              <w:rPr>
-                <w:sz w:val="17"/>
-                <w:szCs w:val="17"/>
-              </w:rPr>
-              <w:t xml:space="preserve">B</w:t>
-            </w:r>
-          </w:p>
-        </w:tc>
-        <w:tc>
-          <w:tcPr>
-            <w:tcW w:type="pct" w:w="1667"/>
             <w:tcMar>
               <w:top w:type="dxa" w:w="40"/>
               <w:left w:type="dxa" w:w="100"/>
@@ -3834,7 +3172,7 @@
           <w:sz w:val="16"/>
           <w:szCs w:val="16"/>
         </w:rPr>
-        <w:t xml:space="preserve">The book writes: “It starts with net income and removes everything that is not an operating cash flow. First, add back noncash expenses and losses, such as depreciation, impairments and an increase in deferred tax liabilities. Second, remove gains and losses on investing and financing items; the cash from those sales belongs in investing.”</w:t>
+        <w:t xml:space="preserve">The book writes: “First, add back noncash expenses and losses, such as depreciation, impairments and an increase in deferred tax liabilities. Second, remove gains and losses on investing and financing items; the cash from those sales belongs in investing.”</w:t>
       </w:r>
     </w:p>
     <w:p>
@@ -3857,7 +3195,7 @@
           <w:sz w:val="16"/>
           <w:szCs w:val="16"/>
         </w:rPr>
-        <w:t xml:space="preserve">The book writes: “Also subtract equity-method income, which is not cash, and add the dividends received from the investee. Third, adjust for changes in current operating assets and liabilities from the balance sheet. When receivables rise, the company has recorded revenue it has not yet collected, so the increase is subtracted.”</w:t>
+        <w:t xml:space="preserve">The book writes: “Third, adjust for changes in current operating assets and liabilities from the balance sheet. When receivables rise, the company has recorded revenue it has not yet collected, so the increase is subtracted. Start with net income: $2,969,100.”</w:t>
       </w:r>
     </w:p>
     <w:p>
@@ -3880,7 +3218,7 @@
           <w:sz w:val="16"/>
           <w:szCs w:val="16"/>
         </w:rPr>
-        <w:t xml:space="preserve">The book writes: “Sign rules for the indirect method, with Orontes examples. Start from net income, never from operating income. Dividends payable and notes payable are financing items.”</w:t>
+        <w:t xml:space="preserve">The book writes: “Start from net income, never from operating income. Dividends payable and notes payable are financing items. Do not include their changes in working capital. Show the full proceeds of a sale in investing, and remove the gain from operating.”</w:t>
       </w:r>
     </w:p>
     <w:p>
@@ -3903,7 +3241,7 @@
           <w:sz w:val="16"/>
           <w:szCs w:val="16"/>
         </w:rPr>
-        <w:t xml:space="preserve">The book pairs Lawsuit settlement paid with “Operating”.</w:t>
+        <w:t xml:space="preserve">The book pairs Dividend paid with “Financing”.</w:t>
       </w:r>
     </w:p>
     <w:p>
@@ -3942,75 +3280,6 @@
           <w:sz w:val="16"/>
           <w:szCs w:val="16"/>
         </w:rPr>
-        <w:t xml:space="preserve">6  </w:t>
-      </w:r>
-      <w:r>
-        <w:rPr>
-          <w:sz w:val="16"/>
-          <w:szCs w:val="16"/>
-        </w:rPr>
-        <w:t xml:space="preserve">The book’s own table gives Investing as the category of Proceeds from sale of the division.</w:t>
-      </w:r>
-    </w:p>
-    <w:p>
-      <w:pPr>
-        <w:spacing w:after="18"/>
-        <w:ind w:left="300" w:hanging="300"/>
-      </w:pPr>
-      <w:r>
-        <w:rPr>
-          <w:b/>
-          <w:bCs/>
-          <w:color w:val="8186EF"/>
-          <w:sz w:val="16"/>
-          <w:szCs w:val="16"/>
-        </w:rPr>
-        <w:t xml:space="preserve">7  </w:t>
-      </w:r>
-      <w:r>
-        <w:rPr>
-          <w:sz w:val="16"/>
-          <w:szCs w:val="16"/>
-        </w:rPr>
-        <w:t xml:space="preserve">The book’s own table gives Financing as the category of Treasury stock bought.</w:t>
-      </w:r>
-    </w:p>
-    <w:p>
-      <w:pPr>
-        <w:spacing w:after="18"/>
-        <w:ind w:left="300" w:hanging="300"/>
-      </w:pPr>
-      <w:r>
-        <w:rPr>
-          <w:b/>
-          <w:bCs/>
-          <w:color w:val="8186EF"/>
-          <w:sz w:val="16"/>
-          <w:szCs w:val="16"/>
-        </w:rPr>
-        <w:t xml:space="preserve">8  </w:t>
-      </w:r>
-      <w:r>
-        <w:rPr>
-          <w:sz w:val="16"/>
-          <w:szCs w:val="16"/>
-        </w:rPr>
-        <w:t xml:space="preserve">The book’s own table gives Operating as the category of Interest paid.</w:t>
-      </w:r>
-    </w:p>
-    <w:p>
-      <w:pPr>
-        <w:spacing w:after="18"/>
-        <w:ind w:left="300" w:hanging="300"/>
-      </w:pPr>
-      <w:r>
-        <w:rPr>
-          <w:b/>
-          <w:bCs/>
-          <w:color w:val="8186EF"/>
-          <w:sz w:val="16"/>
-          <w:szCs w:val="16"/>
-        </w:rPr>
         <w:t xml:space="preserve">9  </w:t>
       </w:r>
       <w:r>
@@ -4018,7 +3287,7 @@
           <w:sz w:val="16"/>
           <w:szCs w:val="16"/>
         </w:rPr>
-        <w:t xml:space="preserve">The book pairs Lawsuit settlement paid with “Operating”.</w:t>
+        <w:t xml:space="preserve">The cash flow statement shows the sources and uses of cash during the year. A is wrong: The balance sheet shows total assets. B is wrong: Par value is shown in equity.</w:t>
       </w:r>
     </w:p>
     <w:p>
@@ -4041,7 +3310,76 @@
           <w:sz w:val="16"/>
           <w:szCs w:val="16"/>
         </w:rPr>
-        <w:t xml:space="preserve">The book pairs Proceeds from sale of the division with “Investing”, not with “Operating”.</w:t>
+        <w:t xml:space="preserve">Every cycle settles one rule and shows where it comes from.</w:t>
+      </w:r>
+    </w:p>
+    <w:p>
+      <w:pPr>
+        <w:spacing w:after="18"/>
+        <w:ind w:left="300" w:hanging="300"/>
+      </w:pPr>
+      <w:r>
+        <w:rPr>
+          <w:b/>
+          <w:bCs/>
+          <w:color w:val="8186EF"/>
+          <w:sz w:val="16"/>
+          <w:szCs w:val="16"/>
+        </w:rPr>
+        <w:t xml:space="preserve">11  </w:t>
+      </w:r>
+      <w:r>
+        <w:rPr>
+          <w:sz w:val="16"/>
+          <w:szCs w:val="16"/>
+        </w:rPr>
+        <w:t xml:space="preserve">CMA questions use exact terms, and one word can change the answer.</w:t>
+      </w:r>
+    </w:p>
+    <w:p>
+      <w:pPr>
+        <w:spacing w:after="18"/>
+        <w:ind w:left="300" w:hanging="300"/>
+      </w:pPr>
+      <w:r>
+        <w:rPr>
+          <w:b/>
+          <w:bCs/>
+          <w:color w:val="8186EF"/>
+          <w:sz w:val="16"/>
+          <w:szCs w:val="16"/>
+        </w:rPr>
+        <w:t xml:space="preserve">12  </w:t>
+      </w:r>
+      <w:r>
+        <w:rPr>
+          <w:sz w:val="16"/>
+          <w:szCs w:val="16"/>
+        </w:rPr>
+        <w:t xml:space="preserve">The term tables in each section are the book’s own.</w:t>
+      </w:r>
+    </w:p>
+    <w:p>
+      <w:pPr>
+        <w:spacing w:after="18"/>
+        <w:ind w:left="300" w:hanging="300"/>
+      </w:pPr>
+      <w:r>
+        <w:rPr>
+          <w:b/>
+          <w:bCs/>
+          <w:color w:val="8186EF"/>
+          <w:sz w:val="16"/>
+          <w:szCs w:val="16"/>
+        </w:rPr>
+        <w:t xml:space="preserve">13  </w:t>
+      </w:r>
+      <w:r>
+        <w:rPr>
+          <w:sz w:val="16"/>
+          <w:szCs w:val="16"/>
+        </w:rPr>
+        <w:t xml:space="preserve">CMA questions use exact terms, and the glossary on the page is what defines them here.</w:t>
       </w:r>
     </w:p>
     <w:p>
@@ -4058,213 +3396,6 @@
           <w:szCs w:val="16"/>
         </w:rPr>
         <w:t xml:space="preserve">14  </w:t>
-      </w:r>
-      <w:r>
-        <w:rPr>
-          <w:sz w:val="16"/>
-          <w:szCs w:val="16"/>
-        </w:rPr>
-        <w:t xml:space="preserve">Only operating working capital is adjusted in operating activities. A is wrong: Dividends payable is not an operating liability. C is wrong: It does not belong in operating at all.</w:t>
-      </w:r>
-    </w:p>
-    <w:p>
-      <w:pPr>
-        <w:spacing w:after="18"/>
-        <w:ind w:left="300" w:hanging="300"/>
-      </w:pPr>
-      <w:r>
-        <w:rPr>
-          <w:b/>
-          <w:bCs/>
-          <w:color w:val="8186EF"/>
-          <w:sz w:val="16"/>
-          <w:szCs w:val="16"/>
-        </w:rPr>
-        <w:t xml:space="preserve">15  </w:t>
-      </w:r>
-      <w:r>
-        <w:rPr>
-          <w:sz w:val="16"/>
-          <w:szCs w:val="16"/>
-        </w:rPr>
-        <w:t xml:space="preserve">The reconciliation starts from net income. A is wrong: Starting from operating profit is the amended IAS 7 approach. B is wrong: Taxes must be included, so start after tax.</w:t>
-      </w:r>
-    </w:p>
-    <w:p>
-      <w:pPr>
-        <w:spacing w:after="18"/>
-        <w:ind w:left="300" w:hanging="300"/>
-      </w:pPr>
-      <w:r>
-        <w:rPr>
-          <w:b/>
-          <w:bCs/>
-          <w:color w:val="8186EF"/>
-          <w:sz w:val="16"/>
-          <w:szCs w:val="16"/>
-        </w:rPr>
-        <w:t xml:space="preserve">16  </w:t>
-      </w:r>
-      <w:r>
-        <w:rPr>
-          <w:sz w:val="16"/>
-          <w:szCs w:val="16"/>
-        </w:rPr>
-        <w:t xml:space="preserve">Part of the current tax was still unpaid at year-end. B is wrong: This ignores the unpaid amount. C is wrong: An increase in taxes payable means less was paid.</w:t>
-      </w:r>
-    </w:p>
-    <w:p>
-      <w:pPr>
-        <w:spacing w:after="18"/>
-        <w:ind w:left="300" w:hanging="300"/>
-      </w:pPr>
-      <w:r>
-        <w:rPr>
-          <w:b/>
-          <w:bCs/>
-          <w:color w:val="8186EF"/>
-          <w:sz w:val="16"/>
-          <w:szCs w:val="16"/>
-        </w:rPr>
-        <w:t xml:space="preserve">17  </w:t>
-      </w:r>
-      <w:r>
-        <w:rPr>
-          <w:sz w:val="16"/>
-          <w:szCs w:val="16"/>
-        </w:rPr>
-        <w:t xml:space="preserve">Add back the noncash loss; show the actual proceeds in investing. B is wrong: A loss is added back, not subtracted. C is wrong: Investing shows the cash received.</w:t>
-      </w:r>
-    </w:p>
-    <w:p>
-      <w:pPr>
-        <w:spacing w:after="18"/>
-        <w:ind w:left="300" w:hanging="300"/>
-      </w:pPr>
-      <w:r>
-        <w:rPr>
-          <w:b/>
-          <w:bCs/>
-          <w:color w:val="8186EF"/>
-          <w:sz w:val="16"/>
-          <w:szCs w:val="16"/>
-        </w:rPr>
-        <w:t xml:space="preserve">18  </w:t>
-      </w:r>
-      <w:r>
-        <w:rPr>
-          <w:sz w:val="16"/>
-          <w:szCs w:val="16"/>
-        </w:rPr>
-        <w:t xml:space="preserve">Only operating working capital is adjusted in operating activities. A is wrong: Dividends payable is not an operating liability. C is wrong: It does not belong in operating at all.</w:t>
-      </w:r>
-    </w:p>
-    <w:p>
-      <w:pPr>
-        <w:spacing w:after="18"/>
-        <w:ind w:left="300" w:hanging="300"/>
-      </w:pPr>
-      <w:r>
-        <w:rPr>
-          <w:b/>
-          <w:bCs/>
-          <w:color w:val="8186EF"/>
-          <w:sz w:val="16"/>
-          <w:szCs w:val="16"/>
-        </w:rPr>
-        <w:t xml:space="preserve">19  </w:t>
-      </w:r>
-      <w:r>
-        <w:rPr>
-          <w:sz w:val="16"/>
-          <w:szCs w:val="16"/>
-        </w:rPr>
-        <w:t xml:space="preserve">CMA questions use exact terms, and one word can change the answer.</w:t>
-      </w:r>
-    </w:p>
-    <w:p>
-      <w:pPr>
-        <w:spacing w:after="18"/>
-        <w:ind w:left="300" w:hanging="300"/>
-      </w:pPr>
-      <w:r>
-        <w:rPr>
-          <w:b/>
-          <w:bCs/>
-          <w:color w:val="8186EF"/>
-          <w:sz w:val="16"/>
-          <w:szCs w:val="16"/>
-        </w:rPr>
-        <w:t xml:space="preserve">20  </w:t>
-      </w:r>
-      <w:r>
-        <w:rPr>
-          <w:sz w:val="16"/>
-          <w:szCs w:val="16"/>
-        </w:rPr>
-        <w:t xml:space="preserve">The term tables in each section are the book’s own.</w:t>
-      </w:r>
-    </w:p>
-    <w:p>
-      <w:pPr>
-        <w:spacing w:after="18"/>
-        <w:ind w:left="300" w:hanging="300"/>
-      </w:pPr>
-      <w:r>
-        <w:rPr>
-          <w:b/>
-          <w:bCs/>
-          <w:color w:val="8186EF"/>
-          <w:sz w:val="16"/>
-          <w:szCs w:val="16"/>
-        </w:rPr>
-        <w:t xml:space="preserve">21  </w:t>
-      </w:r>
-      <w:r>
-        <w:rPr>
-          <w:sz w:val="16"/>
-          <w:szCs w:val="16"/>
-        </w:rPr>
-        <w:t xml:space="preserve">A building bought with a mortgage never appears in the body. A is wrong: It is a cash-basis statement. C is wrong: Interest paid is included in operating.</w:t>
-      </w:r>
-    </w:p>
-    <w:p>
-      <w:pPr>
-        <w:spacing w:after="18"/>
-        <w:ind w:left="300" w:hanging="300"/>
-      </w:pPr>
-      <w:r>
-        <w:rPr>
-          <w:b/>
-          <w:bCs/>
-          <w:color w:val="8186EF"/>
-          <w:sz w:val="16"/>
-          <w:szCs w:val="16"/>
-        </w:rPr>
-        <w:t xml:space="preserve">22  </w:t>
-      </w:r>
-      <w:r>
-        <w:rPr>
-          <w:sz w:val="16"/>
-          <w:szCs w:val="16"/>
-        </w:rPr>
-        <w:t xml:space="preserve">Profitability is measured on the accrual basis. A is wrong: Cash flows involve few estimates. B is wrong: Cash flows are not fair values.</w:t>
-      </w:r>
-    </w:p>
-    <w:p>
-      <w:pPr>
-        <w:spacing w:after="18"/>
-        <w:ind w:left="300" w:hanging="300"/>
-      </w:pPr>
-      <w:r>
-        <w:rPr>
-          <w:b/>
-          <w:bCs/>
-          <w:color w:val="8186EF"/>
-          <w:sz w:val="16"/>
-          <w:szCs w:val="16"/>
-        </w:rPr>
-        <w:t xml:space="preserve">23  </w:t>
       </w:r>
       <w:r>
         <w:rPr>
@@ -4381,73 +3512,73 @@
                 <w:sz w:val="17"/>
                 <w:szCs w:val="17"/>
               </w:rPr>
-              <w:t xml:space="preserve">operating · customers · encourages</w:t>
-            </w:r>
-          </w:p>
-        </w:tc>
-        <w:tc>
-          <w:tcPr>
-            <w:tcW w:type="pct" w:w="1667"/>
-            <w:tcMar>
-              <w:top w:type="dxa" w:w="40"/>
-              <w:left w:type="dxa" w:w="100"/>
-              <w:bottom w:type="dxa" w:w="40"/>
-              <w:right w:type="dxa" w:w="100"/>
-            </w:tcMar>
-          </w:tcPr>
-          <w:p>
-            <w:pPr>
-              <w:spacing w:before="22" w:after="22"/>
-            </w:pPr>
-            <w:r>
-              <w:rPr>
-                <w:b/>
-                <w:bCs/>
-                <w:color w:val="8186EF"/>
-                <w:sz w:val="16"/>
-                <w:szCs w:val="16"/>
-              </w:rPr>
-              <w:t xml:space="preserve">8  </w:t>
-            </w:r>
-            <w:r>
-              <w:rPr>
-                <w:sz w:val="17"/>
-                <w:szCs w:val="17"/>
-              </w:rPr>
-              <w:t xml:space="preserve">B</w:t>
-            </w:r>
-          </w:p>
-        </w:tc>
-        <w:tc>
-          <w:tcPr>
-            <w:tcW w:type="pct" w:w="1667"/>
-            <w:tcMar>
-              <w:top w:type="dxa" w:w="40"/>
-              <w:left w:type="dxa" w:w="100"/>
-              <w:bottom w:type="dxa" w:w="40"/>
-              <w:right w:type="dxa" w:w="100"/>
-            </w:tcMar>
-          </w:tcPr>
-          <w:p>
-            <w:pPr>
-              <w:spacing w:before="22" w:after="22"/>
-            </w:pPr>
-            <w:r>
-              <w:rPr>
-                <w:b/>
-                <w:bCs/>
-                <w:color w:val="8186EF"/>
-                <w:sz w:val="16"/>
-                <w:szCs w:val="16"/>
-              </w:rPr>
-              <w:t xml:space="preserve">15  </w:t>
-            </w:r>
-            <w:r>
-              <w:rPr>
-                <w:sz w:val="17"/>
-                <w:szCs w:val="17"/>
-              </w:rPr>
-              <w:t xml:space="preserve">T</w:t>
+              <w:t xml:space="preserve">direct method · operating · encourages</w:t>
+            </w:r>
+          </w:p>
+        </w:tc>
+        <w:tc>
+          <w:tcPr>
+            <w:tcW w:type="pct" w:w="1667"/>
+            <w:tcMar>
+              <w:top w:type="dxa" w:w="40"/>
+              <w:left w:type="dxa" w:w="100"/>
+              <w:bottom w:type="dxa" w:w="40"/>
+              <w:right w:type="dxa" w:w="100"/>
+            </w:tcMar>
+          </w:tcPr>
+          <w:p>
+            <w:pPr>
+              <w:spacing w:before="22" w:after="22"/>
+            </w:pPr>
+            <w:r>
+              <w:rPr>
+                <w:b/>
+                <w:bCs/>
+                <w:color w:val="8186EF"/>
+                <w:sz w:val="16"/>
+                <w:szCs w:val="16"/>
+              </w:rPr>
+              <w:t xml:space="preserve">7  </w:t>
+            </w:r>
+            <w:r>
+              <w:rPr>
+                <w:sz w:val="17"/>
+                <w:szCs w:val="17"/>
+              </w:rPr>
+              <w:t xml:space="preserve">A</w:t>
+            </w:r>
+          </w:p>
+        </w:tc>
+        <w:tc>
+          <w:tcPr>
+            <w:tcW w:type="pct" w:w="1667"/>
+            <w:tcMar>
+              <w:top w:type="dxa" w:w="40"/>
+              <w:left w:type="dxa" w:w="100"/>
+              <w:bottom w:type="dxa" w:w="40"/>
+              <w:right w:type="dxa" w:w="100"/>
+            </w:tcMar>
+          </w:tcPr>
+          <w:p>
+            <w:pPr>
+              <w:spacing w:before="22" w:after="22"/>
+            </w:pPr>
+            <w:r>
+              <w:rPr>
+                <w:b/>
+                <w:bCs/>
+                <w:color w:val="8186EF"/>
+                <w:sz w:val="16"/>
+                <w:szCs w:val="16"/>
+              </w:rPr>
+              <w:t xml:space="preserve">13  </w:t>
+            </w:r>
+            <w:r>
+              <w:rPr>
+                <w:sz w:val="17"/>
+                <w:szCs w:val="17"/>
+              </w:rPr>
+              <w:t xml:space="preserve">F</w:t>
             </w:r>
           </w:p>
         </w:tc>
@@ -4483,7 +3614,7 @@
                 <w:sz w:val="17"/>
                 <w:szCs w:val="17"/>
               </w:rPr>
-              <w:t xml:space="preserve">reconciliation · operating · receivables</w:t>
+              <w:t xml:space="preserve">reconciliation · operating · indirect method</w:t>
             </w:r>
           </w:p>
         </w:tc>
@@ -4510,14 +3641,14 @@
                 <w:sz w:val="16"/>
                 <w:szCs w:val="16"/>
               </w:rPr>
-              <w:t xml:space="preserve">9  </w:t>
-            </w:r>
-            <w:r>
-              <w:rPr>
-                <w:sz w:val="17"/>
-                <w:szCs w:val="17"/>
-              </w:rPr>
-              <w:t xml:space="preserve">A</w:t>
+              <w:t xml:space="preserve">8  </w:t>
+            </w:r>
+            <w:r>
+              <w:rPr>
+                <w:sz w:val="17"/>
+                <w:szCs w:val="17"/>
+              </w:rPr>
+              <w:t xml:space="preserve">T</w:t>
             </w:r>
           </w:p>
         </w:tc>
@@ -4544,14 +3675,14 @@
                 <w:sz w:val="16"/>
                 <w:szCs w:val="16"/>
               </w:rPr>
-              <w:t xml:space="preserve">16  </w:t>
-            </w:r>
-            <w:r>
-              <w:rPr>
-                <w:sz w:val="17"/>
-                <w:szCs w:val="17"/>
-              </w:rPr>
-              <w:t xml:space="preserve">A</w:t>
+              <w:t xml:space="preserve">14  </w:t>
+            </w:r>
+            <w:r>
+              <w:rPr>
+                <w:sz w:val="17"/>
+                <w:szCs w:val="17"/>
+              </w:rPr>
+              <w:t xml:space="preserve">B</w:t>
             </w:r>
           </w:p>
         </w:tc>
@@ -4586,33 +3717,66 @@
                 <w:sz w:val="17"/>
                 <w:szCs w:val="17"/>
               </w:rPr>
-              <w:t xml:space="preserve">indirect · disclose · interest</w:t>
-            </w:r>
-          </w:p>
-        </w:tc>
-        <w:tc>
-          <w:tcPr>
-            <w:tcW w:type="pct" w:w="1667"/>
-            <w:tcMar>
-              <w:top w:type="dxa" w:w="40"/>
-              <w:left w:type="dxa" w:w="100"/>
-              <w:bottom w:type="dxa" w:w="40"/>
-              <w:right w:type="dxa" w:w="100"/>
-            </w:tcMar>
-          </w:tcPr>
-          <w:p>
-            <w:pPr>
-              <w:spacing w:before="22" w:after="22"/>
-            </w:pPr>
-            <w:r>
-              <w:rPr>
-                <w:b/>
-                <w:bCs/>
-                <w:color w:val="8186EF"/>
-                <w:sz w:val="16"/>
-                <w:szCs w:val="16"/>
-              </w:rPr>
-              <w:t xml:space="preserve">10  </w:t>
+              <w:t xml:space="preserve">41,598,000 · (32,911,000) · 73,800 · (390,000)</w:t>
+            </w:r>
+          </w:p>
+        </w:tc>
+        <w:tc>
+          <w:tcPr>
+            <w:tcW w:type="pct" w:w="1667"/>
+            <w:tcMar>
+              <w:top w:type="dxa" w:w="40"/>
+              <w:left w:type="dxa" w:w="100"/>
+              <w:bottom w:type="dxa" w:w="40"/>
+              <w:right w:type="dxa" w:w="100"/>
+            </w:tcMar>
+          </w:tcPr>
+          <w:p>
+            <w:pPr>
+              <w:spacing w:before="22" w:after="22"/>
+            </w:pPr>
+            <w:r>
+              <w:rPr>
+                <w:b/>
+                <w:bCs/>
+                <w:color w:val="8186EF"/>
+                <w:sz w:val="16"/>
+                <w:szCs w:val="16"/>
+              </w:rPr>
+              <w:t xml:space="preserve">9  </w:t>
+            </w:r>
+            <w:r>
+              <w:rPr>
+                <w:sz w:val="17"/>
+                <w:szCs w:val="17"/>
+              </w:rPr>
+              <w:t xml:space="preserve">T</w:t>
+            </w:r>
+          </w:p>
+        </w:tc>
+        <w:tc>
+          <w:tcPr>
+            <w:tcW w:type="pct" w:w="1667"/>
+            <w:tcMar>
+              <w:top w:type="dxa" w:w="40"/>
+              <w:left w:type="dxa" w:w="100"/>
+              <w:bottom w:type="dxa" w:w="40"/>
+              <w:right w:type="dxa" w:w="100"/>
+            </w:tcMar>
+          </w:tcPr>
+          <w:p>
+            <w:pPr>
+              <w:spacing w:before="22" w:after="22"/>
+            </w:pPr>
+            <w:r>
+              <w:rPr>
+                <w:b/>
+                <w:bCs/>
+                <w:color w:val="8186EF"/>
+                <w:sz w:val="16"/>
+                <w:szCs w:val="16"/>
+              </w:rPr>
+              <w:t xml:space="preserve">15  </w:t>
             </w:r>
             <w:r>
               <w:rPr>
@@ -4620,39 +3784,6 @@
                 <w:szCs w:val="17"/>
               </w:rPr>
               <w:t xml:space="preserve">C</w:t>
-            </w:r>
-          </w:p>
-        </w:tc>
-        <w:tc>
-          <w:tcPr>
-            <w:tcW w:type="pct" w:w="1667"/>
-            <w:tcMar>
-              <w:top w:type="dxa" w:w="40"/>
-              <w:left w:type="dxa" w:w="100"/>
-              <w:bottom w:type="dxa" w:w="40"/>
-              <w:right w:type="dxa" w:w="100"/>
-            </w:tcMar>
-          </w:tcPr>
-          <w:p>
-            <w:pPr>
-              <w:spacing w:before="22" w:after="22"/>
-            </w:pPr>
-            <w:r>
-              <w:rPr>
-                <w:b/>
-                <w:bCs/>
-                <w:color w:val="8186EF"/>
-                <w:sz w:val="16"/>
-                <w:szCs w:val="16"/>
-              </w:rPr>
-              <w:t xml:space="preserve">17  </w:t>
-            </w:r>
-            <w:r>
-              <w:rPr>
-                <w:sz w:val="17"/>
-                <w:szCs w:val="17"/>
-              </w:rPr>
-              <w:t xml:space="preserve">A</w:t>
             </w:r>
           </w:p>
         </w:tc>
@@ -4715,7 +3846,41 @@
                 <w:sz w:val="16"/>
                 <w:szCs w:val="16"/>
               </w:rPr>
-              <w:t xml:space="preserve">11  </w:t>
+              <w:t xml:space="preserve">10  </w:t>
+            </w:r>
+            <w:r>
+              <w:rPr>
+                <w:sz w:val="17"/>
+                <w:szCs w:val="17"/>
+              </w:rPr>
+              <w:t xml:space="preserve">D</w:t>
+            </w:r>
+          </w:p>
+        </w:tc>
+        <w:tc>
+          <w:tcPr>
+            <w:tcW w:type="pct" w:w="1667"/>
+            <w:shd w:fill="FBFAF6" w:val="clear"/>
+            <w:tcMar>
+              <w:top w:type="dxa" w:w="40"/>
+              <w:left w:type="dxa" w:w="100"/>
+              <w:bottom w:type="dxa" w:w="40"/>
+              <w:right w:type="dxa" w:w="100"/>
+            </w:tcMar>
+          </w:tcPr>
+          <w:p>
+            <w:pPr>
+              <w:spacing w:before="22" w:after="22"/>
+            </w:pPr>
+            <w:r>
+              <w:rPr>
+                <w:b/>
+                <w:bCs/>
+                <w:color w:val="8186EF"/>
+                <w:sz w:val="16"/>
+                <w:szCs w:val="16"/>
+              </w:rPr>
+              <w:t xml:space="preserve">16  </w:t>
             </w:r>
             <w:r>
               <w:rPr>
@@ -4723,40 +3888,6 @@
                 <w:szCs w:val="17"/>
               </w:rPr>
               <w:t xml:space="preserve">A</w:t>
-            </w:r>
-          </w:p>
-        </w:tc>
-        <w:tc>
-          <w:tcPr>
-            <w:tcW w:type="pct" w:w="1667"/>
-            <w:shd w:fill="FBFAF6" w:val="clear"/>
-            <w:tcMar>
-              <w:top w:type="dxa" w:w="40"/>
-              <w:left w:type="dxa" w:w="100"/>
-              <w:bottom w:type="dxa" w:w="40"/>
-              <w:right w:type="dxa" w:w="100"/>
-            </w:tcMar>
-          </w:tcPr>
-          <w:p>
-            <w:pPr>
-              <w:spacing w:before="22" w:after="22"/>
-            </w:pPr>
-            <w:r>
-              <w:rPr>
-                <w:b/>
-                <w:bCs/>
-                <w:color w:val="8186EF"/>
-                <w:sz w:val="16"/>
-                <w:szCs w:val="16"/>
-              </w:rPr>
-              <w:t xml:space="preserve">18  </w:t>
-            </w:r>
-            <w:r>
-              <w:rPr>
-                <w:sz w:val="17"/>
-                <w:szCs w:val="17"/>
-              </w:rPr>
-              <w:t xml:space="preserve">Compare with the model earlier in this handout.</w:t>
             </w:r>
           </w:p>
         </w:tc>
@@ -4817,47 +3948,47 @@
                 <w:sz w:val="16"/>
                 <w:szCs w:val="16"/>
               </w:rPr>
-              <w:t xml:space="preserve">12  </w:t>
-            </w:r>
-            <w:r>
-              <w:rPr>
-                <w:sz w:val="17"/>
-                <w:szCs w:val="17"/>
-              </w:rPr>
-              <w:t xml:space="preserve">D</w:t>
-            </w:r>
-          </w:p>
-        </w:tc>
-        <w:tc>
-          <w:tcPr>
-            <w:tcW w:type="pct" w:w="1667"/>
-            <w:tcMar>
-              <w:top w:type="dxa" w:w="40"/>
-              <w:left w:type="dxa" w:w="100"/>
-              <w:bottom w:type="dxa" w:w="40"/>
-              <w:right w:type="dxa" w:w="100"/>
-            </w:tcMar>
-          </w:tcPr>
-          <w:p>
-            <w:pPr>
-              <w:spacing w:before="22" w:after="22"/>
-            </w:pPr>
-            <w:r>
-              <w:rPr>
-                <w:b/>
-                <w:bCs/>
-                <w:color w:val="8186EF"/>
-                <w:sz w:val="16"/>
-                <w:szCs w:val="16"/>
-              </w:rPr>
-              <w:t xml:space="preserve">19  </w:t>
-            </w:r>
-            <w:r>
-              <w:rPr>
-                <w:sz w:val="17"/>
-                <w:szCs w:val="17"/>
-              </w:rPr>
-              <w:t xml:space="preserve">The direct method shows the main classes of operating receipts and payments, such as cash from customers and cash paid to suppliers. The FASB encourages it, but few companies use it. A company that uses it must still show the reconciliation of net income to operating cash flow.</w:t>
+              <w:t xml:space="preserve">11  </w:t>
+            </w:r>
+            <w:r>
+              <w:rPr>
+                <w:sz w:val="17"/>
+                <w:szCs w:val="17"/>
+              </w:rPr>
+              <w:t xml:space="preserve">E</w:t>
+            </w:r>
+          </w:p>
+        </w:tc>
+        <w:tc>
+          <w:tcPr>
+            <w:tcW w:type="pct" w:w="1667"/>
+            <w:tcMar>
+              <w:top w:type="dxa" w:w="40"/>
+              <w:left w:type="dxa" w:w="100"/>
+              <w:bottom w:type="dxa" w:w="40"/>
+              <w:right w:type="dxa" w:w="100"/>
+            </w:tcMar>
+          </w:tcPr>
+          <w:p>
+            <w:pPr>
+              <w:spacing w:before="22" w:after="22"/>
+            </w:pPr>
+            <w:r>
+              <w:rPr>
+                <w:b/>
+                <w:bCs/>
+                <w:color w:val="8186EF"/>
+                <w:sz w:val="16"/>
+                <w:szCs w:val="16"/>
+              </w:rPr>
+              <w:t xml:space="preserve">17  </w:t>
+            </w:r>
+            <w:r>
+              <w:rPr>
+                <w:sz w:val="17"/>
+                <w:szCs w:val="17"/>
+              </w:rPr>
+              <w:t xml:space="preserve">Compare with the model earlier in this handout.</w:t>
             </w:r>
           </w:p>
         </w:tc>
@@ -4920,7 +4051,7 @@
                 <w:sz w:val="16"/>
                 <w:szCs w:val="16"/>
               </w:rPr>
-              <w:t xml:space="preserve">13  </w:t>
+              <w:t xml:space="preserve">12  </w:t>
             </w:r>
             <w:r>
               <w:rPr>
@@ -4944,105 +4075,24 @@
           </w:tcPr>
           <w:p>
             <w:pPr>
-              <w:spacing w:before="24" w:after="24"/>
-            </w:pPr>
-            <w:r>
-              <w:rPr>
-                <w:sz w:val="16"/>
-                <w:szCs w:val="16"/>
-              </w:rPr>
-              <w:t xml:space="preserve"/>
-            </w:r>
-          </w:p>
-        </w:tc>
-      </w:tr>
-      <w:tr>
-        <w:tc>
-          <w:tcPr>
-            <w:tcW w:type="pct" w:w="1667"/>
-            <w:tcMar>
-              <w:top w:type="dxa" w:w="40"/>
-              <w:left w:type="dxa" w:w="100"/>
-              <w:bottom w:type="dxa" w:w="40"/>
-              <w:right w:type="dxa" w:w="100"/>
-            </w:tcMar>
-          </w:tcPr>
-          <w:p>
-            <w:pPr>
-              <w:spacing w:before="22" w:after="22"/>
-            </w:pPr>
-            <w:r>
-              <w:rPr>
-                <w:b/>
-                <w:bCs/>
-                <w:color w:val="8186EF"/>
-                <w:sz w:val="16"/>
-                <w:szCs w:val="16"/>
-              </w:rPr>
-              <w:t xml:space="preserve">7  </w:t>
-            </w:r>
-            <w:r>
-              <w:rPr>
-                <w:sz w:val="17"/>
-                <w:szCs w:val="17"/>
-              </w:rPr>
-              <w:t xml:space="preserve">B</w:t>
-            </w:r>
-          </w:p>
-        </w:tc>
-        <w:tc>
-          <w:tcPr>
-            <w:tcW w:type="pct" w:w="1667"/>
-            <w:tcMar>
-              <w:top w:type="dxa" w:w="40"/>
-              <w:left w:type="dxa" w:w="100"/>
-              <w:bottom w:type="dxa" w:w="40"/>
-              <w:right w:type="dxa" w:w="100"/>
-            </w:tcMar>
-          </w:tcPr>
-          <w:p>
-            <w:pPr>
-              <w:spacing w:before="22" w:after="22"/>
-            </w:pPr>
-            <w:r>
-              <w:rPr>
-                <w:b/>
-                <w:bCs/>
-                <w:color w:val="8186EF"/>
-                <w:sz w:val="16"/>
-                <w:szCs w:val="16"/>
-              </w:rPr>
-              <w:t xml:space="preserve">14  </w:t>
-            </w:r>
-            <w:r>
-              <w:rPr>
-                <w:sz w:val="17"/>
-                <w:szCs w:val="17"/>
-              </w:rPr>
-              <w:t xml:space="preserve">T</w:t>
-            </w:r>
-          </w:p>
-        </w:tc>
-        <w:tc>
-          <w:tcPr>
-            <w:tcW w:type="pct" w:w="1667"/>
-            <w:tcMar>
-              <w:top w:type="dxa" w:w="40"/>
-              <w:left w:type="dxa" w:w="100"/>
-              <w:bottom w:type="dxa" w:w="40"/>
-              <w:right w:type="dxa" w:w="100"/>
-            </w:tcMar>
-          </w:tcPr>
-          <w:p>
-            <w:pPr>
-              <w:spacing w:before="24" w:after="24"/>
-            </w:pPr>
-            <w:r>
-              <w:rPr>
-                <w:sz w:val="16"/>
-                <w:szCs w:val="16"/>
-              </w:rPr>
-              <w:t xml:space="preserve"/>
+              <w:spacing w:before="22" w:after="22"/>
+            </w:pPr>
+            <w:r>
+              <w:rPr>
+                <w:b/>
+                <w:bCs/>
+                <w:color w:val="8186EF"/>
+                <w:sz w:val="16"/>
+                <w:szCs w:val="16"/>
+              </w:rPr>
+              <w:t xml:space="preserve">18  </w:t>
+            </w:r>
+            <w:r>
+              <w:rPr>
+                <w:sz w:val="17"/>
+                <w:szCs w:val="17"/>
+              </w:rPr>
+              <w:t xml:space="preserve">The direct method shows the main classes of operating receipts and payments, such as cash from customers and cash paid to suppliers. The FASB encourages it, but few companies use it. A company that uses it must still show the reconciliation of net income to operating cash flow.</w:t>
             </w:r>
           </w:p>
         </w:tc>
@@ -5107,7 +4157,7 @@
           <w:sz w:val="16"/>
           <w:szCs w:val="16"/>
         </w:rPr>
-        <w:t xml:space="preserve">The book writes: “A company that uses it must still show the reconciliation of net income to operating cash flow. Cash from customers is sales adjusted for the change in receivables and customer deposits.”</w:t>
+        <w:t xml:space="preserve">The book writes: “A company that uses it must still show the reconciliation of net income to operating cash flow. A company using the indirect method must disclose interest paid and income taxes paid.”</w:t>
       </w:r>
     </w:p>
     <w:p>
@@ -5130,7 +4180,7 @@
           <w:sz w:val="16"/>
           <w:szCs w:val="16"/>
         </w:rPr>
-        <w:t xml:space="preserve">The book writes: “A company using the indirect method must disclose interest paid and income taxes paid. SC5-8 A company uses the indirect method.”</w:t>
+        <w:t xml:space="preserve">From the book’s own table “Orontes, 2025, direct method (whole USD)”: The book’s own table “Orontes, 2025, direct method (whole USD)” settles these: for Cash received from customers it is 41,598,000 and for Cash paid to suppliers and employees it is (32,911,000) and for Interest and dividends received it is 73,800 and for Interest paid it is (390,000).</w:t>
       </w:r>
     </w:p>
     <w:p>
@@ -5199,7 +4249,7 @@
           <w:sz w:val="16"/>
           <w:szCs w:val="16"/>
         </w:rPr>
-        <w:t xml:space="preserve">The book numbers “Classifying cash flows” as section 5.2.</w:t>
+        <w:t xml:space="preserve">Dividends received up to cumulative equity earnings are operating. B is wrong: This is an IAS 7 option; U.S. GAAP puts them in operating. C is wrong: Dividends received are never financing.</w:t>
       </w:r>
     </w:p>
     <w:p>
@@ -5222,7 +4272,7 @@
           <w:sz w:val="16"/>
           <w:szCs w:val="16"/>
         </w:rPr>
-        <w:t xml:space="preserve">The book numbers “The indirect method” as section 5.3.</w:t>
+        <w:t xml:space="preserve">Every cycle settles one rule and shows where it comes from.</w:t>
       </w:r>
     </w:p>
     <w:p>
@@ -5245,7 +4295,7 @@
           <w:sz w:val="16"/>
           <w:szCs w:val="16"/>
         </w:rPr>
-        <w:t xml:space="preserve">The book numbers “The direct method and required disclosures” as section 5.4.</w:t>
+        <w:t xml:space="preserve">CMA questions use exact terms, and one word can change the answer.</w:t>
       </w:r>
     </w:p>
     <w:p>
@@ -5268,144 +4318,6 @@
           <w:sz w:val="16"/>
           <w:szCs w:val="16"/>
         </w:rPr>
-        <w:t xml:space="preserve">The same payment can land in different sections. B is wrong: No estimate is involved. C is wrong: Interest paid is a cash flow.</w:t>
-      </w:r>
-    </w:p>
-    <w:p>
-      <w:pPr>
-        <w:spacing w:after="18"/>
-        <w:ind w:left="300" w:hanging="300"/>
-      </w:pPr>
-      <w:r>
-        <w:rPr>
-          <w:b/>
-          <w:bCs/>
-          <w:color w:val="8186EF"/>
-          <w:sz w:val="16"/>
-          <w:szCs w:val="16"/>
-        </w:rPr>
-        <w:t xml:space="preserve">10  </w:t>
-      </w:r>
-      <w:r>
-        <w:rPr>
-          <w:sz w:val="16"/>
-          <w:szCs w:val="16"/>
-        </w:rPr>
-        <w:t xml:space="preserve">One year of cash flows can hide underinvestment. A is wrong: Operations are not directly affected at first. B is wrong: No financing is involved.</w:t>
-      </w:r>
-    </w:p>
-    <w:p>
-      <w:pPr>
-        <w:spacing w:after="18"/>
-        <w:ind w:left="300" w:hanging="300"/>
-      </w:pPr>
-      <w:r>
-        <w:rPr>
-          <w:b/>
-          <w:bCs/>
-          <w:color w:val="8186EF"/>
-          <w:sz w:val="16"/>
-          <w:szCs w:val="16"/>
-        </w:rPr>
-        <w:t xml:space="preserve">11  </w:t>
-      </w:r>
-      <w:r>
-        <w:rPr>
-          <w:sz w:val="16"/>
-          <w:szCs w:val="16"/>
-        </w:rPr>
-        <w:t xml:space="preserve">Declared minus the increase in the unpaid amount. B is wrong: This is only the unpaid part. C is wrong: This uses dividends declared, not paid.</w:t>
-      </w:r>
-    </w:p>
-    <w:p>
-      <w:pPr>
-        <w:spacing w:after="18"/>
-        <w:ind w:left="300" w:hanging="300"/>
-      </w:pPr>
-      <w:r>
-        <w:rPr>
-          <w:b/>
-          <w:bCs/>
-          <w:color w:val="8186EF"/>
-          <w:sz w:val="16"/>
-          <w:szCs w:val="16"/>
-        </w:rPr>
-        <w:t xml:space="preserve">12  </w:t>
-      </w:r>
-      <w:r>
-        <w:rPr>
-          <w:sz w:val="16"/>
-          <w:szCs w:val="16"/>
-        </w:rPr>
-        <w:t xml:space="preserve">Balance sheet changes in operating items drive the indirect method. A is wrong: Trade receivables are operating. B is wrong: Receivables are not an equity account.</w:t>
-      </w:r>
-    </w:p>
-    <w:p>
-      <w:pPr>
-        <w:spacing w:after="18"/>
-        <w:ind w:left="300" w:hanging="300"/>
-      </w:pPr>
-      <w:r>
-        <w:rPr>
-          <w:b/>
-          <w:bCs/>
-          <w:color w:val="8186EF"/>
-          <w:sz w:val="16"/>
-          <w:szCs w:val="16"/>
-        </w:rPr>
-        <w:t xml:space="preserve">13  </w:t>
-      </w:r>
-      <w:r>
-        <w:rPr>
-          <w:sz w:val="16"/>
-          <w:szCs w:val="16"/>
-        </w:rPr>
-        <w:t xml:space="preserve">The same payment can land in different sections. B is wrong: No estimate is involved. C is wrong: Interest paid is a cash flow.</w:t>
-      </w:r>
-    </w:p>
-    <w:p>
-      <w:pPr>
-        <w:spacing w:after="18"/>
-        <w:ind w:left="300" w:hanging="300"/>
-      </w:pPr>
-      <w:r>
-        <w:rPr>
-          <w:b/>
-          <w:bCs/>
-          <w:color w:val="8186EF"/>
-          <w:sz w:val="16"/>
-          <w:szCs w:val="16"/>
-        </w:rPr>
-        <w:t xml:space="preserve">14  </w:t>
-      </w:r>
-      <w:r>
-        <w:rPr>
-          <w:sz w:val="16"/>
-          <w:szCs w:val="16"/>
-        </w:rPr>
-        <w:t xml:space="preserve">CMA questions use exact terms, and one word can change the answer.</w:t>
-      </w:r>
-    </w:p>
-    <w:p>
-      <w:pPr>
-        <w:spacing w:after="18"/>
-        <w:ind w:left="300" w:hanging="300"/>
-      </w:pPr>
-      <w:r>
-        <w:rPr>
-          <w:b/>
-          <w:bCs/>
-          <w:color w:val="8186EF"/>
-          <w:sz w:val="16"/>
-          <w:szCs w:val="16"/>
-        </w:rPr>
-        <w:t xml:space="preserve">15  </w:t>
-      </w:r>
-      <w:r>
-        <w:rPr>
-          <w:sz w:val="16"/>
-          <w:szCs w:val="16"/>
-        </w:rPr>
         <w:t xml:space="preserve">The term tables in each section are the book’s own.</w:t>
       </w:r>
     </w:p>
@@ -5423,29 +4335,6 @@
           <w:szCs w:val="16"/>
         </w:rPr>
         <w:t xml:space="preserve">16  </w:t>
-      </w:r>
-      <w:r>
-        <w:rPr>
-          <w:sz w:val="16"/>
-          <w:szCs w:val="16"/>
-        </w:rPr>
-        <w:t xml:space="preserve">The reconciliation is still required. B is wrong: Noncash disclosures are always required. C is wrong: Interest paid stays operating.</w:t>
-      </w:r>
-    </w:p>
-    <w:p>
-      <w:pPr>
-        <w:spacing w:after="18"/>
-        <w:ind w:left="300" w:hanging="300"/>
-      </w:pPr>
-      <w:r>
-        <w:rPr>
-          <w:b/>
-          <w:bCs/>
-          <w:color w:val="8186EF"/>
-          <w:sz w:val="16"/>
-          <w:szCs w:val="16"/>
-        </w:rPr>
-        <w:t xml:space="preserve">17  </w:t>
       </w:r>
       <w:r>
         <w:rPr>
@@ -5562,33 +4451,33 @@
                 <w:sz w:val="17"/>
                 <w:szCs w:val="17"/>
               </w:rPr>
-              <w:t xml:space="preserve">cash equivalents · statement of cash flows</w:t>
-            </w:r>
-          </w:p>
-        </w:tc>
-        <w:tc>
-          <w:tcPr>
-            <w:tcW w:type="pct" w:w="1667"/>
-            <w:tcMar>
-              <w:top w:type="dxa" w:w="40"/>
-              <w:left w:type="dxa" w:w="100"/>
-              <w:bottom w:type="dxa" w:w="40"/>
-              <w:right w:type="dxa" w:w="100"/>
-            </w:tcMar>
-          </w:tcPr>
-          <w:p>
-            <w:pPr>
-              <w:spacing w:before="22" w:after="22"/>
-            </w:pPr>
-            <w:r>
-              <w:rPr>
-                <w:b/>
-                <w:bCs/>
-                <w:color w:val="8186EF"/>
-                <w:sz w:val="16"/>
-                <w:szCs w:val="16"/>
-              </w:rPr>
-              <w:t xml:space="preserve">7  </w:t>
+              <w:t xml:space="preserve">impossible · operating · receivables</w:t>
+            </w:r>
+          </w:p>
+        </w:tc>
+        <w:tc>
+          <w:tcPr>
+            <w:tcW w:type="pct" w:w="1667"/>
+            <w:tcMar>
+              <w:top w:type="dxa" w:w="40"/>
+              <w:left w:type="dxa" w:w="100"/>
+              <w:bottom w:type="dxa" w:w="40"/>
+              <w:right w:type="dxa" w:w="100"/>
+            </w:tcMar>
+          </w:tcPr>
+          <w:p>
+            <w:pPr>
+              <w:spacing w:before="22" w:after="22"/>
+            </w:pPr>
+            <w:r>
+              <w:rPr>
+                <w:b/>
+                <w:bCs/>
+                <w:color w:val="8186EF"/>
+                <w:sz w:val="16"/>
+                <w:szCs w:val="16"/>
+              </w:rPr>
+              <w:t xml:space="preserve">8  </w:t>
             </w:r>
             <w:r>
               <w:rPr>
@@ -5621,14 +4510,14 @@
                 <w:sz w:val="16"/>
                 <w:szCs w:val="16"/>
               </w:rPr>
-              <w:t xml:space="preserve">13  </w:t>
-            </w:r>
-            <w:r>
-              <w:rPr>
-                <w:sz w:val="17"/>
-                <w:szCs w:val="17"/>
-              </w:rPr>
-              <w:t xml:space="preserve">T</w:t>
+              <w:t xml:space="preserve">15  </w:t>
+            </w:r>
+            <w:r>
+              <w:rPr>
+                <w:sz w:val="17"/>
+                <w:szCs w:val="17"/>
+              </w:rPr>
+              <w:t xml:space="preserve">A</w:t>
             </w:r>
           </w:p>
         </w:tc>
@@ -5664,7 +4553,7 @@
                 <w:sz w:val="17"/>
                 <w:szCs w:val="17"/>
               </w:rPr>
-              <w:t xml:space="preserve">cash equivalents · statement of cash flows</w:t>
+              <w:t xml:space="preserve">investing · declared · dividends</w:t>
             </w:r>
           </w:p>
         </w:tc>
@@ -5691,14 +4580,14 @@
                 <w:sz w:val="16"/>
                 <w:szCs w:val="16"/>
               </w:rPr>
-              <w:t xml:space="preserve">8  </w:t>
-            </w:r>
-            <w:r>
-              <w:rPr>
-                <w:sz w:val="17"/>
-                <w:szCs w:val="17"/>
-              </w:rPr>
-              <w:t xml:space="preserve">B</w:t>
+              <w:t xml:space="preserve">9  </w:t>
+            </w:r>
+            <w:r>
+              <w:rPr>
+                <w:sz w:val="17"/>
+                <w:szCs w:val="17"/>
+              </w:rPr>
+              <w:t xml:space="preserve">D</w:t>
             </w:r>
           </w:p>
         </w:tc>
@@ -5725,7 +4614,7 @@
                 <w:sz w:val="16"/>
                 <w:szCs w:val="16"/>
               </w:rPr>
-              <w:t xml:space="preserve">14  </w:t>
+              <w:t xml:space="preserve">16  </w:t>
             </w:r>
             <w:r>
               <w:rPr>
@@ -5767,66 +4656,66 @@
                 <w:sz w:val="17"/>
                 <w:szCs w:val="17"/>
               </w:rPr>
-              <w:t xml:space="preserve">cash equivalents · statement of cash flows</w:t>
-            </w:r>
-          </w:p>
-        </w:tc>
-        <w:tc>
-          <w:tcPr>
-            <w:tcW w:type="pct" w:w="1667"/>
-            <w:tcMar>
-              <w:top w:type="dxa" w:w="40"/>
-              <w:left w:type="dxa" w:w="100"/>
-              <w:bottom w:type="dxa" w:w="40"/>
-              <w:right w:type="dxa" w:w="100"/>
-            </w:tcMar>
-          </w:tcPr>
-          <w:p>
-            <w:pPr>
-              <w:spacing w:before="22" w:after="22"/>
-            </w:pPr>
-            <w:r>
-              <w:rPr>
-                <w:b/>
-                <w:bCs/>
-                <w:color w:val="8186EF"/>
-                <w:sz w:val="16"/>
-                <w:szCs w:val="16"/>
-              </w:rPr>
-              <w:t xml:space="preserve">9  </w:t>
-            </w:r>
-            <w:r>
-              <w:rPr>
-                <w:sz w:val="17"/>
-                <w:szCs w:val="17"/>
-              </w:rPr>
-              <w:t xml:space="preserve">B</w:t>
-            </w:r>
-          </w:p>
-        </w:tc>
-        <w:tc>
-          <w:tcPr>
-            <w:tcW w:type="pct" w:w="1667"/>
-            <w:tcMar>
-              <w:top w:type="dxa" w:w="40"/>
-              <w:left w:type="dxa" w:w="100"/>
-              <w:bottom w:type="dxa" w:w="40"/>
-              <w:right w:type="dxa" w:w="100"/>
-            </w:tcMar>
-          </w:tcPr>
-          <w:p>
-            <w:pPr>
-              <w:spacing w:before="22" w:after="22"/>
-            </w:pPr>
-            <w:r>
-              <w:rPr>
-                <w:b/>
-                <w:bCs/>
-                <w:color w:val="8186EF"/>
-                <w:sz w:val="16"/>
-                <w:szCs w:val="16"/>
-              </w:rPr>
-              <w:t xml:space="preserve">15  </w:t>
+              <w:t xml:space="preserve">financement · statement · statement of cash flows</w:t>
+            </w:r>
+          </w:p>
+        </w:tc>
+        <w:tc>
+          <w:tcPr>
+            <w:tcW w:type="pct" w:w="1667"/>
+            <w:tcMar>
+              <w:top w:type="dxa" w:w="40"/>
+              <w:left w:type="dxa" w:w="100"/>
+              <w:bottom w:type="dxa" w:w="40"/>
+              <w:right w:type="dxa" w:w="100"/>
+            </w:tcMar>
+          </w:tcPr>
+          <w:p>
+            <w:pPr>
+              <w:spacing w:before="22" w:after="22"/>
+            </w:pPr>
+            <w:r>
+              <w:rPr>
+                <w:b/>
+                <w:bCs/>
+                <w:color w:val="8186EF"/>
+                <w:sz w:val="16"/>
+                <w:szCs w:val="16"/>
+              </w:rPr>
+              <w:t xml:space="preserve">10  </w:t>
+            </w:r>
+            <w:r>
+              <w:rPr>
+                <w:sz w:val="17"/>
+                <w:szCs w:val="17"/>
+              </w:rPr>
+              <w:t xml:space="preserve">T</w:t>
+            </w:r>
+          </w:p>
+        </w:tc>
+        <w:tc>
+          <w:tcPr>
+            <w:tcW w:type="pct" w:w="1667"/>
+            <w:tcMar>
+              <w:top w:type="dxa" w:w="40"/>
+              <w:left w:type="dxa" w:w="100"/>
+              <w:bottom w:type="dxa" w:w="40"/>
+              <w:right w:type="dxa" w:w="100"/>
+            </w:tcMar>
+          </w:tcPr>
+          <w:p>
+            <w:pPr>
+              <w:spacing w:before="22" w:after="22"/>
+            </w:pPr>
+            <w:r>
+              <w:rPr>
+                <w:b/>
+                <w:bCs/>
+                <w:color w:val="8186EF"/>
+                <w:sz w:val="16"/>
+                <w:szCs w:val="16"/>
+              </w:rPr>
+              <w:t xml:space="preserve">17  </w:t>
             </w:r>
             <w:r>
               <w:rPr>
@@ -5896,14 +4785,14 @@
                 <w:sz w:val="16"/>
                 <w:szCs w:val="16"/>
               </w:rPr>
-              <w:t xml:space="preserve">10  </w:t>
-            </w:r>
-            <w:r>
-              <w:rPr>
-                <w:sz w:val="17"/>
-                <w:szCs w:val="17"/>
-              </w:rPr>
-              <w:t xml:space="preserve">A</w:t>
+              <w:t xml:space="preserve">11  </w:t>
+            </w:r>
+            <w:r>
+              <w:rPr>
+                <w:sz w:val="17"/>
+                <w:szCs w:val="17"/>
+              </w:rPr>
+              <w:t xml:space="preserve">T</w:t>
             </w:r>
           </w:p>
         </w:tc>
@@ -5930,7 +4819,7 @@
                 <w:sz w:val="16"/>
                 <w:szCs w:val="16"/>
               </w:rPr>
-              <w:t xml:space="preserve">16  </w:t>
+              <w:t xml:space="preserve">18  </w:t>
             </w:r>
             <w:r>
               <w:rPr>
@@ -5998,7 +4887,7 @@
                 <w:sz w:val="16"/>
                 <w:szCs w:val="16"/>
               </w:rPr>
-              <w:t xml:space="preserve">11  </w:t>
+              <w:t xml:space="preserve">12  </w:t>
             </w:r>
             <w:r>
               <w:rPr>
@@ -6031,7 +4920,7 @@
                 <w:sz w:val="16"/>
                 <w:szCs w:val="16"/>
               </w:rPr>
-              <w:t xml:space="preserve">17  </w:t>
+              <w:t xml:space="preserve">19  </w:t>
             </w:r>
             <w:r>
               <w:rPr>
@@ -6074,6 +4963,99 @@
                 <w:sz w:val="17"/>
                 <w:szCs w:val="17"/>
               </w:rPr>
+              <w:t xml:space="preserve">B</w:t>
+            </w:r>
+          </w:p>
+        </w:tc>
+        <w:tc>
+          <w:tcPr>
+            <w:tcW w:type="pct" w:w="1667"/>
+            <w:shd w:fill="FBFAF6" w:val="clear"/>
+            <w:tcMar>
+              <w:top w:type="dxa" w:w="40"/>
+              <w:left w:type="dxa" w:w="100"/>
+              <w:bottom w:type="dxa" w:w="40"/>
+              <w:right w:type="dxa" w:w="100"/>
+            </w:tcMar>
+          </w:tcPr>
+          <w:p>
+            <w:pPr>
+              <w:spacing w:before="22" w:after="22"/>
+            </w:pPr>
+            <w:r>
+              <w:rPr>
+                <w:b/>
+                <w:bCs/>
+                <w:color w:val="8186EF"/>
+                <w:sz w:val="16"/>
+                <w:szCs w:val="16"/>
+              </w:rPr>
+              <w:t xml:space="preserve">13  </w:t>
+            </w:r>
+            <w:r>
+              <w:rPr>
+                <w:sz w:val="17"/>
+                <w:szCs w:val="17"/>
+              </w:rPr>
+              <w:t xml:space="preserve">B</w:t>
+            </w:r>
+          </w:p>
+        </w:tc>
+        <w:tc>
+          <w:tcPr>
+            <w:tcW w:type="pct" w:w="1667"/>
+            <w:shd w:fill="FBFAF6" w:val="clear"/>
+            <w:tcMar>
+              <w:top w:type="dxa" w:w="40"/>
+              <w:left w:type="dxa" w:w="100"/>
+              <w:bottom w:type="dxa" w:w="40"/>
+              <w:right w:type="dxa" w:w="100"/>
+            </w:tcMar>
+          </w:tcPr>
+          <w:p>
+            <w:pPr>
+              <w:spacing w:before="24" w:after="24"/>
+            </w:pPr>
+            <w:r>
+              <w:rPr>
+                <w:sz w:val="16"/>
+                <w:szCs w:val="16"/>
+              </w:rPr>
+              <w:t xml:space="preserve"/>
+            </w:r>
+          </w:p>
+        </w:tc>
+      </w:tr>
+      <w:tr>
+        <w:tc>
+          <w:tcPr>
+            <w:tcW w:type="pct" w:w="1667"/>
+            <w:tcMar>
+              <w:top w:type="dxa" w:w="40"/>
+              <w:left w:type="dxa" w:w="100"/>
+              <w:bottom w:type="dxa" w:w="40"/>
+              <w:right w:type="dxa" w:w="100"/>
+            </w:tcMar>
+          </w:tcPr>
+          <w:p>
+            <w:pPr>
+              <w:spacing w:before="22" w:after="22"/>
+            </w:pPr>
+            <w:r>
+              <w:rPr>
+                <w:b/>
+                <w:bCs/>
+                <w:color w:val="8186EF"/>
+                <w:sz w:val="16"/>
+                <w:szCs w:val="16"/>
+              </w:rPr>
+              <w:t xml:space="preserve">7  </w:t>
+            </w:r>
+            <w:r>
+              <w:rPr>
+                <w:sz w:val="17"/>
+                <w:szCs w:val="17"/>
+              </w:rPr>
               <w:t xml:space="preserve">A</w:t>
             </w:r>
           </w:p>
@@ -6081,41 +5063,39 @@
         <w:tc>
           <w:tcPr>
             <w:tcW w:type="pct" w:w="1667"/>
-            <w:shd w:fill="FBFAF6" w:val="clear"/>
-            <w:tcMar>
-              <w:top w:type="dxa" w:w="40"/>
-              <w:left w:type="dxa" w:w="100"/>
-              <w:bottom w:type="dxa" w:w="40"/>
-              <w:right w:type="dxa" w:w="100"/>
-            </w:tcMar>
-          </w:tcPr>
-          <w:p>
-            <w:pPr>
-              <w:spacing w:before="22" w:after="22"/>
-            </w:pPr>
-            <w:r>
-              <w:rPr>
-                <w:b/>
-                <w:bCs/>
-                <w:color w:val="8186EF"/>
-                <w:sz w:val="16"/>
-                <w:szCs w:val="16"/>
-              </w:rPr>
-              <w:t xml:space="preserve">12  </w:t>
-            </w:r>
-            <w:r>
-              <w:rPr>
-                <w:sz w:val="17"/>
-                <w:szCs w:val="17"/>
-              </w:rPr>
-              <w:t xml:space="preserve">T</w:t>
-            </w:r>
-          </w:p>
-        </w:tc>
-        <w:tc>
-          <w:tcPr>
-            <w:tcW w:type="pct" w:w="1667"/>
-            <w:shd w:fill="FBFAF6" w:val="clear"/>
+            <w:tcMar>
+              <w:top w:type="dxa" w:w="40"/>
+              <w:left w:type="dxa" w:w="100"/>
+              <w:bottom w:type="dxa" w:w="40"/>
+              <w:right w:type="dxa" w:w="100"/>
+            </w:tcMar>
+          </w:tcPr>
+          <w:p>
+            <w:pPr>
+              <w:spacing w:before="22" w:after="22"/>
+            </w:pPr>
+            <w:r>
+              <w:rPr>
+                <w:b/>
+                <w:bCs/>
+                <w:color w:val="8186EF"/>
+                <w:sz w:val="16"/>
+                <w:szCs w:val="16"/>
+              </w:rPr>
+              <w:t xml:space="preserve">14  </w:t>
+            </w:r>
+            <w:r>
+              <w:rPr>
+                <w:sz w:val="17"/>
+                <w:szCs w:val="17"/>
+              </w:rPr>
+              <w:t xml:space="preserve">B</w:t>
+            </w:r>
+          </w:p>
+        </w:tc>
+        <w:tc>
+          <w:tcPr>
+            <w:tcW w:type="pct" w:w="1667"/>
             <w:tcMar>
               <w:top w:type="dxa" w:w="40"/>
               <w:left w:type="dxa" w:w="100"/>
@@ -6174,7 +5154,7 @@
           <w:sz w:val="16"/>
           <w:szCs w:val="16"/>
         </w:rPr>
-        <w:t xml:space="preserve">The book writes: “It is only a proposal; the definition of cash equivalents does not change. French tableau de financement is an older funds statement based on working capital, not a statement of cash flows. The IFRS term is tableau des flux de trésorerie.”</w:t>
+        <w:t xml:space="preserve">The book writes: “Cash flows are harder to manage than profits, but not impossible. A company can raise operating cash near year-end by delaying payments to suppliers or by selling receivables. The statement also shows only one year, and it is not a measure of profit.”</w:t>
       </w:r>
     </w:p>
     <w:p>
@@ -6197,7 +5177,7 @@
           <w:sz w:val="16"/>
           <w:szCs w:val="16"/>
         </w:rPr>
-        <w:t xml:space="preserve">The book writes: “That is the amount in the financing section. It is only a proposal; the definition of cash equivalents does not change. French tableau de financement is an older funds statement based on working capital, not a statement of cash flows.”</w:t>
+        <w:t xml:space="preserve">The book writes: “A company that stops investing will show strong cash flow for a while, even if its future is weak. The links also help you find amounts that are not given. Orontes declared dividends of $450,000, but dividends payable rose by $400,000, so dividends paid were only $50,000.”</w:t>
       </w:r>
     </w:p>
     <w:p>
@@ -6220,7 +5200,7 @@
           <w:sz w:val="16"/>
           <w:szCs w:val="16"/>
         </w:rPr>
-        <w:t xml:space="preserve">The book writes: “That is the amount in the financing section. It is only a proposal; the definition of cash equivalents does not change. French tableau de financement is an older funds statement based on working capital, not a statement of cash flows. The IFRS term is tableau des flux de trésorerie.”</w:t>
+        <w:t xml:space="preserve">The book writes: “French tableau de financement is an older funds statement based on working capital, not a statement of cash flows. The IFRS term is tableau des flux de trésorerie. Arabic قائمة التدفقات النقدية is the correct term for this statement.”</w:t>
       </w:r>
     </w:p>
     <w:p>
@@ -6289,7 +5269,7 @@
           <w:sz w:val="16"/>
           <w:szCs w:val="16"/>
         </w:rPr>
-        <w:t xml:space="preserve">The book numbers “Classifying cash flows” as section 5.2.</w:t>
+        <w:t xml:space="preserve">U.S. GAAP fixes interest paid in operating activities. A is wrong: This is an IAS 7 option, not U.S. GAAP. C is wrong: Interest paid is never investing.</w:t>
       </w:r>
     </w:p>
     <w:p>
@@ -6312,7 +5292,7 @@
           <w:sz w:val="16"/>
           <w:szCs w:val="16"/>
         </w:rPr>
-        <w:t xml:space="preserve">The book numbers “The indirect method” as section 5.3.</w:t>
+        <w:t xml:space="preserve">Noncash investing and financing deals are disclosed, not shown in the body. B is wrong: No cash moved, so no cash flows are shown. C is wrong: Buying a building is not operating.</w:t>
       </w:r>
     </w:p>
     <w:p>
@@ -6335,7 +5315,7 @@
           <w:sz w:val="16"/>
           <w:szCs w:val="16"/>
         </w:rPr>
-        <w:t xml:space="preserve">The book numbers “The direct method and required disclosures” as section 5.4.</w:t>
+        <w:t xml:space="preserve">Transfers between cash and restricted cash are not cash flows. A is wrong: The statement explains cash and restricted cash together. C is wrong: No bond has been repaid yet.</w:t>
       </w:r>
     </w:p>
     <w:p>
@@ -6358,7 +5338,7 @@
           <w:sz w:val="16"/>
           <w:szCs w:val="16"/>
         </w:rPr>
-        <w:t xml:space="preserve">U.S. GAAP fixes interest paid in operating activities. A is wrong: This is an IAS 7 option, not U.S. GAAP. C is wrong: Interest paid is never investing.</w:t>
+        <w:t xml:space="preserve">The test uses original maturity to the holder, not remaining maturity. A is wrong: Remaining maturity at year-end is not the test. B is wrong: Maturity decides, not the type of security.</w:t>
       </w:r>
     </w:p>
     <w:p>
@@ -6381,7 +5361,7 @@
           <w:sz w:val="16"/>
           <w:szCs w:val="16"/>
         </w:rPr>
-        <w:t xml:space="preserve">Noncash investing and financing deals are disclosed, not shown in the body. B is wrong: No cash moved, so no cash flows are shown. C is wrong: Buying a building is not operating.</w:t>
+        <w:t xml:space="preserve">CMA questions use exact terms, and one word can change the answer.</w:t>
       </w:r>
     </w:p>
     <w:p>
@@ -6404,7 +5384,7 @@
           <w:sz w:val="16"/>
           <w:szCs w:val="16"/>
         </w:rPr>
-        <w:t xml:space="preserve">Accrual profit and cash can differ greatly. A is wrong: The income statement reports revenue. B is wrong: No statement shows the market value of the company.</w:t>
+        <w:t xml:space="preserve">The term tables in each section are the book’s own.</w:t>
       </w:r>
     </w:p>
     <w:p>
@@ -6427,7 +5407,7 @@
           <w:sz w:val="16"/>
           <w:szCs w:val="16"/>
         </w:rPr>
-        <w:t xml:space="preserve">CMA questions use exact terms, and one word can change the answer.</w:t>
+        <w:t xml:space="preserve">Revenue was recorded but not yet collected. A is wrong: An increase in an operating asset is subtracted. B is wrong: Trade receivables are operating.</w:t>
       </w:r>
     </w:p>
     <w:p>
@@ -6450,7 +5430,7 @@
           <w:sz w:val="16"/>
           <w:szCs w:val="16"/>
         </w:rPr>
-        <w:t xml:space="preserve">The term tables in each section are the book’s own.</w:t>
+        <w:t xml:space="preserve">The gain is removed from operating; the full proceeds are investing. A is wrong: A gain is subtracted, not added. C is wrong: Investing shows the full proceeds, not the gain.</w:t>
       </w:r>
     </w:p>
     <w:p>
@@ -6473,7 +5453,7 @@
           <w:sz w:val="16"/>
           <w:szCs w:val="16"/>
         </w:rPr>
-        <w:t xml:space="preserve">The test uses original maturity to the holder, not remaining maturity. A is wrong: Remaining maturity at year-end is not the test. B is wrong: Maturity decides, not the type of security.</w:t>
+        <w:t xml:space="preserve">Part of the sales has not yet been collected. A is wrong: This is only the change in receivables. C is wrong: Sales are not all collected in cash.</w:t>
       </w:r>
     </w:p>
     <w:p>
@@ -6490,6 +5470,52 @@
           <w:szCs w:val="16"/>
         </w:rPr>
         <w:t xml:space="preserve">15  </w:t>
+      </w:r>
+      <w:r>
+        <w:rPr>
+          <w:sz w:val="16"/>
+          <w:szCs w:val="16"/>
+        </w:rPr>
+        <w:t xml:space="preserve">These are required supplemental disclosures under the indirect method. B is wrong: This is part of the direct method, not a required disclosure. C is wrong: This is part of the direct method.</w:t>
+      </w:r>
+    </w:p>
+    <w:p>
+      <w:pPr>
+        <w:spacing w:after="18"/>
+        <w:ind w:left="300" w:hanging="300"/>
+      </w:pPr>
+      <w:r>
+        <w:rPr>
+          <w:b/>
+          <w:bCs/>
+          <w:color w:val="8186EF"/>
+          <w:sz w:val="16"/>
+          <w:szCs w:val="16"/>
+        </w:rPr>
+        <w:t xml:space="preserve">16  </w:t>
+      </w:r>
+      <w:r>
+        <w:rPr>
+          <w:sz w:val="16"/>
+          <w:szCs w:val="16"/>
+        </w:rPr>
+        <w:t xml:space="preserve">Timing of payments shifts operating cash between years. A is wrong: Depreciation is noncash; it does not change cash flow. B is wrong: Share issues are financing inflows.</w:t>
+      </w:r>
+    </w:p>
+    <w:p>
+      <w:pPr>
+        <w:spacing w:after="18"/>
+        <w:ind w:left="300" w:hanging="300"/>
+      </w:pPr>
+      <w:r>
+        <w:rPr>
+          <w:b/>
+          <w:bCs/>
+          <w:color w:val="8186EF"/>
+          <w:sz w:val="16"/>
+          <w:szCs w:val="16"/>
+        </w:rPr>
+        <w:t xml:space="preserve">17  </w:t>
       </w:r>
       <w:r>
         <w:rPr>
@@ -6606,73 +5632,73 @@
                 <w:sz w:val="17"/>
                 <w:szCs w:val="17"/>
               </w:rPr>
-              <w:t xml:space="preserve">Cash equivalents · operating activities · investing activities · financing activities</w:t>
-            </w:r>
-          </w:p>
-        </w:tc>
-        <w:tc>
-          <w:tcPr>
-            <w:tcW w:type="pct" w:w="1667"/>
-            <w:tcMar>
-              <w:top w:type="dxa" w:w="40"/>
-              <w:left w:type="dxa" w:w="100"/>
-              <w:bottom w:type="dxa" w:w="40"/>
-              <w:right w:type="dxa" w:w="100"/>
-            </w:tcMar>
-          </w:tcPr>
-          <w:p>
-            <w:pPr>
-              <w:spacing w:before="22" w:after="22"/>
-            </w:pPr>
-            <w:r>
-              <w:rPr>
-                <w:b/>
-                <w:bCs/>
-                <w:color w:val="8186EF"/>
-                <w:sz w:val="16"/>
-                <w:szCs w:val="16"/>
-              </w:rPr>
-              <w:t xml:space="preserve">10  </w:t>
-            </w:r>
-            <w:r>
-              <w:rPr>
-                <w:sz w:val="17"/>
-                <w:szCs w:val="17"/>
-              </w:rPr>
-              <w:t xml:space="preserve">C</w:t>
-            </w:r>
-          </w:p>
-        </w:tc>
-        <w:tc>
-          <w:tcPr>
-            <w:tcW w:type="pct" w:w="1667"/>
-            <w:tcMar>
-              <w:top w:type="dxa" w:w="40"/>
-              <w:left w:type="dxa" w:w="100"/>
-              <w:bottom w:type="dxa" w:w="40"/>
-              <w:right w:type="dxa" w:w="100"/>
-            </w:tcMar>
-          </w:tcPr>
-          <w:p>
-            <w:pPr>
-              <w:spacing w:before="22" w:after="22"/>
-            </w:pPr>
-            <w:r>
-              <w:rPr>
-                <w:b/>
-                <w:bCs/>
-                <w:color w:val="8186EF"/>
-                <w:sz w:val="16"/>
-                <w:szCs w:val="16"/>
-              </w:rPr>
-              <w:t xml:space="preserve">19  </w:t>
-            </w:r>
-            <w:r>
-              <w:rPr>
-                <w:sz w:val="17"/>
-                <w:szCs w:val="17"/>
-              </w:rPr>
-              <w:t xml:space="preserve">D</w:t>
+              <w:t xml:space="preserve">operating activities · investing activities · financing activities</w:t>
+            </w:r>
+          </w:p>
+        </w:tc>
+        <w:tc>
+          <w:tcPr>
+            <w:tcW w:type="pct" w:w="1667"/>
+            <w:tcMar>
+              <w:top w:type="dxa" w:w="40"/>
+              <w:left w:type="dxa" w:w="100"/>
+              <w:bottom w:type="dxa" w:w="40"/>
+              <w:right w:type="dxa" w:w="100"/>
+            </w:tcMar>
+          </w:tcPr>
+          <w:p>
+            <w:pPr>
+              <w:spacing w:before="22" w:after="22"/>
+            </w:pPr>
+            <w:r>
+              <w:rPr>
+                <w:b/>
+                <w:bCs/>
+                <w:color w:val="8186EF"/>
+                <w:sz w:val="16"/>
+                <w:szCs w:val="16"/>
+              </w:rPr>
+              <w:t xml:space="preserve">12  </w:t>
+            </w:r>
+            <w:r>
+              <w:rPr>
+                <w:sz w:val="17"/>
+                <w:szCs w:val="17"/>
+              </w:rPr>
+              <w:t xml:space="preserve">A</w:t>
+            </w:r>
+          </w:p>
+        </w:tc>
+        <w:tc>
+          <w:tcPr>
+            <w:tcW w:type="pct" w:w="1667"/>
+            <w:tcMar>
+              <w:top w:type="dxa" w:w="40"/>
+              <w:left w:type="dxa" w:w="100"/>
+              <w:bottom w:type="dxa" w:w="40"/>
+              <w:right w:type="dxa" w:w="100"/>
+            </w:tcMar>
+          </w:tcPr>
+          <w:p>
+            <w:pPr>
+              <w:spacing w:before="22" w:after="22"/>
+            </w:pPr>
+            <w:r>
+              <w:rPr>
+                <w:b/>
+                <w:bCs/>
+                <w:color w:val="8186EF"/>
+                <w:sz w:val="16"/>
+                <w:szCs w:val="16"/>
+              </w:rPr>
+              <w:t xml:space="preserve">23  </w:t>
+            </w:r>
+            <w:r>
+              <w:rPr>
+                <w:sz w:val="17"/>
+                <w:szCs w:val="17"/>
+              </w:rPr>
+              <w:t xml:space="preserve">B</w:t>
             </w:r>
           </w:p>
         </w:tc>
@@ -6708,7 +5734,7 @@
                 <w:sz w:val="17"/>
                 <w:szCs w:val="17"/>
               </w:rPr>
-              <w:t xml:space="preserve">operating activities · investing activities · financing activities</w:t>
+              <w:t xml:space="preserve">operating · financing · amendments</w:t>
             </w:r>
           </w:p>
         </w:tc>
@@ -6735,14 +5761,14 @@
                 <w:sz w:val="16"/>
                 <w:szCs w:val="16"/>
               </w:rPr>
-              <w:t xml:space="preserve">11  </w:t>
-            </w:r>
-            <w:r>
-              <w:rPr>
-                <w:sz w:val="17"/>
-                <w:szCs w:val="17"/>
-              </w:rPr>
-              <w:t xml:space="preserve">D</w:t>
+              <w:t xml:space="preserve">13  </w:t>
+            </w:r>
+            <w:r>
+              <w:rPr>
+                <w:sz w:val="17"/>
+                <w:szCs w:val="17"/>
+              </w:rPr>
+              <w:t xml:space="preserve">C</w:t>
             </w:r>
           </w:p>
         </w:tc>
@@ -6769,14 +5795,14 @@
                 <w:sz w:val="16"/>
                 <w:szCs w:val="16"/>
               </w:rPr>
-              <w:t xml:space="preserve">20  </w:t>
-            </w:r>
-            <w:r>
-              <w:rPr>
-                <w:sz w:val="17"/>
-                <w:szCs w:val="17"/>
-              </w:rPr>
-              <w:t xml:space="preserve">C</w:t>
+              <w:t xml:space="preserve">24  </w:t>
+            </w:r>
+            <w:r>
+              <w:rPr>
+                <w:sz w:val="17"/>
+                <w:szCs w:val="17"/>
+              </w:rPr>
+              <w:t xml:space="preserve">E</w:t>
             </w:r>
           </w:p>
         </w:tc>
@@ -6811,66 +5837,33 @@
                 <w:sz w:val="17"/>
                 <w:szCs w:val="17"/>
               </w:rPr>
-              <w:t xml:space="preserve">cash equivalents · statement of cash flows</w:t>
-            </w:r>
-          </w:p>
-        </w:tc>
-        <w:tc>
-          <w:tcPr>
-            <w:tcW w:type="pct" w:w="1667"/>
-            <w:tcMar>
-              <w:top w:type="dxa" w:w="40"/>
-              <w:left w:type="dxa" w:w="100"/>
-              <w:bottom w:type="dxa" w:w="40"/>
-              <w:right w:type="dxa" w:w="100"/>
-            </w:tcMar>
-          </w:tcPr>
-          <w:p>
-            <w:pPr>
-              <w:spacing w:before="22" w:after="22"/>
-            </w:pPr>
-            <w:r>
-              <w:rPr>
-                <w:b/>
-                <w:bCs/>
-                <w:color w:val="8186EF"/>
-                <w:sz w:val="16"/>
-                <w:szCs w:val="16"/>
-              </w:rPr>
-              <w:t xml:space="preserve">12  </w:t>
-            </w:r>
-            <w:r>
-              <w:rPr>
-                <w:sz w:val="17"/>
-                <w:szCs w:val="17"/>
-              </w:rPr>
-              <w:t xml:space="preserve">E</w:t>
-            </w:r>
-          </w:p>
-        </w:tc>
-        <w:tc>
-          <w:tcPr>
-            <w:tcW w:type="pct" w:w="1667"/>
-            <w:tcMar>
-              <w:top w:type="dxa" w:w="40"/>
-              <w:left w:type="dxa" w:w="100"/>
-              <w:bottom w:type="dxa" w:w="40"/>
-              <w:right w:type="dxa" w:w="100"/>
-            </w:tcMar>
-          </w:tcPr>
-          <w:p>
-            <w:pPr>
-              <w:spacing w:before="22" w:after="22"/>
-            </w:pPr>
-            <w:r>
-              <w:rPr>
-                <w:b/>
-                <w:bCs/>
-                <w:color w:val="8186EF"/>
-                <w:sz w:val="16"/>
-                <w:szCs w:val="16"/>
-              </w:rPr>
-              <w:t xml:space="preserve">21  </w:t>
+              <w:t xml:space="preserve">impossible · operating · receivables</w:t>
+            </w:r>
+          </w:p>
+        </w:tc>
+        <w:tc>
+          <w:tcPr>
+            <w:tcW w:type="pct" w:w="1667"/>
+            <w:tcMar>
+              <w:top w:type="dxa" w:w="40"/>
+              <w:left w:type="dxa" w:w="100"/>
+              <w:bottom w:type="dxa" w:w="40"/>
+              <w:right w:type="dxa" w:w="100"/>
+            </w:tcMar>
+          </w:tcPr>
+          <w:p>
+            <w:pPr>
+              <w:spacing w:before="22" w:after="22"/>
+            </w:pPr>
+            <w:r>
+              <w:rPr>
+                <w:b/>
+                <w:bCs/>
+                <w:color w:val="8186EF"/>
+                <w:sz w:val="16"/>
+                <w:szCs w:val="16"/>
+              </w:rPr>
+              <w:t xml:space="preserve">14  </w:t>
             </w:r>
             <w:r>
               <w:rPr>
@@ -6878,6 +5871,39 @@
                 <w:szCs w:val="17"/>
               </w:rPr>
               <w:t xml:space="preserve">A</w:t>
+            </w:r>
+          </w:p>
+        </w:tc>
+        <w:tc>
+          <w:tcPr>
+            <w:tcW w:type="pct" w:w="1667"/>
+            <w:tcMar>
+              <w:top w:type="dxa" w:w="40"/>
+              <w:left w:type="dxa" w:w="100"/>
+              <w:bottom w:type="dxa" w:w="40"/>
+              <w:right w:type="dxa" w:w="100"/>
+            </w:tcMar>
+          </w:tcPr>
+          <w:p>
+            <w:pPr>
+              <w:spacing w:before="22" w:after="22"/>
+            </w:pPr>
+            <w:r>
+              <w:rPr>
+                <w:b/>
+                <w:bCs/>
+                <w:color w:val="8186EF"/>
+                <w:sz w:val="16"/>
+                <w:szCs w:val="16"/>
+              </w:rPr>
+              <w:t xml:space="preserve">25  </w:t>
+            </w:r>
+            <w:r>
+              <w:rPr>
+                <w:sz w:val="17"/>
+                <w:szCs w:val="17"/>
+              </w:rPr>
+              <w:t xml:space="preserve">C</w:t>
             </w:r>
           </w:p>
         </w:tc>
@@ -6940,7 +5966,7 @@
                 <w:sz w:val="16"/>
                 <w:szCs w:val="16"/>
               </w:rPr>
-              <w:t xml:space="preserve">13  </w:t>
+              <w:t xml:space="preserve">15  </w:t>
             </w:r>
             <w:r>
               <w:rPr>
@@ -6974,14 +6000,14 @@
                 <w:sz w:val="16"/>
                 <w:szCs w:val="16"/>
               </w:rPr>
-              <w:t xml:space="preserve">22  </w:t>
-            </w:r>
-            <w:r>
-              <w:rPr>
-                <w:sz w:val="17"/>
-                <w:szCs w:val="17"/>
-              </w:rPr>
-              <w:t xml:space="preserve">C</w:t>
+              <w:t xml:space="preserve">26  </w:t>
+            </w:r>
+            <w:r>
+              <w:rPr>
+                <w:sz w:val="17"/>
+                <w:szCs w:val="17"/>
+              </w:rPr>
+              <w:t xml:space="preserve">B</w:t>
             </w:r>
           </w:p>
         </w:tc>
@@ -7042,40 +6068,40 @@
                 <w:sz w:val="16"/>
                 <w:szCs w:val="16"/>
               </w:rPr>
-              <w:t xml:space="preserve">14  </w:t>
-            </w:r>
-            <w:r>
-              <w:rPr>
-                <w:sz w:val="17"/>
-                <w:szCs w:val="17"/>
-              </w:rPr>
-              <w:t xml:space="preserve">C</w:t>
-            </w:r>
-          </w:p>
-        </w:tc>
-        <w:tc>
-          <w:tcPr>
-            <w:tcW w:type="pct" w:w="1667"/>
-            <w:tcMar>
-              <w:top w:type="dxa" w:w="40"/>
-              <w:left w:type="dxa" w:w="100"/>
-              <w:bottom w:type="dxa" w:w="40"/>
-              <w:right w:type="dxa" w:w="100"/>
-            </w:tcMar>
-          </w:tcPr>
-          <w:p>
-            <w:pPr>
-              <w:spacing w:before="22" w:after="22"/>
-            </w:pPr>
-            <w:r>
-              <w:rPr>
-                <w:b/>
-                <w:bCs/>
-                <w:color w:val="8186EF"/>
-                <w:sz w:val="16"/>
-                <w:szCs w:val="16"/>
-              </w:rPr>
-              <w:t xml:space="preserve">23  </w:t>
+              <w:t xml:space="preserve">16  </w:t>
+            </w:r>
+            <w:r>
+              <w:rPr>
+                <w:sz w:val="17"/>
+                <w:szCs w:val="17"/>
+              </w:rPr>
+              <w:t xml:space="preserve">A</w:t>
+            </w:r>
+          </w:p>
+        </w:tc>
+        <w:tc>
+          <w:tcPr>
+            <w:tcW w:type="pct" w:w="1667"/>
+            <w:tcMar>
+              <w:top w:type="dxa" w:w="40"/>
+              <w:left w:type="dxa" w:w="100"/>
+              <w:bottom w:type="dxa" w:w="40"/>
+              <w:right w:type="dxa" w:w="100"/>
+            </w:tcMar>
+          </w:tcPr>
+          <w:p>
+            <w:pPr>
+              <w:spacing w:before="22" w:after="22"/>
+            </w:pPr>
+            <w:r>
+              <w:rPr>
+                <w:b/>
+                <w:bCs/>
+                <w:color w:val="8186EF"/>
+                <w:sz w:val="16"/>
+                <w:szCs w:val="16"/>
+              </w:rPr>
+              <w:t xml:space="preserve">27  </w:t>
             </w:r>
             <w:r>
               <w:rPr>
@@ -7118,7 +6144,7 @@
                 <w:sz w:val="17"/>
                 <w:szCs w:val="17"/>
               </w:rPr>
-              <w:t xml:space="preserve">B</w:t>
+              <w:t xml:space="preserve">A</w:t>
             </w:r>
           </w:p>
         </w:tc>
@@ -7145,14 +6171,14 @@
                 <w:sz w:val="16"/>
                 <w:szCs w:val="16"/>
               </w:rPr>
-              <w:t xml:space="preserve">15  </w:t>
-            </w:r>
-            <w:r>
-              <w:rPr>
-                <w:sz w:val="17"/>
-                <w:szCs w:val="17"/>
-              </w:rPr>
-              <w:t xml:space="preserve">T</w:t>
+              <w:t xml:space="preserve">17  </w:t>
+            </w:r>
+            <w:r>
+              <w:rPr>
+                <w:sz w:val="17"/>
+                <w:szCs w:val="17"/>
+              </w:rPr>
+              <w:t xml:space="preserve">D</w:t>
             </w:r>
           </w:p>
         </w:tc>
@@ -7179,7 +6205,7 @@
                 <w:sz w:val="16"/>
                 <w:szCs w:val="16"/>
               </w:rPr>
-              <w:t xml:space="preserve">24  </w:t>
+              <w:t xml:space="preserve">28  </w:t>
             </w:r>
             <w:r>
               <w:rPr>
@@ -7247,47 +6273,47 @@
                 <w:sz w:val="16"/>
                 <w:szCs w:val="16"/>
               </w:rPr>
-              <w:t xml:space="preserve">16  </w:t>
-            </w:r>
-            <w:r>
-              <w:rPr>
-                <w:sz w:val="17"/>
-                <w:szCs w:val="17"/>
-              </w:rPr>
-              <w:t xml:space="preserve">B</w:t>
-            </w:r>
-          </w:p>
-        </w:tc>
-        <w:tc>
-          <w:tcPr>
-            <w:tcW w:type="pct" w:w="1667"/>
-            <w:tcMar>
-              <w:top w:type="dxa" w:w="40"/>
-              <w:left w:type="dxa" w:w="100"/>
-              <w:bottom w:type="dxa" w:w="40"/>
-              <w:right w:type="dxa" w:w="100"/>
-            </w:tcMar>
-          </w:tcPr>
-          <w:p>
-            <w:pPr>
-              <w:spacing w:before="22" w:after="22"/>
-            </w:pPr>
-            <w:r>
-              <w:rPr>
-                <w:b/>
-                <w:bCs/>
-                <w:color w:val="8186EF"/>
-                <w:sz w:val="16"/>
-                <w:szCs w:val="16"/>
-              </w:rPr>
-              <w:t xml:space="preserve">25  </w:t>
-            </w:r>
-            <w:r>
-              <w:rPr>
-                <w:sz w:val="17"/>
-                <w:szCs w:val="17"/>
-              </w:rPr>
-              <w:t xml:space="preserve">Compare with the model earlier in this handout.</w:t>
+              <w:t xml:space="preserve">18  </w:t>
+            </w:r>
+            <w:r>
+              <w:rPr>
+                <w:sz w:val="17"/>
+                <w:szCs w:val="17"/>
+              </w:rPr>
+              <w:t xml:space="preserve">T</w:t>
+            </w:r>
+          </w:p>
+        </w:tc>
+        <w:tc>
+          <w:tcPr>
+            <w:tcW w:type="pct" w:w="1667"/>
+            <w:tcMar>
+              <w:top w:type="dxa" w:w="40"/>
+              <w:left w:type="dxa" w:w="100"/>
+              <w:bottom w:type="dxa" w:w="40"/>
+              <w:right w:type="dxa" w:w="100"/>
+            </w:tcMar>
+          </w:tcPr>
+          <w:p>
+            <w:pPr>
+              <w:spacing w:before="22" w:after="22"/>
+            </w:pPr>
+            <w:r>
+              <w:rPr>
+                <w:b/>
+                <w:bCs/>
+                <w:color w:val="8186EF"/>
+                <w:sz w:val="16"/>
+                <w:szCs w:val="16"/>
+              </w:rPr>
+              <w:t xml:space="preserve">29  </w:t>
+            </w:r>
+            <w:r>
+              <w:rPr>
+                <w:sz w:val="17"/>
+                <w:szCs w:val="17"/>
+              </w:rPr>
+              <w:t xml:space="preserve">A</w:t>
             </w:r>
           </w:p>
         </w:tc>
@@ -7323,7 +6349,7 @@
                 <w:sz w:val="17"/>
                 <w:szCs w:val="17"/>
               </w:rPr>
-              <w:t xml:space="preserve">A</w:t>
+              <w:t xml:space="preserve">C</w:t>
             </w:r>
           </w:p>
         </w:tc>
@@ -7350,14 +6376,14 @@
                 <w:sz w:val="16"/>
                 <w:szCs w:val="16"/>
               </w:rPr>
-              <w:t xml:space="preserve">17  </w:t>
-            </w:r>
-            <w:r>
-              <w:rPr>
-                <w:sz w:val="17"/>
-                <w:szCs w:val="17"/>
-              </w:rPr>
-              <w:t xml:space="preserve">C</w:t>
+              <w:t xml:space="preserve">19  </w:t>
+            </w:r>
+            <w:r>
+              <w:rPr>
+                <w:sz w:val="17"/>
+                <w:szCs w:val="17"/>
+              </w:rPr>
+              <w:t xml:space="preserve">F</w:t>
             </w:r>
           </w:p>
         </w:tc>
@@ -7384,14 +6410,14 @@
                 <w:sz w:val="16"/>
                 <w:szCs w:val="16"/>
               </w:rPr>
-              <w:t xml:space="preserve">26  </w:t>
-            </w:r>
-            <w:r>
-              <w:rPr>
-                <w:sz w:val="17"/>
-                <w:szCs w:val="17"/>
-              </w:rPr>
-              <w:t xml:space="preserve">5.1: Purpose and structure of the statement of cash flows. 5.2: Classifying cash flows. 5.3: The indirect method. 5.4: The direct method and required disclosures. 5.5: Limitations and links between the four statements.</w:t>
+              <w:t xml:space="preserve">30  </w:t>
+            </w:r>
+            <w:r>
+              <w:rPr>
+                <w:sz w:val="17"/>
+                <w:szCs w:val="17"/>
+              </w:rPr>
+              <w:t xml:space="preserve">Compare with the model earlier in this handout.</w:t>
             </w:r>
           </w:p>
         </w:tc>
@@ -7426,40 +6452,235 @@
                 <w:sz w:val="17"/>
                 <w:szCs w:val="17"/>
               </w:rPr>
-              <w:t xml:space="preserve">B</w:t>
-            </w:r>
-          </w:p>
-        </w:tc>
-        <w:tc>
-          <w:tcPr>
-            <w:tcW w:type="pct" w:w="1667"/>
-            <w:tcMar>
-              <w:top w:type="dxa" w:w="40"/>
-              <w:left w:type="dxa" w:w="100"/>
-              <w:bottom w:type="dxa" w:w="40"/>
-              <w:right w:type="dxa" w:w="100"/>
-            </w:tcMar>
-          </w:tcPr>
-          <w:p>
-            <w:pPr>
-              <w:spacing w:before="22" w:after="22"/>
-            </w:pPr>
-            <w:r>
-              <w:rPr>
-                <w:b/>
-                <w:bCs/>
-                <w:color w:val="8186EF"/>
-                <w:sz w:val="16"/>
-                <w:szCs w:val="16"/>
-              </w:rPr>
-              <w:t xml:space="preserve">18  </w:t>
-            </w:r>
-            <w:r>
-              <w:rPr>
-                <w:sz w:val="17"/>
-                <w:szCs w:val="17"/>
-              </w:rPr>
-              <w:t xml:space="preserve">B</w:t>
+              <w:t xml:space="preserve">D</w:t>
+            </w:r>
+          </w:p>
+        </w:tc>
+        <w:tc>
+          <w:tcPr>
+            <w:tcW w:type="pct" w:w="1667"/>
+            <w:tcMar>
+              <w:top w:type="dxa" w:w="40"/>
+              <w:left w:type="dxa" w:w="100"/>
+              <w:bottom w:type="dxa" w:w="40"/>
+              <w:right w:type="dxa" w:w="100"/>
+            </w:tcMar>
+          </w:tcPr>
+          <w:p>
+            <w:pPr>
+              <w:spacing w:before="22" w:after="22"/>
+            </w:pPr>
+            <w:r>
+              <w:rPr>
+                <w:b/>
+                <w:bCs/>
+                <w:color w:val="8186EF"/>
+                <w:sz w:val="16"/>
+                <w:szCs w:val="16"/>
+              </w:rPr>
+              <w:t xml:space="preserve">20  </w:t>
+            </w:r>
+            <w:r>
+              <w:rPr>
+                <w:sz w:val="17"/>
+                <w:szCs w:val="17"/>
+              </w:rPr>
+              <w:t xml:space="preserve">A</w:t>
+            </w:r>
+          </w:p>
+        </w:tc>
+        <w:tc>
+          <w:tcPr>
+            <w:tcW w:type="pct" w:w="1667"/>
+            <w:tcMar>
+              <w:top w:type="dxa" w:w="40"/>
+              <w:left w:type="dxa" w:w="100"/>
+              <w:bottom w:type="dxa" w:w="40"/>
+              <w:right w:type="dxa" w:w="100"/>
+            </w:tcMar>
+          </w:tcPr>
+          <w:p>
+            <w:pPr>
+              <w:spacing w:before="22" w:after="22"/>
+            </w:pPr>
+            <w:r>
+              <w:rPr>
+                <w:b/>
+                <w:bCs/>
+                <w:color w:val="8186EF"/>
+                <w:sz w:val="16"/>
+                <w:szCs w:val="16"/>
+              </w:rPr>
+              <w:t xml:space="preserve">31  </w:t>
+            </w:r>
+            <w:r>
+              <w:rPr>
+                <w:sz w:val="17"/>
+                <w:szCs w:val="17"/>
+              </w:rPr>
+              <w:t xml:space="preserve">5.1: Purpose and structure of the statement of cash flows. 5.2: Classifying cash flows. 5.3: The indirect method. 5.4: The direct method and required disclosures. 5.5: Limitations and links between the four statements.</w:t>
+            </w:r>
+          </w:p>
+        </w:tc>
+      </w:tr>
+      <w:tr>
+        <w:tc>
+          <w:tcPr>
+            <w:tcW w:type="pct" w:w="1667"/>
+            <w:shd w:fill="FBFAF6" w:val="clear"/>
+            <w:tcMar>
+              <w:top w:type="dxa" w:w="40"/>
+              <w:left w:type="dxa" w:w="100"/>
+              <w:bottom w:type="dxa" w:w="40"/>
+              <w:right w:type="dxa" w:w="100"/>
+            </w:tcMar>
+          </w:tcPr>
+          <w:p>
+            <w:pPr>
+              <w:spacing w:before="22" w:after="22"/>
+            </w:pPr>
+            <w:r>
+              <w:rPr>
+                <w:b/>
+                <w:bCs/>
+                <w:color w:val="8186EF"/>
+                <w:sz w:val="16"/>
+                <w:szCs w:val="16"/>
+              </w:rPr>
+              <w:t xml:space="preserve">10  </w:t>
+            </w:r>
+            <w:r>
+              <w:rPr>
+                <w:sz w:val="17"/>
+                <w:szCs w:val="17"/>
+              </w:rPr>
+              <w:t xml:space="preserve">E</w:t>
+            </w:r>
+          </w:p>
+        </w:tc>
+        <w:tc>
+          <w:tcPr>
+            <w:tcW w:type="pct" w:w="1667"/>
+            <w:shd w:fill="FBFAF6" w:val="clear"/>
+            <w:tcMar>
+              <w:top w:type="dxa" w:w="40"/>
+              <w:left w:type="dxa" w:w="100"/>
+              <w:bottom w:type="dxa" w:w="40"/>
+              <w:right w:type="dxa" w:w="100"/>
+            </w:tcMar>
+          </w:tcPr>
+          <w:p>
+            <w:pPr>
+              <w:spacing w:before="22" w:after="22"/>
+            </w:pPr>
+            <w:r>
+              <w:rPr>
+                <w:b/>
+                <w:bCs/>
+                <w:color w:val="8186EF"/>
+                <w:sz w:val="16"/>
+                <w:szCs w:val="16"/>
+              </w:rPr>
+              <w:t xml:space="preserve">21  </w:t>
+            </w:r>
+            <w:r>
+              <w:rPr>
+                <w:sz w:val="17"/>
+                <w:szCs w:val="17"/>
+              </w:rPr>
+              <w:t xml:space="preserve">D</w:t>
+            </w:r>
+          </w:p>
+        </w:tc>
+        <w:tc>
+          <w:tcPr>
+            <w:tcW w:type="pct" w:w="1667"/>
+            <w:shd w:fill="FBFAF6" w:val="clear"/>
+            <w:tcMar>
+              <w:top w:type="dxa" w:w="40"/>
+              <w:left w:type="dxa" w:w="100"/>
+              <w:bottom w:type="dxa" w:w="40"/>
+              <w:right w:type="dxa" w:w="100"/>
+            </w:tcMar>
+          </w:tcPr>
+          <w:p>
+            <w:pPr>
+              <w:spacing w:before="24" w:after="24"/>
+            </w:pPr>
+            <w:r>
+              <w:rPr>
+                <w:sz w:val="16"/>
+                <w:szCs w:val="16"/>
+              </w:rPr>
+              <w:t xml:space="preserve"/>
+            </w:r>
+          </w:p>
+        </w:tc>
+      </w:tr>
+      <w:tr>
+        <w:tc>
+          <w:tcPr>
+            <w:tcW w:type="pct" w:w="1667"/>
+            <w:tcMar>
+              <w:top w:type="dxa" w:w="40"/>
+              <w:left w:type="dxa" w:w="100"/>
+              <w:bottom w:type="dxa" w:w="40"/>
+              <w:right w:type="dxa" w:w="100"/>
+            </w:tcMar>
+          </w:tcPr>
+          <w:p>
+            <w:pPr>
+              <w:spacing w:before="22" w:after="22"/>
+            </w:pPr>
+            <w:r>
+              <w:rPr>
+                <w:b/>
+                <w:bCs/>
+                <w:color w:val="8186EF"/>
+                <w:sz w:val="16"/>
+                <w:szCs w:val="16"/>
+              </w:rPr>
+              <w:t xml:space="preserve">11  </w:t>
+            </w:r>
+            <w:r>
+              <w:rPr>
+                <w:sz w:val="17"/>
+                <w:szCs w:val="17"/>
+              </w:rPr>
+              <w:t xml:space="preserve">A</w:t>
+            </w:r>
+          </w:p>
+        </w:tc>
+        <w:tc>
+          <w:tcPr>
+            <w:tcW w:type="pct" w:w="1667"/>
+            <w:tcMar>
+              <w:top w:type="dxa" w:w="40"/>
+              <w:left w:type="dxa" w:w="100"/>
+              <w:bottom w:type="dxa" w:w="40"/>
+              <w:right w:type="dxa" w:w="100"/>
+            </w:tcMar>
+          </w:tcPr>
+          <w:p>
+            <w:pPr>
+              <w:spacing w:before="22" w:after="22"/>
+            </w:pPr>
+            <w:r>
+              <w:rPr>
+                <w:b/>
+                <w:bCs/>
+                <w:color w:val="8186EF"/>
+                <w:sz w:val="16"/>
+                <w:szCs w:val="16"/>
+              </w:rPr>
+              <w:t xml:space="preserve">22  </w:t>
+            </w:r>
+            <w:r>
+              <w:rPr>
+                <w:sz w:val="17"/>
+                <w:szCs w:val="17"/>
+              </w:rPr>
+              <w:t xml:space="preserve">C</w:t>
             </w:r>
           </w:p>
         </w:tc>
@@ -7524,7 +6745,7 @@
           <w:sz w:val="16"/>
           <w:szCs w:val="16"/>
         </w:rPr>
-        <w:t xml:space="preserve">The book writes: “Cash equivalents are short-term, highly liquid investments with an original maturity to the holder of three months or less. Moving money between these categories is not a cash flow. Cash flows are grouped into operating activities, investing activities and financing activities.”</w:t>
+        <w:t xml:space="preserve">The book writes: “Moving money between these categories is not a cash flow. Cash flows are grouped into operating activities, investing activities and financing activities. Operating activities provided $7,531,100, investing used $4,179,000, and financing provided $1,850,000.”</w:t>
       </w:r>
     </w:p>
     <w:p>
@@ -7547,7 +6768,7 @@
           <w:sz w:val="16"/>
           <w:szCs w:val="16"/>
         </w:rPr>
-        <w:t xml:space="preserve">The book writes: “Moving money between these categories is not a cash flow. Cash flows are grouped into operating activities, investing activities and financing activities. Strong operating cash is a good sign, but a reader should also ask where the cash went.”</w:t>
+        <w:t xml:space="preserve">The book writes: “Under IAS 7 today, interest paid can be operating or financing, and interest and dividends received can be operating or investing. The amendments that come with IFRS 18 remove some choices from 2027, but they are not testable before about January 2028.”</w:t>
       </w:r>
     </w:p>
     <w:p>
@@ -7570,7 +6791,7 @@
           <w:sz w:val="16"/>
           <w:szCs w:val="16"/>
         </w:rPr>
-        <w:t xml:space="preserve">The book writes: “It is only a proposal; the definition of cash equivalents does not change. French tableau de financement is an older funds statement based on working capital, not a statement of cash flows. The IFRS term is tableau des flux de trésorerie.”</w:t>
+        <w:t xml:space="preserve">The book writes: “Cash flows are harder to manage than profits, but not impossible. A company can raise operating cash near year-end by delaying payments to suppliers or by selling receivables. The statement also shows only one year, and it is not a measure of profit.”</w:t>
       </w:r>
     </w:p>
     <w:p>
@@ -7632,37 +6853,37 @@
           <w:sz w:val="16"/>
           <w:szCs w:val="16"/>
         </w:rPr>
-        <w:t xml:space="preserve">6  </w:t>
-      </w:r>
-      <w:r>
-        <w:rPr>
-          <w:sz w:val="16"/>
-          <w:szCs w:val="16"/>
-        </w:rPr>
-        <w:t xml:space="preserve">The book numbers “Classifying cash flows” as section 5.2.</w:t>
-      </w:r>
-    </w:p>
-    <w:p>
-      <w:pPr>
-        <w:spacing w:after="18"/>
-        <w:ind w:left="300" w:hanging="300"/>
-      </w:pPr>
-      <w:r>
-        <w:rPr>
-          <w:b/>
-          <w:bCs/>
-          <w:color w:val="8186EF"/>
-          <w:sz w:val="16"/>
-          <w:szCs w:val="16"/>
-        </w:rPr>
-        <w:t xml:space="preserve">7  </w:t>
-      </w:r>
-      <w:r>
-        <w:rPr>
-          <w:sz w:val="16"/>
-          <w:szCs w:val="16"/>
-        </w:rPr>
-        <w:t xml:space="preserve">The book numbers “The indirect method” as section 5.3.</w:t>
+        <w:t xml:space="preserve">11  </w:t>
+      </w:r>
+      <w:r>
+        <w:rPr>
+          <w:sz w:val="16"/>
+          <w:szCs w:val="16"/>
+        </w:rPr>
+        <w:t xml:space="preserve">Part of the current tax was still unpaid at year-end. B is wrong: This ignores the unpaid amount. C is wrong: An increase in taxes payable means less was paid.</w:t>
+      </w:r>
+    </w:p>
+    <w:p>
+      <w:pPr>
+        <w:spacing w:after="18"/>
+        <w:ind w:left="300" w:hanging="300"/>
+      </w:pPr>
+      <w:r>
+        <w:rPr>
+          <w:b/>
+          <w:bCs/>
+          <w:color w:val="8186EF"/>
+          <w:sz w:val="16"/>
+          <w:szCs w:val="16"/>
+        </w:rPr>
+        <w:t xml:space="preserve">12  </w:t>
+      </w:r>
+      <w:r>
+        <w:rPr>
+          <w:sz w:val="16"/>
+          <w:szCs w:val="16"/>
+        </w:rPr>
+        <w:t xml:space="preserve">Add back the noncash loss; show the actual proceeds in investing. B is wrong: A loss is added back, not subtracted. C is wrong: Investing shows the cash received.</w:t>
       </w:r>
     </w:p>
     <w:p>
@@ -7685,7 +6906,7 @@
           <w:sz w:val="16"/>
           <w:szCs w:val="16"/>
         </w:rPr>
-        <w:t xml:space="preserve">Timing of payments shifts operating cash between years. A is wrong: Depreciation is noncash; it does not change cash flow. B is wrong: Share issues are financing inflows.</w:t>
+        <w:t xml:space="preserve">One year of cash flows can hide underinvestment. A is wrong: Operations are not directly affected at first. B is wrong: No financing is involved.</w:t>
       </w:r>
     </w:p>
     <w:p>
@@ -7708,6 +6929,121 @@
           <w:sz w:val="16"/>
           <w:szCs w:val="16"/>
         </w:rPr>
+        <w:t xml:space="preserve">Declared minus the increase in the unpaid amount. B is wrong: This is only the unpaid part. C is wrong: This uses dividends declared, not paid.</w:t>
+      </w:r>
+    </w:p>
+    <w:p>
+      <w:pPr>
+        <w:spacing w:after="18"/>
+        <w:ind w:left="300" w:hanging="300"/>
+      </w:pPr>
+      <w:r>
+        <w:rPr>
+          <w:b/>
+          <w:bCs/>
+          <w:color w:val="8186EF"/>
+          <w:sz w:val="16"/>
+          <w:szCs w:val="16"/>
+        </w:rPr>
+        <w:t xml:space="preserve">15  </w:t>
+      </w:r>
+      <w:r>
+        <w:rPr>
+          <w:sz w:val="16"/>
+          <w:szCs w:val="16"/>
+        </w:rPr>
+        <w:t xml:space="preserve">Balance sheet changes in operating items drive the indirect method. A is wrong: Trade receivables are operating. B is wrong: Receivables are not an equity account.</w:t>
+      </w:r>
+    </w:p>
+    <w:p>
+      <w:pPr>
+        <w:spacing w:after="18"/>
+        <w:ind w:left="300" w:hanging="300"/>
+      </w:pPr>
+      <w:r>
+        <w:rPr>
+          <w:b/>
+          <w:bCs/>
+          <w:color w:val="8186EF"/>
+          <w:sz w:val="16"/>
+          <w:szCs w:val="16"/>
+        </w:rPr>
+        <w:t xml:space="preserve">16  </w:t>
+      </w:r>
+      <w:r>
+        <w:rPr>
+          <w:sz w:val="16"/>
+          <w:szCs w:val="16"/>
+        </w:rPr>
+        <w:t xml:space="preserve">The reconciliation is still required. B is wrong: Noncash disclosures are always required. C is wrong: Interest paid stays operating.</w:t>
+      </w:r>
+    </w:p>
+    <w:p>
+      <w:pPr>
+        <w:spacing w:after="18"/>
+        <w:ind w:left="300" w:hanging="300"/>
+      </w:pPr>
+      <w:r>
+        <w:rPr>
+          <w:b/>
+          <w:bCs/>
+          <w:color w:val="8186EF"/>
+          <w:sz w:val="16"/>
+          <w:szCs w:val="16"/>
+        </w:rPr>
+        <w:t xml:space="preserve">17  </w:t>
+      </w:r>
+      <w:r>
+        <w:rPr>
+          <w:sz w:val="16"/>
+          <w:szCs w:val="16"/>
+        </w:rPr>
+        <w:t xml:space="preserve">Buying other companies' securities (not trading) is investing. A is wrong: Buying back own shares is financing. B is wrong: Interest received is operating.</w:t>
+      </w:r>
+    </w:p>
+    <w:p>
+      <w:pPr>
+        <w:spacing w:after="18"/>
+        <w:ind w:left="300" w:hanging="300"/>
+      </w:pPr>
+      <w:r>
+        <w:rPr>
+          <w:b/>
+          <w:bCs/>
+          <w:color w:val="8186EF"/>
+          <w:sz w:val="16"/>
+          <w:szCs w:val="16"/>
+        </w:rPr>
+        <w:t xml:space="preserve">18  </w:t>
+      </w:r>
+      <w:r>
+        <w:rPr>
+          <w:sz w:val="16"/>
+          <w:szCs w:val="16"/>
+        </w:rPr>
+        <w:t xml:space="preserve">Every later answer depends on the adjusted exhibit.</w:t>
+      </w:r>
+    </w:p>
+    <w:p>
+      <w:pPr>
+        <w:spacing w:after="18"/>
+        <w:ind w:left="300" w:hanging="300"/>
+      </w:pPr>
+      <w:r>
+        <w:rPr>
+          <w:b/>
+          <w:bCs/>
+          <w:color w:val="8186EF"/>
+          <w:sz w:val="16"/>
+          <w:szCs w:val="16"/>
+        </w:rPr>
+        <w:t xml:space="preserve">25  </w:t>
+      </w:r>
+      <w:r>
+        <w:rPr>
+          <w:sz w:val="16"/>
+          <w:szCs w:val="16"/>
+        </w:rPr>
         <w:t xml:space="preserve">Revenue was recorded but not yet collected. A is wrong: An increase in an operating asset is subtracted. B is wrong: Trade receivables are operating.</w:t>
       </w:r>
     </w:p>
@@ -7724,191 +7060,7 @@
           <w:sz w:val="16"/>
           <w:szCs w:val="16"/>
         </w:rPr>
-        <w:t xml:space="preserve">15  </w:t>
-      </w:r>
-      <w:r>
-        <w:rPr>
-          <w:sz w:val="16"/>
-          <w:szCs w:val="16"/>
-        </w:rPr>
-        <w:t xml:space="preserve">Every later answer depends on the adjusted exhibit.</w:t>
-      </w:r>
-    </w:p>
-    <w:p>
-      <w:pPr>
-        <w:spacing w:after="18"/>
-        <w:ind w:left="300" w:hanging="300"/>
-      </w:pPr>
-      <w:r>
-        <w:rPr>
-          <w:b/>
-          <w:bCs/>
-          <w:color w:val="8186EF"/>
-          <w:sz w:val="16"/>
-          <w:szCs w:val="16"/>
-        </w:rPr>
-        <w:t xml:space="preserve">16  </w:t>
-      </w:r>
-      <w:r>
-        <w:rPr>
-          <w:sz w:val="16"/>
-          <w:szCs w:val="16"/>
-        </w:rPr>
-        <w:t xml:space="preserve">The book states item C5-1 in those words.</w:t>
-      </w:r>
-    </w:p>
-    <w:p>
-      <w:pPr>
-        <w:spacing w:after="18"/>
-        <w:ind w:left="300" w:hanging="300"/>
-      </w:pPr>
-      <w:r>
-        <w:rPr>
-          <w:b/>
-          <w:bCs/>
-          <w:color w:val="8186EF"/>
-          <w:sz w:val="16"/>
-          <w:szCs w:val="16"/>
-        </w:rPr>
-        <w:t xml:space="preserve">17  </w:t>
-      </w:r>
-      <w:r>
-        <w:rPr>
-          <w:sz w:val="16"/>
-          <w:szCs w:val="16"/>
-        </w:rPr>
-        <w:t xml:space="preserve">The book states item C5-2 in those words.</w:t>
-      </w:r>
-    </w:p>
-    <w:p>
-      <w:pPr>
-        <w:spacing w:after="18"/>
-        <w:ind w:left="300" w:hanging="300"/>
-      </w:pPr>
-      <w:r>
-        <w:rPr>
-          <w:b/>
-          <w:bCs/>
-          <w:color w:val="8186EF"/>
-          <w:sz w:val="16"/>
-          <w:szCs w:val="16"/>
-        </w:rPr>
-        <w:t xml:space="preserve">18  </w:t>
-      </w:r>
-      <w:r>
-        <w:rPr>
-          <w:sz w:val="16"/>
-          <w:szCs w:val="16"/>
-        </w:rPr>
-        <w:t xml:space="preserve">The book states item C5-3 in those words.</w:t>
-      </w:r>
-    </w:p>
-    <w:p>
-      <w:pPr>
-        <w:spacing w:after="18"/>
-        <w:ind w:left="300" w:hanging="300"/>
-      </w:pPr>
-      <w:r>
-        <w:rPr>
-          <w:b/>
-          <w:bCs/>
-          <w:color w:val="8186EF"/>
-          <w:sz w:val="16"/>
-          <w:szCs w:val="16"/>
-        </w:rPr>
-        <w:t xml:space="preserve">19  </w:t>
-      </w:r>
-      <w:r>
-        <w:rPr>
-          <w:sz w:val="16"/>
-          <w:szCs w:val="16"/>
-        </w:rPr>
-        <w:t xml:space="preserve">The book states item C5-4 in those words.</w:t>
-      </w:r>
-    </w:p>
-    <w:p>
-      <w:pPr>
-        <w:spacing w:after="18"/>
-        <w:ind w:left="300" w:hanging="300"/>
-      </w:pPr>
-      <w:r>
-        <w:rPr>
-          <w:b/>
-          <w:bCs/>
-          <w:color w:val="8186EF"/>
-          <w:sz w:val="16"/>
-          <w:szCs w:val="16"/>
-        </w:rPr>
-        <w:t xml:space="preserve">20  </w:t>
-      </w:r>
-      <w:r>
-        <w:rPr>
-          <w:sz w:val="16"/>
-          <w:szCs w:val="16"/>
-        </w:rPr>
-        <w:t xml:space="preserve">The book states item C5-5 in those words.</w:t>
-      </w:r>
-    </w:p>
-    <w:p>
-      <w:pPr>
-        <w:spacing w:after="18"/>
-        <w:ind w:left="300" w:hanging="300"/>
-      </w:pPr>
-      <w:r>
-        <w:rPr>
-          <w:b/>
-          <w:bCs/>
-          <w:color w:val="8186EF"/>
-          <w:sz w:val="16"/>
-          <w:szCs w:val="16"/>
-        </w:rPr>
-        <w:t xml:space="preserve">21  </w:t>
-      </w:r>
-      <w:r>
-        <w:rPr>
-          <w:sz w:val="16"/>
-          <w:szCs w:val="16"/>
-        </w:rPr>
-        <w:t xml:space="preserve">The book states item C5-6 in those words.</w:t>
-      </w:r>
-    </w:p>
-    <w:p>
-      <w:pPr>
-        <w:spacing w:after="18"/>
-        <w:ind w:left="300" w:hanging="300"/>
-      </w:pPr>
-      <w:r>
-        <w:rPr>
-          <w:b/>
-          <w:bCs/>
-          <w:color w:val="8186EF"/>
-          <w:sz w:val="16"/>
-          <w:szCs w:val="16"/>
-        </w:rPr>
-        <w:t xml:space="preserve">22  </w:t>
-      </w:r>
-      <w:r>
-        <w:rPr>
-          <w:sz w:val="16"/>
-          <w:szCs w:val="16"/>
-        </w:rPr>
-        <w:t xml:space="preserve">Revenue was recorded but not yet collected. A is wrong: An increase in an operating asset is subtracted. B is wrong: Trade receivables are operating.</w:t>
-      </w:r>
-    </w:p>
-    <w:p>
-      <w:pPr>
-        <w:spacing w:after="18"/>
-        <w:ind w:left="300" w:hanging="300"/>
-      </w:pPr>
-      <w:r>
-        <w:rPr>
-          <w:b/>
-          <w:bCs/>
-          <w:color w:val="8186EF"/>
-          <w:sz w:val="16"/>
-          <w:szCs w:val="16"/>
-        </w:rPr>
-        <w:t xml:space="preserve">23  </w:t>
+        <w:t xml:space="preserve">26  </w:t>
       </w:r>
       <w:r>
         <w:rPr>
@@ -7931,7 +7083,53 @@
           <w:sz w:val="16"/>
           <w:szCs w:val="16"/>
         </w:rPr>
-        <w:t xml:space="preserve">24  </w:t>
+        <w:t xml:space="preserve">27  </w:t>
+      </w:r>
+      <w:r>
+        <w:rPr>
+          <w:sz w:val="16"/>
+          <w:szCs w:val="16"/>
+        </w:rPr>
+        <w:t xml:space="preserve">Part of the sales has not yet been collected. A is wrong: This is only the change in receivables. C is wrong: Sales are not all collected in cash.</w:t>
+      </w:r>
+    </w:p>
+    <w:p>
+      <w:pPr>
+        <w:spacing w:after="18"/>
+        <w:ind w:left="300" w:hanging="300"/>
+      </w:pPr>
+      <w:r>
+        <w:rPr>
+          <w:b/>
+          <w:bCs/>
+          <w:color w:val="8186EF"/>
+          <w:sz w:val="16"/>
+          <w:szCs w:val="16"/>
+        </w:rPr>
+        <w:t xml:space="preserve">28  </w:t>
+      </w:r>
+      <w:r>
+        <w:rPr>
+          <w:sz w:val="16"/>
+          <w:szCs w:val="16"/>
+        </w:rPr>
+        <w:t xml:space="preserve">These are required supplemental disclosures under the indirect method. B is wrong: This is part of the direct method, not a required disclosure. C is wrong: This is part of the direct method.</w:t>
+      </w:r>
+    </w:p>
+    <w:p>
+      <w:pPr>
+        <w:spacing w:after="18"/>
+        <w:ind w:left="300" w:hanging="300"/>
+      </w:pPr>
+      <w:r>
+        <w:rPr>
+          <w:b/>
+          <w:bCs/>
+          <w:color w:val="8186EF"/>
+          <w:sz w:val="16"/>
+          <w:szCs w:val="16"/>
+        </w:rPr>
+        <w:t xml:space="preserve">29  </w:t>
       </w:r>
       <w:r>
         <w:rPr>
